--- a/毕业论文_Tempo/Bachelor_Graduation/陈桢杰-毕业论文中稿.docx
+++ b/毕业论文_Tempo/Bachelor_Graduation/陈桢杰-毕业论文中稿.docx
@@ -141,41 +141,169 @@
           <w:sz w:val="28"/>
           <w:szCs w:val="28"/>
         </w:rPr>
-        <w:t>在移动互联网和金融科技快速发展的背景下，年轻投资者能够接触到的金融产品数量不断增加，但信息复杂度、术语门槛和交易诱导也同步上升。对刚进入职场或刚开始形成储蓄习惯的用户而言，传统金融应用往往更强调产品销售、行情刺激与交易效率，而较少关注投资认知建立、长期行为养成和风险意识培养。本课题以 FirstSpot 为毕业设计对象，尝试设计并实现一款面向下一代投资者的投资账本与投资者教育应用。项目以“降低理解门槛、建立稳健观念、提升持续学习动机”为核心目标，将用户体验设计、游戏化设计和跨平台移动应用开发结合起来，探索设计学方法在金融科技产品中的应用路径。</w:t>
-      </w:r>
-    </w:p>
-    <w:p>
-      <w:pPr>
+        <w:t>在移动互联网和金融科技快速发展的背景下，年轻投资者能够接触到的金融产品数量不断增加，但信息复杂度、术语门槛和交易诱导也同步上升。对刚进入职场或刚开始形成储蓄习惯的用户而言，传统金融应用往往更强调产品销售、行情刺激与交易效率，而较少关注投资认知建立、长期行为养成和风险意识培养。本课题以 FirstSpot 为</w:t>
+      </w:r>
+      <w:r>
         <w:rPr>
           <w:rFonts w:hint="eastAsia" w:ascii="宋体" w:hAnsi="宋体" w:eastAsia="宋体" w:cs="宋体"/>
           <w:sz w:val="28"/>
           <w:szCs w:val="28"/>
-        </w:rPr>
-      </w:pPr>
+          <w:lang w:val="en-US" w:eastAsia="zh-CN"/>
+        </w:rPr>
+        <w:t>研究</w:t>
+      </w:r>
       <w:r>
         <w:rPr>
           <w:rFonts w:hint="eastAsia" w:ascii="宋体" w:hAnsi="宋体" w:eastAsia="宋体" w:cs="宋体"/>
           <w:sz w:val="28"/>
           <w:szCs w:val="28"/>
         </w:rPr>
-        <w:t>本研究首先通过前期桌面调研、竞品观察和 5 位目标用户深度访谈，归纳出年轻用户在理财与投资入门中的主要问题：一是认为本金不足、专业知识不足，因而迟迟不进入学习和实践；二是对现有金融应用的复杂界面、术语堆叠和推荐机制缺乏信任；三是即便认可理财的重要性，也难以投入稳定时间完成系统学习。基于这些发现，项目采用双钻模型组织设计过程，在发现阶段聚焦用户痛点与场景，在定义阶段收敛为“投资账本 + 投资者教育 + 游戏化陪伴”的产品定位，在发展与交付阶段形成首开引导、Myo 角色、12 章学习路径、概念卡片、徽章金库、个股详情页和金融小工具等功能方案。</w:t>
-      </w:r>
-    </w:p>
-    <w:p>
-      <w:pPr>
+        <w:t>对象，尝试设计并实现一款面向下一代投资者的投资账本与投资者教育应用。项目以</w:t>
+      </w:r>
+      <w:r>
         <w:rPr>
           <w:rFonts w:hint="eastAsia" w:ascii="宋体" w:hAnsi="宋体" w:eastAsia="宋体" w:cs="宋体"/>
           <w:sz w:val="28"/>
           <w:szCs w:val="28"/>
-        </w:rPr>
-      </w:pPr>
+          <w:lang w:eastAsia="zh-CN"/>
+        </w:rPr>
+        <w:t>“</w:t>
+      </w:r>
       <w:r>
         <w:rPr>
           <w:rFonts w:hint="eastAsia" w:ascii="宋体" w:hAnsi="宋体" w:eastAsia="宋体" w:cs="宋体"/>
           <w:sz w:val="28"/>
           <w:szCs w:val="28"/>
         </w:rPr>
-        <w:t>在设计策略上，FirstSpot 引入游戏化设计中的 PBL 框架，但并未完整采用排行榜机制。项目保留 Points 与 Badges，即通过 XP、学习进度、章节卡片和里程碑徽章给予用户可见反馈；同时审慎放弃 Leaderboards，以避免金融教育被误导为收益攀比或短线竞争。项目还结合自我决定理论中的自主感、胜任感与关系感，通过可自由探索的小组件、即时反馈、Myo 角色陪伴和渐进式学习任务，提升用户持续使用的内部动机。最终，FirstSpot 以 Flutter 跨平台移动端为主要实现载体，形成了可演示的核心应用框架，并为后续继续扩展 AI 投研、回测和更完整的数据服务保留接口。</w:t>
+        <w:t>降低理解门槛、建立稳健观念、提升持续学习动机</w:t>
+      </w:r>
+      <w:r>
+        <w:rPr>
+          <w:rFonts w:hint="eastAsia" w:ascii="宋体" w:hAnsi="宋体" w:eastAsia="宋体" w:cs="宋体"/>
+          <w:sz w:val="28"/>
+          <w:szCs w:val="28"/>
+          <w:lang w:eastAsia="zh-CN"/>
+        </w:rPr>
+        <w:t>”</w:t>
+      </w:r>
+      <w:r>
+        <w:rPr>
+          <w:rFonts w:hint="eastAsia" w:ascii="宋体" w:hAnsi="宋体" w:eastAsia="宋体" w:cs="宋体"/>
+          <w:sz w:val="28"/>
+          <w:szCs w:val="28"/>
+        </w:rPr>
+        <w:t>为核心目标，将用户体验设计、游戏化设计和跨平台移动应用开发结合起来，探索设计学方法在金融科技产品中的应用路径。</w:t>
+      </w:r>
+    </w:p>
+    <w:p>
+      <w:pPr>
+        <w:rPr>
+          <w:rFonts w:hint="eastAsia" w:ascii="宋体" w:hAnsi="宋体" w:eastAsia="宋体" w:cs="宋体"/>
+          <w:sz w:val="28"/>
+          <w:szCs w:val="28"/>
+        </w:rPr>
+      </w:pPr>
+      <w:r>
+        <w:rPr>
+          <w:rFonts w:hint="eastAsia" w:ascii="宋体" w:hAnsi="宋体" w:eastAsia="宋体" w:cs="宋体"/>
+          <w:sz w:val="28"/>
+          <w:szCs w:val="28"/>
+        </w:rPr>
+        <w:t>本研究首先通过前期桌面调研、竞品观察和目标用户深度访谈，归纳出年轻用户在理财与投资入门中的主要问题：一是认为本金不足、专业知识不足，因而迟迟不进入学习和实践；二是对现有金融应用的复杂界面、术语堆叠和推荐机制缺乏信任；三是即便认可理财的重要性，也难以投入稳定时间完成系统学习。基于这些发现，项目采用双钻模型组织设计过程，在发现阶段聚焦用户痛点与场景，在定义阶段收敛为</w:t>
+      </w:r>
+      <w:r>
+        <w:rPr>
+          <w:rFonts w:hint="eastAsia" w:ascii="宋体" w:hAnsi="宋体" w:eastAsia="宋体" w:cs="宋体"/>
+          <w:sz w:val="28"/>
+          <w:szCs w:val="28"/>
+          <w:lang w:eastAsia="zh-CN"/>
+        </w:rPr>
+        <w:t>“</w:t>
+      </w:r>
+      <w:r>
+        <w:rPr>
+          <w:rFonts w:hint="eastAsia" w:ascii="宋体" w:hAnsi="宋体" w:eastAsia="宋体" w:cs="宋体"/>
+          <w:sz w:val="28"/>
+          <w:szCs w:val="28"/>
+        </w:rPr>
+        <w:t>投资账本 + 投资者教育 + 游戏化陪伴</w:t>
+      </w:r>
+      <w:r>
+        <w:rPr>
+          <w:rFonts w:hint="eastAsia" w:ascii="宋体" w:hAnsi="宋体" w:eastAsia="宋体" w:cs="宋体"/>
+          <w:sz w:val="28"/>
+          <w:szCs w:val="28"/>
+          <w:lang w:eastAsia="zh-CN"/>
+        </w:rPr>
+        <w:t>”</w:t>
+      </w:r>
+      <w:r>
+        <w:rPr>
+          <w:rFonts w:hint="eastAsia" w:ascii="宋体" w:hAnsi="宋体" w:eastAsia="宋体" w:cs="宋体"/>
+          <w:sz w:val="28"/>
+          <w:szCs w:val="28"/>
+        </w:rPr>
+        <w:t>的产品定位，在发展与交付阶段形成首开引导、Myo 角色、12 章学习路径、概念卡片、徽章金库、个股详情页和金融小工具等功能方案。</w:t>
+      </w:r>
+    </w:p>
+    <w:p>
+      <w:pPr>
+        <w:rPr>
+          <w:rFonts w:hint="eastAsia" w:ascii="宋体" w:hAnsi="宋体" w:eastAsia="宋体" w:cs="宋体"/>
+          <w:sz w:val="28"/>
+          <w:szCs w:val="28"/>
+        </w:rPr>
+      </w:pPr>
+      <w:r>
+        <w:rPr>
+          <w:rFonts w:hint="eastAsia" w:ascii="宋体" w:hAnsi="宋体" w:eastAsia="宋体" w:cs="宋体"/>
+          <w:sz w:val="28"/>
+          <w:szCs w:val="28"/>
+        </w:rPr>
+        <w:t>在设计策略上，FirstSpot 引入游戏化设计中的</w:t>
+      </w:r>
+      <w:r>
+        <w:rPr>
+          <w:rFonts w:hint="eastAsia" w:ascii="宋体" w:hAnsi="宋体" w:eastAsia="宋体" w:cs="宋体"/>
+          <w:sz w:val="28"/>
+          <w:szCs w:val="28"/>
+          <w:lang w:val="en-US" w:eastAsia="zh-CN"/>
+        </w:rPr>
+        <w:t>浅层游戏化激励模型</w:t>
+      </w:r>
+      <w:r>
+        <w:rPr>
+          <w:rFonts w:hint="eastAsia" w:ascii="宋体" w:hAnsi="宋体" w:eastAsia="宋体" w:cs="宋体"/>
+          <w:sz w:val="28"/>
+          <w:szCs w:val="28"/>
+        </w:rPr>
+        <w:t xml:space="preserve"> PBL (Points-Badges-Leaderboards)框架，但并未完整采用排行榜机制。项目保留 Points 与 Badges，即通过 XP、学习进度、章节卡片和里程碑徽章给予用户可见反馈；同时审慎放弃 Leaderboards，以避免金融教育被误导为收益攀比或短线竞争。项目还结合自我决定理论中的自主感、胜任感与关系感，通过可自由探索的小组件、即时反馈、Myo 角色陪伴和渐进式学习任务，提升用户持续使用的内部动机。最终，FirstSpot 以 Flutter 跨平台移动端为主要实现载体，形成了可演示的核心应用框架，并为后续继续扩展 AI 投研、回测和更完整的数据服务保留接口。</w:t>
+      </w:r>
+    </w:p>
+    <w:p>
+      <w:pPr>
+        <w:rPr>
+          <w:rFonts w:hint="eastAsia" w:ascii="宋体" w:hAnsi="宋体" w:eastAsia="宋体" w:cs="宋体"/>
+          <w:sz w:val="28"/>
+          <w:szCs w:val="28"/>
+        </w:rPr>
+      </w:pPr>
+      <w:r>
+        <w:rPr>
+          <w:rFonts w:hint="eastAsia" w:ascii="宋体" w:hAnsi="宋体" w:eastAsia="宋体" w:cs="宋体"/>
+          <w:sz w:val="28"/>
+          <w:szCs w:val="28"/>
+          <w:lang w:val="en-US" w:eastAsia="zh-CN"/>
+        </w:rPr>
+        <w:t>本</w:t>
+      </w:r>
+      <w:r>
+        <w:rPr>
+          <w:rFonts w:hint="eastAsia" w:ascii="宋体" w:hAnsi="宋体" w:eastAsia="宋体" w:cs="宋体"/>
+          <w:sz w:val="28"/>
+          <w:szCs w:val="28"/>
+        </w:rPr>
+        <w:t>研究可为金融科技背景下的新手投资者教育产品设计提供方法参考，并为游戏化交互机制在金融学习场景中的应用提供实践依据。</w:t>
       </w:r>
     </w:p>
     <w:p>
@@ -564,7 +692,7 @@
         </w:p>
         <w:p>
           <w:pPr>
-            <w:pStyle w:val="3"/>
+            <w:pStyle w:val="4"/>
             <w:tabs>
               <w:tab w:val="right" w:leader="dot" w:pos="8306"/>
             </w:tabs>
@@ -645,7 +773,7 @@
         </w:p>
         <w:p>
           <w:pPr>
-            <w:pStyle w:val="3"/>
+            <w:pStyle w:val="4"/>
             <w:tabs>
               <w:tab w:val="right" w:leader="dot" w:pos="8306"/>
             </w:tabs>
@@ -726,7 +854,7 @@
         </w:p>
         <w:p>
           <w:pPr>
-            <w:pStyle w:val="3"/>
+            <w:pStyle w:val="4"/>
             <w:tabs>
               <w:tab w:val="right" w:leader="dot" w:pos="8306"/>
             </w:tabs>
@@ -807,7 +935,7 @@
         </w:p>
         <w:p>
           <w:pPr>
-            <w:pStyle w:val="3"/>
+            <w:pStyle w:val="4"/>
             <w:tabs>
               <w:tab w:val="right" w:leader="dot" w:pos="8306"/>
             </w:tabs>
@@ -961,7 +1089,7 @@
         </w:p>
         <w:p>
           <w:pPr>
-            <w:pStyle w:val="3"/>
+            <w:pStyle w:val="4"/>
             <w:tabs>
               <w:tab w:val="right" w:leader="dot" w:pos="8306"/>
             </w:tabs>
@@ -1042,7 +1170,7 @@
         </w:p>
         <w:p>
           <w:pPr>
-            <w:pStyle w:val="3"/>
+            <w:pStyle w:val="4"/>
             <w:tabs>
               <w:tab w:val="right" w:leader="dot" w:pos="8306"/>
             </w:tabs>
@@ -1123,7 +1251,7 @@
         </w:p>
         <w:p>
           <w:pPr>
-            <w:pStyle w:val="3"/>
+            <w:pStyle w:val="4"/>
             <w:tabs>
               <w:tab w:val="right" w:leader="dot" w:pos="8306"/>
             </w:tabs>
@@ -1277,7 +1405,7 @@
         </w:p>
         <w:p>
           <w:pPr>
-            <w:pStyle w:val="3"/>
+            <w:pStyle w:val="4"/>
             <w:tabs>
               <w:tab w:val="right" w:leader="dot" w:pos="8306"/>
             </w:tabs>
@@ -1358,7 +1486,7 @@
         </w:p>
         <w:p>
           <w:pPr>
-            <w:pStyle w:val="3"/>
+            <w:pStyle w:val="4"/>
             <w:tabs>
               <w:tab w:val="right" w:leader="dot" w:pos="8306"/>
             </w:tabs>
@@ -1439,7 +1567,7 @@
         </w:p>
         <w:p>
           <w:pPr>
-            <w:pStyle w:val="3"/>
+            <w:pStyle w:val="4"/>
             <w:tabs>
               <w:tab w:val="right" w:leader="dot" w:pos="8306"/>
             </w:tabs>
@@ -1520,7 +1648,7 @@
         </w:p>
         <w:p>
           <w:pPr>
-            <w:pStyle w:val="3"/>
+            <w:pStyle w:val="4"/>
             <w:tabs>
               <w:tab w:val="right" w:leader="dot" w:pos="8306"/>
             </w:tabs>
@@ -1601,7 +1729,7 @@
         </w:p>
         <w:p>
           <w:pPr>
-            <w:pStyle w:val="3"/>
+            <w:pStyle w:val="4"/>
             <w:tabs>
               <w:tab w:val="right" w:leader="dot" w:pos="8306"/>
             </w:tabs>
@@ -1755,7 +1883,7 @@
         </w:p>
         <w:p>
           <w:pPr>
-            <w:pStyle w:val="3"/>
+            <w:pStyle w:val="4"/>
             <w:tabs>
               <w:tab w:val="right" w:leader="dot" w:pos="8306"/>
             </w:tabs>
@@ -1836,7 +1964,7 @@
         </w:p>
         <w:p>
           <w:pPr>
-            <w:pStyle w:val="3"/>
+            <w:pStyle w:val="4"/>
             <w:tabs>
               <w:tab w:val="right" w:leader="dot" w:pos="8306"/>
             </w:tabs>
@@ -1917,7 +2045,7 @@
         </w:p>
         <w:p>
           <w:pPr>
-            <w:pStyle w:val="3"/>
+            <w:pStyle w:val="4"/>
             <w:tabs>
               <w:tab w:val="right" w:leader="dot" w:pos="8306"/>
             </w:tabs>
@@ -2405,8 +2533,6 @@
             <w:tabs>
               <w:tab w:val="right" w:leader="dot" w:pos="8306"/>
             </w:tabs>
-          </w:pPr>
-          <w:r>
             <w:rPr>
               <w:rFonts w:hint="eastAsia" w:asciiTheme="majorEastAsia" w:hAnsiTheme="majorEastAsia" w:eastAsiaTheme="majorEastAsia" w:cstheme="majorEastAsia"/>
               <w:bCs w:val="0"/>
@@ -2414,8 +2540,7 @@
               <w:szCs w:val="28"/>
               <w:lang w:val="en-US" w:eastAsia="zh-CN" w:bidi="ar-SA"/>
             </w:rPr>
-            <w:fldChar w:fldCharType="begin"/>
-          </w:r>
+          </w:pPr>
           <w:r>
             <w:rPr>
               <w:rFonts w:hint="eastAsia" w:asciiTheme="majorEastAsia" w:hAnsiTheme="majorEastAsia" w:eastAsiaTheme="majorEastAsia" w:cstheme="majorEastAsia"/>
@@ -2424,7 +2549,7 @@
               <w:szCs w:val="28"/>
               <w:lang w:val="en-US" w:eastAsia="zh-CN" w:bidi="ar-SA"/>
             </w:rPr>
-            <w:instrText xml:space="preserve"> HYPERLINK \l _Toc30204 </w:instrText>
+            <w:fldChar w:fldCharType="begin"/>
           </w:r>
           <w:r>
             <w:rPr>
@@ -2434,6 +2559,16 @@
               <w:szCs w:val="28"/>
               <w:lang w:val="en-US" w:eastAsia="zh-CN" w:bidi="ar-SA"/>
             </w:rPr>
+            <w:instrText xml:space="preserve"> HYPERLINK \l _Toc30204 </w:instrText>
+          </w:r>
+          <w:r>
+            <w:rPr>
+              <w:rFonts w:hint="eastAsia" w:asciiTheme="majorEastAsia" w:hAnsiTheme="majorEastAsia" w:eastAsiaTheme="majorEastAsia" w:cstheme="majorEastAsia"/>
+              <w:bCs w:val="0"/>
+              <w:kern w:val="2"/>
+              <w:szCs w:val="28"/>
+              <w:lang w:val="en-US" w:eastAsia="zh-CN" w:bidi="ar-SA"/>
+            </w:rPr>
             <w:fldChar w:fldCharType="separate"/>
           </w:r>
           <w:r>
@@ -2472,6 +2607,89 @@
           </w:r>
           <w:r>
             <w:t>25</w:t>
+          </w:r>
+          <w:r>
+            <w:fldChar w:fldCharType="end"/>
+          </w:r>
+          <w:r>
+            <w:rPr>
+              <w:rFonts w:hint="eastAsia" w:asciiTheme="majorEastAsia" w:hAnsiTheme="majorEastAsia" w:eastAsiaTheme="majorEastAsia" w:cstheme="majorEastAsia"/>
+              <w:bCs w:val="0"/>
+              <w:kern w:val="2"/>
+              <w:szCs w:val="28"/>
+              <w:lang w:val="en-US" w:eastAsia="zh-CN" w:bidi="ar-SA"/>
+            </w:rPr>
+            <w:fldChar w:fldCharType="end"/>
+          </w:r>
+        </w:p>
+        <w:p>
+          <w:pPr>
+            <w:pStyle w:val="2"/>
+            <w:tabs>
+              <w:tab w:val="right" w:leader="dot" w:pos="8306"/>
+            </w:tabs>
+            <w:rPr>
+              <w:rFonts w:hint="eastAsia" w:asciiTheme="majorEastAsia" w:hAnsiTheme="majorEastAsia" w:eastAsiaTheme="majorEastAsia" w:cstheme="majorEastAsia"/>
+              <w:bCs w:val="0"/>
+              <w:kern w:val="2"/>
+              <w:szCs w:val="28"/>
+              <w:lang w:val="en-US" w:eastAsia="zh-CN" w:bidi="ar-SA"/>
+            </w:rPr>
+          </w:pPr>
+          <w:r>
+            <w:rPr>
+              <w:rFonts w:hint="eastAsia" w:asciiTheme="majorEastAsia" w:hAnsiTheme="majorEastAsia" w:eastAsiaTheme="majorEastAsia" w:cstheme="majorEastAsia"/>
+              <w:bCs w:val="0"/>
+              <w:kern w:val="2"/>
+              <w:szCs w:val="28"/>
+              <w:lang w:val="en-US" w:eastAsia="zh-CN" w:bidi="ar-SA"/>
+            </w:rPr>
+            <w:fldChar w:fldCharType="begin"/>
+          </w:r>
+          <w:r>
+            <w:rPr>
+              <w:rFonts w:hint="eastAsia" w:asciiTheme="majorEastAsia" w:hAnsiTheme="majorEastAsia" w:eastAsiaTheme="majorEastAsia" w:cstheme="majorEastAsia"/>
+              <w:bCs w:val="0"/>
+              <w:kern w:val="2"/>
+              <w:szCs w:val="28"/>
+              <w:lang w:val="en-US" w:eastAsia="zh-CN" w:bidi="ar-SA"/>
+            </w:rPr>
+            <w:instrText xml:space="preserve"> HYPERLINK \l _Toc21972 </w:instrText>
+          </w:r>
+          <w:r>
+            <w:rPr>
+              <w:rFonts w:hint="eastAsia" w:asciiTheme="majorEastAsia" w:hAnsiTheme="majorEastAsia" w:eastAsiaTheme="majorEastAsia" w:cstheme="majorEastAsia"/>
+              <w:bCs w:val="0"/>
+              <w:kern w:val="2"/>
+              <w:szCs w:val="28"/>
+              <w:lang w:val="en-US" w:eastAsia="zh-CN" w:bidi="ar-SA"/>
+            </w:rPr>
+            <w:fldChar w:fldCharType="separate"/>
+          </w:r>
+          <w:r>
+            <w:rPr>
+              <w:rFonts w:hint="eastAsia" w:ascii="黑体" w:hAnsi="黑体" w:eastAsia="黑体" w:cs="黑体"/>
+              <w:lang w:val="en-US" w:eastAsia="zh-CN"/>
+            </w:rPr>
+            <w:t>致谢</w:t>
+          </w:r>
+          <w:r>
+            <w:rPr>
+              <w:rFonts w:hint="eastAsia" w:ascii="黑体" w:hAnsi="黑体" w:eastAsia="黑体" w:cs="黑体"/>
+            </w:rPr>
+            <w:tab/>
+          </w:r>
+          <w:r>
+            <w:fldChar w:fldCharType="begin"/>
+          </w:r>
+          <w:r>
+            <w:instrText xml:space="preserve"> PAGEREF _Toc21972 \h </w:instrText>
+          </w:r>
+          <w:r>
+            <w:fldChar w:fldCharType="separate"/>
+          </w:r>
+          <w:r>
+            <w:t>26</w:t>
           </w:r>
           <w:r>
             <w:fldChar w:fldCharType="end"/>
@@ -2526,11 +2744,14 @@
           </w:r>
           <w:r>
             <w:rPr>
-              <w:rFonts w:hint="eastAsia"/>
+              <w:rFonts w:hint="eastAsia" w:ascii="黑体" w:hAnsi="黑体" w:eastAsia="黑体" w:cs="黑体"/>
             </w:rPr>
             <w:t>参考文献</w:t>
           </w:r>
           <w:r>
+            <w:rPr>
+              <w:rFonts w:hint="eastAsia" w:ascii="黑体" w:hAnsi="黑体" w:eastAsia="黑体" w:cs="黑体"/>
+            </w:rPr>
             <w:tab/>
           </w:r>
           <w:r>
@@ -2642,7 +2863,41 @@
           <w:sz w:val="24"/>
           <w:szCs w:val="24"/>
         </w:rPr>
-        <w:t>随着居民财富结构、金融市场环境和移动互联网使用习惯的变化，年轻人对“理财”的认识正在从简单储蓄逐步转向资产配置、风险管理与长期投资。金融科技（</w:t>
+        <w:t>随着居民财富结构、金融市场环境和移动互联网使用习惯的变化，年轻人对</w:t>
+      </w:r>
+      <w:r>
+        <w:rPr>
+          <w:rFonts w:hint="eastAsia" w:ascii="宋体" w:hAnsi="宋体" w:eastAsia="宋体" w:cs="宋体"/>
+          <w:sz w:val="24"/>
+          <w:szCs w:val="24"/>
+          <w:lang w:eastAsia="zh-CN"/>
+        </w:rPr>
+        <w:t>“</w:t>
+      </w:r>
+      <w:r>
+        <w:rPr>
+          <w:rFonts w:hint="eastAsia" w:ascii="宋体" w:hAnsi="宋体" w:eastAsia="宋体" w:cs="宋体"/>
+          <w:sz w:val="24"/>
+          <w:szCs w:val="24"/>
+        </w:rPr>
+        <w:t>理财</w:t>
+      </w:r>
+      <w:r>
+        <w:rPr>
+          <w:rFonts w:hint="eastAsia" w:ascii="宋体" w:hAnsi="宋体" w:eastAsia="宋体" w:cs="宋体"/>
+          <w:sz w:val="24"/>
+          <w:szCs w:val="24"/>
+          <w:lang w:eastAsia="zh-CN"/>
+        </w:rPr>
+        <w:t>”</w:t>
+      </w:r>
+      <w:r>
+        <w:rPr>
+          <w:rFonts w:hint="eastAsia" w:ascii="宋体" w:hAnsi="宋体" w:eastAsia="宋体" w:cs="宋体"/>
+          <w:sz w:val="24"/>
+          <w:szCs w:val="24"/>
+        </w:rPr>
+        <w:t>的认识正在从简单储蓄逐步转向资产配置、风险管理与长期投资。金融科技（</w:t>
       </w:r>
       <w:r>
         <w:rPr>
@@ -2674,7 +2929,33 @@
           <w:sz w:val="24"/>
           <w:szCs w:val="24"/>
         </w:rPr>
-        <w:t>）发展规划（2019—2021年）》明确指出，金融科技是“技术驱动的金融创新”</w:t>
+        <w:t>）发展规划（2019—2021年）》明确指出，金融科技是</w:t>
+      </w:r>
+      <w:r>
+        <w:rPr>
+          <w:rFonts w:hint="eastAsia" w:ascii="宋体" w:hAnsi="宋体" w:eastAsia="宋体" w:cs="宋体"/>
+          <w:sz w:val="24"/>
+          <w:szCs w:val="24"/>
+          <w:lang w:eastAsia="zh-CN"/>
+        </w:rPr>
+        <w:t>“</w:t>
+      </w:r>
+      <w:r>
+        <w:rPr>
+          <w:rFonts w:hint="eastAsia" w:ascii="宋体" w:hAnsi="宋体" w:eastAsia="宋体" w:cs="宋体"/>
+          <w:sz w:val="24"/>
+          <w:szCs w:val="24"/>
+        </w:rPr>
+        <w:t>技术驱动的金融创新</w:t>
+      </w:r>
+      <w:r>
+        <w:rPr>
+          <w:rFonts w:hint="eastAsia" w:ascii="宋体" w:hAnsi="宋体" w:eastAsia="宋体" w:cs="宋体"/>
+          <w:sz w:val="24"/>
+          <w:szCs w:val="24"/>
+          <w:lang w:eastAsia="zh-CN"/>
+        </w:rPr>
+        <w:t>”</w:t>
       </w:r>
       <w:r>
         <w:rPr>
@@ -2757,7 +3038,75 @@
           <w:sz w:val="24"/>
           <w:szCs w:val="24"/>
         </w:rPr>
-        <w:t>。因此，本文所说的金融科技并不只是“把金融业务搬到手机上”，而是指技术、数据和交互方式共同参与金融服务重构的过程。但技术入口变多并不意味着用户已经具备相应的知识和判断能力。相反，在许多实际场景中，年轻用户常常处于一种矛盾状态：一方面，他们认可理财和投资有助于改善生活质量；另一方面，他们又认为金融领域门槛高、术语多、风险大，甚至觉得“没有足够本金就不需要开始学习”。这种认知落差导致许多用户长期停留在余额宝、活期储蓄或被动消费记录阶段，缺少进一步建立投资观念的入口。</w:t>
+        <w:t>。因此，本文所说的金融科技并不只是</w:t>
+      </w:r>
+      <w:r>
+        <w:rPr>
+          <w:rFonts w:hint="eastAsia" w:ascii="宋体" w:hAnsi="宋体" w:eastAsia="宋体" w:cs="宋体"/>
+          <w:sz w:val="24"/>
+          <w:szCs w:val="24"/>
+          <w:lang w:eastAsia="zh-CN"/>
+        </w:rPr>
+        <w:t>“</w:t>
+      </w:r>
+      <w:r>
+        <w:rPr>
+          <w:rFonts w:hint="eastAsia" w:ascii="宋体" w:hAnsi="宋体" w:eastAsia="宋体" w:cs="宋体"/>
+          <w:sz w:val="24"/>
+          <w:szCs w:val="24"/>
+        </w:rPr>
+        <w:t>把金融业务搬到手机上</w:t>
+      </w:r>
+      <w:r>
+        <w:rPr>
+          <w:rFonts w:hint="eastAsia" w:ascii="宋体" w:hAnsi="宋体" w:eastAsia="宋体" w:cs="宋体"/>
+          <w:sz w:val="24"/>
+          <w:szCs w:val="24"/>
+          <w:lang w:eastAsia="zh-CN"/>
+        </w:rPr>
+        <w:t>”</w:t>
+      </w:r>
+      <w:r>
+        <w:rPr>
+          <w:rFonts w:hint="eastAsia" w:ascii="宋体" w:hAnsi="宋体" w:eastAsia="宋体" w:cs="宋体"/>
+          <w:sz w:val="24"/>
+          <w:szCs w:val="24"/>
+        </w:rPr>
+        <w:t>，而是指技术、数据和交互方式共同参与金融服务重构的过程。但技术入口变多并不意味着用户已经具备相应的知识和判断能力。相反，在许多实际场景中，年轻用户常常处于一种矛盾状态：一方面，他们认可理财和投资有助于改善生活质量；另一方面，他们又认为金融领域门槛高、术语多、风险大，甚至觉得</w:t>
+      </w:r>
+      <w:r>
+        <w:rPr>
+          <w:rFonts w:hint="eastAsia" w:ascii="宋体" w:hAnsi="宋体" w:eastAsia="宋体" w:cs="宋体"/>
+          <w:sz w:val="24"/>
+          <w:szCs w:val="24"/>
+          <w:lang w:eastAsia="zh-CN"/>
+        </w:rPr>
+        <w:t>“</w:t>
+      </w:r>
+      <w:r>
+        <w:rPr>
+          <w:rFonts w:hint="eastAsia" w:ascii="宋体" w:hAnsi="宋体" w:eastAsia="宋体" w:cs="宋体"/>
+          <w:sz w:val="24"/>
+          <w:szCs w:val="24"/>
+        </w:rPr>
+        <w:t>没有足够本金就不需要开始学习</w:t>
+      </w:r>
+      <w:r>
+        <w:rPr>
+          <w:rFonts w:hint="eastAsia" w:ascii="宋体" w:hAnsi="宋体" w:eastAsia="宋体" w:cs="宋体"/>
+          <w:sz w:val="24"/>
+          <w:szCs w:val="24"/>
+          <w:lang w:eastAsia="zh-CN"/>
+        </w:rPr>
+        <w:t>”</w:t>
+      </w:r>
+      <w:r>
+        <w:rPr>
+          <w:rFonts w:hint="eastAsia" w:ascii="宋体" w:hAnsi="宋体" w:eastAsia="宋体" w:cs="宋体"/>
+          <w:sz w:val="24"/>
+          <w:szCs w:val="24"/>
+        </w:rPr>
+        <w:t>。这种认知落差导致许多用户长期停留在余额宝、活期储蓄或被动消费记录阶段，缺少进一步建立投资观念的入口。</w:t>
       </w:r>
     </w:p>
     <w:p>
@@ -2809,7 +3158,41 @@
           <w:sz w:val="24"/>
           <w:szCs w:val="24"/>
         </w:rPr>
-        <w:t xml:space="preserve"> 作为毕业设计项目，核心问题不是再设计一个更“会卖产品”的金融入口，而是设计一个帮助用户理解投资、记录投资、逐步建立稳健意识的工具。与传统交易软件不同，</w:t>
+        <w:t xml:space="preserve"> 作为毕业设计项目，核心问题不是再设计一个更</w:t>
+      </w:r>
+      <w:r>
+        <w:rPr>
+          <w:rFonts w:hint="eastAsia" w:ascii="宋体" w:hAnsi="宋体" w:eastAsia="宋体" w:cs="宋体"/>
+          <w:sz w:val="24"/>
+          <w:szCs w:val="24"/>
+          <w:lang w:eastAsia="zh-CN"/>
+        </w:rPr>
+        <w:t>“</w:t>
+      </w:r>
+      <w:r>
+        <w:rPr>
+          <w:rFonts w:hint="eastAsia" w:ascii="宋体" w:hAnsi="宋体" w:eastAsia="宋体" w:cs="宋体"/>
+          <w:sz w:val="24"/>
+          <w:szCs w:val="24"/>
+        </w:rPr>
+        <w:t>会卖产品</w:t>
+      </w:r>
+      <w:r>
+        <w:rPr>
+          <w:rFonts w:hint="eastAsia" w:ascii="宋体" w:hAnsi="宋体" w:eastAsia="宋体" w:cs="宋体"/>
+          <w:sz w:val="24"/>
+          <w:szCs w:val="24"/>
+          <w:lang w:eastAsia="zh-CN"/>
+        </w:rPr>
+        <w:t>”</w:t>
+      </w:r>
+      <w:r>
+        <w:rPr>
+          <w:rFonts w:hint="eastAsia" w:ascii="宋体" w:hAnsi="宋体" w:eastAsia="宋体" w:cs="宋体"/>
+          <w:sz w:val="24"/>
+          <w:szCs w:val="24"/>
+        </w:rPr>
+        <w:t>的金融入口，而是设计一个帮助用户理解投资、记录投资、逐步建立稳健意识的工具。与传统交易软件不同，</w:t>
       </w:r>
       <w:r>
         <w:rPr>
@@ -2825,7 +3208,75 @@
           <w:sz w:val="24"/>
           <w:szCs w:val="24"/>
         </w:rPr>
-        <w:t xml:space="preserve"> 的目标用户不是已经能够熟练使用盘口、K 线和多因子指标的专业用户，而是接受过较好教育、愿意理解金融市场但尚未形成投资系统的年轻人。项目尝试通过设计学方法，将理财入门从“被动接受产品推荐”转化为“主动探索、练习、反思和记录”的过程。</w:t>
+        <w:t xml:space="preserve"> 的目标用户不是已经能够熟练使用盘口、K 线和多因子指标的专业用户，而是接受过较好教育、愿意理解金融市场但尚未形成投资系统的年轻人。项目尝试通过设计学方法，将理财入门从</w:t>
+      </w:r>
+      <w:r>
+        <w:rPr>
+          <w:rFonts w:hint="eastAsia" w:ascii="宋体" w:hAnsi="宋体" w:eastAsia="宋体" w:cs="宋体"/>
+          <w:sz w:val="24"/>
+          <w:szCs w:val="24"/>
+          <w:lang w:eastAsia="zh-CN"/>
+        </w:rPr>
+        <w:t>“</w:t>
+      </w:r>
+      <w:r>
+        <w:rPr>
+          <w:rFonts w:hint="eastAsia" w:ascii="宋体" w:hAnsi="宋体" w:eastAsia="宋体" w:cs="宋体"/>
+          <w:sz w:val="24"/>
+          <w:szCs w:val="24"/>
+        </w:rPr>
+        <w:t>被动接受产品推荐</w:t>
+      </w:r>
+      <w:r>
+        <w:rPr>
+          <w:rFonts w:hint="eastAsia" w:ascii="宋体" w:hAnsi="宋体" w:eastAsia="宋体" w:cs="宋体"/>
+          <w:sz w:val="24"/>
+          <w:szCs w:val="24"/>
+          <w:lang w:eastAsia="zh-CN"/>
+        </w:rPr>
+        <w:t>”</w:t>
+      </w:r>
+      <w:r>
+        <w:rPr>
+          <w:rFonts w:hint="eastAsia" w:ascii="宋体" w:hAnsi="宋体" w:eastAsia="宋体" w:cs="宋体"/>
+          <w:sz w:val="24"/>
+          <w:szCs w:val="24"/>
+        </w:rPr>
+        <w:t>转化为</w:t>
+      </w:r>
+      <w:r>
+        <w:rPr>
+          <w:rFonts w:hint="eastAsia" w:ascii="宋体" w:hAnsi="宋体" w:eastAsia="宋体" w:cs="宋体"/>
+          <w:sz w:val="24"/>
+          <w:szCs w:val="24"/>
+          <w:lang w:eastAsia="zh-CN"/>
+        </w:rPr>
+        <w:t>“</w:t>
+      </w:r>
+      <w:r>
+        <w:rPr>
+          <w:rFonts w:hint="eastAsia" w:ascii="宋体" w:hAnsi="宋体" w:eastAsia="宋体" w:cs="宋体"/>
+          <w:sz w:val="24"/>
+          <w:szCs w:val="24"/>
+        </w:rPr>
+        <w:t>主动探索、练习、反思和记录</w:t>
+      </w:r>
+      <w:r>
+        <w:rPr>
+          <w:rFonts w:hint="eastAsia" w:ascii="宋体" w:hAnsi="宋体" w:eastAsia="宋体" w:cs="宋体"/>
+          <w:sz w:val="24"/>
+          <w:szCs w:val="24"/>
+          <w:lang w:eastAsia="zh-CN"/>
+        </w:rPr>
+        <w:t>”</w:t>
+      </w:r>
+      <w:r>
+        <w:rPr>
+          <w:rFonts w:hint="eastAsia" w:ascii="宋体" w:hAnsi="宋体" w:eastAsia="宋体" w:cs="宋体"/>
+          <w:sz w:val="24"/>
+          <w:szCs w:val="24"/>
+        </w:rPr>
+        <w:t>的过程。</w:t>
       </w:r>
     </w:p>
     <w:p>
@@ -2968,7 +3419,75 @@
           <w:sz w:val="24"/>
           <w:szCs w:val="24"/>
         </w:rPr>
-        <w:t>金融科技的发展使普通用户获取金融产品变得更加方便，但“可获取”并不等于“可理解”。许多平台通过首页推荐、收益排行、热门主题和市场情绪信息吸引用户注意，这种设计方式能够提高点击与转化，却不一定有助于用户形成长期、稳定和理性的投资行为。对于新手而言，最困难的并不是找不到投资入口，而是不知道如何判断一个入口是否适合自己。</w:t>
+        <w:t>金融科技的发展使普通用户获取金融产品变得更加方便，但</w:t>
+      </w:r>
+      <w:r>
+        <w:rPr>
+          <w:rFonts w:hint="eastAsia" w:ascii="宋体" w:hAnsi="宋体" w:eastAsia="宋体" w:cs="宋体"/>
+          <w:sz w:val="24"/>
+          <w:szCs w:val="24"/>
+          <w:lang w:eastAsia="zh-CN"/>
+        </w:rPr>
+        <w:t>“</w:t>
+      </w:r>
+      <w:r>
+        <w:rPr>
+          <w:rFonts w:hint="eastAsia" w:ascii="宋体" w:hAnsi="宋体" w:eastAsia="宋体" w:cs="宋体"/>
+          <w:sz w:val="24"/>
+          <w:szCs w:val="24"/>
+        </w:rPr>
+        <w:t>可获取</w:t>
+      </w:r>
+      <w:r>
+        <w:rPr>
+          <w:rFonts w:hint="eastAsia" w:ascii="宋体" w:hAnsi="宋体" w:eastAsia="宋体" w:cs="宋体"/>
+          <w:sz w:val="24"/>
+          <w:szCs w:val="24"/>
+          <w:lang w:eastAsia="zh-CN"/>
+        </w:rPr>
+        <w:t>”</w:t>
+      </w:r>
+      <w:r>
+        <w:rPr>
+          <w:rFonts w:hint="eastAsia" w:ascii="宋体" w:hAnsi="宋体" w:eastAsia="宋体" w:cs="宋体"/>
+          <w:sz w:val="24"/>
+          <w:szCs w:val="24"/>
+        </w:rPr>
+        <w:t>并不等于</w:t>
+      </w:r>
+      <w:r>
+        <w:rPr>
+          <w:rFonts w:hint="eastAsia" w:ascii="宋体" w:hAnsi="宋体" w:eastAsia="宋体" w:cs="宋体"/>
+          <w:sz w:val="24"/>
+          <w:szCs w:val="24"/>
+          <w:lang w:eastAsia="zh-CN"/>
+        </w:rPr>
+        <w:t>“</w:t>
+      </w:r>
+      <w:r>
+        <w:rPr>
+          <w:rFonts w:hint="eastAsia" w:ascii="宋体" w:hAnsi="宋体" w:eastAsia="宋体" w:cs="宋体"/>
+          <w:sz w:val="24"/>
+          <w:szCs w:val="24"/>
+        </w:rPr>
+        <w:t>可理解</w:t>
+      </w:r>
+      <w:r>
+        <w:rPr>
+          <w:rFonts w:hint="eastAsia" w:ascii="宋体" w:hAnsi="宋体" w:eastAsia="宋体" w:cs="宋体"/>
+          <w:sz w:val="24"/>
+          <w:szCs w:val="24"/>
+          <w:lang w:eastAsia="zh-CN"/>
+        </w:rPr>
+        <w:t>”</w:t>
+      </w:r>
+      <w:r>
+        <w:rPr>
+          <w:rFonts w:hint="eastAsia" w:ascii="宋体" w:hAnsi="宋体" w:eastAsia="宋体" w:cs="宋体"/>
+          <w:sz w:val="24"/>
+          <w:szCs w:val="24"/>
+        </w:rPr>
+        <w:t>。许多平台通过首页推荐、收益排行、热门主题和市场情绪信息吸引用户注意，这种设计方式能够提高点击与转化，却不一定有助于用户形成长期、稳定和理性的投资行为。对于新手而言，最困难的并不是找不到投资入口，而是不知道如何判断一个入口是否适合自己。</w:t>
       </w:r>
     </w:p>
     <w:p>
@@ -2986,7 +3505,75 @@
           <w:sz w:val="24"/>
           <w:szCs w:val="24"/>
         </w:rPr>
-        <w:t>从设计学角度看，这是一类典型的复杂信息服务设计问题。用户面对的不是单一操作任务，而是一整套由知识、情绪、风险和行为后果组成的复杂系统。若产品只强调“买入”“加仓”“跟投”等交易动作，而没有足够的解释、练习和反馈，就容易把用户推向短期刺激。</w:t>
+        <w:t>从设计学角度看，这是一类典型的复杂信息服务设计问题。用户面对的不是单一操作任务，而是一整套由知识、情绪、风险和行为后果组成的复杂系统。若产品只强调</w:t>
+      </w:r>
+      <w:r>
+        <w:rPr>
+          <w:rFonts w:hint="eastAsia" w:ascii="宋体" w:hAnsi="宋体" w:eastAsia="宋体" w:cs="宋体"/>
+          <w:sz w:val="24"/>
+          <w:szCs w:val="24"/>
+          <w:lang w:eastAsia="zh-CN"/>
+        </w:rPr>
+        <w:t>“</w:t>
+      </w:r>
+      <w:r>
+        <w:rPr>
+          <w:rFonts w:hint="eastAsia" w:ascii="宋体" w:hAnsi="宋体" w:eastAsia="宋体" w:cs="宋体"/>
+          <w:sz w:val="24"/>
+          <w:szCs w:val="24"/>
+        </w:rPr>
+        <w:t>买入</w:t>
+      </w:r>
+      <w:r>
+        <w:rPr>
+          <w:rFonts w:hint="eastAsia" w:ascii="宋体" w:hAnsi="宋体" w:eastAsia="宋体" w:cs="宋体"/>
+          <w:sz w:val="24"/>
+          <w:szCs w:val="24"/>
+          <w:lang w:eastAsia="zh-CN"/>
+        </w:rPr>
+        <w:t>”“</w:t>
+      </w:r>
+      <w:r>
+        <w:rPr>
+          <w:rFonts w:hint="eastAsia" w:ascii="宋体" w:hAnsi="宋体" w:eastAsia="宋体" w:cs="宋体"/>
+          <w:sz w:val="24"/>
+          <w:szCs w:val="24"/>
+        </w:rPr>
+        <w:t>加仓</w:t>
+      </w:r>
+      <w:r>
+        <w:rPr>
+          <w:rFonts w:hint="eastAsia" w:ascii="宋体" w:hAnsi="宋体" w:eastAsia="宋体" w:cs="宋体"/>
+          <w:sz w:val="24"/>
+          <w:szCs w:val="24"/>
+          <w:lang w:eastAsia="zh-CN"/>
+        </w:rPr>
+        <w:t>”“</w:t>
+      </w:r>
+      <w:r>
+        <w:rPr>
+          <w:rFonts w:hint="eastAsia" w:ascii="宋体" w:hAnsi="宋体" w:eastAsia="宋体" w:cs="宋体"/>
+          <w:sz w:val="24"/>
+          <w:szCs w:val="24"/>
+        </w:rPr>
+        <w:t>跟投</w:t>
+      </w:r>
+      <w:r>
+        <w:rPr>
+          <w:rFonts w:hint="eastAsia" w:ascii="宋体" w:hAnsi="宋体" w:eastAsia="宋体" w:cs="宋体"/>
+          <w:sz w:val="24"/>
+          <w:szCs w:val="24"/>
+          <w:lang w:eastAsia="zh-CN"/>
+        </w:rPr>
+        <w:t>”</w:t>
+      </w:r>
+      <w:r>
+        <w:rPr>
+          <w:rFonts w:hint="eastAsia" w:ascii="宋体" w:hAnsi="宋体" w:eastAsia="宋体" w:cs="宋体"/>
+          <w:sz w:val="24"/>
+          <w:szCs w:val="24"/>
+        </w:rPr>
+        <w:t>等交易动作，而没有足够的解释、练习和反馈，就容易把用户推向短期刺激。</w:t>
       </w:r>
       <w:r>
         <w:rPr>
@@ -3002,7 +3589,41 @@
           <w:sz w:val="24"/>
           <w:szCs w:val="24"/>
         </w:rPr>
-        <w:t xml:space="preserve"> 的设计出发点正是反向建立一个“先理解、再记录、再行动”的产品逻辑。</w:t>
+        <w:t xml:space="preserve"> 的设计出发点正是反向建立一个</w:t>
+      </w:r>
+      <w:r>
+        <w:rPr>
+          <w:rFonts w:hint="eastAsia" w:ascii="宋体" w:hAnsi="宋体" w:eastAsia="宋体" w:cs="宋体"/>
+          <w:sz w:val="24"/>
+          <w:szCs w:val="24"/>
+          <w:lang w:eastAsia="zh-CN"/>
+        </w:rPr>
+        <w:t>“</w:t>
+      </w:r>
+      <w:r>
+        <w:rPr>
+          <w:rFonts w:hint="eastAsia" w:ascii="宋体" w:hAnsi="宋体" w:eastAsia="宋体" w:cs="宋体"/>
+          <w:sz w:val="24"/>
+          <w:szCs w:val="24"/>
+        </w:rPr>
+        <w:t>先理解、再记录、再行动</w:t>
+      </w:r>
+      <w:r>
+        <w:rPr>
+          <w:rFonts w:hint="eastAsia" w:ascii="宋体" w:hAnsi="宋体" w:eastAsia="宋体" w:cs="宋体"/>
+          <w:sz w:val="24"/>
+          <w:szCs w:val="24"/>
+          <w:lang w:eastAsia="zh-CN"/>
+        </w:rPr>
+        <w:t>”</w:t>
+      </w:r>
+      <w:r>
+        <w:rPr>
+          <w:rFonts w:hint="eastAsia" w:ascii="宋体" w:hAnsi="宋体" w:eastAsia="宋体" w:cs="宋体"/>
+          <w:sz w:val="24"/>
+          <w:szCs w:val="24"/>
+        </w:rPr>
+        <w:t>的产品逻辑。</w:t>
       </w:r>
     </w:p>
     <w:p>
@@ -3234,7 +3855,41 @@
           <w:sz w:val="24"/>
           <w:szCs w:val="24"/>
         </w:rPr>
-        <w:t xml:space="preserve"> 因此将“解释、练习、记录和反思”置于交易之前，通过投资者教育内容、可视化账本和低刺激反馈帮助用户先建立基本判断能力。</w:t>
+        <w:t xml:space="preserve"> 因此将</w:t>
+      </w:r>
+      <w:r>
+        <w:rPr>
+          <w:rFonts w:hint="eastAsia" w:ascii="宋体" w:hAnsi="宋体" w:eastAsia="宋体" w:cs="宋体"/>
+          <w:sz w:val="24"/>
+          <w:szCs w:val="24"/>
+          <w:lang w:eastAsia="zh-CN"/>
+        </w:rPr>
+        <w:t>“</w:t>
+      </w:r>
+      <w:r>
+        <w:rPr>
+          <w:rFonts w:hint="eastAsia" w:ascii="宋体" w:hAnsi="宋体" w:eastAsia="宋体" w:cs="宋体"/>
+          <w:sz w:val="24"/>
+          <w:szCs w:val="24"/>
+        </w:rPr>
+        <w:t>解释、练习、记录和反思</w:t>
+      </w:r>
+      <w:r>
+        <w:rPr>
+          <w:rFonts w:hint="eastAsia" w:ascii="宋体" w:hAnsi="宋体" w:eastAsia="宋体" w:cs="宋体"/>
+          <w:sz w:val="24"/>
+          <w:szCs w:val="24"/>
+          <w:lang w:eastAsia="zh-CN"/>
+        </w:rPr>
+        <w:t>”</w:t>
+      </w:r>
+      <w:r>
+        <w:rPr>
+          <w:rFonts w:hint="eastAsia" w:ascii="宋体" w:hAnsi="宋体" w:eastAsia="宋体" w:cs="宋体"/>
+          <w:sz w:val="24"/>
+          <w:szCs w:val="24"/>
+        </w:rPr>
+        <w:t>置于交易之前，通过投资者教育内容、可视化账本和低刺激反馈帮助用户先建立基本判断能力。</w:t>
       </w:r>
     </w:p>
     <w:p>
@@ -3346,7 +4001,41 @@
           <w:sz w:val="24"/>
           <w:szCs w:val="24"/>
         </w:rPr>
-        <w:t>，其核心是用两次“发散—收敛”组织复杂问题解决：第一个钻石从发现（</w:t>
+        <w:t>，其核心是用两次</w:t>
+      </w:r>
+      <w:r>
+        <w:rPr>
+          <w:rFonts w:hint="eastAsia" w:ascii="宋体" w:hAnsi="宋体" w:eastAsia="宋体" w:cs="宋体"/>
+          <w:sz w:val="24"/>
+          <w:szCs w:val="24"/>
+          <w:lang w:eastAsia="zh-CN"/>
+        </w:rPr>
+        <w:t>“</w:t>
+      </w:r>
+      <w:r>
+        <w:rPr>
+          <w:rFonts w:hint="eastAsia" w:ascii="宋体" w:hAnsi="宋体" w:eastAsia="宋体" w:cs="宋体"/>
+          <w:sz w:val="24"/>
+          <w:szCs w:val="24"/>
+        </w:rPr>
+        <w:t>发散—收敛</w:t>
+      </w:r>
+      <w:r>
+        <w:rPr>
+          <w:rFonts w:hint="eastAsia" w:ascii="宋体" w:hAnsi="宋体" w:eastAsia="宋体" w:cs="宋体"/>
+          <w:sz w:val="24"/>
+          <w:szCs w:val="24"/>
+          <w:lang w:eastAsia="zh-CN"/>
+        </w:rPr>
+        <w:t>”</w:t>
+      </w:r>
+      <w:r>
+        <w:rPr>
+          <w:rFonts w:hint="eastAsia" w:ascii="宋体" w:hAnsi="宋体" w:eastAsia="宋体" w:cs="宋体"/>
+          <w:sz w:val="24"/>
+          <w:szCs w:val="24"/>
+        </w:rPr>
+        <w:t>组织复杂问题解决：第一个钻石从发现（</w:t>
       </w:r>
       <w:r>
         <w:rPr>
@@ -3427,7 +4116,41 @@
           <w:sz w:val="24"/>
           <w:szCs w:val="24"/>
         </w:rPr>
-        <w:t>。该模型适合本课题的原因在于，年轻用户的投资入门困难并不能直接等同于“缺少某个功能”，而需要先通过访谈、竞品观察和理论调研理解其认知、情绪与行为障碍。</w:t>
+        <w:t>。该模型适合本课题的原因在于，年轻用户的投资入门困难并不能直接等同于</w:t>
+      </w:r>
+      <w:r>
+        <w:rPr>
+          <w:rFonts w:hint="eastAsia" w:ascii="宋体" w:hAnsi="宋体" w:eastAsia="宋体" w:cs="宋体"/>
+          <w:sz w:val="24"/>
+          <w:szCs w:val="24"/>
+          <w:lang w:eastAsia="zh-CN"/>
+        </w:rPr>
+        <w:t>“</w:t>
+      </w:r>
+      <w:r>
+        <w:rPr>
+          <w:rFonts w:hint="eastAsia" w:ascii="宋体" w:hAnsi="宋体" w:eastAsia="宋体" w:cs="宋体"/>
+          <w:sz w:val="24"/>
+          <w:szCs w:val="24"/>
+        </w:rPr>
+        <w:t>缺少某个功能</w:t>
+      </w:r>
+      <w:r>
+        <w:rPr>
+          <w:rFonts w:hint="eastAsia" w:ascii="宋体" w:hAnsi="宋体" w:eastAsia="宋体" w:cs="宋体"/>
+          <w:sz w:val="24"/>
+          <w:szCs w:val="24"/>
+          <w:lang w:eastAsia="zh-CN"/>
+        </w:rPr>
+        <w:t>”</w:t>
+      </w:r>
+      <w:r>
+        <w:rPr>
+          <w:rFonts w:hint="eastAsia" w:ascii="宋体" w:hAnsi="宋体" w:eastAsia="宋体" w:cs="宋体"/>
+          <w:sz w:val="24"/>
+          <w:szCs w:val="24"/>
+        </w:rPr>
+        <w:t>，而需要先通过访谈、竞品观察和理论调研理解其认知、情绪与行为障碍。</w:t>
       </w:r>
     </w:p>
     <w:p>
@@ -3463,7 +4186,7 @@
                     </pic:cNvPicPr>
                   </pic:nvPicPr>
                   <pic:blipFill>
-                    <a:blip r:embed="rId4"/>
+                    <a:blip r:embed="rId5"/>
                     <a:stretch>
                       <a:fillRect/>
                     </a:stretch>
@@ -3503,7 +4226,7 @@
         <w:ind w:firstLine="420" w:firstLineChars="0"/>
         <w:jc w:val="center"/>
         <w:rPr>
-          <w:rFonts w:hint="eastAsia" w:asciiTheme="minorEastAsia" w:hAnsiTheme="minorEastAsia" w:eastAsiaTheme="minorEastAsia" w:cstheme="minorEastAsia"/>
+          <w:rFonts w:hint="default" w:ascii="Times New Roman" w:hAnsi="Times New Roman" w:cs="Times New Roman" w:eastAsiaTheme="minorEastAsia"/>
           <w:b/>
           <w:bCs/>
           <w:sz w:val="21"/>
@@ -3513,7 +4236,7 @@
       </w:pPr>
       <w:r>
         <w:rPr>
-          <w:rFonts w:hint="eastAsia" w:asciiTheme="minorEastAsia" w:hAnsiTheme="minorEastAsia" w:eastAsiaTheme="minorEastAsia" w:cstheme="minorEastAsia"/>
+          <w:rFonts w:hint="default" w:ascii="Times New Roman" w:hAnsi="Times New Roman" w:cs="Times New Roman" w:eastAsiaTheme="minorEastAsia"/>
           <w:b/>
           <w:bCs/>
           <w:sz w:val="21"/>
@@ -3521,6 +4244,18 @@
           <w:lang w:val="en-US" w:eastAsia="zh-CN"/>
         </w:rPr>
         <w:t>图 1 Design Council 双钻模型示意图</w:t>
+      </w:r>
+      <w:r>
+        <w:rPr>
+          <w:rStyle w:val="12"/>
+          <w:rFonts w:hint="default" w:ascii="Times New Roman" w:hAnsi="Times New Roman" w:cs="Times New Roman" w:eastAsiaTheme="minorEastAsia"/>
+          <w:b/>
+          <w:bCs/>
+          <w:sz w:val="21"/>
+          <w:szCs w:val="21"/>
+          <w:lang w:val="en-US" w:eastAsia="zh-CN"/>
+        </w:rPr>
+        <w:footnoteReference w:id="0"/>
       </w:r>
     </w:p>
     <w:p>
@@ -3535,136 +4270,56 @@
           <w:lang w:val="en-US" w:eastAsia="zh-CN"/>
         </w:rPr>
       </w:pPr>
-      <w:r>
-        <w:rPr>
-          <w:rFonts w:hint="eastAsia" w:asciiTheme="minorEastAsia" w:hAnsiTheme="minorEastAsia" w:eastAsiaTheme="minorEastAsia" w:cstheme="minorEastAsia"/>
-          <w:b w:val="0"/>
-          <w:bCs w:val="0"/>
-          <w:sz w:val="21"/>
-          <w:szCs w:val="21"/>
+    </w:p>
+    <w:p>
+      <w:pPr>
+        <w:ind w:firstLine="420" w:firstLineChars="0"/>
+        <w:rPr>
+          <w:rFonts w:hint="eastAsia" w:ascii="宋体" w:hAnsi="宋体" w:eastAsia="宋体" w:cs="宋体"/>
+          <w:sz w:val="24"/>
+          <w:szCs w:val="24"/>
+        </w:rPr>
+      </w:pPr>
+      <w:r>
+        <w:rPr>
+          <w:rFonts w:hint="eastAsia" w:ascii="宋体" w:hAnsi="宋体" w:eastAsia="宋体" w:cs="宋体"/>
+          <w:sz w:val="24"/>
+          <w:szCs w:val="24"/>
+        </w:rPr>
+        <w:t xml:space="preserve">在 </w:t>
+      </w:r>
+      <w:r>
+        <w:rPr>
+          <w:rFonts w:hint="default" w:ascii="Times New Roman" w:hAnsi="Times New Roman" w:eastAsia="宋体" w:cs="Times New Roman"/>
+          <w:sz w:val="24"/>
+          <w:szCs w:val="24"/>
+        </w:rPr>
+        <w:t>FirstSpot</w:t>
+      </w:r>
+      <w:r>
+        <w:rPr>
+          <w:rFonts w:hint="eastAsia" w:ascii="宋体" w:hAnsi="宋体" w:eastAsia="宋体" w:cs="宋体"/>
+          <w:sz w:val="24"/>
+          <w:szCs w:val="24"/>
+        </w:rPr>
+        <w:t xml:space="preserve"> 项目中，双钻模型不是被机械地写成流程图，而是实际用于组织毕业设计过程</w:t>
+      </w:r>
+      <w:r>
+        <w:rPr>
+          <w:rFonts w:hint="eastAsia" w:ascii="宋体" w:hAnsi="宋体" w:eastAsia="宋体" w:cs="宋体"/>
+          <w:sz w:val="24"/>
+          <w:szCs w:val="24"/>
+          <w:lang w:eastAsia="zh-CN"/>
+        </w:rPr>
+        <w:t>（</w:t>
+      </w:r>
+      <w:r>
+        <w:rPr>
+          <w:rFonts w:hint="eastAsia" w:ascii="宋体" w:hAnsi="宋体" w:eastAsia="宋体" w:cs="宋体"/>
+          <w:sz w:val="24"/>
+          <w:szCs w:val="24"/>
           <w:lang w:val="en-US" w:eastAsia="zh-CN"/>
         </w:rPr>
-        <w:t xml:space="preserve">注：图片来源于 Design Council 官网“Framework for Innovation: Design Council's evolved Double Diamond”页面，原图地址为 </w:t>
-      </w:r>
-      <w:r>
-        <w:rPr>
-          <w:rFonts w:hint="eastAsia" w:asciiTheme="minorEastAsia" w:hAnsiTheme="minorEastAsia" w:eastAsiaTheme="minorEastAsia" w:cstheme="minorEastAsia"/>
-          <w:b w:val="0"/>
-          <w:bCs w:val="0"/>
-          <w:sz w:val="21"/>
-          <w:szCs w:val="21"/>
-          <w:lang w:val="en-US" w:eastAsia="zh-CN"/>
-        </w:rPr>
-        <w:fldChar w:fldCharType="begin"/>
-      </w:r>
-      <w:r>
-        <w:rPr>
-          <w:rFonts w:hint="eastAsia" w:asciiTheme="minorEastAsia" w:hAnsiTheme="minorEastAsia" w:eastAsiaTheme="minorEastAsia" w:cstheme="minorEastAsia"/>
-          <w:b w:val="0"/>
-          <w:bCs w:val="0"/>
-          <w:sz w:val="21"/>
-          <w:szCs w:val="21"/>
-          <w:lang w:val="en-US" w:eastAsia="zh-CN"/>
-        </w:rPr>
-        <w:instrText xml:space="preserve"> HYPERLINK "https://www.designcouncil.org.uk/fileadmin/uploads/dc/Photos/banners/Double_Diamond.png。" </w:instrText>
-      </w:r>
-      <w:r>
-        <w:rPr>
-          <w:rFonts w:hint="eastAsia" w:asciiTheme="minorEastAsia" w:hAnsiTheme="minorEastAsia" w:eastAsiaTheme="minorEastAsia" w:cstheme="minorEastAsia"/>
-          <w:b w:val="0"/>
-          <w:bCs w:val="0"/>
-          <w:sz w:val="21"/>
-          <w:szCs w:val="21"/>
-          <w:lang w:val="en-US" w:eastAsia="zh-CN"/>
-        </w:rPr>
-        <w:fldChar w:fldCharType="separate"/>
-      </w:r>
-      <w:r>
-        <w:rPr>
-          <w:rStyle w:val="9"/>
-          <w:rFonts w:hint="eastAsia" w:asciiTheme="minorEastAsia" w:hAnsiTheme="minorEastAsia" w:eastAsiaTheme="minorEastAsia" w:cstheme="minorEastAsia"/>
-          <w:b w:val="0"/>
-          <w:bCs w:val="0"/>
-          <w:sz w:val="21"/>
-          <w:szCs w:val="21"/>
-          <w:lang w:val="en-US" w:eastAsia="zh-CN"/>
-        </w:rPr>
-        <w:t>https://www.designcouncil.org.uk/fileadmin/uploads/dc/Photos/banners/Double_Diamond.png。</w:t>
-      </w:r>
-      <w:r>
-        <w:rPr>
-          <w:rFonts w:hint="eastAsia" w:asciiTheme="minorEastAsia" w:hAnsiTheme="minorEastAsia" w:eastAsiaTheme="minorEastAsia" w:cstheme="minorEastAsia"/>
-          <w:b w:val="0"/>
-          <w:bCs w:val="0"/>
-          <w:sz w:val="21"/>
-          <w:szCs w:val="21"/>
-          <w:lang w:val="en-US" w:eastAsia="zh-CN"/>
-        </w:rPr>
-        <w:fldChar w:fldCharType="end"/>
-      </w:r>
-    </w:p>
-    <w:p>
-      <w:pPr>
-        <w:jc w:val="left"/>
-        <w:rPr>
-          <w:rFonts w:hint="eastAsia" w:asciiTheme="minorEastAsia" w:hAnsiTheme="minorEastAsia" w:eastAsiaTheme="minorEastAsia" w:cstheme="minorEastAsia"/>
-          <w:b w:val="0"/>
-          <w:bCs w:val="0"/>
-          <w:sz w:val="21"/>
-          <w:szCs w:val="21"/>
-          <w:lang w:val="en-US" w:eastAsia="zh-CN"/>
-        </w:rPr>
-      </w:pPr>
-    </w:p>
-    <w:p>
-      <w:pPr>
-        <w:ind w:firstLine="420" w:firstLineChars="0"/>
-        <w:rPr>
-          <w:rFonts w:hint="eastAsia" w:ascii="宋体" w:hAnsi="宋体" w:eastAsia="宋体" w:cs="宋体"/>
-          <w:sz w:val="24"/>
-          <w:szCs w:val="24"/>
-        </w:rPr>
-      </w:pPr>
-      <w:r>
-        <w:rPr>
-          <w:rFonts w:hint="eastAsia" w:ascii="宋体" w:hAnsi="宋体" w:eastAsia="宋体" w:cs="宋体"/>
-          <w:sz w:val="24"/>
-          <w:szCs w:val="24"/>
-        </w:rPr>
-        <w:t xml:space="preserve">在 </w:t>
-      </w:r>
-      <w:r>
-        <w:rPr>
-          <w:rFonts w:hint="default" w:ascii="Times New Roman" w:hAnsi="Times New Roman" w:eastAsia="宋体" w:cs="Times New Roman"/>
-          <w:sz w:val="24"/>
-          <w:szCs w:val="24"/>
-        </w:rPr>
-        <w:t>FirstSpot</w:t>
-      </w:r>
-      <w:r>
-        <w:rPr>
-          <w:rFonts w:hint="eastAsia" w:ascii="宋体" w:hAnsi="宋体" w:eastAsia="宋体" w:cs="宋体"/>
-          <w:sz w:val="24"/>
-          <w:szCs w:val="24"/>
-        </w:rPr>
-        <w:t xml:space="preserve"> 项目中，双钻模型不是被机械地写成流程图，而是实际用于组织毕业设计过程</w:t>
-      </w:r>
-      <w:r>
-        <w:rPr>
-          <w:rFonts w:hint="eastAsia" w:ascii="宋体" w:hAnsi="宋体" w:eastAsia="宋体" w:cs="宋体"/>
-          <w:sz w:val="24"/>
-          <w:szCs w:val="24"/>
-          <w:lang w:eastAsia="zh-CN"/>
-        </w:rPr>
-        <w:t>（</w:t>
-      </w:r>
-      <w:r>
-        <w:rPr>
-          <w:rFonts w:hint="eastAsia" w:ascii="宋体" w:hAnsi="宋体" w:eastAsia="宋体" w:cs="宋体"/>
-          <w:sz w:val="24"/>
-          <w:szCs w:val="24"/>
-          <w:lang w:val="en-US" w:eastAsia="zh-CN"/>
-        </w:rPr>
         <w:t>见图2）</w:t>
       </w:r>
       <w:r>
@@ -3673,7 +4328,17 @@
           <w:sz w:val="24"/>
           <w:szCs w:val="24"/>
         </w:rPr>
-        <w:t xml:space="preserve">。项目的发现阶段包括三类工作：第一，访谈不同理财经验、收入水平和风险态度的年轻用户，记录他们对本金、风险、时间成本、平台信任和术语理解的真实表述；第二，观察支付宝基金/理财入口、银行理财板块、券商应用和基金平台等竞品，比较其首页信息结构、产品推荐方式、风险提示与交易入口；第三，阅读游戏化、金融素养和 </w:t>
+        <w:t>。项目的发现阶段包括三类工作：第一，访谈不同理财经验、收入水平和风险态度的年轻用户</w:t>
+      </w:r>
+      <w:bookmarkStart w:id="28" w:name="_GoBack"/>
+      <w:bookmarkEnd w:id="28"/>
+      <w:r>
+        <w:rPr>
+          <w:rFonts w:hint="eastAsia" w:ascii="宋体" w:hAnsi="宋体" w:eastAsia="宋体" w:cs="宋体"/>
+          <w:sz w:val="24"/>
+          <w:szCs w:val="24"/>
+        </w:rPr>
+        <w:t xml:space="preserve">，记录他们对本金、风险、时间成本、平台信任和术语理解的真实表述；第二，观察支付宝基金/理财入口、银行理财板块、券商应用和基金平台等竞品，比较其首页信息结构、产品推荐方式、风险提示与交易入口；第三，阅读游戏化、金融素养和 </w:t>
       </w:r>
       <w:r>
         <w:rPr>
@@ -3777,7 +4442,7 @@
                     </pic:cNvPicPr>
                   </pic:nvPicPr>
                   <pic:blipFill>
-                    <a:blip r:embed="rId5"/>
+                    <a:blip r:embed="rId6"/>
                     <a:stretch>
                       <a:fillRect/>
                     </a:stretch>
@@ -3908,7 +4573,41 @@
           <w:sz w:val="24"/>
           <w:szCs w:val="24"/>
         </w:rPr>
-        <w:t>游戏化（Gamification）通常指在非游戏情境中使用游戏设计元素，以创造类似游戏的体验并提升用户参与。Deterding 等人将其界定为“在非游戏语境中使用游戏设计元素”，这一界定强调游戏化并不等同于完整游戏，也不等同于把严肃任务娱乐化，而是选择性地借用目标、反馈、挑战、奖励、叙事、等级、徽章等元素来改变用户体验</w:t>
+        <w:t>游戏化（Gamification）通常指在非游戏情境中使用游戏设计元素，以创造类似游戏的体验并提升用户参与。Deterding 等人将其界定为</w:t>
+      </w:r>
+      <w:r>
+        <w:rPr>
+          <w:rFonts w:hint="eastAsia" w:ascii="Times New Roman" w:hAnsi="Times New Roman" w:eastAsia="宋体" w:cs="Times New Roman"/>
+          <w:sz w:val="24"/>
+          <w:szCs w:val="24"/>
+          <w:lang w:eastAsia="zh-CN"/>
+        </w:rPr>
+        <w:t>“</w:t>
+      </w:r>
+      <w:r>
+        <w:rPr>
+          <w:rFonts w:hint="default" w:ascii="Times New Roman" w:hAnsi="Times New Roman" w:eastAsia="宋体" w:cs="Times New Roman"/>
+          <w:sz w:val="24"/>
+          <w:szCs w:val="24"/>
+        </w:rPr>
+        <w:t>在非游戏语境中使用游戏设计元素</w:t>
+      </w:r>
+      <w:r>
+        <w:rPr>
+          <w:rFonts w:hint="eastAsia" w:ascii="Times New Roman" w:hAnsi="Times New Roman" w:eastAsia="宋体" w:cs="Times New Roman"/>
+          <w:sz w:val="24"/>
+          <w:szCs w:val="24"/>
+          <w:lang w:eastAsia="zh-CN"/>
+        </w:rPr>
+        <w:t>”</w:t>
+      </w:r>
+      <w:r>
+        <w:rPr>
+          <w:rFonts w:hint="default" w:ascii="Times New Roman" w:hAnsi="Times New Roman" w:eastAsia="宋体" w:cs="Times New Roman"/>
+          <w:sz w:val="24"/>
+          <w:szCs w:val="24"/>
+        </w:rPr>
+        <w:t>，这一界定强调游戏化并不等同于完整游戏，也不等同于把严肃任务娱乐化，而是选择性地借用目标、反馈、挑战、奖励、叙事、等级、徽章等元素来改变用户体验</w:t>
       </w:r>
       <w:r>
         <w:rPr>
@@ -3925,7 +4624,41 @@
           <w:sz w:val="24"/>
           <w:szCs w:val="24"/>
         </w:rPr>
-        <w:t>。Koivisto 与 Hamari 则从信息系统角度指出，游戏化系统可以被理解为一种“动机型信息系统”，其目标是通过游戏化体验支持用户完成系统中的目标和任务</w:t>
+        <w:t>。Koivisto 与 Hamari 则从信息系统角度指出，游戏化系统可以被理解为一种</w:t>
+      </w:r>
+      <w:r>
+        <w:rPr>
+          <w:rFonts w:hint="eastAsia" w:ascii="Times New Roman" w:hAnsi="Times New Roman" w:eastAsia="宋体" w:cs="Times New Roman"/>
+          <w:sz w:val="24"/>
+          <w:szCs w:val="24"/>
+          <w:lang w:eastAsia="zh-CN"/>
+        </w:rPr>
+        <w:t>“</w:t>
+      </w:r>
+      <w:r>
+        <w:rPr>
+          <w:rFonts w:hint="default" w:ascii="Times New Roman" w:hAnsi="Times New Roman" w:eastAsia="宋体" w:cs="Times New Roman"/>
+          <w:sz w:val="24"/>
+          <w:szCs w:val="24"/>
+        </w:rPr>
+        <w:t>动机型信息系统</w:t>
+      </w:r>
+      <w:r>
+        <w:rPr>
+          <w:rFonts w:hint="eastAsia" w:ascii="Times New Roman" w:hAnsi="Times New Roman" w:eastAsia="宋体" w:cs="Times New Roman"/>
+          <w:sz w:val="24"/>
+          <w:szCs w:val="24"/>
+          <w:lang w:eastAsia="zh-CN"/>
+        </w:rPr>
+        <w:t>”</w:t>
+      </w:r>
+      <w:r>
+        <w:rPr>
+          <w:rFonts w:hint="default" w:ascii="Times New Roman" w:hAnsi="Times New Roman" w:eastAsia="宋体" w:cs="Times New Roman"/>
+          <w:sz w:val="24"/>
+          <w:szCs w:val="24"/>
+        </w:rPr>
+        <w:t>，其目标是通过游戏化体验支持用户完成系统中的目标和任务</w:t>
       </w:r>
       <w:r>
         <w:rPr>
@@ -3995,24 +4728,92 @@
           <w:sz w:val="24"/>
           <w:szCs w:val="24"/>
         </w:rPr>
-        <w:t>游戏化的好处并不只是“更有趣”。根据 Xiao 等人的综述，游戏化可能通过四类机制影响参与：第一，通过叙事、角色、拟人化和互动情境把用户带入更易理解的任务环境；第二，通过徽章、等级、目标和社会认可等激励机制增强行为动机；第三，通过目标清晰、挑战与技能匹配、即时反馈等条件促进心流体验；第四，通过目标与子目标设置提升任务表现和自我效能感[12]。对应到 FirstSpot，Myo 角色和聊天式讲解承担降低距离感的作用，XP 和章节卡片承担反馈与进度可视化作用，章节任务和小测承担目标分解作用，术语解释、拖拽案例和金融小工具则把抽象概念转化为可操作对象。</w:t>
-      </w:r>
-    </w:p>
-    <w:p>
-      <w:pPr>
-        <w:rPr>
-          <w:rFonts w:hint="default" w:ascii="Times New Roman" w:hAnsi="Times New Roman" w:eastAsia="宋体" w:cs="Times New Roman"/>
-          <w:sz w:val="24"/>
-          <w:szCs w:val="24"/>
-        </w:rPr>
-      </w:pPr>
-      <w:r>
-        <w:rPr>
-          <w:rFonts w:hint="default" w:ascii="Times New Roman" w:hAnsi="Times New Roman" w:eastAsia="宋体" w:cs="Times New Roman"/>
-          <w:sz w:val="24"/>
-          <w:szCs w:val="24"/>
-        </w:rPr>
-        <w:t>游戏化的典型应用场景包括教育、健康行为促进、公共服务、商业营销、众包和智慧城市等。它们的共同点是：用户需要持续参与某个非娱乐任务，而传统界面或单向说明难以维持动机。在投资者教育中，游戏化具有一定适配性，因为新手学习金融知识往往面临抽象、枯燥、反馈不及时和成果不可见的问题。FirstSpot 将游戏化用于学习和理解，而不是用于交易刺激，正是为了避免金融场景中“把投资做成游戏”的伦理风险。</w:t>
+        <w:t>游戏化的好处并不只是</w:t>
+      </w:r>
+      <w:r>
+        <w:rPr>
+          <w:rFonts w:hint="eastAsia" w:ascii="Times New Roman" w:hAnsi="Times New Roman" w:eastAsia="宋体" w:cs="Times New Roman"/>
+          <w:sz w:val="24"/>
+          <w:szCs w:val="24"/>
+          <w:lang w:eastAsia="zh-CN"/>
+        </w:rPr>
+        <w:t>“</w:t>
+      </w:r>
+      <w:r>
+        <w:rPr>
+          <w:rFonts w:hint="default" w:ascii="Times New Roman" w:hAnsi="Times New Roman" w:eastAsia="宋体" w:cs="Times New Roman"/>
+          <w:sz w:val="24"/>
+          <w:szCs w:val="24"/>
+        </w:rPr>
+        <w:t>更有趣</w:t>
+      </w:r>
+      <w:r>
+        <w:rPr>
+          <w:rFonts w:hint="eastAsia" w:ascii="Times New Roman" w:hAnsi="Times New Roman" w:eastAsia="宋体" w:cs="Times New Roman"/>
+          <w:sz w:val="24"/>
+          <w:szCs w:val="24"/>
+          <w:lang w:eastAsia="zh-CN"/>
+        </w:rPr>
+        <w:t>”</w:t>
+      </w:r>
+      <w:r>
+        <w:rPr>
+          <w:rFonts w:hint="default" w:ascii="Times New Roman" w:hAnsi="Times New Roman" w:eastAsia="宋体" w:cs="Times New Roman"/>
+          <w:sz w:val="24"/>
+          <w:szCs w:val="24"/>
+        </w:rPr>
+        <w:t>。根据 Xiao 等人的综述，游戏化可能通过四类机制影响参与：第一，通过叙事、角色、拟人化和互动情境把用户带入更易理解的任务环境；第二，通过徽章、等级、目标和社会认可等激励机制增强行为动机；第三，通过目标清晰、挑战与技能匹配、即时反馈等条件促进心流体验；第四，通过目标与子目标设置提升任务表现和自我效能感[12]。对应到 FirstSpot，Myo 角色和聊天式讲解承担降低距离感的作用，XP 和章节卡片承担反馈与进度可视化作用，章节任务和小测承担目标分解作用，术语解释、拖拽案例和金融小工具则把抽象概念转化为可操作对象。</w:t>
+      </w:r>
+    </w:p>
+    <w:p>
+      <w:pPr>
+        <w:rPr>
+          <w:rFonts w:hint="default" w:ascii="Times New Roman" w:hAnsi="Times New Roman" w:eastAsia="宋体" w:cs="Times New Roman"/>
+          <w:sz w:val="24"/>
+          <w:szCs w:val="24"/>
+        </w:rPr>
+      </w:pPr>
+      <w:r>
+        <w:rPr>
+          <w:rFonts w:hint="default" w:ascii="Times New Roman" w:hAnsi="Times New Roman" w:eastAsia="宋体" w:cs="Times New Roman"/>
+          <w:sz w:val="24"/>
+          <w:szCs w:val="24"/>
+        </w:rPr>
+        <w:t>游戏化的典型应用场景包括教育、健康行为促进、公共服务、商业营销、众包和智慧城市等。它们的共同点是：用户需要持续参与某个非娱乐任务，而传统界面或单向说明难以维持动机。在投资者教育中，游戏化具有一定适配性，因为新手学习金融知识往往面临抽象、枯燥、反馈不及时和成果不可见的问题。FirstSpot 将游戏化用于学习和理解，而不是用于交易刺激，正是为了避免金融场景中</w:t>
+      </w:r>
+      <w:r>
+        <w:rPr>
+          <w:rFonts w:hint="eastAsia" w:ascii="Times New Roman" w:hAnsi="Times New Roman" w:eastAsia="宋体" w:cs="Times New Roman"/>
+          <w:sz w:val="24"/>
+          <w:szCs w:val="24"/>
+          <w:lang w:eastAsia="zh-CN"/>
+        </w:rPr>
+        <w:t>“</w:t>
+      </w:r>
+      <w:r>
+        <w:rPr>
+          <w:rFonts w:hint="default" w:ascii="Times New Roman" w:hAnsi="Times New Roman" w:eastAsia="宋体" w:cs="Times New Roman"/>
+          <w:sz w:val="24"/>
+          <w:szCs w:val="24"/>
+        </w:rPr>
+        <w:t>把投资做成游戏</w:t>
+      </w:r>
+      <w:r>
+        <w:rPr>
+          <w:rFonts w:hint="eastAsia" w:ascii="Times New Roman" w:hAnsi="Times New Roman" w:eastAsia="宋体" w:cs="Times New Roman"/>
+          <w:sz w:val="24"/>
+          <w:szCs w:val="24"/>
+          <w:lang w:eastAsia="zh-CN"/>
+        </w:rPr>
+        <w:t>”</w:t>
+      </w:r>
+      <w:r>
+        <w:rPr>
+          <w:rFonts w:hint="default" w:ascii="Times New Roman" w:hAnsi="Times New Roman" w:eastAsia="宋体" w:cs="Times New Roman"/>
+          <w:sz w:val="24"/>
+          <w:szCs w:val="24"/>
+        </w:rPr>
+        <w:t>的伦理风险。</w:t>
       </w:r>
     </w:p>
     <w:p>
@@ -4048,7 +4849,143 @@
           <w:sz w:val="24"/>
           <w:szCs w:val="24"/>
         </w:rPr>
-        <w:t>FirstSpot 对 PBL 进行了有选择的采用。Points 被设计为 XP、章节进度和即时反馈，强调“学习完成度”而非“交易活跃度”；Badges 被设计为章节概念卡、里程碑徽章和金库收藏，强调“知识资产积累”而非“财富排名”；Leaderboards 则在 V1 中被主动放弃。该取舍与金融监管机构对交易应用数字参与实践的担忧一致。英国 FCA 的交易应用实验发现，某些数字参与设计可能提高交易频率和风险承担</w:t>
+        <w:t>FirstSpot 对 PBL 进行了有选择的采用。Points 被设计为 XP、章节进度和即时反馈，强调</w:t>
+      </w:r>
+      <w:r>
+        <w:rPr>
+          <w:rFonts w:hint="eastAsia" w:ascii="Times New Roman" w:hAnsi="Times New Roman" w:eastAsia="宋体" w:cs="Times New Roman"/>
+          <w:sz w:val="24"/>
+          <w:szCs w:val="24"/>
+          <w:lang w:eastAsia="zh-CN"/>
+        </w:rPr>
+        <w:t>“</w:t>
+      </w:r>
+      <w:r>
+        <w:rPr>
+          <w:rFonts w:hint="default" w:ascii="Times New Roman" w:hAnsi="Times New Roman" w:eastAsia="宋体" w:cs="Times New Roman"/>
+          <w:sz w:val="24"/>
+          <w:szCs w:val="24"/>
+        </w:rPr>
+        <w:t>学习完成度</w:t>
+      </w:r>
+      <w:r>
+        <w:rPr>
+          <w:rFonts w:hint="eastAsia" w:ascii="Times New Roman" w:hAnsi="Times New Roman" w:eastAsia="宋体" w:cs="Times New Roman"/>
+          <w:sz w:val="24"/>
+          <w:szCs w:val="24"/>
+          <w:lang w:eastAsia="zh-CN"/>
+        </w:rPr>
+        <w:t>”</w:t>
+      </w:r>
+      <w:r>
+        <w:rPr>
+          <w:rFonts w:hint="default" w:ascii="Times New Roman" w:hAnsi="Times New Roman" w:eastAsia="宋体" w:cs="Times New Roman"/>
+          <w:sz w:val="24"/>
+          <w:szCs w:val="24"/>
+        </w:rPr>
+        <w:t>而非</w:t>
+      </w:r>
+      <w:r>
+        <w:rPr>
+          <w:rFonts w:hint="eastAsia" w:ascii="Times New Roman" w:hAnsi="Times New Roman" w:eastAsia="宋体" w:cs="Times New Roman"/>
+          <w:sz w:val="24"/>
+          <w:szCs w:val="24"/>
+          <w:lang w:eastAsia="zh-CN"/>
+        </w:rPr>
+        <w:t>“</w:t>
+      </w:r>
+      <w:r>
+        <w:rPr>
+          <w:rFonts w:hint="default" w:ascii="Times New Roman" w:hAnsi="Times New Roman" w:eastAsia="宋体" w:cs="Times New Roman"/>
+          <w:sz w:val="24"/>
+          <w:szCs w:val="24"/>
+        </w:rPr>
+        <w:t>交易活跃度</w:t>
+      </w:r>
+      <w:r>
+        <w:rPr>
+          <w:rFonts w:hint="eastAsia" w:ascii="Times New Roman" w:hAnsi="Times New Roman" w:eastAsia="宋体" w:cs="Times New Roman"/>
+          <w:sz w:val="24"/>
+          <w:szCs w:val="24"/>
+          <w:lang w:eastAsia="zh-CN"/>
+        </w:rPr>
+        <w:t>”</w:t>
+      </w:r>
+      <w:r>
+        <w:rPr>
+          <w:rFonts w:hint="default" w:ascii="Times New Roman" w:hAnsi="Times New Roman" w:eastAsia="宋体" w:cs="Times New Roman"/>
+          <w:sz w:val="24"/>
+          <w:szCs w:val="24"/>
+        </w:rPr>
+        <w:t>；Badges 被设计为章节概念卡、里程碑徽章和金库收藏，强调</w:t>
+      </w:r>
+      <w:r>
+        <w:rPr>
+          <w:rFonts w:hint="eastAsia" w:ascii="Times New Roman" w:hAnsi="Times New Roman" w:eastAsia="宋体" w:cs="Times New Roman"/>
+          <w:sz w:val="24"/>
+          <w:szCs w:val="24"/>
+          <w:lang w:eastAsia="zh-CN"/>
+        </w:rPr>
+        <w:t>“</w:t>
+      </w:r>
+      <w:r>
+        <w:rPr>
+          <w:rFonts w:hint="default" w:ascii="Times New Roman" w:hAnsi="Times New Roman" w:eastAsia="宋体" w:cs="Times New Roman"/>
+          <w:sz w:val="24"/>
+          <w:szCs w:val="24"/>
+        </w:rPr>
+        <w:t>知识资产积累</w:t>
+      </w:r>
+      <w:r>
+        <w:rPr>
+          <w:rFonts w:hint="eastAsia" w:ascii="Times New Roman" w:hAnsi="Times New Roman" w:eastAsia="宋体" w:cs="Times New Roman"/>
+          <w:sz w:val="24"/>
+          <w:szCs w:val="24"/>
+          <w:lang w:eastAsia="zh-CN"/>
+        </w:rPr>
+        <w:t>”</w:t>
+      </w:r>
+      <w:r>
+        <w:rPr>
+          <w:rFonts w:hint="default" w:ascii="Times New Roman" w:hAnsi="Times New Roman" w:eastAsia="宋体" w:cs="Times New Roman"/>
+          <w:sz w:val="24"/>
+          <w:szCs w:val="24"/>
+        </w:rPr>
+        <w:t>而非</w:t>
+      </w:r>
+      <w:r>
+        <w:rPr>
+          <w:rFonts w:hint="eastAsia" w:ascii="Times New Roman" w:hAnsi="Times New Roman" w:eastAsia="宋体" w:cs="Times New Roman"/>
+          <w:sz w:val="24"/>
+          <w:szCs w:val="24"/>
+          <w:lang w:eastAsia="zh-CN"/>
+        </w:rPr>
+        <w:t>“</w:t>
+      </w:r>
+      <w:r>
+        <w:rPr>
+          <w:rFonts w:hint="default" w:ascii="Times New Roman" w:hAnsi="Times New Roman" w:eastAsia="宋体" w:cs="Times New Roman"/>
+          <w:sz w:val="24"/>
+          <w:szCs w:val="24"/>
+        </w:rPr>
+        <w:t>财富排名</w:t>
+      </w:r>
+      <w:r>
+        <w:rPr>
+          <w:rFonts w:hint="eastAsia" w:ascii="Times New Roman" w:hAnsi="Times New Roman" w:eastAsia="宋体" w:cs="Times New Roman"/>
+          <w:sz w:val="24"/>
+          <w:szCs w:val="24"/>
+          <w:lang w:eastAsia="zh-CN"/>
+        </w:rPr>
+        <w:t>”</w:t>
+      </w:r>
+      <w:r>
+        <w:rPr>
+          <w:rFonts w:hint="default" w:ascii="Times New Roman" w:hAnsi="Times New Roman" w:eastAsia="宋体" w:cs="Times New Roman"/>
+          <w:sz w:val="24"/>
+          <w:szCs w:val="24"/>
+        </w:rPr>
+        <w:t>；Leaderboards 则在 V1 中被主动放弃。该取舍与金融监管机构对交易应用数字参与实践的担忧一致。英国 FCA 的交易应用实验发现，某些数字参与设计可能提高交易频率和风险承担</w:t>
       </w:r>
       <w:r>
         <w:rPr>
@@ -4102,8 +5039,6 @@
         </w:rPr>
         <w:t>图3说明了这一设计要求</w:t>
       </w:r>
-      <w:bookmarkStart w:id="28" w:name="_GoBack"/>
-      <w:bookmarkEnd w:id="28"/>
       <w:r>
         <w:rPr>
           <w:rFonts w:hint="default" w:ascii="Times New Roman" w:hAnsi="Times New Roman" w:eastAsia="宋体" w:cs="Times New Roman"/>
@@ -4157,7 +5092,7 @@
                     </pic:cNvPicPr>
                   </pic:nvPicPr>
                   <pic:blipFill>
-                    <a:blip r:embed="rId6"/>
+                    <a:blip r:embed="rId7"/>
                     <a:stretch>
                       <a:fillRect/>
                     </a:stretch>
@@ -4364,7 +5299,41 @@
           <w:sz w:val="24"/>
           <w:szCs w:val="24"/>
         </w:rPr>
-        <w:t>。FirstSpot 将金融知识拆分为短任务和可操作 widgets，正是为了让用户在较短时间内完成“理解一个概念—做一次操作—得到一次反馈”的闭环。对于新手而言，二级市场、指数基金、风险分散、复利和回撤等概念过于抽象，如果只通过长段文字呈现，容易造成理解疲劳；如果通过拖拽、滑杆、翻卡、术语解释和小测进行操作化表达，则更容易形成即时反馈和阶段性成就。微学习、主动回忆和间隔复习等学习策略也提示，学习设计应让用户在较短单元中反复提取、应用和巩固知识，而不是只进行一次性阅读</w:t>
+        <w:t>。FirstSpot 将金融知识拆分为短任务和可操作 widgets，正是为了让用户在较短时间内完成</w:t>
+      </w:r>
+      <w:r>
+        <w:rPr>
+          <w:rFonts w:hint="eastAsia" w:ascii="Times New Roman" w:hAnsi="Times New Roman" w:eastAsia="宋体" w:cs="Times New Roman"/>
+          <w:sz w:val="24"/>
+          <w:szCs w:val="24"/>
+          <w:lang w:eastAsia="zh-CN"/>
+        </w:rPr>
+        <w:t>“</w:t>
+      </w:r>
+      <w:r>
+        <w:rPr>
+          <w:rFonts w:hint="default" w:ascii="Times New Roman" w:hAnsi="Times New Roman" w:eastAsia="宋体" w:cs="Times New Roman"/>
+          <w:sz w:val="24"/>
+          <w:szCs w:val="24"/>
+        </w:rPr>
+        <w:t>理解一个概念—做一次操作—得到一次反馈</w:t>
+      </w:r>
+      <w:r>
+        <w:rPr>
+          <w:rFonts w:hint="eastAsia" w:ascii="Times New Roman" w:hAnsi="Times New Roman" w:eastAsia="宋体" w:cs="Times New Roman"/>
+          <w:sz w:val="24"/>
+          <w:szCs w:val="24"/>
+          <w:lang w:eastAsia="zh-CN"/>
+        </w:rPr>
+        <w:t>”</w:t>
+      </w:r>
+      <w:r>
+        <w:rPr>
+          <w:rFonts w:hint="default" w:ascii="Times New Roman" w:hAnsi="Times New Roman" w:eastAsia="宋体" w:cs="Times New Roman"/>
+          <w:sz w:val="24"/>
+          <w:szCs w:val="24"/>
+        </w:rPr>
+        <w:t>的闭环。对于新手而言，二级市场、指数基金、风险分散、复利和回撤等概念过于抽象，如果只通过长段文字呈现，容易造成理解疲劳；如果通过拖拽、滑杆、翻卡、术语解释和小测进行操作化表达，则更容易形成即时反馈和阶段性成就。微学习、主动回忆和间隔复习等学习策略也提示，学习设计应让用户在较短单元中反复提取、应用和巩固知识，而不是只进行一次性阅读</w:t>
       </w:r>
       <w:r>
         <w:rPr>
@@ -4399,7 +5368,242 @@
           <w:sz w:val="24"/>
           <w:szCs w:val="24"/>
         </w:rPr>
-        <w:t>因此，FirstSpot 采用这些理论的原因并不是为产品增加装饰性概念，而是为三个设计决策提供依据：第一，允许用户以低压力方式进入学习路径，以满足自主感；第二，通过 XP、卡片、小测和工具结果让用户看见自己正在掌握知识，以增强胜任感；第三，通过 Myo 陪伴角色、轻量对话和温和反馈降低金融学习的孤独感与紧张感，以建立关系感。上述设计共同服务于“让用户愿意持续学习，而不是被刺激去频繁交易”的目标。</w:t>
+        <w:t>因此，FirstSpot 采用这些理论的原因并不是为产品增加装饰性概念，而是为三个设计决策提供依据：第一，允许用户以低压力方式进入学习路径，以满足自主感；第二，通过 XP、卡片、小测和工具结果让用户看见自己正在掌握知识，以增强胜任感；第三，通过 Myo 陪伴角色、轻量对话和温和反馈降低金融学习的孤独感与紧张感，以建立关系感。上述设计共同服务于</w:t>
+      </w:r>
+      <w:r>
+        <w:rPr>
+          <w:rFonts w:hint="eastAsia" w:ascii="Times New Roman" w:hAnsi="Times New Roman" w:eastAsia="宋体" w:cs="Times New Roman"/>
+          <w:sz w:val="24"/>
+          <w:szCs w:val="24"/>
+          <w:lang w:eastAsia="zh-CN"/>
+        </w:rPr>
+        <w:t>“</w:t>
+      </w:r>
+      <w:r>
+        <w:rPr>
+          <w:rFonts w:hint="default" w:ascii="Times New Roman" w:hAnsi="Times New Roman" w:eastAsia="宋体" w:cs="Times New Roman"/>
+          <w:sz w:val="24"/>
+          <w:szCs w:val="24"/>
+        </w:rPr>
+        <w:t>让用户愿意持续学习，而不是被刺激去频繁交易</w:t>
+      </w:r>
+      <w:r>
+        <w:rPr>
+          <w:rFonts w:hint="eastAsia" w:ascii="Times New Roman" w:hAnsi="Times New Roman" w:eastAsia="宋体" w:cs="Times New Roman"/>
+          <w:sz w:val="24"/>
+          <w:szCs w:val="24"/>
+          <w:lang w:eastAsia="zh-CN"/>
+        </w:rPr>
+        <w:t>”</w:t>
+      </w:r>
+      <w:r>
+        <w:rPr>
+          <w:rFonts w:hint="default" w:ascii="Times New Roman" w:hAnsi="Times New Roman" w:eastAsia="宋体" w:cs="Times New Roman"/>
+          <w:sz w:val="24"/>
+          <w:szCs w:val="24"/>
+        </w:rPr>
+        <w:t>的目标。</w:t>
+      </w:r>
+    </w:p>
+    <w:p>
+      <w:pPr>
+        <w:ind w:firstLine="420" w:firstLineChars="0"/>
+        <w:rPr>
+          <w:rFonts w:hint="default" w:ascii="Times New Roman" w:hAnsi="Times New Roman" w:eastAsia="宋体" w:cs="Times New Roman"/>
+          <w:sz w:val="24"/>
+          <w:szCs w:val="24"/>
+        </w:rPr>
+      </w:pPr>
+    </w:p>
+    <w:p>
+      <w:pPr>
+        <w:rPr>
+          <w:rFonts w:hint="eastAsia" w:ascii="黑体" w:hAnsi="黑体" w:eastAsia="黑体" w:cs="黑体"/>
+          <w:sz w:val="28"/>
+          <w:szCs w:val="28"/>
+          <w:lang w:val="en-US" w:eastAsia="zh-CN"/>
+        </w:rPr>
+      </w:pPr>
+      <w:r>
+        <w:rPr>
+          <w:rFonts w:hint="eastAsia" w:ascii="黑体" w:hAnsi="黑体" w:eastAsia="黑体" w:cs="黑体"/>
+          <w:sz w:val="28"/>
+          <w:szCs w:val="28"/>
+          <w:lang w:val="en-US" w:eastAsia="zh-CN"/>
+        </w:rPr>
+        <w:t>2.5 理论框架小结</w:t>
+      </w:r>
+    </w:p>
+    <w:p>
+      <w:pPr>
+        <w:ind w:firstLine="420" w:firstLineChars="0"/>
+        <w:rPr>
+          <w:rFonts w:hint="default" w:ascii="Times New Roman" w:hAnsi="Times New Roman" w:eastAsia="宋体" w:cs="Times New Roman"/>
+          <w:sz w:val="24"/>
+          <w:szCs w:val="24"/>
+        </w:rPr>
+      </w:pPr>
+      <w:r>
+        <w:rPr>
+          <w:rFonts w:hint="default" w:ascii="Times New Roman" w:hAnsi="Times New Roman" w:eastAsia="宋体" w:cs="Times New Roman"/>
+          <w:sz w:val="24"/>
+          <w:szCs w:val="24"/>
+        </w:rPr>
+        <w:t>综上所述，本研究所采用的理论框架主要用于回应新手投资者在金融学习与投资决策初期面临的三个核心问题：一是金融知识抽象、术语门槛较高，导致用户难以形成稳定理解；二是传统投资者教育内容偏单向传递，难以维持用户的持续学习动机；三是新手用户在真实投资情境中缺少从认知理解到行动判断的过渡支持。针对上述问题，本文以金融素养与投资者教育相关研究作为问题识别基础，用以说明新手投资者在知识理解、风险意识和决策能力方面的现实需求；以双钻模型作为设计研究方法框架，将用户问题的发现、界定、方案发展与原型验证形成连续的设计流程；以游戏化理论和 PBL 机制作为交互策略基础，通过积分、徽章、等级、任务反馈等方式降低学习过程的枯燥感，并增强用户在阶段性学习中的成就感；以自我决定理论和心流理论解释用户持续参与的心理机制，强调产品应通过自主选择、能力反馈、适度挑战和即时回应来提升学习体验。</w:t>
+      </w:r>
+    </w:p>
+    <w:p>
+      <w:pPr>
+        <w:ind w:firstLine="420" w:firstLineChars="0"/>
+        <w:rPr>
+          <w:rFonts w:hint="default" w:ascii="Times New Roman" w:hAnsi="Times New Roman" w:eastAsia="宋体" w:cs="Times New Roman"/>
+          <w:sz w:val="24"/>
+          <w:szCs w:val="24"/>
+        </w:rPr>
+      </w:pPr>
+      <w:r>
+        <w:rPr>
+          <w:rFonts w:hint="default" w:ascii="Times New Roman" w:hAnsi="Times New Roman" w:eastAsia="宋体" w:cs="Times New Roman"/>
+          <w:sz w:val="24"/>
+          <w:szCs w:val="24"/>
+        </w:rPr>
+        <w:t>因此，第二章中的理论并非彼此孤立的概念补充，而是共同构成了本文产品设计的分析框架：金融素养与投资者教育研究回答</w:t>
+      </w:r>
+      <w:r>
+        <w:rPr>
+          <w:rFonts w:hint="eastAsia" w:ascii="Times New Roman" w:hAnsi="Times New Roman" w:eastAsia="宋体" w:cs="Times New Roman"/>
+          <w:sz w:val="24"/>
+          <w:szCs w:val="24"/>
+          <w:lang w:eastAsia="zh-CN"/>
+        </w:rPr>
+        <w:t>“</w:t>
+      </w:r>
+      <w:r>
+        <w:rPr>
+          <w:rFonts w:hint="default" w:ascii="Times New Roman" w:hAnsi="Times New Roman" w:eastAsia="宋体" w:cs="Times New Roman"/>
+          <w:sz w:val="24"/>
+          <w:szCs w:val="24"/>
+        </w:rPr>
+        <w:t>为什么需要面向新手投资者进行设计</w:t>
+      </w:r>
+      <w:r>
+        <w:rPr>
+          <w:rFonts w:hint="eastAsia" w:ascii="Times New Roman" w:hAnsi="Times New Roman" w:eastAsia="宋体" w:cs="Times New Roman"/>
+          <w:sz w:val="24"/>
+          <w:szCs w:val="24"/>
+          <w:lang w:eastAsia="zh-CN"/>
+        </w:rPr>
+        <w:t>”</w:t>
+      </w:r>
+      <w:r>
+        <w:rPr>
+          <w:rFonts w:hint="default" w:ascii="Times New Roman" w:hAnsi="Times New Roman" w:eastAsia="宋体" w:cs="Times New Roman"/>
+          <w:sz w:val="24"/>
+          <w:szCs w:val="24"/>
+        </w:rPr>
+        <w:t>，双钻模型回答</w:t>
+      </w:r>
+      <w:r>
+        <w:rPr>
+          <w:rFonts w:hint="eastAsia" w:ascii="Times New Roman" w:hAnsi="Times New Roman" w:eastAsia="宋体" w:cs="Times New Roman"/>
+          <w:sz w:val="24"/>
+          <w:szCs w:val="24"/>
+          <w:lang w:eastAsia="zh-CN"/>
+        </w:rPr>
+        <w:t>“</w:t>
+      </w:r>
+      <w:r>
+        <w:rPr>
+          <w:rFonts w:hint="default" w:ascii="Times New Roman" w:hAnsi="Times New Roman" w:eastAsia="宋体" w:cs="Times New Roman"/>
+          <w:sz w:val="24"/>
+          <w:szCs w:val="24"/>
+        </w:rPr>
+        <w:t>如何将问题转化为设计方案</w:t>
+      </w:r>
+      <w:r>
+        <w:rPr>
+          <w:rFonts w:hint="eastAsia" w:ascii="Times New Roman" w:hAnsi="Times New Roman" w:eastAsia="宋体" w:cs="Times New Roman"/>
+          <w:sz w:val="24"/>
+          <w:szCs w:val="24"/>
+          <w:lang w:eastAsia="zh-CN"/>
+        </w:rPr>
+        <w:t>”</w:t>
+      </w:r>
+      <w:r>
+        <w:rPr>
+          <w:rFonts w:hint="default" w:ascii="Times New Roman" w:hAnsi="Times New Roman" w:eastAsia="宋体" w:cs="Times New Roman"/>
+          <w:sz w:val="24"/>
+          <w:szCs w:val="24"/>
+        </w:rPr>
+        <w:t>，游戏化与 PBL 机制回答</w:t>
+      </w:r>
+      <w:r>
+        <w:rPr>
+          <w:rFonts w:hint="eastAsia" w:ascii="Times New Roman" w:hAnsi="Times New Roman" w:eastAsia="宋体" w:cs="Times New Roman"/>
+          <w:sz w:val="24"/>
+          <w:szCs w:val="24"/>
+          <w:lang w:eastAsia="zh-CN"/>
+        </w:rPr>
+        <w:t>“</w:t>
+      </w:r>
+      <w:r>
+        <w:rPr>
+          <w:rFonts w:hint="default" w:ascii="Times New Roman" w:hAnsi="Times New Roman" w:eastAsia="宋体" w:cs="Times New Roman"/>
+          <w:sz w:val="24"/>
+          <w:szCs w:val="24"/>
+        </w:rPr>
+        <w:t>如何提高学习参与度</w:t>
+      </w:r>
+      <w:r>
+        <w:rPr>
+          <w:rFonts w:hint="eastAsia" w:ascii="Times New Roman" w:hAnsi="Times New Roman" w:eastAsia="宋体" w:cs="Times New Roman"/>
+          <w:sz w:val="24"/>
+          <w:szCs w:val="24"/>
+          <w:lang w:eastAsia="zh-CN"/>
+        </w:rPr>
+        <w:t>”</w:t>
+      </w:r>
+      <w:r>
+        <w:rPr>
+          <w:rFonts w:hint="default" w:ascii="Times New Roman" w:hAnsi="Times New Roman" w:eastAsia="宋体" w:cs="Times New Roman"/>
+          <w:sz w:val="24"/>
+          <w:szCs w:val="24"/>
+        </w:rPr>
+        <w:t>，自我决定理论与心流理论回答</w:t>
+      </w:r>
+      <w:r>
+        <w:rPr>
+          <w:rFonts w:hint="eastAsia" w:ascii="Times New Roman" w:hAnsi="Times New Roman" w:eastAsia="宋体" w:cs="Times New Roman"/>
+          <w:sz w:val="24"/>
+          <w:szCs w:val="24"/>
+          <w:lang w:eastAsia="zh-CN"/>
+        </w:rPr>
+        <w:t>“</w:t>
+      </w:r>
+      <w:r>
+        <w:rPr>
+          <w:rFonts w:hint="default" w:ascii="Times New Roman" w:hAnsi="Times New Roman" w:eastAsia="宋体" w:cs="Times New Roman"/>
+          <w:sz w:val="24"/>
+          <w:szCs w:val="24"/>
+        </w:rPr>
+        <w:t>为什么这些机制能够促进持续使用</w:t>
+      </w:r>
+      <w:r>
+        <w:rPr>
+          <w:rFonts w:hint="eastAsia" w:ascii="Times New Roman" w:hAnsi="Times New Roman" w:eastAsia="宋体" w:cs="Times New Roman"/>
+          <w:sz w:val="24"/>
+          <w:szCs w:val="24"/>
+          <w:lang w:eastAsia="zh-CN"/>
+        </w:rPr>
+        <w:t>”</w:t>
+      </w:r>
+      <w:r>
+        <w:rPr>
+          <w:rFonts w:hint="default" w:ascii="Times New Roman" w:hAnsi="Times New Roman" w:eastAsia="宋体" w:cs="Times New Roman"/>
+          <w:sz w:val="24"/>
+          <w:szCs w:val="24"/>
+        </w:rPr>
+        <w:t>。这一理论框架为后续用户访谈、需求提炼、功能设计与原型评价提供了依据，也使 FirstSpot 的设计不只是界面层面的功能组合，而是围绕新手投资者认知建立、动机维持和行为支持展开的系统化设计实践。</w:t>
       </w:r>
     </w:p>
     <w:p>
@@ -4501,7 +5705,41 @@
           <w:sz w:val="24"/>
           <w:szCs w:val="24"/>
         </w:rPr>
-        <w:t>项目的用户调研采用半结构化深度访谈与竞品观察结合的方式。访谈对象选择并不追求统计意义上的大样本代表性，而是围绕目标用户画像进行差异化覆盖：既包括已有基金或余额宝经验、希望进一步提升投资能力的用户，也包括几乎没有理财经验、主要从储蓄和记账切入的用户；既包括有较高可储蓄收入但风险敏感的用户，也包括认为本金不足、尚未建立理财信心的用户。这样的样本选择有助于观察“年轻用户进入投资学习前”的不同心理状态。</w:t>
+        <w:t>项目的用户调研采用半结构化深度访谈与竞品观察结合的方式。访谈对象选择并不追求统计意义上的大样本代表性，而是围绕目标用户画像进行差异化覆盖：既包括已有基金或余额宝经验、希望进一步提升投资能力的用户，也包括几乎没有理财经验、主要从储蓄和记账切入的用户；既包括有较高可储蓄收入但风险敏感的用户，也包括认为本金不足、尚未建立理财信心的用户。这样的样本选择有助于观察</w:t>
+      </w:r>
+      <w:r>
+        <w:rPr>
+          <w:rFonts w:hint="eastAsia" w:ascii="Times New Roman" w:hAnsi="Times New Roman" w:eastAsia="宋体" w:cs="Times New Roman"/>
+          <w:sz w:val="24"/>
+          <w:szCs w:val="24"/>
+          <w:lang w:eastAsia="zh-CN"/>
+        </w:rPr>
+        <w:t>“</w:t>
+      </w:r>
+      <w:r>
+        <w:rPr>
+          <w:rFonts w:hint="default" w:ascii="Times New Roman" w:hAnsi="Times New Roman" w:eastAsia="宋体" w:cs="Times New Roman"/>
+          <w:sz w:val="24"/>
+          <w:szCs w:val="24"/>
+        </w:rPr>
+        <w:t>年轻用户进入投资学习前</w:t>
+      </w:r>
+      <w:r>
+        <w:rPr>
+          <w:rFonts w:hint="eastAsia" w:ascii="Times New Roman" w:hAnsi="Times New Roman" w:eastAsia="宋体" w:cs="Times New Roman"/>
+          <w:sz w:val="24"/>
+          <w:szCs w:val="24"/>
+          <w:lang w:eastAsia="zh-CN"/>
+        </w:rPr>
+        <w:t>”</w:t>
+      </w:r>
+      <w:r>
+        <w:rPr>
+          <w:rFonts w:hint="default" w:ascii="Times New Roman" w:hAnsi="Times New Roman" w:eastAsia="宋体" w:cs="Times New Roman"/>
+          <w:sz w:val="24"/>
+          <w:szCs w:val="24"/>
+        </w:rPr>
+        <w:t>的不同心理状态。</w:t>
       </w:r>
     </w:p>
     <w:p>
@@ -4537,7 +5775,177 @@
           <w:sz w:val="24"/>
           <w:szCs w:val="24"/>
         </w:rPr>
-        <w:t>问题设计遵循“从生活经验进入金融概念”的原则，避免一开始使用过多专业词汇。例如，不直接询问“你是否理解资产配置”，而是先询问“如果每月能存下一笔钱，你通常会放在哪里”；不直接询问“你是否接受游戏化机制”，而是询问“如果学习过程中能看到进度、获得卡片或徽章，你是否会更愿意继续”。这种提问方式有助于减少受访者因金融知识不足产生的防御心理，也更接近 FirstSpot 希望解决的真实使用场景。</w:t>
+        <w:t>问题设计遵循</w:t>
+      </w:r>
+      <w:r>
+        <w:rPr>
+          <w:rFonts w:hint="eastAsia" w:ascii="Times New Roman" w:hAnsi="Times New Roman" w:eastAsia="宋体" w:cs="Times New Roman"/>
+          <w:sz w:val="24"/>
+          <w:szCs w:val="24"/>
+          <w:lang w:eastAsia="zh-CN"/>
+        </w:rPr>
+        <w:t>“</w:t>
+      </w:r>
+      <w:r>
+        <w:rPr>
+          <w:rFonts w:hint="default" w:ascii="Times New Roman" w:hAnsi="Times New Roman" w:eastAsia="宋体" w:cs="Times New Roman"/>
+          <w:sz w:val="24"/>
+          <w:szCs w:val="24"/>
+        </w:rPr>
+        <w:t>从生活经验进入金融概念</w:t>
+      </w:r>
+      <w:r>
+        <w:rPr>
+          <w:rFonts w:hint="eastAsia" w:ascii="Times New Roman" w:hAnsi="Times New Roman" w:eastAsia="宋体" w:cs="Times New Roman"/>
+          <w:sz w:val="24"/>
+          <w:szCs w:val="24"/>
+          <w:lang w:eastAsia="zh-CN"/>
+        </w:rPr>
+        <w:t>”</w:t>
+      </w:r>
+      <w:r>
+        <w:rPr>
+          <w:rFonts w:hint="default" w:ascii="Times New Roman" w:hAnsi="Times New Roman" w:eastAsia="宋体" w:cs="Times New Roman"/>
+          <w:sz w:val="24"/>
+          <w:szCs w:val="24"/>
+        </w:rPr>
+        <w:t>的原则，避免一开始使用过多专业词汇。例如，不直接询问</w:t>
+      </w:r>
+      <w:r>
+        <w:rPr>
+          <w:rFonts w:hint="eastAsia" w:ascii="Times New Roman" w:hAnsi="Times New Roman" w:eastAsia="宋体" w:cs="Times New Roman"/>
+          <w:sz w:val="24"/>
+          <w:szCs w:val="24"/>
+          <w:lang w:eastAsia="zh-CN"/>
+        </w:rPr>
+        <w:t>“</w:t>
+      </w:r>
+      <w:r>
+        <w:rPr>
+          <w:rFonts w:hint="default" w:ascii="Times New Roman" w:hAnsi="Times New Roman" w:eastAsia="宋体" w:cs="Times New Roman"/>
+          <w:sz w:val="24"/>
+          <w:szCs w:val="24"/>
+        </w:rPr>
+        <w:t>你是否理解资产配置</w:t>
+      </w:r>
+      <w:r>
+        <w:rPr>
+          <w:rFonts w:hint="eastAsia" w:ascii="Times New Roman" w:hAnsi="Times New Roman" w:eastAsia="宋体" w:cs="Times New Roman"/>
+          <w:sz w:val="24"/>
+          <w:szCs w:val="24"/>
+          <w:lang w:eastAsia="zh-CN"/>
+        </w:rPr>
+        <w:t>”</w:t>
+      </w:r>
+      <w:r>
+        <w:rPr>
+          <w:rFonts w:hint="default" w:ascii="Times New Roman" w:hAnsi="Times New Roman" w:eastAsia="宋体" w:cs="Times New Roman"/>
+          <w:sz w:val="24"/>
+          <w:szCs w:val="24"/>
+        </w:rPr>
+        <w:t>，而是先询问</w:t>
+      </w:r>
+      <w:r>
+        <w:rPr>
+          <w:rFonts w:hint="eastAsia" w:ascii="Times New Roman" w:hAnsi="Times New Roman" w:eastAsia="宋体" w:cs="Times New Roman"/>
+          <w:sz w:val="24"/>
+          <w:szCs w:val="24"/>
+          <w:lang w:eastAsia="zh-CN"/>
+        </w:rPr>
+        <w:t>“</w:t>
+      </w:r>
+      <w:r>
+        <w:rPr>
+          <w:rFonts w:hint="default" w:ascii="Times New Roman" w:hAnsi="Times New Roman" w:eastAsia="宋体" w:cs="Times New Roman"/>
+          <w:sz w:val="24"/>
+          <w:szCs w:val="24"/>
+        </w:rPr>
+        <w:t>如果每月能存下一笔钱，你通常会放在哪里</w:t>
+      </w:r>
+      <w:r>
+        <w:rPr>
+          <w:rFonts w:hint="eastAsia" w:ascii="Times New Roman" w:hAnsi="Times New Roman" w:eastAsia="宋体" w:cs="Times New Roman"/>
+          <w:sz w:val="24"/>
+          <w:szCs w:val="24"/>
+          <w:lang w:eastAsia="zh-CN"/>
+        </w:rPr>
+        <w:t>”</w:t>
+      </w:r>
+      <w:r>
+        <w:rPr>
+          <w:rFonts w:hint="default" w:ascii="Times New Roman" w:hAnsi="Times New Roman" w:eastAsia="宋体" w:cs="Times New Roman"/>
+          <w:sz w:val="24"/>
+          <w:szCs w:val="24"/>
+        </w:rPr>
+        <w:t>；不直接询问</w:t>
+      </w:r>
+      <w:r>
+        <w:rPr>
+          <w:rFonts w:hint="eastAsia" w:ascii="Times New Roman" w:hAnsi="Times New Roman" w:eastAsia="宋体" w:cs="Times New Roman"/>
+          <w:sz w:val="24"/>
+          <w:szCs w:val="24"/>
+          <w:lang w:eastAsia="zh-CN"/>
+        </w:rPr>
+        <w:t>“</w:t>
+      </w:r>
+      <w:r>
+        <w:rPr>
+          <w:rFonts w:hint="default" w:ascii="Times New Roman" w:hAnsi="Times New Roman" w:eastAsia="宋体" w:cs="Times New Roman"/>
+          <w:sz w:val="24"/>
+          <w:szCs w:val="24"/>
+        </w:rPr>
+        <w:t>你是否接受游戏化机制</w:t>
+      </w:r>
+      <w:r>
+        <w:rPr>
+          <w:rFonts w:hint="eastAsia" w:ascii="Times New Roman" w:hAnsi="Times New Roman" w:eastAsia="宋体" w:cs="Times New Roman"/>
+          <w:sz w:val="24"/>
+          <w:szCs w:val="24"/>
+          <w:lang w:eastAsia="zh-CN"/>
+        </w:rPr>
+        <w:t>”</w:t>
+      </w:r>
+      <w:r>
+        <w:rPr>
+          <w:rFonts w:hint="default" w:ascii="Times New Roman" w:hAnsi="Times New Roman" w:eastAsia="宋体" w:cs="Times New Roman"/>
+          <w:sz w:val="24"/>
+          <w:szCs w:val="24"/>
+        </w:rPr>
+        <w:t>，而是询问</w:t>
+      </w:r>
+      <w:r>
+        <w:rPr>
+          <w:rFonts w:hint="eastAsia" w:ascii="Times New Roman" w:hAnsi="Times New Roman" w:eastAsia="宋体" w:cs="Times New Roman"/>
+          <w:sz w:val="24"/>
+          <w:szCs w:val="24"/>
+          <w:lang w:eastAsia="zh-CN"/>
+        </w:rPr>
+        <w:t>“</w:t>
+      </w:r>
+      <w:r>
+        <w:rPr>
+          <w:rFonts w:hint="default" w:ascii="Times New Roman" w:hAnsi="Times New Roman" w:eastAsia="宋体" w:cs="Times New Roman"/>
+          <w:sz w:val="24"/>
+          <w:szCs w:val="24"/>
+        </w:rPr>
+        <w:t>如果学习过程中能看到进度、获得卡片或徽章，你是否会更愿意继续</w:t>
+      </w:r>
+      <w:r>
+        <w:rPr>
+          <w:rFonts w:hint="eastAsia" w:ascii="Times New Roman" w:hAnsi="Times New Roman" w:eastAsia="宋体" w:cs="Times New Roman"/>
+          <w:sz w:val="24"/>
+          <w:szCs w:val="24"/>
+          <w:lang w:eastAsia="zh-CN"/>
+        </w:rPr>
+        <w:t>”</w:t>
+      </w:r>
+      <w:r>
+        <w:rPr>
+          <w:rFonts w:hint="default" w:ascii="Times New Roman" w:hAnsi="Times New Roman" w:eastAsia="宋体" w:cs="Times New Roman"/>
+          <w:sz w:val="24"/>
+          <w:szCs w:val="24"/>
+        </w:rPr>
+        <w:t>。这种提问方式有助于减少受访者因金融知识不足产生的防御心理，也更接近 FirstSpot 希望解决的真实使用场景。</w:t>
       </w:r>
     </w:p>
     <w:p>
@@ -4637,7 +6045,75 @@
           <w:sz w:val="24"/>
           <w:szCs w:val="24"/>
         </w:rPr>
-        <w:t>访谈显示，用户对理财的态度并非简单地“不感兴趣”。多数受访者认可有效理财能够改善生活，但尚未形成系统行动。受访者 A 已经购买基金，希望通过理财实现工资以外的资产增值，但同时担心平台诱导交易，也意识到投资能力建设的重要性。受访者 B 几乎没有使用金融产品，把理财理解为储蓄和记账，更关注简单实用、低负担的工具。受访者 C 认可理财必要性，但认为“先有财才需要理”，本金门槛成为其主要心理阻碍。受访者 D 收入较高但仍偏向现金储蓄，认为主动投资风险高、时间成本高。受访者 E 长期使用余额宝，认为理财有价值，但受消费优先级、知识不足和时间成本影响，尚未主动进入更复杂的投资领域。</w:t>
+        <w:t>访谈显示，用户对理财的态度并非简单地</w:t>
+      </w:r>
+      <w:r>
+        <w:rPr>
+          <w:rFonts w:hint="eastAsia" w:ascii="Times New Roman" w:hAnsi="Times New Roman" w:cs="Times New Roman"/>
+          <w:sz w:val="24"/>
+          <w:szCs w:val="24"/>
+          <w:lang w:eastAsia="zh-CN"/>
+        </w:rPr>
+        <w:t>“</w:t>
+      </w:r>
+      <w:r>
+        <w:rPr>
+          <w:rFonts w:hint="default" w:ascii="Times New Roman" w:hAnsi="Times New Roman" w:cs="Times New Roman" w:eastAsiaTheme="minorEastAsia"/>
+          <w:sz w:val="24"/>
+          <w:szCs w:val="24"/>
+        </w:rPr>
+        <w:t>不感兴趣</w:t>
+      </w:r>
+      <w:r>
+        <w:rPr>
+          <w:rFonts w:hint="eastAsia" w:ascii="Times New Roman" w:hAnsi="Times New Roman" w:cs="Times New Roman"/>
+          <w:sz w:val="24"/>
+          <w:szCs w:val="24"/>
+          <w:lang w:eastAsia="zh-CN"/>
+        </w:rPr>
+        <w:t>”</w:t>
+      </w:r>
+      <w:r>
+        <w:rPr>
+          <w:rFonts w:hint="default" w:ascii="Times New Roman" w:hAnsi="Times New Roman" w:cs="Times New Roman" w:eastAsiaTheme="minorEastAsia"/>
+          <w:sz w:val="24"/>
+          <w:szCs w:val="24"/>
+        </w:rPr>
+        <w:t>。多数受访者认可有效理财能够改善生活，但尚未形成系统行动。受访者 A 已经购买基金，希望通过理财实现工资以外的资产增值，但同时担心平台诱导交易，也意识到投资能力建设的重要性。受访者 B 几乎没有使用金融产品，把理财理解为储蓄和记账，更关注简单实用、低负担的工具。受访者 C 认可理财必要性，但认为</w:t>
+      </w:r>
+      <w:r>
+        <w:rPr>
+          <w:rFonts w:hint="eastAsia" w:ascii="Times New Roman" w:hAnsi="Times New Roman" w:cs="Times New Roman"/>
+          <w:sz w:val="24"/>
+          <w:szCs w:val="24"/>
+          <w:lang w:eastAsia="zh-CN"/>
+        </w:rPr>
+        <w:t>“</w:t>
+      </w:r>
+      <w:r>
+        <w:rPr>
+          <w:rFonts w:hint="default" w:ascii="Times New Roman" w:hAnsi="Times New Roman" w:cs="Times New Roman" w:eastAsiaTheme="minorEastAsia"/>
+          <w:sz w:val="24"/>
+          <w:szCs w:val="24"/>
+        </w:rPr>
+        <w:t>先有财才需要理</w:t>
+      </w:r>
+      <w:r>
+        <w:rPr>
+          <w:rFonts w:hint="eastAsia" w:ascii="Times New Roman" w:hAnsi="Times New Roman" w:cs="Times New Roman"/>
+          <w:sz w:val="24"/>
+          <w:szCs w:val="24"/>
+          <w:lang w:eastAsia="zh-CN"/>
+        </w:rPr>
+        <w:t>”</w:t>
+      </w:r>
+      <w:r>
+        <w:rPr>
+          <w:rFonts w:hint="default" w:ascii="Times New Roman" w:hAnsi="Times New Roman" w:cs="Times New Roman" w:eastAsiaTheme="minorEastAsia"/>
+          <w:sz w:val="24"/>
+          <w:szCs w:val="24"/>
+        </w:rPr>
+        <w:t>，本金门槛成为其主要心理阻碍。受访者 D 收入较高但仍偏向现金储蓄，认为主动投资风险高、时间成本高。受访者 E 长期使用余额宝，认为理财有价值，但受消费优先级、知识不足和时间成本影响，尚未主动进入更复杂的投资领域。</w:t>
       </w:r>
     </w:p>
     <w:p>
@@ -4655,7 +6131,109 @@
           <w:sz w:val="24"/>
           <w:szCs w:val="24"/>
         </w:rPr>
-        <w:t>进一步整理访谈材料可以发现，受访者的差异主要体现在“是否已经开始实践”“是否具备本金信心”“是否信任现有平台”三个维度上，而不是简单地分为懂理财和不懂理财。已有基金经验的受访者 A 并不排斥金融产品，但他对平台推荐和交易刺激保持警惕。他希望产品能够解释风险来源、产品逻辑和长期策略，而不是只展示涨跌和收益。对这类用户而言，FirstSpot 需要提供的是“继续成长的解释系统”，帮助其从零散购买经验转向更系统的投资能力。</w:t>
+        <w:t>进一步整理访谈材料可以发现，受访者的差异主要体现在</w:t>
+      </w:r>
+      <w:r>
+        <w:rPr>
+          <w:rFonts w:hint="eastAsia" w:ascii="Times New Roman" w:hAnsi="Times New Roman" w:cs="Times New Roman"/>
+          <w:sz w:val="24"/>
+          <w:szCs w:val="24"/>
+          <w:lang w:eastAsia="zh-CN"/>
+        </w:rPr>
+        <w:t>“</w:t>
+      </w:r>
+      <w:r>
+        <w:rPr>
+          <w:rFonts w:hint="default" w:ascii="Times New Roman" w:hAnsi="Times New Roman" w:cs="Times New Roman" w:eastAsiaTheme="minorEastAsia"/>
+          <w:sz w:val="24"/>
+          <w:szCs w:val="24"/>
+        </w:rPr>
+        <w:t>是否已经开始实践</w:t>
+      </w:r>
+      <w:r>
+        <w:rPr>
+          <w:rFonts w:hint="eastAsia" w:ascii="Times New Roman" w:hAnsi="Times New Roman" w:cs="Times New Roman"/>
+          <w:sz w:val="24"/>
+          <w:szCs w:val="24"/>
+          <w:lang w:eastAsia="zh-CN"/>
+        </w:rPr>
+        <w:t>”“</w:t>
+      </w:r>
+      <w:r>
+        <w:rPr>
+          <w:rFonts w:hint="default" w:ascii="Times New Roman" w:hAnsi="Times New Roman" w:cs="Times New Roman" w:eastAsiaTheme="minorEastAsia"/>
+          <w:sz w:val="24"/>
+          <w:szCs w:val="24"/>
+        </w:rPr>
+        <w:t>是否具备本金信心</w:t>
+      </w:r>
+      <w:r>
+        <w:rPr>
+          <w:rFonts w:hint="eastAsia" w:ascii="Times New Roman" w:hAnsi="Times New Roman" w:cs="Times New Roman"/>
+          <w:sz w:val="24"/>
+          <w:szCs w:val="24"/>
+          <w:lang w:eastAsia="zh-CN"/>
+        </w:rPr>
+        <w:t>”“</w:t>
+      </w:r>
+      <w:r>
+        <w:rPr>
+          <w:rFonts w:hint="default" w:ascii="Times New Roman" w:hAnsi="Times New Roman" w:cs="Times New Roman" w:eastAsiaTheme="minorEastAsia"/>
+          <w:sz w:val="24"/>
+          <w:szCs w:val="24"/>
+        </w:rPr>
+        <w:t>是否信任现有平台</w:t>
+      </w:r>
+      <w:r>
+        <w:rPr>
+          <w:rFonts w:hint="eastAsia" w:ascii="Times New Roman" w:hAnsi="Times New Roman" w:cs="Times New Roman"/>
+          <w:sz w:val="24"/>
+          <w:szCs w:val="24"/>
+          <w:lang w:eastAsia="zh-CN"/>
+        </w:rPr>
+        <w:t>”</w:t>
+      </w:r>
+      <w:r>
+        <w:rPr>
+          <w:rFonts w:hint="default" w:ascii="Times New Roman" w:hAnsi="Times New Roman" w:cs="Times New Roman" w:eastAsiaTheme="minorEastAsia"/>
+          <w:sz w:val="24"/>
+          <w:szCs w:val="24"/>
+        </w:rPr>
+        <w:t>三个维度上，而不是简单地分为懂理财和不懂理财。已有基金经验的受访者 A 并不排斥金融产品，但他对平台推荐和交易刺激保持警惕。他希望产品能够解释风险来源、产品逻辑和长期策略，而不是只展示涨跌和收益。对这类用户而言，FirstSpot 需要提供的是</w:t>
+      </w:r>
+      <w:r>
+        <w:rPr>
+          <w:rFonts w:hint="eastAsia" w:ascii="Times New Roman" w:hAnsi="Times New Roman" w:cs="Times New Roman"/>
+          <w:sz w:val="24"/>
+          <w:szCs w:val="24"/>
+          <w:lang w:eastAsia="zh-CN"/>
+        </w:rPr>
+        <w:t>“</w:t>
+      </w:r>
+      <w:r>
+        <w:rPr>
+          <w:rFonts w:hint="default" w:ascii="Times New Roman" w:hAnsi="Times New Roman" w:cs="Times New Roman" w:eastAsiaTheme="minorEastAsia"/>
+          <w:sz w:val="24"/>
+          <w:szCs w:val="24"/>
+        </w:rPr>
+        <w:t>继续成长的解释系统</w:t>
+      </w:r>
+      <w:r>
+        <w:rPr>
+          <w:rFonts w:hint="eastAsia" w:ascii="Times New Roman" w:hAnsi="Times New Roman" w:cs="Times New Roman"/>
+          <w:sz w:val="24"/>
+          <w:szCs w:val="24"/>
+          <w:lang w:eastAsia="zh-CN"/>
+        </w:rPr>
+        <w:t>”</w:t>
+      </w:r>
+      <w:r>
+        <w:rPr>
+          <w:rFonts w:hint="default" w:ascii="Times New Roman" w:hAnsi="Times New Roman" w:cs="Times New Roman" w:eastAsiaTheme="minorEastAsia"/>
+          <w:sz w:val="24"/>
+          <w:szCs w:val="24"/>
+        </w:rPr>
+        <w:t>，帮助其从零散购买经验转向更系统的投资能力。</w:t>
       </w:r>
     </w:p>
     <w:p>
@@ -4673,7 +6251,41 @@
           <w:sz w:val="24"/>
           <w:szCs w:val="24"/>
         </w:rPr>
-        <w:t>受访者 B 和受访者 E 更接近轻度新手。他们并非完全不关心理财，而是更容易从储蓄、记账、消费控制和生活预算进入问题。对于他们来说，传统金融应用的问题不是功能不够，而是入口过于复杂：基金排行、收益曲线、风险等级、广告活动和专业术语同时出现，使其难以判断应该先看什么。站在这类用户角度，FirstSpot 的价值应首先体现为“把第一步变小”：先解释一个概念、完成一个小任务、保存一张卡片，再逐步连接到账本和工具，而不是要求用户立即做出购买选择。</w:t>
+        <w:t>受访者 B 和受访者 E 更接近轻度新手。他们并非完全不关心理财，而是更容易从储蓄、记账、消费控制和生活预算进入问题。对于他们来说，传统金融应用的问题不是功能不够，而是入口过于复杂：基金排行、收益曲线、风险等级、广告活动和专业术语同时出现，使其难以判断应该先看什么。站在这类用户角度，FirstSpot 的价值应首先体现为</w:t>
+      </w:r>
+      <w:r>
+        <w:rPr>
+          <w:rFonts w:hint="eastAsia" w:ascii="Times New Roman" w:hAnsi="Times New Roman" w:cs="Times New Roman"/>
+          <w:sz w:val="24"/>
+          <w:szCs w:val="24"/>
+          <w:lang w:eastAsia="zh-CN"/>
+        </w:rPr>
+        <w:t>“</w:t>
+      </w:r>
+      <w:r>
+        <w:rPr>
+          <w:rFonts w:hint="default" w:ascii="Times New Roman" w:hAnsi="Times New Roman" w:cs="Times New Roman" w:eastAsiaTheme="minorEastAsia"/>
+          <w:sz w:val="24"/>
+          <w:szCs w:val="24"/>
+        </w:rPr>
+        <w:t>把第一步变小</w:t>
+      </w:r>
+      <w:r>
+        <w:rPr>
+          <w:rFonts w:hint="eastAsia" w:ascii="Times New Roman" w:hAnsi="Times New Roman" w:cs="Times New Roman"/>
+          <w:sz w:val="24"/>
+          <w:szCs w:val="24"/>
+          <w:lang w:eastAsia="zh-CN"/>
+        </w:rPr>
+        <w:t>”</w:t>
+      </w:r>
+      <w:r>
+        <w:rPr>
+          <w:rFonts w:hint="default" w:ascii="Times New Roman" w:hAnsi="Times New Roman" w:cs="Times New Roman" w:eastAsiaTheme="minorEastAsia"/>
+          <w:sz w:val="24"/>
+          <w:szCs w:val="24"/>
+        </w:rPr>
+        <w:t>：先解释一个概念、完成一个小任务、保存一张卡片，再逐步连接到账本和工具，而不是要求用户立即做出购买选择。</w:t>
       </w:r>
     </w:p>
     <w:p>
@@ -4691,24 +6303,194 @@
           <w:sz w:val="24"/>
           <w:szCs w:val="24"/>
         </w:rPr>
-        <w:t>受访者 C 的核心问题是本金门槛和自我效能感不足。他认可理财的重要性，但会把“投资”理解为需要较大本金后才值得学习的事情。这说明新手困境不仅是知识问题，也包含心理账户和身份认同问题：用户可能还没有把自己看作“可以学习投资的人”。因此，FirstSpot 应将学习与真实买入分离，让用户意识到即使本金暂时有限，也可以先建立现金储备、理解风险、学习定投和长期主义。这样的设计能够把“我没钱所以不用学”转化为“我可以先学习如何准备”。</w:t>
-      </w:r>
-    </w:p>
-    <w:p>
-      <w:pPr>
-        <w:rPr>
-          <w:rFonts w:hint="default" w:ascii="Times New Roman" w:hAnsi="Times New Roman" w:cs="Times New Roman" w:eastAsiaTheme="minorEastAsia"/>
-          <w:sz w:val="24"/>
-          <w:szCs w:val="24"/>
-        </w:rPr>
-      </w:pPr>
-      <w:r>
-        <w:rPr>
-          <w:rFonts w:hint="default" w:ascii="Times New Roman" w:hAnsi="Times New Roman" w:cs="Times New Roman" w:eastAsiaTheme="minorEastAsia"/>
-          <w:sz w:val="24"/>
-          <w:szCs w:val="24"/>
-        </w:rPr>
-        <w:t>受访者 D 则代表收入较高但风险敏感的用户。他并不缺少行动能力，而是担心时间成本、信息噪声和错误决策。对这类用户而言，产品需要避免制造“每天都要看盘”的压力，更应强调风险解释、费用影响、长期策略和低频复盘。FirstSpot 的个股详情页去除复杂盘口和交易按钮，保留平滑趋势、核心统计和白话解释，正是对这类需求的回应。</w:t>
+        <w:t>受访者 C 的核心问题是本金门槛和自我效能感不足。他认可理财的重要性，但会把</w:t>
+      </w:r>
+      <w:r>
+        <w:rPr>
+          <w:rFonts w:hint="eastAsia" w:ascii="Times New Roman" w:hAnsi="Times New Roman" w:cs="Times New Roman"/>
+          <w:sz w:val="24"/>
+          <w:szCs w:val="24"/>
+          <w:lang w:eastAsia="zh-CN"/>
+        </w:rPr>
+        <w:t>“</w:t>
+      </w:r>
+      <w:r>
+        <w:rPr>
+          <w:rFonts w:hint="default" w:ascii="Times New Roman" w:hAnsi="Times New Roman" w:cs="Times New Roman" w:eastAsiaTheme="minorEastAsia"/>
+          <w:sz w:val="24"/>
+          <w:szCs w:val="24"/>
+        </w:rPr>
+        <w:t>投资</w:t>
+      </w:r>
+      <w:r>
+        <w:rPr>
+          <w:rFonts w:hint="eastAsia" w:ascii="Times New Roman" w:hAnsi="Times New Roman" w:cs="Times New Roman"/>
+          <w:sz w:val="24"/>
+          <w:szCs w:val="24"/>
+          <w:lang w:eastAsia="zh-CN"/>
+        </w:rPr>
+        <w:t>”</w:t>
+      </w:r>
+      <w:r>
+        <w:rPr>
+          <w:rFonts w:hint="default" w:ascii="Times New Roman" w:hAnsi="Times New Roman" w:cs="Times New Roman" w:eastAsiaTheme="minorEastAsia"/>
+          <w:sz w:val="24"/>
+          <w:szCs w:val="24"/>
+        </w:rPr>
+        <w:t>理解为需要较大本金后才值得学习的事情。这说明新手困境不仅是知识问题，也包含心理账户和身份认同问题：用户可能还没有把自己看作</w:t>
+      </w:r>
+      <w:r>
+        <w:rPr>
+          <w:rFonts w:hint="eastAsia" w:ascii="Times New Roman" w:hAnsi="Times New Roman" w:cs="Times New Roman"/>
+          <w:sz w:val="24"/>
+          <w:szCs w:val="24"/>
+          <w:lang w:eastAsia="zh-CN"/>
+        </w:rPr>
+        <w:t>“</w:t>
+      </w:r>
+      <w:r>
+        <w:rPr>
+          <w:rFonts w:hint="default" w:ascii="Times New Roman" w:hAnsi="Times New Roman" w:cs="Times New Roman" w:eastAsiaTheme="minorEastAsia"/>
+          <w:sz w:val="24"/>
+          <w:szCs w:val="24"/>
+        </w:rPr>
+        <w:t>可以学习投资的人</w:t>
+      </w:r>
+      <w:r>
+        <w:rPr>
+          <w:rFonts w:hint="eastAsia" w:ascii="Times New Roman" w:hAnsi="Times New Roman" w:cs="Times New Roman"/>
+          <w:sz w:val="24"/>
+          <w:szCs w:val="24"/>
+          <w:lang w:eastAsia="zh-CN"/>
+        </w:rPr>
+        <w:t>”</w:t>
+      </w:r>
+      <w:r>
+        <w:rPr>
+          <w:rFonts w:hint="default" w:ascii="Times New Roman" w:hAnsi="Times New Roman" w:cs="Times New Roman" w:eastAsiaTheme="minorEastAsia"/>
+          <w:sz w:val="24"/>
+          <w:szCs w:val="24"/>
+        </w:rPr>
+        <w:t>。因此，FirstSpot 应将学习与真实买入分离，让用户意识到即使本金暂时有限，也可以先建立现金储备、理解风险、学习定投和长期主义。这样的设计能够把</w:t>
+      </w:r>
+      <w:r>
+        <w:rPr>
+          <w:rFonts w:hint="eastAsia" w:ascii="Times New Roman" w:hAnsi="Times New Roman" w:cs="Times New Roman"/>
+          <w:sz w:val="24"/>
+          <w:szCs w:val="24"/>
+          <w:lang w:eastAsia="zh-CN"/>
+        </w:rPr>
+        <w:t>“</w:t>
+      </w:r>
+      <w:r>
+        <w:rPr>
+          <w:rFonts w:hint="default" w:ascii="Times New Roman" w:hAnsi="Times New Roman" w:cs="Times New Roman" w:eastAsiaTheme="minorEastAsia"/>
+          <w:sz w:val="24"/>
+          <w:szCs w:val="24"/>
+        </w:rPr>
+        <w:t>我没钱所以不用学</w:t>
+      </w:r>
+      <w:r>
+        <w:rPr>
+          <w:rFonts w:hint="eastAsia" w:ascii="Times New Roman" w:hAnsi="Times New Roman" w:cs="Times New Roman"/>
+          <w:sz w:val="24"/>
+          <w:szCs w:val="24"/>
+          <w:lang w:eastAsia="zh-CN"/>
+        </w:rPr>
+        <w:t>”</w:t>
+      </w:r>
+      <w:r>
+        <w:rPr>
+          <w:rFonts w:hint="default" w:ascii="Times New Roman" w:hAnsi="Times New Roman" w:cs="Times New Roman" w:eastAsiaTheme="minorEastAsia"/>
+          <w:sz w:val="24"/>
+          <w:szCs w:val="24"/>
+        </w:rPr>
+        <w:t>转化为</w:t>
+      </w:r>
+      <w:r>
+        <w:rPr>
+          <w:rFonts w:hint="eastAsia" w:ascii="Times New Roman" w:hAnsi="Times New Roman" w:cs="Times New Roman"/>
+          <w:sz w:val="24"/>
+          <w:szCs w:val="24"/>
+          <w:lang w:eastAsia="zh-CN"/>
+        </w:rPr>
+        <w:t>“</w:t>
+      </w:r>
+      <w:r>
+        <w:rPr>
+          <w:rFonts w:hint="default" w:ascii="Times New Roman" w:hAnsi="Times New Roman" w:cs="Times New Roman" w:eastAsiaTheme="minorEastAsia"/>
+          <w:sz w:val="24"/>
+          <w:szCs w:val="24"/>
+        </w:rPr>
+        <w:t>我可以先学习如何准备</w:t>
+      </w:r>
+      <w:r>
+        <w:rPr>
+          <w:rFonts w:hint="eastAsia" w:ascii="Times New Roman" w:hAnsi="Times New Roman" w:cs="Times New Roman"/>
+          <w:sz w:val="24"/>
+          <w:szCs w:val="24"/>
+          <w:lang w:eastAsia="zh-CN"/>
+        </w:rPr>
+        <w:t>”</w:t>
+      </w:r>
+      <w:r>
+        <w:rPr>
+          <w:rFonts w:hint="default" w:ascii="Times New Roman" w:hAnsi="Times New Roman" w:cs="Times New Roman" w:eastAsiaTheme="minorEastAsia"/>
+          <w:sz w:val="24"/>
+          <w:szCs w:val="24"/>
+        </w:rPr>
+        <w:t>。</w:t>
+      </w:r>
+    </w:p>
+    <w:p>
+      <w:pPr>
+        <w:rPr>
+          <w:rFonts w:hint="default" w:ascii="Times New Roman" w:hAnsi="Times New Roman" w:cs="Times New Roman" w:eastAsiaTheme="minorEastAsia"/>
+          <w:sz w:val="24"/>
+          <w:szCs w:val="24"/>
+        </w:rPr>
+      </w:pPr>
+      <w:r>
+        <w:rPr>
+          <w:rFonts w:hint="default" w:ascii="Times New Roman" w:hAnsi="Times New Roman" w:cs="Times New Roman" w:eastAsiaTheme="minorEastAsia"/>
+          <w:sz w:val="24"/>
+          <w:szCs w:val="24"/>
+        </w:rPr>
+        <w:t>受访者 D 则代表收入较高但风险敏感的用户。他并不缺少行动能力，而是担心时间成本、信息噪声和错误决策。对这类用户而言，产品需要避免制造</w:t>
+      </w:r>
+      <w:r>
+        <w:rPr>
+          <w:rFonts w:hint="eastAsia" w:ascii="Times New Roman" w:hAnsi="Times New Roman" w:cs="Times New Roman"/>
+          <w:sz w:val="24"/>
+          <w:szCs w:val="24"/>
+          <w:lang w:eastAsia="zh-CN"/>
+        </w:rPr>
+        <w:t>“</w:t>
+      </w:r>
+      <w:r>
+        <w:rPr>
+          <w:rFonts w:hint="default" w:ascii="Times New Roman" w:hAnsi="Times New Roman" w:cs="Times New Roman" w:eastAsiaTheme="minorEastAsia"/>
+          <w:sz w:val="24"/>
+          <w:szCs w:val="24"/>
+        </w:rPr>
+        <w:t>每天都要看盘</w:t>
+      </w:r>
+      <w:r>
+        <w:rPr>
+          <w:rFonts w:hint="eastAsia" w:ascii="Times New Roman" w:hAnsi="Times New Roman" w:cs="Times New Roman"/>
+          <w:sz w:val="24"/>
+          <w:szCs w:val="24"/>
+          <w:lang w:eastAsia="zh-CN"/>
+        </w:rPr>
+        <w:t>”</w:t>
+      </w:r>
+      <w:r>
+        <w:rPr>
+          <w:rFonts w:hint="default" w:ascii="Times New Roman" w:hAnsi="Times New Roman" w:cs="Times New Roman" w:eastAsiaTheme="minorEastAsia"/>
+          <w:sz w:val="24"/>
+          <w:szCs w:val="24"/>
+        </w:rPr>
+        <w:t>的压力，更应强调风险解释、费用影响、长期策略和低频复盘。FirstSpot 的个股详情页去除复杂盘口和交易按钮，保留平滑趋势、核心统计和白话解释，正是对这类需求的回应。</w:t>
       </w:r>
     </w:p>
     <w:p>
@@ -4726,7 +6508,75 @@
           <w:sz w:val="24"/>
           <w:szCs w:val="24"/>
         </w:rPr>
-        <w:t>综合来看，5 位受访者虽然背景不同，但共同呈现出四个稳定问题。第一，金融术语和产品结构让新手感到距离感。第二，现有平台信息密度高，常常把学习、推荐和交易混在一起。第三，用户需要看到自己在学习中的进步，否则很难持续投入。第四，用户希望工具足够实用，但不希望被过度刺激或诱导交易。由此可见，FirstSpot 的产品定位不应是“替代专业交易软件”，而应是“为年轻用户提供投资学习、账本记录和风险理解的入门层”。</w:t>
+        <w:t>综合来看，5 位受访者虽然背景不同，但共同呈现出四个稳定问题。第一，金融术语和产品结构让新手感到距离感。第二，现有平台信息密度高，常常把学习、推荐和交易混在一起。第三，用户需要看到自己在学习中的进步，否则很难持续投入。第四，用户希望工具足够实用，但不希望被过度刺激或诱导交易。由此可见，FirstSpot 的产品定位不应是</w:t>
+      </w:r>
+      <w:r>
+        <w:rPr>
+          <w:rFonts w:hint="eastAsia" w:ascii="Times New Roman" w:hAnsi="Times New Roman" w:cs="Times New Roman"/>
+          <w:sz w:val="24"/>
+          <w:szCs w:val="24"/>
+          <w:lang w:eastAsia="zh-CN"/>
+        </w:rPr>
+        <w:t>“</w:t>
+      </w:r>
+      <w:r>
+        <w:rPr>
+          <w:rFonts w:hint="default" w:ascii="Times New Roman" w:hAnsi="Times New Roman" w:cs="Times New Roman" w:eastAsiaTheme="minorEastAsia"/>
+          <w:sz w:val="24"/>
+          <w:szCs w:val="24"/>
+        </w:rPr>
+        <w:t>替代专业交易软件</w:t>
+      </w:r>
+      <w:r>
+        <w:rPr>
+          <w:rFonts w:hint="eastAsia" w:ascii="Times New Roman" w:hAnsi="Times New Roman" w:cs="Times New Roman"/>
+          <w:sz w:val="24"/>
+          <w:szCs w:val="24"/>
+          <w:lang w:eastAsia="zh-CN"/>
+        </w:rPr>
+        <w:t>”</w:t>
+      </w:r>
+      <w:r>
+        <w:rPr>
+          <w:rFonts w:hint="default" w:ascii="Times New Roman" w:hAnsi="Times New Roman" w:cs="Times New Roman" w:eastAsiaTheme="minorEastAsia"/>
+          <w:sz w:val="24"/>
+          <w:szCs w:val="24"/>
+        </w:rPr>
+        <w:t>，而应是</w:t>
+      </w:r>
+      <w:r>
+        <w:rPr>
+          <w:rFonts w:hint="eastAsia" w:ascii="Times New Roman" w:hAnsi="Times New Roman" w:cs="Times New Roman"/>
+          <w:sz w:val="24"/>
+          <w:szCs w:val="24"/>
+          <w:lang w:eastAsia="zh-CN"/>
+        </w:rPr>
+        <w:t>“</w:t>
+      </w:r>
+      <w:r>
+        <w:rPr>
+          <w:rFonts w:hint="default" w:ascii="Times New Roman" w:hAnsi="Times New Roman" w:cs="Times New Roman" w:eastAsiaTheme="minorEastAsia"/>
+          <w:sz w:val="24"/>
+          <w:szCs w:val="24"/>
+        </w:rPr>
+        <w:t>为年轻用户提供投资学习、账本记录和风险理解的入门层</w:t>
+      </w:r>
+      <w:r>
+        <w:rPr>
+          <w:rFonts w:hint="eastAsia" w:ascii="Times New Roman" w:hAnsi="Times New Roman" w:cs="Times New Roman"/>
+          <w:sz w:val="24"/>
+          <w:szCs w:val="24"/>
+          <w:lang w:eastAsia="zh-CN"/>
+        </w:rPr>
+        <w:t>”</w:t>
+      </w:r>
+      <w:r>
+        <w:rPr>
+          <w:rFonts w:hint="default" w:ascii="Times New Roman" w:hAnsi="Times New Roman" w:cs="Times New Roman" w:eastAsiaTheme="minorEastAsia"/>
+          <w:sz w:val="24"/>
+          <w:szCs w:val="24"/>
+        </w:rPr>
+        <w:t>。</w:t>
       </w:r>
     </w:p>
     <w:p>
@@ -4805,7 +6655,41 @@
           <w:sz w:val="24"/>
           <w:szCs w:val="24"/>
         </w:rPr>
-        <w:t>基于前期调研，FirstSpot 将目标用户定义为“对理财有兴趣但尚未形成稳定投资系统的年轻用户”。这类用户并不一定需要复杂交易功能，而更需要三个层面的支持。</w:t>
+        <w:t>基于前期调研，FirstSpot 将目标用户定义为</w:t>
+      </w:r>
+      <w:r>
+        <w:rPr>
+          <w:rFonts w:hint="eastAsia" w:ascii="Times New Roman" w:hAnsi="Times New Roman" w:eastAsia="宋体" w:cs="Times New Roman"/>
+          <w:sz w:val="24"/>
+          <w:szCs w:val="24"/>
+          <w:lang w:eastAsia="zh-CN"/>
+        </w:rPr>
+        <w:t>“</w:t>
+      </w:r>
+      <w:r>
+        <w:rPr>
+          <w:rFonts w:hint="default" w:ascii="Times New Roman" w:hAnsi="Times New Roman" w:eastAsia="宋体" w:cs="Times New Roman"/>
+          <w:sz w:val="24"/>
+          <w:szCs w:val="24"/>
+        </w:rPr>
+        <w:t>对理财有兴趣但尚未形成稳定投资系统的年轻用户</w:t>
+      </w:r>
+      <w:r>
+        <w:rPr>
+          <w:rFonts w:hint="eastAsia" w:ascii="Times New Roman" w:hAnsi="Times New Roman" w:eastAsia="宋体" w:cs="Times New Roman"/>
+          <w:sz w:val="24"/>
+          <w:szCs w:val="24"/>
+          <w:lang w:eastAsia="zh-CN"/>
+        </w:rPr>
+        <w:t>”</w:t>
+      </w:r>
+      <w:r>
+        <w:rPr>
+          <w:rFonts w:hint="default" w:ascii="Times New Roman" w:hAnsi="Times New Roman" w:eastAsia="宋体" w:cs="Times New Roman"/>
+          <w:sz w:val="24"/>
+          <w:szCs w:val="24"/>
+        </w:rPr>
+        <w:t>。这类用户并不一定需要复杂交易功能，而更需要三个层面的支持。</w:t>
       </w:r>
     </w:p>
     <w:p>
@@ -4841,7 +6725,169 @@
           <w:sz w:val="24"/>
           <w:szCs w:val="24"/>
         </w:rPr>
-        <w:t>这三个需求并非主观设定，而是从访谈材料中逐步推导得到。认知支持来自用户对术语、风险和产品结构的反复困惑：当用户不知道“二级市场”“指数基金”“回撤”“费用”“分散投资”等概念意味着什么时，任何交易入口都会显得过早。行为支持来自用户对实用工具的期待：他们希望知道自己的资金、成本、收益和学习结果如何被记录，而不仅仅是阅读金融知识。情绪支持则来自用户对金融场景的压力感：许多用户不是拒绝理财，而是担心自己看不懂、做错、被诱导或被比较。</w:t>
+        <w:t>这三个需求并非主观设定，而是从访谈材料中逐步推导得到。认知支持来自用户对术语、风险和产品结构的反复困惑：当用户不知道</w:t>
+      </w:r>
+      <w:r>
+        <w:rPr>
+          <w:rFonts w:hint="eastAsia" w:ascii="Times New Roman" w:hAnsi="Times New Roman" w:eastAsia="宋体" w:cs="Times New Roman"/>
+          <w:sz w:val="24"/>
+          <w:szCs w:val="24"/>
+          <w:lang w:eastAsia="zh-CN"/>
+        </w:rPr>
+        <w:t>“</w:t>
+      </w:r>
+      <w:r>
+        <w:rPr>
+          <w:rFonts w:hint="default" w:ascii="Times New Roman" w:hAnsi="Times New Roman" w:eastAsia="宋体" w:cs="Times New Roman"/>
+          <w:sz w:val="24"/>
+          <w:szCs w:val="24"/>
+        </w:rPr>
+        <w:t>二级市场</w:t>
+      </w:r>
+      <w:r>
+        <w:rPr>
+          <w:rFonts w:hint="eastAsia" w:ascii="Times New Roman" w:hAnsi="Times New Roman" w:eastAsia="宋体" w:cs="Times New Roman"/>
+          <w:sz w:val="24"/>
+          <w:szCs w:val="24"/>
+          <w:lang w:eastAsia="zh-CN"/>
+        </w:rPr>
+        <w:t>”“</w:t>
+      </w:r>
+      <w:r>
+        <w:rPr>
+          <w:rFonts w:hint="default" w:ascii="Times New Roman" w:hAnsi="Times New Roman" w:eastAsia="宋体" w:cs="Times New Roman"/>
+          <w:sz w:val="24"/>
+          <w:szCs w:val="24"/>
+        </w:rPr>
+        <w:t>指数基金</w:t>
+      </w:r>
+      <w:r>
+        <w:rPr>
+          <w:rFonts w:hint="eastAsia" w:ascii="Times New Roman" w:hAnsi="Times New Roman" w:eastAsia="宋体" w:cs="Times New Roman"/>
+          <w:sz w:val="24"/>
+          <w:szCs w:val="24"/>
+          <w:lang w:eastAsia="zh-CN"/>
+        </w:rPr>
+        <w:t>”“</w:t>
+      </w:r>
+      <w:r>
+        <w:rPr>
+          <w:rFonts w:hint="default" w:ascii="Times New Roman" w:hAnsi="Times New Roman" w:eastAsia="宋体" w:cs="Times New Roman"/>
+          <w:sz w:val="24"/>
+          <w:szCs w:val="24"/>
+        </w:rPr>
+        <w:t>回撤</w:t>
+      </w:r>
+      <w:r>
+        <w:rPr>
+          <w:rFonts w:hint="eastAsia" w:ascii="Times New Roman" w:hAnsi="Times New Roman" w:eastAsia="宋体" w:cs="Times New Roman"/>
+          <w:sz w:val="24"/>
+          <w:szCs w:val="24"/>
+          <w:lang w:eastAsia="zh-CN"/>
+        </w:rPr>
+        <w:t>”“</w:t>
+      </w:r>
+      <w:r>
+        <w:rPr>
+          <w:rFonts w:hint="default" w:ascii="Times New Roman" w:hAnsi="Times New Roman" w:eastAsia="宋体" w:cs="Times New Roman"/>
+          <w:sz w:val="24"/>
+          <w:szCs w:val="24"/>
+        </w:rPr>
+        <w:t>费用</w:t>
+      </w:r>
+      <w:r>
+        <w:rPr>
+          <w:rFonts w:hint="eastAsia" w:ascii="Times New Roman" w:hAnsi="Times New Roman" w:eastAsia="宋体" w:cs="Times New Roman"/>
+          <w:sz w:val="24"/>
+          <w:szCs w:val="24"/>
+          <w:lang w:eastAsia="zh-CN"/>
+        </w:rPr>
+        <w:t>”“</w:t>
+      </w:r>
+      <w:r>
+        <w:rPr>
+          <w:rFonts w:hint="default" w:ascii="Times New Roman" w:hAnsi="Times New Roman" w:eastAsia="宋体" w:cs="Times New Roman"/>
+          <w:sz w:val="24"/>
+          <w:szCs w:val="24"/>
+        </w:rPr>
+        <w:t>分散投资</w:t>
+      </w:r>
+      <w:r>
+        <w:rPr>
+          <w:rFonts w:hint="eastAsia" w:ascii="Times New Roman" w:hAnsi="Times New Roman" w:eastAsia="宋体" w:cs="Times New Roman"/>
+          <w:sz w:val="24"/>
+          <w:szCs w:val="24"/>
+          <w:lang w:eastAsia="zh-CN"/>
+        </w:rPr>
+        <w:t>”</w:t>
+      </w:r>
+      <w:r>
+        <w:rPr>
+          <w:rFonts w:hint="default" w:ascii="Times New Roman" w:hAnsi="Times New Roman" w:eastAsia="宋体" w:cs="Times New Roman"/>
+          <w:sz w:val="24"/>
+          <w:szCs w:val="24"/>
+        </w:rPr>
+        <w:t>等概念意味着什么时，</w:t>
+      </w:r>
+      <w:r>
+        <w:rPr>
+          <w:rFonts w:hint="eastAsia" w:ascii="Times New Roman" w:hAnsi="Times New Roman" w:eastAsia="宋体" w:cs="Times New Roman"/>
+          <w:sz w:val="24"/>
+          <w:szCs w:val="24"/>
+          <w:lang w:val="en-US" w:eastAsia="zh-CN"/>
+        </w:rPr>
+        <w:t>直接暴露</w:t>
+      </w:r>
+      <w:r>
+        <w:rPr>
+          <w:rFonts w:hint="default" w:ascii="Times New Roman" w:hAnsi="Times New Roman" w:eastAsia="宋体" w:cs="Times New Roman"/>
+          <w:sz w:val="24"/>
+          <w:szCs w:val="24"/>
+        </w:rPr>
+        <w:t>任何交易入口</w:t>
+      </w:r>
+      <w:r>
+        <w:rPr>
+          <w:rFonts w:hint="eastAsia" w:ascii="Times New Roman" w:hAnsi="Times New Roman" w:eastAsia="宋体" w:cs="Times New Roman"/>
+          <w:sz w:val="24"/>
+          <w:szCs w:val="24"/>
+          <w:lang w:val="en-US" w:eastAsia="zh-CN"/>
+        </w:rPr>
+        <w:t>对于新手用户来讲</w:t>
+      </w:r>
+      <w:r>
+        <w:rPr>
+          <w:rFonts w:hint="default" w:ascii="Times New Roman" w:hAnsi="Times New Roman" w:eastAsia="宋体" w:cs="Times New Roman"/>
+          <w:sz w:val="24"/>
+          <w:szCs w:val="24"/>
+        </w:rPr>
+        <w:t>都会显得过早。行为支持来自用户对实用工具的期待：他们希望知道自己的资金、成本、收益和学习结果如何被记录，而不仅仅是阅读金融知识。情绪支持则来自用户对金融</w:t>
+      </w:r>
+      <w:r>
+        <w:rPr>
+          <w:rFonts w:hint="eastAsia" w:ascii="Times New Roman" w:hAnsi="Times New Roman" w:eastAsia="宋体" w:cs="Times New Roman"/>
+          <w:sz w:val="24"/>
+          <w:szCs w:val="24"/>
+          <w:lang w:eastAsia="zh-CN"/>
+        </w:rPr>
+        <w:t>、</w:t>
+      </w:r>
+      <w:r>
+        <w:rPr>
+          <w:rFonts w:hint="eastAsia" w:ascii="Times New Roman" w:hAnsi="Times New Roman" w:eastAsia="宋体" w:cs="Times New Roman"/>
+          <w:sz w:val="24"/>
+          <w:szCs w:val="24"/>
+          <w:lang w:val="en-US" w:eastAsia="zh-CN"/>
+        </w:rPr>
+        <w:t>理财</w:t>
+      </w:r>
+      <w:r>
+        <w:rPr>
+          <w:rFonts w:hint="default" w:ascii="Times New Roman" w:hAnsi="Times New Roman" w:eastAsia="宋体" w:cs="Times New Roman"/>
+          <w:sz w:val="24"/>
+          <w:szCs w:val="24"/>
+        </w:rPr>
+        <w:t>场景的压力感：许多用户不是拒绝理财，而是担心自己看不懂、做错、被诱导或被比较。</w:t>
       </w:r>
     </w:p>
     <w:p>
@@ -4859,7 +6905,254 @@
           <w:sz w:val="24"/>
           <w:szCs w:val="24"/>
         </w:rPr>
-        <w:t>因此，FirstSpot 的需求定义遵循从“访谈语句—问题归纳—设计目标—功能响应”的推理链条。用户提到“看不懂”和“术语太多”，对应认知支持，转化为术语解释、白话课程和案例互动；用户提到“本金不多”和“不知道怎么开始”，对应行为支持，转化为投资账本、复利/成本小工具和起步计划；用户提到“金融软件压力大”“不想被推荐牵着走”，对应情绪支持，转化为 Myo 陪伴、非交易化首页、去排行榜的 PBL 反馈和低刺激视觉设计。</w:t>
+        <w:t>因此，FirstSpot 的需求定义遵循从</w:t>
+      </w:r>
+      <w:r>
+        <w:rPr>
+          <w:rFonts w:hint="eastAsia" w:ascii="Times New Roman" w:hAnsi="Times New Roman" w:eastAsia="宋体" w:cs="Times New Roman"/>
+          <w:sz w:val="24"/>
+          <w:szCs w:val="24"/>
+          <w:lang w:eastAsia="zh-CN"/>
+        </w:rPr>
+        <w:t>“</w:t>
+      </w:r>
+      <w:r>
+        <w:rPr>
+          <w:rFonts w:hint="default" w:ascii="Times New Roman" w:hAnsi="Times New Roman" w:eastAsia="宋体" w:cs="Times New Roman"/>
+          <w:sz w:val="24"/>
+          <w:szCs w:val="24"/>
+        </w:rPr>
+        <w:t>访谈语句—问题归纳—设计目标—功能响应</w:t>
+      </w:r>
+      <w:r>
+        <w:rPr>
+          <w:rFonts w:hint="eastAsia" w:ascii="Times New Roman" w:hAnsi="Times New Roman" w:eastAsia="宋体" w:cs="Times New Roman"/>
+          <w:sz w:val="24"/>
+          <w:szCs w:val="24"/>
+          <w:lang w:eastAsia="zh-CN"/>
+        </w:rPr>
+        <w:t>”</w:t>
+      </w:r>
+      <w:r>
+        <w:rPr>
+          <w:rFonts w:hint="default" w:ascii="Times New Roman" w:hAnsi="Times New Roman" w:eastAsia="宋体" w:cs="Times New Roman"/>
+          <w:sz w:val="24"/>
+          <w:szCs w:val="24"/>
+        </w:rPr>
+        <w:t>的推理链条</w:t>
+      </w:r>
+      <w:r>
+        <w:rPr>
+          <w:rFonts w:hint="eastAsia" w:ascii="Times New Roman" w:hAnsi="Times New Roman" w:eastAsia="宋体" w:cs="Times New Roman"/>
+          <w:sz w:val="24"/>
+          <w:szCs w:val="24"/>
+          <w:lang w:eastAsia="zh-CN"/>
+        </w:rPr>
+        <w:t>（</w:t>
+      </w:r>
+      <w:r>
+        <w:rPr>
+          <w:rFonts w:hint="eastAsia" w:ascii="Times New Roman" w:hAnsi="Times New Roman" w:eastAsia="宋体" w:cs="Times New Roman"/>
+          <w:sz w:val="24"/>
+          <w:szCs w:val="24"/>
+          <w:lang w:val="en-US" w:eastAsia="zh-CN"/>
+        </w:rPr>
+        <w:t>见图4）</w:t>
+      </w:r>
+      <w:r>
+        <w:rPr>
+          <w:rFonts w:hint="default" w:ascii="Times New Roman" w:hAnsi="Times New Roman" w:eastAsia="宋体" w:cs="Times New Roman"/>
+          <w:sz w:val="24"/>
+          <w:szCs w:val="24"/>
+        </w:rPr>
+        <w:t>。用户提到</w:t>
+      </w:r>
+      <w:r>
+        <w:rPr>
+          <w:rFonts w:hint="eastAsia" w:ascii="Times New Roman" w:hAnsi="Times New Roman" w:eastAsia="宋体" w:cs="Times New Roman"/>
+          <w:sz w:val="24"/>
+          <w:szCs w:val="24"/>
+          <w:lang w:eastAsia="zh-CN"/>
+        </w:rPr>
+        <w:t>“</w:t>
+      </w:r>
+      <w:r>
+        <w:rPr>
+          <w:rFonts w:hint="default" w:ascii="Times New Roman" w:hAnsi="Times New Roman" w:eastAsia="宋体" w:cs="Times New Roman"/>
+          <w:sz w:val="24"/>
+          <w:szCs w:val="24"/>
+        </w:rPr>
+        <w:t>看不懂</w:t>
+      </w:r>
+      <w:r>
+        <w:rPr>
+          <w:rFonts w:hint="eastAsia" w:ascii="Times New Roman" w:hAnsi="Times New Roman" w:eastAsia="宋体" w:cs="Times New Roman"/>
+          <w:sz w:val="24"/>
+          <w:szCs w:val="24"/>
+          <w:lang w:eastAsia="zh-CN"/>
+        </w:rPr>
+        <w:t>”</w:t>
+      </w:r>
+      <w:r>
+        <w:rPr>
+          <w:rFonts w:hint="default" w:ascii="Times New Roman" w:hAnsi="Times New Roman" w:eastAsia="宋体" w:cs="Times New Roman"/>
+          <w:sz w:val="24"/>
+          <w:szCs w:val="24"/>
+        </w:rPr>
+        <w:t>和</w:t>
+      </w:r>
+      <w:r>
+        <w:rPr>
+          <w:rFonts w:hint="eastAsia" w:ascii="Times New Roman" w:hAnsi="Times New Roman" w:eastAsia="宋体" w:cs="Times New Roman"/>
+          <w:sz w:val="24"/>
+          <w:szCs w:val="24"/>
+          <w:lang w:eastAsia="zh-CN"/>
+        </w:rPr>
+        <w:t>“</w:t>
+      </w:r>
+      <w:r>
+        <w:rPr>
+          <w:rFonts w:hint="default" w:ascii="Times New Roman" w:hAnsi="Times New Roman" w:eastAsia="宋体" w:cs="Times New Roman"/>
+          <w:sz w:val="24"/>
+          <w:szCs w:val="24"/>
+        </w:rPr>
+        <w:t>术语太多</w:t>
+      </w:r>
+      <w:r>
+        <w:rPr>
+          <w:rFonts w:hint="eastAsia" w:ascii="Times New Roman" w:hAnsi="Times New Roman" w:eastAsia="宋体" w:cs="Times New Roman"/>
+          <w:sz w:val="24"/>
+          <w:szCs w:val="24"/>
+          <w:lang w:eastAsia="zh-CN"/>
+        </w:rPr>
+        <w:t>”</w:t>
+      </w:r>
+      <w:r>
+        <w:rPr>
+          <w:rFonts w:hint="default" w:ascii="Times New Roman" w:hAnsi="Times New Roman" w:eastAsia="宋体" w:cs="Times New Roman"/>
+          <w:sz w:val="24"/>
+          <w:szCs w:val="24"/>
+        </w:rPr>
+        <w:t>，对应认知支持，转化为术语解释、白话课程和案例互动；用户提到</w:t>
+      </w:r>
+      <w:r>
+        <w:rPr>
+          <w:rFonts w:hint="eastAsia" w:ascii="Times New Roman" w:hAnsi="Times New Roman" w:eastAsia="宋体" w:cs="Times New Roman"/>
+          <w:sz w:val="24"/>
+          <w:szCs w:val="24"/>
+          <w:lang w:eastAsia="zh-CN"/>
+        </w:rPr>
+        <w:t>“</w:t>
+      </w:r>
+      <w:r>
+        <w:rPr>
+          <w:rFonts w:hint="default" w:ascii="Times New Roman" w:hAnsi="Times New Roman" w:eastAsia="宋体" w:cs="Times New Roman"/>
+          <w:sz w:val="24"/>
+          <w:szCs w:val="24"/>
+        </w:rPr>
+        <w:t>本金不多</w:t>
+      </w:r>
+      <w:r>
+        <w:rPr>
+          <w:rFonts w:hint="eastAsia" w:ascii="Times New Roman" w:hAnsi="Times New Roman" w:eastAsia="宋体" w:cs="Times New Roman"/>
+          <w:sz w:val="24"/>
+          <w:szCs w:val="24"/>
+          <w:lang w:eastAsia="zh-CN"/>
+        </w:rPr>
+        <w:t>”</w:t>
+      </w:r>
+      <w:r>
+        <w:rPr>
+          <w:rFonts w:hint="default" w:ascii="Times New Roman" w:hAnsi="Times New Roman" w:eastAsia="宋体" w:cs="Times New Roman"/>
+          <w:sz w:val="24"/>
+          <w:szCs w:val="24"/>
+        </w:rPr>
+        <w:t>和</w:t>
+      </w:r>
+      <w:r>
+        <w:rPr>
+          <w:rFonts w:hint="eastAsia" w:ascii="Times New Roman" w:hAnsi="Times New Roman" w:eastAsia="宋体" w:cs="Times New Roman"/>
+          <w:sz w:val="24"/>
+          <w:szCs w:val="24"/>
+          <w:lang w:eastAsia="zh-CN"/>
+        </w:rPr>
+        <w:t>“</w:t>
+      </w:r>
+      <w:r>
+        <w:rPr>
+          <w:rFonts w:hint="default" w:ascii="Times New Roman" w:hAnsi="Times New Roman" w:eastAsia="宋体" w:cs="Times New Roman"/>
+          <w:sz w:val="24"/>
+          <w:szCs w:val="24"/>
+        </w:rPr>
+        <w:t>不知道怎么开始</w:t>
+      </w:r>
+      <w:r>
+        <w:rPr>
+          <w:rFonts w:hint="eastAsia" w:ascii="Times New Roman" w:hAnsi="Times New Roman" w:eastAsia="宋体" w:cs="Times New Roman"/>
+          <w:sz w:val="24"/>
+          <w:szCs w:val="24"/>
+          <w:lang w:eastAsia="zh-CN"/>
+        </w:rPr>
+        <w:t>”</w:t>
+      </w:r>
+      <w:r>
+        <w:rPr>
+          <w:rFonts w:hint="default" w:ascii="Times New Roman" w:hAnsi="Times New Roman" w:eastAsia="宋体" w:cs="Times New Roman"/>
+          <w:sz w:val="24"/>
+          <w:szCs w:val="24"/>
+        </w:rPr>
+        <w:t>，对应行为支持，转化为投资账本、复利/成本小工具和起步计划；用户提到</w:t>
+      </w:r>
+      <w:r>
+        <w:rPr>
+          <w:rFonts w:hint="eastAsia" w:ascii="Times New Roman" w:hAnsi="Times New Roman" w:eastAsia="宋体" w:cs="Times New Roman"/>
+          <w:sz w:val="24"/>
+          <w:szCs w:val="24"/>
+          <w:lang w:eastAsia="zh-CN"/>
+        </w:rPr>
+        <w:t>“</w:t>
+      </w:r>
+      <w:r>
+        <w:rPr>
+          <w:rFonts w:hint="default" w:ascii="Times New Roman" w:hAnsi="Times New Roman" w:eastAsia="宋体" w:cs="Times New Roman"/>
+          <w:sz w:val="24"/>
+          <w:szCs w:val="24"/>
+        </w:rPr>
+        <w:t>金融软件压力大</w:t>
+      </w:r>
+      <w:r>
+        <w:rPr>
+          <w:rFonts w:hint="eastAsia" w:ascii="Times New Roman" w:hAnsi="Times New Roman" w:eastAsia="宋体" w:cs="Times New Roman"/>
+          <w:sz w:val="24"/>
+          <w:szCs w:val="24"/>
+          <w:lang w:eastAsia="zh-CN"/>
+        </w:rPr>
+        <w:t>”“</w:t>
+      </w:r>
+      <w:r>
+        <w:rPr>
+          <w:rFonts w:hint="default" w:ascii="Times New Roman" w:hAnsi="Times New Roman" w:eastAsia="宋体" w:cs="Times New Roman"/>
+          <w:sz w:val="24"/>
+          <w:szCs w:val="24"/>
+        </w:rPr>
+        <w:t>不想被推荐牵着走</w:t>
+      </w:r>
+      <w:r>
+        <w:rPr>
+          <w:rFonts w:hint="eastAsia" w:ascii="Times New Roman" w:hAnsi="Times New Roman" w:eastAsia="宋体" w:cs="Times New Roman"/>
+          <w:sz w:val="24"/>
+          <w:szCs w:val="24"/>
+          <w:lang w:eastAsia="zh-CN"/>
+        </w:rPr>
+        <w:t>”</w:t>
+      </w:r>
+      <w:r>
+        <w:rPr>
+          <w:rFonts w:hint="default" w:ascii="Times New Roman" w:hAnsi="Times New Roman" w:eastAsia="宋体" w:cs="Times New Roman"/>
+          <w:sz w:val="24"/>
+          <w:szCs w:val="24"/>
+        </w:rPr>
+        <w:t>，对应情绪支持，转化为 Myo 陪伴、非交易化首页、去排行榜的 PBL 反馈和低刺激视觉设计。</w:t>
       </w:r>
     </w:p>
     <w:p>
@@ -4882,23 +7175,104 @@
     </w:p>
     <w:p>
       <w:pPr>
-        <w:rPr>
-          <w:rFonts w:hint="default" w:ascii="Times New Roman" w:hAnsi="Times New Roman" w:eastAsia="宋体" w:cs="Times New Roman"/>
+        <w:ind w:firstLine="420" w:firstLineChars="0"/>
+        <w:rPr>
+          <w:rFonts w:hint="eastAsia" w:ascii="Times New Roman" w:hAnsi="Times New Roman" w:eastAsia="宋体" w:cs="Times New Roman"/>
+          <w:sz w:val="24"/>
+          <w:szCs w:val="24"/>
+          <w:lang w:eastAsia="zh-CN"/>
+        </w:rPr>
+      </w:pPr>
+      <w:r>
+        <w:rPr>
+          <w:rFonts w:hint="eastAsia" w:ascii="Times New Roman" w:hAnsi="Times New Roman" w:eastAsia="宋体" w:cs="Times New Roman"/>
+          <w:sz w:val="24"/>
+          <w:szCs w:val="24"/>
+          <w:lang w:eastAsia="zh-CN"/>
+        </w:rPr>
+        <w:drawing>
+          <wp:inline distT="0" distB="0" distL="114300" distR="114300">
+            <wp:extent cx="5266690" cy="3511550"/>
+            <wp:effectExtent l="0" t="0" r="10160" b="12700"/>
+            <wp:docPr id="6" name="图片 6" descr="用户访谈到需求定义的推理链条"/>
+            <wp:cNvGraphicFramePr>
+              <a:graphicFrameLocks xmlns:a="http://schemas.openxmlformats.org/drawingml/2006/main" noChangeAspect="1"/>
+            </wp:cNvGraphicFramePr>
+            <a:graphic xmlns:a="http://schemas.openxmlformats.org/drawingml/2006/main">
+              <a:graphicData uri="http://schemas.openxmlformats.org/drawingml/2006/picture">
+                <pic:pic xmlns:pic="http://schemas.openxmlformats.org/drawingml/2006/picture">
+                  <pic:nvPicPr>
+                    <pic:cNvPr id="6" name="图片 6" descr="用户访谈到需求定义的推理链条"/>
+                    <pic:cNvPicPr>
+                      <a:picLocks noChangeAspect="1"/>
+                    </pic:cNvPicPr>
+                  </pic:nvPicPr>
+                  <pic:blipFill>
+                    <a:blip r:embed="rId8"/>
+                    <a:stretch>
+                      <a:fillRect/>
+                    </a:stretch>
+                  </pic:blipFill>
+                  <pic:spPr>
+                    <a:xfrm>
+                      <a:off x="0" y="0"/>
+                      <a:ext cx="5266690" cy="3511550"/>
+                    </a:xfrm>
+                    <a:prstGeom prst="rect">
+                      <a:avLst/>
+                    </a:prstGeom>
+                  </pic:spPr>
+                </pic:pic>
+              </a:graphicData>
+            </a:graphic>
+          </wp:inline>
+        </w:drawing>
+      </w:r>
+    </w:p>
+    <w:p>
+      <w:pPr>
+        <w:jc w:val="center"/>
+        <w:rPr>
+          <w:rFonts w:hint="eastAsia" w:asciiTheme="minorEastAsia" w:hAnsiTheme="minorEastAsia" w:eastAsiaTheme="minorEastAsia" w:cstheme="minorEastAsia"/>
           <w:b/>
           <w:bCs/>
-          <w:sz w:val="24"/>
-          <w:szCs w:val="24"/>
-        </w:rPr>
-      </w:pPr>
-      <w:r>
-        <w:rPr>
-          <w:rFonts w:hint="default" w:ascii="Times New Roman" w:hAnsi="Times New Roman" w:eastAsia="宋体" w:cs="Times New Roman"/>
+          <w:sz w:val="21"/>
+          <w:szCs w:val="21"/>
+          <w:lang w:val="en-US" w:eastAsia="zh-CN"/>
+        </w:rPr>
+      </w:pPr>
+      <w:r>
+        <w:rPr>
+          <w:rFonts w:hint="eastAsia" w:asciiTheme="minorEastAsia" w:hAnsiTheme="minorEastAsia" w:eastAsiaTheme="minorEastAsia" w:cstheme="minorEastAsia"/>
           <w:b/>
           <w:bCs/>
-          <w:sz w:val="24"/>
-          <w:szCs w:val="24"/>
-        </w:rPr>
-        <w:t>图示文字说明：可在此处插入“用户访谈到需求定义的推理链条”。图中从左到右依次为访谈原始表述、问题归纳、设计目标和功能响应。访谈原始表述包括“看不懂术语”“本金不够”“怕亏”“平台推荐不可信”“没时间系统学”；问题归纳包括认知门槛、心理门槛、信息压力、信任顾虑、持续学习困难；设计目标包括降低理解门槛、避免诱导交易、提高持续学习意愿；功能响应包括 12 章学习路径、术语词卡、Myo 陪伴、PBL 反馈、投资账本、复利/成本工具和去交易化详情页。</w:t>
+          <w:sz w:val="21"/>
+          <w:szCs w:val="21"/>
+          <w:lang w:val="en-US" w:eastAsia="zh-CN"/>
+        </w:rPr>
+        <w:t xml:space="preserve">图 </w:t>
+      </w:r>
+      <w:r>
+        <w:rPr>
+          <w:rFonts w:hint="eastAsia" w:asciiTheme="minorEastAsia" w:hAnsiTheme="minorEastAsia" w:cstheme="minorEastAsia"/>
+          <w:b/>
+          <w:bCs/>
+          <w:sz w:val="21"/>
+          <w:szCs w:val="21"/>
+          <w:lang w:val="en-US" w:eastAsia="zh-CN"/>
+        </w:rPr>
+        <w:t>4</w:t>
+      </w:r>
+      <w:r>
+        <w:rPr>
+          <w:rFonts w:hint="eastAsia" w:asciiTheme="minorEastAsia" w:hAnsiTheme="minorEastAsia" w:eastAsiaTheme="minorEastAsia" w:cstheme="minorEastAsia"/>
+          <w:b/>
+          <w:bCs/>
+          <w:sz w:val="21"/>
+          <w:szCs w:val="21"/>
+          <w:lang w:val="en-US" w:eastAsia="zh-CN"/>
+        </w:rPr>
+        <w:t xml:space="preserve"> 用户访谈到需求定义的推理链条</w:t>
       </w:r>
     </w:p>
     <w:p>
@@ -4991,13 +7365,252 @@
           <w:sz w:val="24"/>
           <w:szCs w:val="24"/>
         </w:rPr>
-        <w:t>FirstSpot 的定位是面向年轻投资者的投资账本与投资者教育应用。这一定位直接对应前期理论调研中确定的用户参与阶段：在认知—行为轴上，FirstSpot 主要服务 attention-attitude 阶段，即先吸引用户注意、降低畏难感，并帮助其形成“投资需要先理解风险与规则”的初步态度；在参与阶段轴上，FirstSpot 聚焦 Entry Point of Engagement，即为尚未进入系统投资学习的新手提供一个低压力入口；在参与规模上，FirstSpot 先服务 Individual Engagement，即帮助单个用户建立个人学习与记录路径。</w:t>
+        <w:t>FirstSpot 的定位是面向年轻投资者的投资账本与投资者教育应用。这一定位直接对应前期理论调研中确定的用户参与阶段：在认知—行为轴上，FirstSpot 主要服务 attention-attitude 阶段，即先吸引用户注意、降低畏难感，并帮助其形成</w:t>
+      </w:r>
+      <w:r>
+        <w:rPr>
+          <w:rFonts w:hint="eastAsia" w:ascii="Times New Roman" w:hAnsi="Times New Roman" w:eastAsia="宋体" w:cs="Times New Roman"/>
+          <w:sz w:val="24"/>
+          <w:szCs w:val="24"/>
+          <w:lang w:eastAsia="zh-CN"/>
+        </w:rPr>
+        <w:t>“</w:t>
+      </w:r>
+      <w:r>
+        <w:rPr>
+          <w:rFonts w:hint="default" w:ascii="Times New Roman" w:hAnsi="Times New Roman" w:eastAsia="宋体" w:cs="Times New Roman"/>
+          <w:sz w:val="24"/>
+          <w:szCs w:val="24"/>
+        </w:rPr>
+        <w:t>投资需要先理解风险与规则</w:t>
+      </w:r>
+      <w:r>
+        <w:rPr>
+          <w:rFonts w:hint="eastAsia" w:ascii="Times New Roman" w:hAnsi="Times New Roman" w:eastAsia="宋体" w:cs="Times New Roman"/>
+          <w:sz w:val="24"/>
+          <w:szCs w:val="24"/>
+          <w:lang w:eastAsia="zh-CN"/>
+        </w:rPr>
+        <w:t>”</w:t>
+      </w:r>
+      <w:r>
+        <w:rPr>
+          <w:rFonts w:hint="default" w:ascii="Times New Roman" w:hAnsi="Times New Roman" w:eastAsia="宋体" w:cs="Times New Roman"/>
+          <w:sz w:val="24"/>
+          <w:szCs w:val="24"/>
+        </w:rPr>
+        <w:t>的初步态度；在参与阶段轴上，FirstSpot 聚焦 Entry Point of Engagement，即为尚未进入系统投资学习的新手提供一个低压力入口；在参与规模上，FirstSpot 先服务 Individual Engagement，即帮助单个用户建立个人学习与记录路径。</w:t>
       </w:r>
     </w:p>
     <w:p>
       <w:pPr>
         <w:ind w:firstLine="420" w:firstLineChars="0"/>
         <w:rPr>
+          <w:rFonts w:hint="eastAsia" w:ascii="Times New Roman" w:hAnsi="Times New Roman" w:eastAsia="宋体" w:cs="Times New Roman"/>
+          <w:sz w:val="24"/>
+          <w:szCs w:val="24"/>
+          <w:lang w:eastAsia="zh-CN"/>
+        </w:rPr>
+      </w:pPr>
+      <w:r>
+        <w:rPr>
+          <w:rFonts w:hint="eastAsia" w:ascii="Times New Roman" w:hAnsi="Times New Roman" w:eastAsia="宋体" w:cs="Times New Roman"/>
+          <w:sz w:val="24"/>
+          <w:szCs w:val="24"/>
+          <w:lang w:eastAsia="zh-CN"/>
+        </w:rPr>
+        <w:drawing>
+          <wp:inline distT="0" distB="0" distL="114300" distR="114300">
+            <wp:extent cx="5264785" cy="3073400"/>
+            <wp:effectExtent l="0" t="0" r="12065" b="12700"/>
+            <wp:docPr id="7" name="图片 7" descr="FirstSpot的用户参与类型三轴模型分析"/>
+            <wp:cNvGraphicFramePr>
+              <a:graphicFrameLocks xmlns:a="http://schemas.openxmlformats.org/drawingml/2006/main" noChangeAspect="1"/>
+            </wp:cNvGraphicFramePr>
+            <a:graphic xmlns:a="http://schemas.openxmlformats.org/drawingml/2006/main">
+              <a:graphicData uri="http://schemas.openxmlformats.org/drawingml/2006/picture">
+                <pic:pic xmlns:pic="http://schemas.openxmlformats.org/drawingml/2006/picture">
+                  <pic:nvPicPr>
+                    <pic:cNvPr id="7" name="图片 7" descr="FirstSpot的用户参与类型三轴模型分析"/>
+                    <pic:cNvPicPr>
+                      <a:picLocks noChangeAspect="1"/>
+                    </pic:cNvPicPr>
+                  </pic:nvPicPr>
+                  <pic:blipFill>
+                    <a:blip r:embed="rId9"/>
+                    <a:stretch>
+                      <a:fillRect/>
+                    </a:stretch>
+                  </pic:blipFill>
+                  <pic:spPr>
+                    <a:xfrm>
+                      <a:off x="0" y="0"/>
+                      <a:ext cx="5264785" cy="3073400"/>
+                    </a:xfrm>
+                    <a:prstGeom prst="rect">
+                      <a:avLst/>
+                    </a:prstGeom>
+                  </pic:spPr>
+                </pic:pic>
+              </a:graphicData>
+            </a:graphic>
+          </wp:inline>
+        </w:drawing>
+      </w:r>
+    </w:p>
+    <w:p>
+      <w:pPr>
+        <w:jc w:val="center"/>
+        <w:rPr>
+          <w:rFonts w:hint="eastAsia" w:asciiTheme="minorEastAsia" w:hAnsiTheme="minorEastAsia" w:eastAsiaTheme="minorEastAsia" w:cstheme="minorEastAsia"/>
+          <w:b/>
+          <w:bCs/>
+          <w:sz w:val="21"/>
+          <w:szCs w:val="21"/>
+          <w:lang w:val="en-US" w:eastAsia="zh-CN"/>
+        </w:rPr>
+      </w:pPr>
+      <w:r>
+        <w:rPr>
+          <w:rFonts w:hint="eastAsia" w:asciiTheme="minorEastAsia" w:hAnsiTheme="minorEastAsia" w:eastAsiaTheme="minorEastAsia" w:cstheme="minorEastAsia"/>
+          <w:b/>
+          <w:bCs/>
+          <w:sz w:val="21"/>
+          <w:szCs w:val="21"/>
+          <w:lang w:val="en-US" w:eastAsia="zh-CN"/>
+        </w:rPr>
+        <w:t xml:space="preserve">图 </w:t>
+      </w:r>
+      <w:r>
+        <w:rPr>
+          <w:rFonts w:hint="eastAsia" w:asciiTheme="minorEastAsia" w:hAnsiTheme="minorEastAsia" w:cstheme="minorEastAsia"/>
+          <w:b/>
+          <w:bCs/>
+          <w:sz w:val="21"/>
+          <w:szCs w:val="21"/>
+          <w:lang w:val="en-US" w:eastAsia="zh-CN"/>
+        </w:rPr>
+        <w:t>5</w:t>
+      </w:r>
+      <w:r>
+        <w:rPr>
+          <w:rFonts w:hint="eastAsia" w:asciiTheme="minorEastAsia" w:hAnsiTheme="minorEastAsia" w:eastAsiaTheme="minorEastAsia" w:cstheme="minorEastAsia"/>
+          <w:b/>
+          <w:bCs/>
+          <w:sz w:val="21"/>
+          <w:szCs w:val="21"/>
+          <w:lang w:val="en-US" w:eastAsia="zh-CN"/>
+        </w:rPr>
+        <w:t xml:space="preserve"> FirstSpot</w:t>
+      </w:r>
+      <w:r>
+        <w:rPr>
+          <w:rFonts w:hint="eastAsia" w:asciiTheme="minorEastAsia" w:hAnsiTheme="minorEastAsia" w:cstheme="minorEastAsia"/>
+          <w:b/>
+          <w:bCs/>
+          <w:sz w:val="21"/>
+          <w:szCs w:val="21"/>
+          <w:lang w:val="en-US" w:eastAsia="zh-CN"/>
+        </w:rPr>
+        <w:t xml:space="preserve"> </w:t>
+      </w:r>
+      <w:r>
+        <w:rPr>
+          <w:rFonts w:hint="eastAsia" w:asciiTheme="minorEastAsia" w:hAnsiTheme="minorEastAsia" w:eastAsiaTheme="minorEastAsia" w:cstheme="minorEastAsia"/>
+          <w:b/>
+          <w:bCs/>
+          <w:sz w:val="21"/>
+          <w:szCs w:val="21"/>
+          <w:lang w:val="en-US" w:eastAsia="zh-CN"/>
+        </w:rPr>
+        <w:t>的用户参与类型三轴模型分析</w:t>
+      </w:r>
+    </w:p>
+    <w:p>
+      <w:pPr>
+        <w:jc w:val="left"/>
+        <w:rPr>
+          <w:rFonts w:hint="default" w:ascii="Times New Roman" w:hAnsi="Times New Roman" w:cs="Times New Roman" w:eastAsiaTheme="minorEastAsia"/>
+          <w:b w:val="0"/>
+          <w:bCs w:val="0"/>
+          <w:sz w:val="21"/>
+          <w:szCs w:val="21"/>
+          <w:lang w:val="en-US" w:eastAsia="zh-CN"/>
+        </w:rPr>
+      </w:pPr>
+      <w:r>
+        <w:rPr>
+          <w:rFonts w:hint="default" w:ascii="Times New Roman" w:hAnsi="Times New Roman" w:cs="Times New Roman" w:eastAsiaTheme="minorEastAsia"/>
+          <w:b w:val="0"/>
+          <w:bCs w:val="0"/>
+          <w:sz w:val="21"/>
+          <w:szCs w:val="21"/>
+          <w:lang w:val="en-US" w:eastAsia="zh-CN"/>
+        </w:rPr>
+        <w:t>注：黄色标注为本文根据 FirstSpot 产品定位添加。用于说明本项目聚焦于 Attention-Attitude、Entry Point of Engagement 与 Individual Engagement。</w:t>
+      </w:r>
+    </w:p>
+    <w:p>
+      <w:pPr>
+        <w:jc w:val="left"/>
+        <w:rPr>
+          <w:rFonts w:hint="default" w:ascii="Times New Roman" w:hAnsi="Times New Roman" w:cs="Times New Roman" w:eastAsiaTheme="minorEastAsia"/>
+          <w:b w:val="0"/>
+          <w:bCs w:val="0"/>
+          <w:sz w:val="21"/>
+          <w:szCs w:val="21"/>
+          <w:lang w:val="en-US" w:eastAsia="zh-CN"/>
+        </w:rPr>
+      </w:pPr>
+      <w:r>
+        <w:rPr>
+          <w:rFonts w:hint="default" w:ascii="Times New Roman" w:hAnsi="Times New Roman" w:cs="Times New Roman" w:eastAsiaTheme="minorEastAsia"/>
+          <w:b w:val="0"/>
+          <w:bCs w:val="0"/>
+          <w:sz w:val="21"/>
+          <w:szCs w:val="21"/>
+          <w:lang w:val="en-US" w:eastAsia="zh-CN"/>
+        </w:rPr>
+        <w:t xml:space="preserve">资料来源：Xiao、Wu 与 Hamari（2022）用户参与三轴模型图，原图见该文第 </w:t>
+      </w:r>
+      <w:r>
+        <w:rPr>
+          <w:rFonts w:hint="eastAsia" w:ascii="Times New Roman" w:hAnsi="Times New Roman" w:cs="Times New Roman"/>
+          <w:b w:val="0"/>
+          <w:bCs w:val="0"/>
+          <w:sz w:val="21"/>
+          <w:szCs w:val="21"/>
+          <w:lang w:val="en-US" w:eastAsia="zh-CN"/>
+        </w:rPr>
+        <w:t>5</w:t>
+      </w:r>
+      <w:r>
+        <w:rPr>
+          <w:rFonts w:hint="default" w:ascii="Times New Roman" w:hAnsi="Times New Roman" w:cs="Times New Roman" w:eastAsiaTheme="minorEastAsia"/>
+          <w:b w:val="0"/>
+          <w:bCs w:val="0"/>
+          <w:sz w:val="21"/>
+          <w:szCs w:val="21"/>
+          <w:lang w:val="en-US" w:eastAsia="zh-CN"/>
+        </w:rPr>
+        <w:t xml:space="preserve"> 页[12]。</w:t>
+      </w:r>
+    </w:p>
+    <w:p>
+      <w:pPr>
+        <w:ind w:firstLine="420" w:firstLineChars="0"/>
+        <w:rPr>
+          <w:rFonts w:hint="eastAsia" w:ascii="Times New Roman" w:hAnsi="Times New Roman" w:eastAsia="宋体" w:cs="Times New Roman"/>
+          <w:sz w:val="24"/>
+          <w:szCs w:val="24"/>
+          <w:lang w:eastAsia="zh-CN"/>
+        </w:rPr>
+      </w:pPr>
+    </w:p>
+    <w:p>
+      <w:pPr>
+        <w:ind w:firstLine="420" w:firstLineChars="0"/>
+        <w:rPr>
           <w:rFonts w:hint="default" w:ascii="Times New Roman" w:hAnsi="Times New Roman" w:eastAsia="宋体" w:cs="Times New Roman"/>
           <w:sz w:val="24"/>
           <w:szCs w:val="24"/>
@@ -5027,7 +7640,41 @@
           <w:sz w:val="24"/>
           <w:szCs w:val="24"/>
         </w:rPr>
-        <w:t>除信息架构外，FirstSpot 还需要从系统架构角度说明产品如何被支撑。作为毕业设计 MVP，FirstSpot 的系统结构可以概括为“移动端交互层—业务功能层—数据与服务层—外部数据源”四个部分。移动端交互层由 Flutter 实现，承担首开引导、首页、学习路径、个股详情页、金库和金融小工具等界面；业务功能层包括用户画像、学习进度、章节内容、术语解释、奖励状态、持仓记录和小工具计算；数据与服务层包括本地持久化、后端 API、行情数据缓存和后续 AI 解释能力；外部数据源则包括股票/基金行情接口、金融百科或课程内容、以及未来可能接入的用户自有账本数据。</w:t>
+        <w:t>除信息架构外，FirstSpot 还需要从系统架构角度说明产品如何被支撑。作为毕业设计 MVP，FirstSpot 的系统结构可以概括为</w:t>
+      </w:r>
+      <w:r>
+        <w:rPr>
+          <w:rFonts w:hint="eastAsia" w:ascii="Times New Roman" w:hAnsi="Times New Roman" w:eastAsia="宋体" w:cs="Times New Roman"/>
+          <w:sz w:val="24"/>
+          <w:szCs w:val="24"/>
+          <w:lang w:eastAsia="zh-CN"/>
+        </w:rPr>
+        <w:t>“</w:t>
+      </w:r>
+      <w:r>
+        <w:rPr>
+          <w:rFonts w:hint="default" w:ascii="Times New Roman" w:hAnsi="Times New Roman" w:eastAsia="宋体" w:cs="Times New Roman"/>
+          <w:sz w:val="24"/>
+          <w:szCs w:val="24"/>
+        </w:rPr>
+        <w:t>移动端交互层—业务功能层—数据与服务层—外部数据源</w:t>
+      </w:r>
+      <w:r>
+        <w:rPr>
+          <w:rFonts w:hint="eastAsia" w:ascii="Times New Roman" w:hAnsi="Times New Roman" w:eastAsia="宋体" w:cs="Times New Roman"/>
+          <w:sz w:val="24"/>
+          <w:szCs w:val="24"/>
+          <w:lang w:eastAsia="zh-CN"/>
+        </w:rPr>
+        <w:t>”</w:t>
+      </w:r>
+      <w:r>
+        <w:rPr>
+          <w:rFonts w:hint="default" w:ascii="Times New Roman" w:hAnsi="Times New Roman" w:eastAsia="宋体" w:cs="Times New Roman"/>
+          <w:sz w:val="24"/>
+          <w:szCs w:val="24"/>
+        </w:rPr>
+        <w:t>四个部分。移动端交互层由 Flutter 实现，承担首开引导、首页、学习路径、个股详情页、金库和金融小工具等界面；业务功能层包括用户画像、学习进度、章节内容、术语解释、奖励状态、持仓记录和小工具计算；数据与服务层包括本地持久化、后端 API、行情数据缓存和后续 AI 解释能力；外部数据源则包括股票/基金行情接口、金融百科或课程内容、以及未来可能接入的用户自有账本数据。</w:t>
       </w:r>
     </w:p>
     <w:p>
@@ -5051,26 +7698,100 @@
     <w:p>
       <w:pPr>
         <w:rPr>
-          <w:rFonts w:hint="default" w:ascii="Times New Roman" w:hAnsi="Times New Roman" w:eastAsia="宋体" w:cs="Times New Roman"/>
-          <w:sz w:val="24"/>
-          <w:szCs w:val="24"/>
-        </w:rPr>
-      </w:pPr>
-      <w:r>
-        <w:rPr>
-          <w:rFonts w:hint="default" w:ascii="Times New Roman" w:hAnsi="Times New Roman" w:eastAsia="宋体" w:cs="Times New Roman"/>
-          <w:sz w:val="24"/>
-          <w:szCs w:val="24"/>
-        </w:rPr>
-        <w:t>图示文字说明：可在此处插入“FirstSpot 系统整体架构图”。第一层为用户与移动端界面，包括首开引导、首页仪表盘、学习路径、个股详情页、工具页和金库页；第二层为前端业务模块，包括 onboarding、learning_guidance、stock_insight、finance_micro_widgets 与用户进度/金库状态；第三层为数据与服务能力，包括本地用户进度存储、课程内容与术语表、奖励状态、行情数据请求、持仓/账本数据和后端 API；第四层为外部资源与技术支撑，包括金融行情数据源、Python/FastAPI 后端、SQLite 或轻量数据库、云 ECS 部署和未来 AI 解释服务。</w:t>
-      </w:r>
-    </w:p>
-    <w:p>
-      <w:pPr>
-        <w:rPr>
-          <w:rFonts w:hint="eastAsia" w:ascii="宋体" w:hAnsi="宋体" w:eastAsia="宋体" w:cs="宋体"/>
-          <w:sz w:val="24"/>
-          <w:szCs w:val="24"/>
+          <w:rFonts w:hint="eastAsia" w:ascii="宋体" w:hAnsi="宋体" w:eastAsia="宋体" w:cs="宋体"/>
+          <w:sz w:val="24"/>
+          <w:szCs w:val="24"/>
+          <w:lang w:eastAsia="zh-CN"/>
+        </w:rPr>
+      </w:pPr>
+      <w:r>
+        <w:rPr>
+          <w:rFonts w:hint="eastAsia" w:ascii="宋体" w:hAnsi="宋体" w:eastAsia="宋体" w:cs="宋体"/>
+          <w:sz w:val="24"/>
+          <w:szCs w:val="24"/>
+          <w:lang w:eastAsia="zh-CN"/>
+        </w:rPr>
+        <w:drawing>
+          <wp:inline distT="0" distB="0" distL="114300" distR="114300">
+            <wp:extent cx="5261610" cy="4210685"/>
+            <wp:effectExtent l="0" t="0" r="15240" b="18415"/>
+            <wp:docPr id="8" name="图片 8" descr="FirstSpot系统架构图详细解析"/>
+            <wp:cNvGraphicFramePr>
+              <a:graphicFrameLocks xmlns:a="http://schemas.openxmlformats.org/drawingml/2006/main" noChangeAspect="1"/>
+            </wp:cNvGraphicFramePr>
+            <a:graphic xmlns:a="http://schemas.openxmlformats.org/drawingml/2006/main">
+              <a:graphicData uri="http://schemas.openxmlformats.org/drawingml/2006/picture">
+                <pic:pic xmlns:pic="http://schemas.openxmlformats.org/drawingml/2006/picture">
+                  <pic:nvPicPr>
+                    <pic:cNvPr id="8" name="图片 8" descr="FirstSpot系统架构图详细解析"/>
+                    <pic:cNvPicPr>
+                      <a:picLocks noChangeAspect="1"/>
+                    </pic:cNvPicPr>
+                  </pic:nvPicPr>
+                  <pic:blipFill>
+                    <a:blip r:embed="rId10"/>
+                    <a:stretch>
+                      <a:fillRect/>
+                    </a:stretch>
+                  </pic:blipFill>
+                  <pic:spPr>
+                    <a:xfrm>
+                      <a:off x="0" y="0"/>
+                      <a:ext cx="5261610" cy="4210685"/>
+                    </a:xfrm>
+                    <a:prstGeom prst="rect">
+                      <a:avLst/>
+                    </a:prstGeom>
+                  </pic:spPr>
+                </pic:pic>
+              </a:graphicData>
+            </a:graphic>
+          </wp:inline>
+        </w:drawing>
+      </w:r>
+    </w:p>
+    <w:p>
+      <w:pPr>
+        <w:jc w:val="center"/>
+        <w:rPr>
+          <w:rFonts w:hint="default" w:ascii="Times New Roman" w:hAnsi="Times New Roman" w:cs="Times New Roman" w:eastAsiaTheme="minorEastAsia"/>
+          <w:b/>
+          <w:bCs/>
+          <w:sz w:val="21"/>
+          <w:szCs w:val="21"/>
+          <w:lang w:val="en-US" w:eastAsia="zh-CN"/>
+        </w:rPr>
+      </w:pPr>
+      <w:r>
+        <w:rPr>
+          <w:rFonts w:hint="default" w:ascii="Times New Roman" w:hAnsi="Times New Roman" w:cs="Times New Roman" w:eastAsiaTheme="minorEastAsia"/>
+          <w:b/>
+          <w:bCs/>
+          <w:sz w:val="21"/>
+          <w:szCs w:val="21"/>
+          <w:lang w:val="en-US" w:eastAsia="zh-CN"/>
+        </w:rPr>
+        <w:t xml:space="preserve">图 </w:t>
+      </w:r>
+      <w:r>
+        <w:rPr>
+          <w:rFonts w:hint="default" w:ascii="Times New Roman" w:hAnsi="Times New Roman" w:cs="Times New Roman"/>
+          <w:b/>
+          <w:bCs/>
+          <w:sz w:val="21"/>
+          <w:szCs w:val="21"/>
+          <w:lang w:val="en-US" w:eastAsia="zh-CN"/>
+        </w:rPr>
+        <w:t>6 FirstSpot 系统整体技术架构图</w:t>
+      </w:r>
+    </w:p>
+    <w:p>
+      <w:pPr>
+        <w:rPr>
+          <w:rFonts w:hint="eastAsia" w:ascii="宋体" w:hAnsi="宋体" w:eastAsia="宋体" w:cs="宋体"/>
+          <w:sz w:val="24"/>
+          <w:szCs w:val="24"/>
+          <w:lang w:eastAsia="zh-CN"/>
         </w:rPr>
       </w:pPr>
     </w:p>
@@ -5158,7 +7879,7 @@
                     </pic:cNvPicPr>
                   </pic:nvPicPr>
                   <pic:blipFill>
-                    <a:blip r:embed="rId7"/>
+                    <a:blip r:embed="rId11"/>
                     <a:stretch>
                       <a:fillRect/>
                     </a:stretch>
@@ -5203,7 +7924,7 @@
           <w:szCs w:val="21"/>
           <w:lang w:val="en-US" w:eastAsia="zh-CN"/>
         </w:rPr>
-        <w:t xml:space="preserve">图1 </w:t>
+        <w:t xml:space="preserve">图7 </w:t>
       </w:r>
       <w:r>
         <w:rPr>
@@ -5326,7 +8047,7 @@
                     </pic:cNvPicPr>
                   </pic:nvPicPr>
                   <pic:blipFill>
-                    <a:blip r:embed="rId8"/>
+                    <a:blip r:embed="rId12"/>
                     <a:stretch>
                       <a:fillRect/>
                     </a:stretch>
@@ -5355,7 +8076,7 @@
       <w:pPr>
         <w:jc w:val="center"/>
         <w:rPr>
-          <w:rFonts w:hint="eastAsia" w:ascii="黑体" w:hAnsi="黑体" w:eastAsia="黑体" w:cs="黑体"/>
+          <w:rFonts w:hint="default" w:ascii="Times New Roman" w:hAnsi="Times New Roman" w:cs="Times New Roman" w:eastAsiaTheme="minorEastAsia"/>
           <w:b/>
           <w:bCs/>
           <w:sz w:val="21"/>
@@ -5364,18 +8085,42 @@
       </w:pPr>
       <w:r>
         <w:rPr>
-          <w:rFonts w:hint="eastAsia" w:ascii="黑体" w:hAnsi="黑体" w:eastAsia="黑体" w:cs="黑体"/>
+          <w:rFonts w:hint="default" w:ascii="Times New Roman" w:hAnsi="Times New Roman" w:cs="Times New Roman" w:eastAsiaTheme="minorEastAsia"/>
           <w:b/>
           <w:bCs/>
           <w:sz w:val="21"/>
           <w:szCs w:val="21"/>
           <w:lang w:val="en-US" w:eastAsia="zh-CN"/>
         </w:rPr>
-        <w:t xml:space="preserve">图2 </w:t>
-      </w:r>
-      <w:r>
-        <w:rPr>
-          <w:rFonts w:hint="eastAsia" w:ascii="黑体" w:hAnsi="黑体" w:eastAsia="黑体" w:cs="黑体"/>
+        <w:t>图</w:t>
+      </w:r>
+      <w:r>
+        <w:rPr>
+          <w:rFonts w:hint="eastAsia" w:ascii="Times New Roman" w:hAnsi="Times New Roman" w:cs="Times New Roman"/>
+          <w:b/>
+          <w:bCs/>
+          <w:sz w:val="21"/>
+          <w:szCs w:val="21"/>
+          <w:lang w:val="en-US" w:eastAsia="zh-CN"/>
+        </w:rPr>
+        <w:t>8</w:t>
+      </w:r>
+      <w:r>
+        <w:rPr>
+          <w:rFonts w:hint="default" w:ascii="Times New Roman" w:hAnsi="Times New Roman" w:cs="Times New Roman" w:eastAsiaTheme="minorEastAsia"/>
+          <w:b/>
+          <w:bCs/>
+          <w:sz w:val="21"/>
+          <w:szCs w:val="21"/>
+          <w:lang w:val="en-US" w:eastAsia="zh-CN"/>
+        </w:rPr>
+        <w:t xml:space="preserve"> </w:t>
+      </w:r>
+      <w:r>
+        <w:rPr>
+          <w:rFonts w:hint="default" w:ascii="Times New Roman" w:hAnsi="Times New Roman" w:cs="Times New Roman" w:eastAsiaTheme="minorEastAsia"/>
+          <w:b/>
+          <w:bCs/>
           <w:sz w:val="21"/>
           <w:szCs w:val="21"/>
         </w:rPr>
@@ -5442,7 +8187,109 @@
           <w:sz w:val="24"/>
           <w:szCs w:val="24"/>
         </w:rPr>
-        <w:t>FirstSpot 将投资者教育拆分为 12 章，从“什么是二级市场”到“搭建稳健组合”，覆盖交易规则、行情理解、估值、上市公司、风险、指数基金、现金管理、行为偏差和长期主义等内容。课程设计遵循“新手友好、大白话、案例驱动、互动问答、收藏反馈”的原则。每章学习完成后，用户可获得一张概念卡，卡片稀有度从白卡、蓝卡、紫卡到金卡递进。</w:t>
+        <w:t>FirstSpot 将投资者教育拆分为 12 章，从</w:t>
+      </w:r>
+      <w:r>
+        <w:rPr>
+          <w:rFonts w:hint="eastAsia" w:ascii="Times New Roman" w:hAnsi="Times New Roman" w:eastAsia="宋体" w:cs="Times New Roman"/>
+          <w:sz w:val="24"/>
+          <w:szCs w:val="24"/>
+          <w:lang w:eastAsia="zh-CN"/>
+        </w:rPr>
+        <w:t>“</w:t>
+      </w:r>
+      <w:r>
+        <w:rPr>
+          <w:rFonts w:hint="default" w:ascii="Times New Roman" w:hAnsi="Times New Roman" w:eastAsia="宋体" w:cs="Times New Roman"/>
+          <w:sz w:val="24"/>
+          <w:szCs w:val="24"/>
+        </w:rPr>
+        <w:t>什么是二级市场</w:t>
+      </w:r>
+      <w:r>
+        <w:rPr>
+          <w:rFonts w:hint="eastAsia" w:ascii="Times New Roman" w:hAnsi="Times New Roman" w:eastAsia="宋体" w:cs="Times New Roman"/>
+          <w:sz w:val="24"/>
+          <w:szCs w:val="24"/>
+          <w:lang w:eastAsia="zh-CN"/>
+        </w:rPr>
+        <w:t>”</w:t>
+      </w:r>
+      <w:r>
+        <w:rPr>
+          <w:rFonts w:hint="default" w:ascii="Times New Roman" w:hAnsi="Times New Roman" w:eastAsia="宋体" w:cs="Times New Roman"/>
+          <w:sz w:val="24"/>
+          <w:szCs w:val="24"/>
+        </w:rPr>
+        <w:t>到</w:t>
+      </w:r>
+      <w:r>
+        <w:rPr>
+          <w:rFonts w:hint="eastAsia" w:ascii="Times New Roman" w:hAnsi="Times New Roman" w:eastAsia="宋体" w:cs="Times New Roman"/>
+          <w:sz w:val="24"/>
+          <w:szCs w:val="24"/>
+          <w:lang w:eastAsia="zh-CN"/>
+        </w:rPr>
+        <w:t>“</w:t>
+      </w:r>
+      <w:r>
+        <w:rPr>
+          <w:rFonts w:hint="default" w:ascii="Times New Roman" w:hAnsi="Times New Roman" w:eastAsia="宋体" w:cs="Times New Roman"/>
+          <w:sz w:val="24"/>
+          <w:szCs w:val="24"/>
+        </w:rPr>
+        <w:t>搭建稳健组合</w:t>
+      </w:r>
+      <w:r>
+        <w:rPr>
+          <w:rFonts w:hint="eastAsia" w:ascii="Times New Roman" w:hAnsi="Times New Roman" w:eastAsia="宋体" w:cs="Times New Roman"/>
+          <w:sz w:val="24"/>
+          <w:szCs w:val="24"/>
+          <w:lang w:eastAsia="zh-CN"/>
+        </w:rPr>
+        <w:t>”</w:t>
+      </w:r>
+      <w:r>
+        <w:rPr>
+          <w:rFonts w:hint="default" w:ascii="Times New Roman" w:hAnsi="Times New Roman" w:eastAsia="宋体" w:cs="Times New Roman"/>
+          <w:sz w:val="24"/>
+          <w:szCs w:val="24"/>
+        </w:rPr>
+        <w:t>，覆盖交易规则、行情理解、估值、上市公司、风险、指数基金、现金管理、行为偏差和长期主义等内容。课程设计遵循</w:t>
+      </w:r>
+      <w:r>
+        <w:rPr>
+          <w:rFonts w:hint="eastAsia" w:ascii="Times New Roman" w:hAnsi="Times New Roman" w:eastAsia="宋体" w:cs="Times New Roman"/>
+          <w:sz w:val="24"/>
+          <w:szCs w:val="24"/>
+          <w:lang w:eastAsia="zh-CN"/>
+        </w:rPr>
+        <w:t>“</w:t>
+      </w:r>
+      <w:r>
+        <w:rPr>
+          <w:rFonts w:hint="default" w:ascii="Times New Roman" w:hAnsi="Times New Roman" w:eastAsia="宋体" w:cs="Times New Roman"/>
+          <w:sz w:val="24"/>
+          <w:szCs w:val="24"/>
+        </w:rPr>
+        <w:t>新手友好、大白话、案例驱动、互动问答、收藏反馈</w:t>
+      </w:r>
+      <w:r>
+        <w:rPr>
+          <w:rFonts w:hint="eastAsia" w:ascii="Times New Roman" w:hAnsi="Times New Roman" w:eastAsia="宋体" w:cs="Times New Roman"/>
+          <w:sz w:val="24"/>
+          <w:szCs w:val="24"/>
+          <w:lang w:eastAsia="zh-CN"/>
+        </w:rPr>
+        <w:t>”</w:t>
+      </w:r>
+      <w:r>
+        <w:rPr>
+          <w:rFonts w:hint="default" w:ascii="Times New Roman" w:hAnsi="Times New Roman" w:eastAsia="宋体" w:cs="Times New Roman"/>
+          <w:sz w:val="24"/>
+          <w:szCs w:val="24"/>
+        </w:rPr>
+        <w:t>的原则。每章学习完成后，用户可获得一张概念卡，卡片稀有度从白卡、蓝卡、紫卡到金卡递进。</w:t>
       </w:r>
     </w:p>
     <w:p>
@@ -5487,7 +8334,7 @@
                     </pic:cNvPicPr>
                   </pic:nvPicPr>
                   <pic:blipFill>
-                    <a:blip r:embed="rId9"/>
+                    <a:blip r:embed="rId13"/>
                     <a:stretch>
                       <a:fillRect/>
                     </a:stretch>
@@ -5516,7 +8363,7 @@
       <w:pPr>
         <w:jc w:val="center"/>
         <w:rPr>
-          <w:rFonts w:hint="default" w:ascii="黑体" w:hAnsi="黑体" w:eastAsia="黑体" w:cs="黑体"/>
+          <w:rFonts w:hint="eastAsia" w:asciiTheme="minorEastAsia" w:hAnsiTheme="minorEastAsia" w:eastAsiaTheme="minorEastAsia" w:cstheme="minorEastAsia"/>
           <w:b/>
           <w:bCs/>
           <w:sz w:val="21"/>
@@ -5526,14 +8373,36 @@
       </w:pPr>
       <w:r>
         <w:rPr>
-          <w:rFonts w:hint="eastAsia" w:ascii="黑体" w:hAnsi="黑体" w:eastAsia="黑体" w:cs="黑体"/>
+          <w:rFonts w:hint="eastAsia" w:asciiTheme="minorEastAsia" w:hAnsiTheme="minorEastAsia" w:eastAsiaTheme="minorEastAsia" w:cstheme="minorEastAsia"/>
           <w:b/>
           <w:bCs/>
           <w:sz w:val="21"/>
           <w:szCs w:val="21"/>
           <w:lang w:val="en-US" w:eastAsia="zh-CN"/>
         </w:rPr>
-        <w:t>图3 投资者教育主界面</w:t>
+        <w:t>图</w:t>
+      </w:r>
+      <w:r>
+        <w:rPr>
+          <w:rFonts w:hint="eastAsia" w:asciiTheme="minorEastAsia" w:hAnsiTheme="minorEastAsia" w:cstheme="minorEastAsia"/>
+          <w:b/>
+          <w:bCs/>
+          <w:sz w:val="21"/>
+          <w:szCs w:val="21"/>
+          <w:lang w:val="en-US" w:eastAsia="zh-CN"/>
+        </w:rPr>
+        <w:t>9</w:t>
+      </w:r>
+      <w:r>
+        <w:rPr>
+          <w:rFonts w:hint="eastAsia" w:asciiTheme="minorEastAsia" w:hAnsiTheme="minorEastAsia" w:eastAsiaTheme="minorEastAsia" w:cstheme="minorEastAsia"/>
+          <w:b/>
+          <w:bCs/>
+          <w:sz w:val="21"/>
+          <w:szCs w:val="21"/>
+          <w:lang w:val="en-US" w:eastAsia="zh-CN"/>
+        </w:rPr>
+        <w:t xml:space="preserve"> 投资者教育主界面</w:t>
       </w:r>
     </w:p>
     <w:p>
@@ -5595,7 +8464,41 @@
           <w:sz w:val="24"/>
           <w:szCs w:val="24"/>
         </w:rPr>
-        <w:t>在 PBL 框架下，FirstSpot 使用 Points 和 Badges 建立学习反馈。Points 主要表现为 XP 和进度点亮。用户完成首开、学习章节、答题、解锁卡片等行为时，会看到明确的数值或动画反馈。Points 的作用不是制造数值崇拜，而是把“我学到了一点”变成可见状态。</w:t>
+        <w:t>在 PBL 框架下，FirstSpot 使用 Points 和 Badges 建立学习反馈。Points 主要表现为 XP 和进度点亮。用户完成首开、学习章节、答题、解锁卡片等行为时，会看到明确的数值或动画反馈。Points 的作用不是制造数值崇拜，而是把</w:t>
+      </w:r>
+      <w:r>
+        <w:rPr>
+          <w:rFonts w:hint="eastAsia" w:ascii="Times New Roman" w:hAnsi="Times New Roman" w:eastAsia="宋体" w:cs="Times New Roman"/>
+          <w:sz w:val="24"/>
+          <w:szCs w:val="24"/>
+          <w:lang w:eastAsia="zh-CN"/>
+        </w:rPr>
+        <w:t>“</w:t>
+      </w:r>
+      <w:r>
+        <w:rPr>
+          <w:rFonts w:hint="default" w:ascii="Times New Roman" w:hAnsi="Times New Roman" w:eastAsia="宋体" w:cs="Times New Roman"/>
+          <w:sz w:val="24"/>
+          <w:szCs w:val="24"/>
+        </w:rPr>
+        <w:t>我学到了一点</w:t>
+      </w:r>
+      <w:r>
+        <w:rPr>
+          <w:rFonts w:hint="eastAsia" w:ascii="Times New Roman" w:hAnsi="Times New Roman" w:eastAsia="宋体" w:cs="Times New Roman"/>
+          <w:sz w:val="24"/>
+          <w:szCs w:val="24"/>
+          <w:lang w:eastAsia="zh-CN"/>
+        </w:rPr>
+        <w:t>”</w:t>
+      </w:r>
+      <w:r>
+        <w:rPr>
+          <w:rFonts w:hint="default" w:ascii="Times New Roman" w:hAnsi="Times New Roman" w:eastAsia="宋体" w:cs="Times New Roman"/>
+          <w:sz w:val="24"/>
+          <w:szCs w:val="24"/>
+        </w:rPr>
+        <w:t>变成可见状态。</w:t>
       </w:r>
     </w:p>
     <w:p>
@@ -5693,7 +8596,41 @@
           <w:sz w:val="24"/>
           <w:szCs w:val="24"/>
         </w:rPr>
-        <w:t>FirstSpot 在设计过程中保留了许多可探索触发的 widgets。这些 widgets 不是孤立的小彩蛋，而是连接“操作、反馈、理解”的微型学习单元。例如，在欢迎页点击 Myo 可以触发声音和表情反馈，形成轻松的第一印象；在学习页点击术语可以打开解释框，帮助用户主动补足知识；在 IPO 案例中，用户通过拖拽参与方卡片推进流程，理解公司公开发行、承销商、基石投资者、散户打新和二级市场交易之间的关系；在奖励揭示中，用户通过翻卡和收下卡片完成阶段性仪式。</w:t>
+        <w:t>FirstSpot 在设计过程中保留了许多可探索触发的 widgets。这些 widgets 不是孤立的小彩蛋，而是连接</w:t>
+      </w:r>
+      <w:r>
+        <w:rPr>
+          <w:rFonts w:hint="eastAsia" w:ascii="Times New Roman" w:hAnsi="Times New Roman" w:eastAsia="宋体" w:cs="Times New Roman"/>
+          <w:sz w:val="24"/>
+          <w:szCs w:val="24"/>
+          <w:lang w:eastAsia="zh-CN"/>
+        </w:rPr>
+        <w:t>“</w:t>
+      </w:r>
+      <w:r>
+        <w:rPr>
+          <w:rFonts w:hint="default" w:ascii="Times New Roman" w:hAnsi="Times New Roman" w:eastAsia="宋体" w:cs="Times New Roman"/>
+          <w:sz w:val="24"/>
+          <w:szCs w:val="24"/>
+        </w:rPr>
+        <w:t>操作、反馈、理解</w:t>
+      </w:r>
+      <w:r>
+        <w:rPr>
+          <w:rFonts w:hint="eastAsia" w:ascii="Times New Roman" w:hAnsi="Times New Roman" w:eastAsia="宋体" w:cs="Times New Roman"/>
+          <w:sz w:val="24"/>
+          <w:szCs w:val="24"/>
+          <w:lang w:eastAsia="zh-CN"/>
+        </w:rPr>
+        <w:t>”</w:t>
+      </w:r>
+      <w:r>
+        <w:rPr>
+          <w:rFonts w:hint="default" w:ascii="Times New Roman" w:hAnsi="Times New Roman" w:eastAsia="宋体" w:cs="Times New Roman"/>
+          <w:sz w:val="24"/>
+          <w:szCs w:val="24"/>
+        </w:rPr>
+        <w:t>的微型学习单元。例如，在欢迎页点击 Myo 可以触发声音和表情反馈，形成轻松的第一印象；在学习页点击术语可以打开解释框，帮助用户主动补足知识；在 IPO 案例中，用户通过拖拽参与方卡片推进流程，理解公司公开发行、承销商、基石投资者、散户打新和二级市场交易之间的关系；在奖励揭示中，用户通过翻卡和收下卡片完成阶段性仪式。</w:t>
       </w:r>
     </w:p>
     <w:p>
@@ -5712,7 +8649,75 @@
           <w:sz w:val="24"/>
           <w:szCs w:val="24"/>
         </w:rPr>
-        <w:t>这些交互设计体现了从“阅读式教育”到“操作式教育”的转变。用户不只是看见概念，而是通过点击、拖拽、匹配、翻转等动作把概念变成可处理的对象。对于移动端用户而言，这种探索式交互能够提升注意力，也能降低学习金融知识时的严肃感。</w:t>
+        <w:t>这些交互设计体现了从</w:t>
+      </w:r>
+      <w:r>
+        <w:rPr>
+          <w:rFonts w:hint="eastAsia" w:ascii="Times New Roman" w:hAnsi="Times New Roman" w:eastAsia="宋体" w:cs="Times New Roman"/>
+          <w:sz w:val="24"/>
+          <w:szCs w:val="24"/>
+          <w:lang w:eastAsia="zh-CN"/>
+        </w:rPr>
+        <w:t>“</w:t>
+      </w:r>
+      <w:r>
+        <w:rPr>
+          <w:rFonts w:hint="default" w:ascii="Times New Roman" w:hAnsi="Times New Roman" w:eastAsia="宋体" w:cs="Times New Roman"/>
+          <w:sz w:val="24"/>
+          <w:szCs w:val="24"/>
+        </w:rPr>
+        <w:t>阅读式教育</w:t>
+      </w:r>
+      <w:r>
+        <w:rPr>
+          <w:rFonts w:hint="eastAsia" w:ascii="Times New Roman" w:hAnsi="Times New Roman" w:eastAsia="宋体" w:cs="Times New Roman"/>
+          <w:sz w:val="24"/>
+          <w:szCs w:val="24"/>
+          <w:lang w:eastAsia="zh-CN"/>
+        </w:rPr>
+        <w:t>”</w:t>
+      </w:r>
+      <w:r>
+        <w:rPr>
+          <w:rFonts w:hint="default" w:ascii="Times New Roman" w:hAnsi="Times New Roman" w:eastAsia="宋体" w:cs="Times New Roman"/>
+          <w:sz w:val="24"/>
+          <w:szCs w:val="24"/>
+        </w:rPr>
+        <w:t>到</w:t>
+      </w:r>
+      <w:r>
+        <w:rPr>
+          <w:rFonts w:hint="eastAsia" w:ascii="Times New Roman" w:hAnsi="Times New Roman" w:eastAsia="宋体" w:cs="Times New Roman"/>
+          <w:sz w:val="24"/>
+          <w:szCs w:val="24"/>
+          <w:lang w:eastAsia="zh-CN"/>
+        </w:rPr>
+        <w:t>“</w:t>
+      </w:r>
+      <w:r>
+        <w:rPr>
+          <w:rFonts w:hint="default" w:ascii="Times New Roman" w:hAnsi="Times New Roman" w:eastAsia="宋体" w:cs="Times New Roman"/>
+          <w:sz w:val="24"/>
+          <w:szCs w:val="24"/>
+        </w:rPr>
+        <w:t>操作式教育</w:t>
+      </w:r>
+      <w:r>
+        <w:rPr>
+          <w:rFonts w:hint="eastAsia" w:ascii="Times New Roman" w:hAnsi="Times New Roman" w:eastAsia="宋体" w:cs="Times New Roman"/>
+          <w:sz w:val="24"/>
+          <w:szCs w:val="24"/>
+          <w:lang w:eastAsia="zh-CN"/>
+        </w:rPr>
+        <w:t>”</w:t>
+      </w:r>
+      <w:r>
+        <w:rPr>
+          <w:rFonts w:hint="default" w:ascii="Times New Roman" w:hAnsi="Times New Roman" w:eastAsia="宋体" w:cs="Times New Roman"/>
+          <w:sz w:val="24"/>
+          <w:szCs w:val="24"/>
+        </w:rPr>
+        <w:t>的转变。用户不只是看见概念，而是通过点击、拖拽、匹配、翻转等动作把概念变成可处理的对象。对于移动端用户而言，这种探索式交互能够提升注意力，也能降低学习金融知识时的严肃感。</w:t>
       </w:r>
     </w:p>
     <w:p>
@@ -5747,7 +8752,7 @@
                     </pic:cNvPicPr>
                   </pic:nvPicPr>
                   <pic:blipFill>
-                    <a:blip r:embed="rId10"/>
+                    <a:blip r:embed="rId14"/>
                     <a:stretch>
                       <a:fillRect/>
                     </a:stretch>
@@ -5776,20 +8781,44 @@
       <w:pPr>
         <w:jc w:val="center"/>
         <w:rPr>
-          <w:rFonts w:hint="default"/>
+          <w:rFonts w:hint="default" w:ascii="Times New Roman" w:hAnsi="Times New Roman" w:cs="Times New Roman" w:eastAsiaTheme="minorEastAsia"/>
+          <w:b/>
+          <w:bCs/>
           <w:lang w:val="en-US"/>
         </w:rPr>
       </w:pPr>
       <w:r>
         <w:rPr>
-          <w:rFonts w:hint="eastAsia" w:ascii="黑体" w:hAnsi="黑体" w:eastAsia="黑体" w:cs="黑体"/>
+          <w:rFonts w:hint="default" w:ascii="Times New Roman" w:hAnsi="Times New Roman" w:cs="Times New Roman" w:eastAsiaTheme="minorEastAsia"/>
           <w:b/>
           <w:bCs/>
           <w:sz w:val="21"/>
           <w:szCs w:val="21"/>
           <w:lang w:val="en-US" w:eastAsia="zh-CN"/>
         </w:rPr>
-        <w:t>图4 可操作widgets一例</w:t>
+        <w:t>图</w:t>
+      </w:r>
+      <w:r>
+        <w:rPr>
+          <w:rFonts w:hint="eastAsia" w:ascii="Times New Roman" w:hAnsi="Times New Roman" w:cs="Times New Roman"/>
+          <w:b/>
+          <w:bCs/>
+          <w:sz w:val="21"/>
+          <w:szCs w:val="21"/>
+          <w:lang w:val="en-US" w:eastAsia="zh-CN"/>
+        </w:rPr>
+        <w:t>10</w:t>
+      </w:r>
+      <w:r>
+        <w:rPr>
+          <w:rFonts w:hint="default" w:ascii="Times New Roman" w:hAnsi="Times New Roman" w:cs="Times New Roman" w:eastAsiaTheme="minorEastAsia"/>
+          <w:b/>
+          <w:bCs/>
+          <w:sz w:val="21"/>
+          <w:szCs w:val="21"/>
+          <w:lang w:val="en-US" w:eastAsia="zh-CN"/>
+        </w:rPr>
+        <w:t xml:space="preserve"> 可操作widgets一例</w:t>
       </w:r>
     </w:p>
     <w:p>
@@ -5982,7 +9011,41 @@
           <w:sz w:val="24"/>
           <w:szCs w:val="24"/>
         </w:rPr>
-        <w:t>个股详情页是 FirstSpot 体现“去交易化”的重要页面。成熟券商软件通常包含 K 线、盘口、资金流、技术指标、资讯、社区和买卖按钮，但这些功能对新手并不总是必要。FirstSpot 的详情页选择保留当前价格、涨跌幅、平滑折线图、核心统计卡片、分析师情绪和白话简介等内容，剔除复杂技术指标和直接交易入口。</w:t>
+        <w:t>个股详情页是 FirstSpot 体现</w:t>
+      </w:r>
+      <w:r>
+        <w:rPr>
+          <w:rFonts w:hint="eastAsia" w:ascii="Times New Roman" w:hAnsi="Times New Roman" w:eastAsia="宋体" w:cs="Times New Roman"/>
+          <w:sz w:val="24"/>
+          <w:szCs w:val="24"/>
+          <w:lang w:eastAsia="zh-CN"/>
+        </w:rPr>
+        <w:t>“</w:t>
+      </w:r>
+      <w:r>
+        <w:rPr>
+          <w:rFonts w:hint="default" w:ascii="Times New Roman" w:hAnsi="Times New Roman" w:eastAsia="宋体" w:cs="Times New Roman"/>
+          <w:sz w:val="24"/>
+          <w:szCs w:val="24"/>
+        </w:rPr>
+        <w:t>去交易化</w:t>
+      </w:r>
+      <w:r>
+        <w:rPr>
+          <w:rFonts w:hint="eastAsia" w:ascii="Times New Roman" w:hAnsi="Times New Roman" w:eastAsia="宋体" w:cs="Times New Roman"/>
+          <w:sz w:val="24"/>
+          <w:szCs w:val="24"/>
+          <w:lang w:eastAsia="zh-CN"/>
+        </w:rPr>
+        <w:t>”</w:t>
+      </w:r>
+      <w:r>
+        <w:rPr>
+          <w:rFonts w:hint="default" w:ascii="Times New Roman" w:hAnsi="Times New Roman" w:eastAsia="宋体" w:cs="Times New Roman"/>
+          <w:sz w:val="24"/>
+          <w:szCs w:val="24"/>
+        </w:rPr>
+        <w:t>的重要页面。成熟券商软件通常包含 K 线、盘口、资金流、技术指标、资讯、社区和买卖按钮，但这些功能对新手并不总是必要。FirstSpot 的详情页选择保留当前价格、涨跌幅、平滑折线图、核心统计卡片、分析师情绪和白话简介等内容，剔除复杂技术指标和直接交易入口。</w:t>
       </w:r>
     </w:p>
     <w:p>
@@ -6031,7 +9094,7 @@
                     </pic:cNvPicPr>
                   </pic:nvPicPr>
                   <pic:blipFill>
-                    <a:blip r:embed="rId11"/>
+                    <a:blip r:embed="rId15"/>
                     <a:stretch>
                       <a:fillRect/>
                     </a:stretch>
@@ -6060,14 +9123,36 @@
       </w:r>
       <w:r>
         <w:rPr>
-          <w:rFonts w:hint="eastAsia" w:ascii="黑体" w:hAnsi="黑体" w:eastAsia="黑体" w:cs="黑体"/>
+          <w:rFonts w:hint="eastAsia" w:asciiTheme="minorEastAsia" w:hAnsiTheme="minorEastAsia" w:eastAsiaTheme="minorEastAsia" w:cstheme="minorEastAsia"/>
           <w:b/>
           <w:bCs/>
           <w:sz w:val="21"/>
           <w:szCs w:val="21"/>
           <w:lang w:val="en-US" w:eastAsia="zh-CN"/>
         </w:rPr>
-        <w:t>图5 个股详情页的信息降噪之后</w:t>
+        <w:t>图1</w:t>
+      </w:r>
+      <w:r>
+        <w:rPr>
+          <w:rFonts w:hint="eastAsia" w:asciiTheme="minorEastAsia" w:hAnsiTheme="minorEastAsia" w:cstheme="minorEastAsia"/>
+          <w:b/>
+          <w:bCs/>
+          <w:sz w:val="21"/>
+          <w:szCs w:val="21"/>
+          <w:lang w:val="en-US" w:eastAsia="zh-CN"/>
+        </w:rPr>
+        <w:t>1</w:t>
+      </w:r>
+      <w:r>
+        <w:rPr>
+          <w:rFonts w:hint="eastAsia" w:asciiTheme="minorEastAsia" w:hAnsiTheme="minorEastAsia" w:eastAsiaTheme="minorEastAsia" w:cstheme="minorEastAsia"/>
+          <w:b/>
+          <w:bCs/>
+          <w:sz w:val="21"/>
+          <w:szCs w:val="21"/>
+          <w:lang w:val="en-US" w:eastAsia="zh-CN"/>
+        </w:rPr>
+        <w:t xml:space="preserve"> 个股详情页的信息降噪之后</w:t>
       </w:r>
     </w:p>
     <w:p>
@@ -6129,7 +9214,75 @@
           <w:sz w:val="24"/>
           <w:szCs w:val="24"/>
         </w:rPr>
-        <w:t>FirstSpot 还提供持仓成本、复利日均收益等金融小工具。这些工具回应了访谈中用户对“简单实用”和“看得懂”的需求。与复杂金融计算器相比，FirstSpot 的小工具更强调场景化表达：用户不是填写一堆公式参数，而是在与自己持仓、成本和收益相关的具体场景中理解计算结果。</w:t>
+        <w:t>FirstSpot 还提供持仓成本、复利日均收益等金融小工具。这些工具回应了访谈中用户对</w:t>
+      </w:r>
+      <w:r>
+        <w:rPr>
+          <w:rFonts w:hint="eastAsia" w:ascii="Times New Roman" w:hAnsi="Times New Roman" w:eastAsia="宋体" w:cs="Times New Roman"/>
+          <w:sz w:val="24"/>
+          <w:szCs w:val="24"/>
+          <w:lang w:eastAsia="zh-CN"/>
+        </w:rPr>
+        <w:t>“</w:t>
+      </w:r>
+      <w:r>
+        <w:rPr>
+          <w:rFonts w:hint="default" w:ascii="Times New Roman" w:hAnsi="Times New Roman" w:eastAsia="宋体" w:cs="Times New Roman"/>
+          <w:sz w:val="24"/>
+          <w:szCs w:val="24"/>
+        </w:rPr>
+        <w:t>简单实用</w:t>
+      </w:r>
+      <w:r>
+        <w:rPr>
+          <w:rFonts w:hint="eastAsia" w:ascii="Times New Roman" w:hAnsi="Times New Roman" w:eastAsia="宋体" w:cs="Times New Roman"/>
+          <w:sz w:val="24"/>
+          <w:szCs w:val="24"/>
+          <w:lang w:eastAsia="zh-CN"/>
+        </w:rPr>
+        <w:t>”</w:t>
+      </w:r>
+      <w:r>
+        <w:rPr>
+          <w:rFonts w:hint="default" w:ascii="Times New Roman" w:hAnsi="Times New Roman" w:eastAsia="宋体" w:cs="Times New Roman"/>
+          <w:sz w:val="24"/>
+          <w:szCs w:val="24"/>
+        </w:rPr>
+        <w:t>和</w:t>
+      </w:r>
+      <w:r>
+        <w:rPr>
+          <w:rFonts w:hint="eastAsia" w:ascii="Times New Roman" w:hAnsi="Times New Roman" w:eastAsia="宋体" w:cs="Times New Roman"/>
+          <w:sz w:val="24"/>
+          <w:szCs w:val="24"/>
+          <w:lang w:eastAsia="zh-CN"/>
+        </w:rPr>
+        <w:t>“</w:t>
+      </w:r>
+      <w:r>
+        <w:rPr>
+          <w:rFonts w:hint="default" w:ascii="Times New Roman" w:hAnsi="Times New Roman" w:eastAsia="宋体" w:cs="Times New Roman"/>
+          <w:sz w:val="24"/>
+          <w:szCs w:val="24"/>
+        </w:rPr>
+        <w:t>看得懂</w:t>
+      </w:r>
+      <w:r>
+        <w:rPr>
+          <w:rFonts w:hint="eastAsia" w:ascii="Times New Roman" w:hAnsi="Times New Roman" w:eastAsia="宋体" w:cs="Times New Roman"/>
+          <w:sz w:val="24"/>
+          <w:szCs w:val="24"/>
+          <w:lang w:eastAsia="zh-CN"/>
+        </w:rPr>
+        <w:t>”</w:t>
+      </w:r>
+      <w:r>
+        <w:rPr>
+          <w:rFonts w:hint="default" w:ascii="Times New Roman" w:hAnsi="Times New Roman" w:eastAsia="宋体" w:cs="Times New Roman"/>
+          <w:sz w:val="24"/>
+          <w:szCs w:val="24"/>
+        </w:rPr>
+        <w:t>的需求。与复杂金融计算器相比，FirstSpot 的小工具更强调场景化表达：用户不是填写一堆公式参数，而是在与自己持仓、成本和收益相关的具体场景中理解计算结果。</w:t>
       </w:r>
     </w:p>
     <w:p>
@@ -6213,7 +9366,7 @@
           <w:sz w:val="24"/>
           <w:szCs w:val="24"/>
         </w:rPr>
-        <w:t>由于毕业设计周期和个人开发条件限制，本项目未开展大规模问卷调查，而是采用前期深度访谈、竞品对比体验、设计过程验证和体验后质性反馈整理的方式进行评价。该方法更符合当前项目阶段：FirstSpot 仍是个人毕业设计与 MVP 形态，重点在于验证设计方向是否回应了目标用户的真实痛点。</w:t>
+        <w:t>由于毕业设计周期和个人开发条件限制，本项目未开展大规模问卷调查，而是采用前期深度访谈、竞品对比体验、设计过程验证和体验后反馈整理的方式进行评价。该方法更符合当前项目阶段：FirstSpot 仍是个人毕业设计与 MVP 形态，重点在于验证设计方向是否回应了目标用户的真实痛点。</w:t>
       </w:r>
     </w:p>
     <w:p>
@@ -6249,7 +9402,109 @@
           <w:sz w:val="24"/>
           <w:szCs w:val="24"/>
         </w:rPr>
-        <w:t>体验后访谈的问题设计延续前期概念验证访谈的逻辑，但重点从“是否存在痛点”转向“FirstSpot 是否回应痛点”。因此，问题围绕五个方面展开：第一，FirstSpot 与主流金融入口相比是否降低理解门槛；第二，Myo 角色和聊天式讲解是否提升亲和力；第三，XP、卡片、徽章和金库是否形成适度激励；第四，可探索 widgets 是否帮助用户理解概念；第五，用户最希望保留或增强的功能是什么。这样的设计能够将体验评价与前期需求定义对应起来，避免评价只停留在“喜欢/不喜欢”的主观层面。</w:t>
+        <w:t>体验后访谈的问题设计延续前期概念验证访谈的逻辑，但重点从</w:t>
+      </w:r>
+      <w:r>
+        <w:rPr>
+          <w:rFonts w:hint="eastAsia" w:ascii="Times New Roman" w:hAnsi="Times New Roman" w:eastAsia="宋体" w:cs="Times New Roman"/>
+          <w:sz w:val="24"/>
+          <w:szCs w:val="24"/>
+          <w:lang w:eastAsia="zh-CN"/>
+        </w:rPr>
+        <w:t>“</w:t>
+      </w:r>
+      <w:r>
+        <w:rPr>
+          <w:rFonts w:hint="default" w:ascii="Times New Roman" w:hAnsi="Times New Roman" w:eastAsia="宋体" w:cs="Times New Roman"/>
+          <w:sz w:val="24"/>
+          <w:szCs w:val="24"/>
+        </w:rPr>
+        <w:t>是否存在痛点</w:t>
+      </w:r>
+      <w:r>
+        <w:rPr>
+          <w:rFonts w:hint="eastAsia" w:ascii="Times New Roman" w:hAnsi="Times New Roman" w:eastAsia="宋体" w:cs="Times New Roman"/>
+          <w:sz w:val="24"/>
+          <w:szCs w:val="24"/>
+          <w:lang w:eastAsia="zh-CN"/>
+        </w:rPr>
+        <w:t>”</w:t>
+      </w:r>
+      <w:r>
+        <w:rPr>
+          <w:rFonts w:hint="default" w:ascii="Times New Roman" w:hAnsi="Times New Roman" w:eastAsia="宋体" w:cs="Times New Roman"/>
+          <w:sz w:val="24"/>
+          <w:szCs w:val="24"/>
+        </w:rPr>
+        <w:t>转向</w:t>
+      </w:r>
+      <w:r>
+        <w:rPr>
+          <w:rFonts w:hint="eastAsia" w:ascii="Times New Roman" w:hAnsi="Times New Roman" w:eastAsia="宋体" w:cs="Times New Roman"/>
+          <w:sz w:val="24"/>
+          <w:szCs w:val="24"/>
+          <w:lang w:eastAsia="zh-CN"/>
+        </w:rPr>
+        <w:t>“</w:t>
+      </w:r>
+      <w:r>
+        <w:rPr>
+          <w:rFonts w:hint="default" w:ascii="Times New Roman" w:hAnsi="Times New Roman" w:eastAsia="宋体" w:cs="Times New Roman"/>
+          <w:sz w:val="24"/>
+          <w:szCs w:val="24"/>
+        </w:rPr>
+        <w:t>FirstSpot 是否回应痛点</w:t>
+      </w:r>
+      <w:r>
+        <w:rPr>
+          <w:rFonts w:hint="eastAsia" w:ascii="Times New Roman" w:hAnsi="Times New Roman" w:eastAsia="宋体" w:cs="Times New Roman"/>
+          <w:sz w:val="24"/>
+          <w:szCs w:val="24"/>
+          <w:lang w:eastAsia="zh-CN"/>
+        </w:rPr>
+        <w:t>”</w:t>
+      </w:r>
+      <w:r>
+        <w:rPr>
+          <w:rFonts w:hint="default" w:ascii="Times New Roman" w:hAnsi="Times New Roman" w:eastAsia="宋体" w:cs="Times New Roman"/>
+          <w:sz w:val="24"/>
+          <w:szCs w:val="24"/>
+        </w:rPr>
+        <w:t>。因此，问题围绕五个方面展开：第一，FirstSpot 与主流金融入口相比是否降低理解门槛；第二，Myo 角色和聊天式讲解是否提升亲和力；第三，XP、卡片、徽章和金库是否形成适度激励；第四，可探索 widgets 是否帮助用户理解概念；第五，用户最希望保留或增强的功能是什么。这样的设计能够将体验评价与前期需求定义对应起来，避免评价只停留在</w:t>
+      </w:r>
+      <w:r>
+        <w:rPr>
+          <w:rFonts w:hint="eastAsia" w:ascii="Times New Roman" w:hAnsi="Times New Roman" w:eastAsia="宋体" w:cs="Times New Roman"/>
+          <w:sz w:val="24"/>
+          <w:szCs w:val="24"/>
+          <w:lang w:eastAsia="zh-CN"/>
+        </w:rPr>
+        <w:t>“</w:t>
+      </w:r>
+      <w:r>
+        <w:rPr>
+          <w:rFonts w:hint="default" w:ascii="Times New Roman" w:hAnsi="Times New Roman" w:eastAsia="宋体" w:cs="Times New Roman"/>
+          <w:sz w:val="24"/>
+          <w:szCs w:val="24"/>
+        </w:rPr>
+        <w:t>喜欢/不喜欢</w:t>
+      </w:r>
+      <w:r>
+        <w:rPr>
+          <w:rFonts w:hint="eastAsia" w:ascii="Times New Roman" w:hAnsi="Times New Roman" w:eastAsia="宋体" w:cs="Times New Roman"/>
+          <w:sz w:val="24"/>
+          <w:szCs w:val="24"/>
+          <w:lang w:eastAsia="zh-CN"/>
+        </w:rPr>
+        <w:t>”</w:t>
+      </w:r>
+      <w:r>
+        <w:rPr>
+          <w:rFonts w:hint="default" w:ascii="Times New Roman" w:hAnsi="Times New Roman" w:eastAsia="宋体" w:cs="Times New Roman"/>
+          <w:sz w:val="24"/>
+          <w:szCs w:val="24"/>
+        </w:rPr>
+        <w:t>的主观层面。</w:t>
       </w:r>
     </w:p>
     <w:p>
@@ -6267,7 +9522,7 @@
           <w:sz w:val="24"/>
           <w:szCs w:val="24"/>
         </w:rPr>
-        <w:t>从整理出的质性反馈看，用户普遍认可 FirstSpot 与传统金融应用的区别。受访者在对比体验中认为，主流金融入口的优势在于数据完整、产品数量丰富、交易链路成熟，但其首页和产品详情页常常同时呈现收益率、榜单、推荐位、风险等级、活动入口和大量专业术语，新手很难判断优先阅读顺序。相比之下，FirstSpot 的差异在于不急于让用户购买或交易，而是先通过引导、解释和小任务建立理解。</w:t>
+        <w:t>从整理出的反馈看，用户普遍认可 FirstSpot 与传统金融应用的区别。受访者在对比体验中认为，主流金融入口的优势在于数据完整、产品数量丰富、交易链路成熟，但其首页和产品详情页常常同时呈现收益率、榜单、推荐位、风险等级、活动入口和大量专业术语，新手很难判断优先阅读顺序。相比之下，FirstSpot 的差异在于不急于让用户购买或交易，而是先通过引导、解释和小任务建立理解。</w:t>
       </w:r>
     </w:p>
     <w:p>
@@ -6285,7 +9540,41 @@
           <w:sz w:val="24"/>
           <w:szCs w:val="24"/>
         </w:rPr>
-        <w:t>已有基金经验的用户更关注产品是否足够专业和可信，认为 AI、个股研究和长期复盘可以继续增强；理财经验较少的用户更重视界面简单、解释清楚和不制造压力；对本金门槛敏感的用户则认为学习路径可以帮助自己在资金积累前先建立知识基础。对于 PBL，用户普遍接受 Points 和 Badges，但对排行榜态度谨慎，认为金融学习不适合做成收益或速度竞争。可探索 widgets 被认为能增加“愿意点开看一看”的动机，尤其是术语解释、拖拽案例和卡片收藏，比纯文字课程更容易接受。</w:t>
+        <w:t>已有基金经验的用户更关注产品是否足够专业和可信，认为 AI、个股研究和长期复盘可以继续增强；理财经验较少的用户更重视界面简单、解释清楚和不制造压力；对本金门槛敏感的用户则认为学习路径可以帮助自己在资金积累前先建立知识基础。对于 PBL，用户普遍接受 Points 和 Badges，但对排行榜态度谨慎，认为金融学习不适合做成收益或速度竞争。可探索 widgets 被认为能增加</w:t>
+      </w:r>
+      <w:r>
+        <w:rPr>
+          <w:rFonts w:hint="eastAsia" w:ascii="Times New Roman" w:hAnsi="Times New Roman" w:eastAsia="宋体" w:cs="Times New Roman"/>
+          <w:sz w:val="24"/>
+          <w:szCs w:val="24"/>
+          <w:lang w:eastAsia="zh-CN"/>
+        </w:rPr>
+        <w:t>“</w:t>
+      </w:r>
+      <w:r>
+        <w:rPr>
+          <w:rFonts w:hint="default" w:ascii="Times New Roman" w:hAnsi="Times New Roman" w:eastAsia="宋体" w:cs="Times New Roman"/>
+          <w:sz w:val="24"/>
+          <w:szCs w:val="24"/>
+        </w:rPr>
+        <w:t>愿意点开看一看</w:t>
+      </w:r>
+      <w:r>
+        <w:rPr>
+          <w:rFonts w:hint="eastAsia" w:ascii="Times New Roman" w:hAnsi="Times New Roman" w:eastAsia="宋体" w:cs="Times New Roman"/>
+          <w:sz w:val="24"/>
+          <w:szCs w:val="24"/>
+          <w:lang w:eastAsia="zh-CN"/>
+        </w:rPr>
+        <w:t>”</w:t>
+      </w:r>
+      <w:r>
+        <w:rPr>
+          <w:rFonts w:hint="default" w:ascii="Times New Roman" w:hAnsi="Times New Roman" w:eastAsia="宋体" w:cs="Times New Roman"/>
+          <w:sz w:val="24"/>
+          <w:szCs w:val="24"/>
+        </w:rPr>
+        <w:t>的动机，尤其是术语解释、拖拽案例和卡片收藏，比纯文字课程更容易接受。</w:t>
       </w:r>
     </w:p>
     <w:p>
@@ -6409,7 +9698,75 @@
           <w:sz w:val="24"/>
           <w:szCs w:val="24"/>
         </w:rPr>
-        <w:t>FirstSpot 的意义在于，它把金融科技产品从“交易入口”重新理解为“学习、记录与反思的服务系统”。对于新手用户而言，最重要的并不是更快进入市场，而是更早建立正确的理解框架和风险意识。后续若能继续接入更稳定的数据服务、扩展 AI 辅助解释与长期使用评价，并结合 HCI 与 UX 设计方法继续开展可用性测试和迭代优化</w:t>
+        <w:t>FirstSpot 的意义在于，它把金融科技产品从</w:t>
+      </w:r>
+      <w:r>
+        <w:rPr>
+          <w:rFonts w:hint="eastAsia" w:ascii="宋体" w:hAnsi="宋体" w:eastAsia="宋体" w:cs="宋体"/>
+          <w:sz w:val="24"/>
+          <w:szCs w:val="24"/>
+          <w:lang w:eastAsia="zh-CN"/>
+        </w:rPr>
+        <w:t>“</w:t>
+      </w:r>
+      <w:r>
+        <w:rPr>
+          <w:rFonts w:hint="eastAsia" w:ascii="宋体" w:hAnsi="宋体" w:eastAsia="宋体" w:cs="宋体"/>
+          <w:sz w:val="24"/>
+          <w:szCs w:val="24"/>
+        </w:rPr>
+        <w:t>交易入口</w:t>
+      </w:r>
+      <w:r>
+        <w:rPr>
+          <w:rFonts w:hint="eastAsia" w:ascii="宋体" w:hAnsi="宋体" w:eastAsia="宋体" w:cs="宋体"/>
+          <w:sz w:val="24"/>
+          <w:szCs w:val="24"/>
+          <w:lang w:eastAsia="zh-CN"/>
+        </w:rPr>
+        <w:t>”</w:t>
+      </w:r>
+      <w:r>
+        <w:rPr>
+          <w:rFonts w:hint="eastAsia" w:ascii="宋体" w:hAnsi="宋体" w:eastAsia="宋体" w:cs="宋体"/>
+          <w:sz w:val="24"/>
+          <w:szCs w:val="24"/>
+        </w:rPr>
+        <w:t>重新理解为</w:t>
+      </w:r>
+      <w:r>
+        <w:rPr>
+          <w:rFonts w:hint="eastAsia" w:ascii="宋体" w:hAnsi="宋体" w:eastAsia="宋体" w:cs="宋体"/>
+          <w:sz w:val="24"/>
+          <w:szCs w:val="24"/>
+          <w:lang w:eastAsia="zh-CN"/>
+        </w:rPr>
+        <w:t>“</w:t>
+      </w:r>
+      <w:r>
+        <w:rPr>
+          <w:rFonts w:hint="eastAsia" w:ascii="宋体" w:hAnsi="宋体" w:eastAsia="宋体" w:cs="宋体"/>
+          <w:sz w:val="24"/>
+          <w:szCs w:val="24"/>
+        </w:rPr>
+        <w:t>学习、记录与反思的服务系统</w:t>
+      </w:r>
+      <w:r>
+        <w:rPr>
+          <w:rFonts w:hint="eastAsia" w:ascii="宋体" w:hAnsi="宋体" w:eastAsia="宋体" w:cs="宋体"/>
+          <w:sz w:val="24"/>
+          <w:szCs w:val="24"/>
+          <w:lang w:eastAsia="zh-CN"/>
+        </w:rPr>
+        <w:t>”</w:t>
+      </w:r>
+      <w:r>
+        <w:rPr>
+          <w:rFonts w:hint="eastAsia" w:ascii="宋体" w:hAnsi="宋体" w:eastAsia="宋体" w:cs="宋体"/>
+          <w:sz w:val="24"/>
+          <w:szCs w:val="24"/>
+        </w:rPr>
+        <w:t>。对于新手用户而言，最重要的并不是更快进入市场，而是更早建立正确的理解框架和风险意识。后续若能继续接入更稳定的数据服务、扩展 AI 辅助解释与长期使用评价，并结合 HCI 与 UX 设计方法继续开展可用性测试和迭代优化</w:t>
       </w:r>
       <w:r>
         <w:rPr>
@@ -6441,31 +9798,65 @@
     <w:p>
       <w:pPr>
         <w:outlineLvl w:val="0"/>
-        <w:rPr>
-          <w:rFonts w:hint="eastAsia" w:ascii="黑体" w:hAnsi="黑体" w:eastAsia="黑体" w:cs="黑体"/>
-          <w:sz w:val="32"/>
-          <w:szCs w:val="32"/>
-        </w:rPr>
-      </w:pPr>
-      <w:bookmarkStart w:id="23" w:name="_Toc23647"/>
-      <w:r>
-        <w:rPr>
-          <w:rFonts w:hint="eastAsia" w:ascii="黑体" w:hAnsi="黑体" w:eastAsia="黑体" w:cs="黑体"/>
-          <w:sz w:val="32"/>
-          <w:szCs w:val="32"/>
-        </w:rPr>
-        <w:t>附录 A：</w:t>
-      </w:r>
-      <w:r>
         <w:rPr>
           <w:rFonts w:hint="eastAsia" w:ascii="黑体" w:hAnsi="黑体" w:eastAsia="黑体" w:cs="黑体"/>
           <w:sz w:val="32"/>
           <w:szCs w:val="32"/>
           <w:lang w:val="en-US" w:eastAsia="zh-CN"/>
         </w:rPr>
+      </w:pPr>
+      <w:bookmarkStart w:id="23" w:name="_Toc23647"/>
+      <w:r>
+        <w:rPr>
+          <w:rFonts w:hint="eastAsia" w:ascii="黑体" w:hAnsi="黑体" w:eastAsia="黑体" w:cs="黑体"/>
+          <w:sz w:val="32"/>
+          <w:szCs w:val="32"/>
+        </w:rPr>
+        <w:t>附录 A：</w:t>
+      </w:r>
+      <w:r>
+        <w:rPr>
+          <w:rFonts w:hint="eastAsia" w:ascii="黑体" w:hAnsi="黑体" w:eastAsia="黑体" w:cs="黑体"/>
+          <w:sz w:val="32"/>
+          <w:szCs w:val="32"/>
+          <w:lang w:val="en-US" w:eastAsia="zh-CN"/>
+        </w:rPr>
         <w:t>受访者用户画像汇总</w:t>
       </w:r>
       <w:bookmarkEnd w:id="23"/>
+    </w:p>
+    <w:p>
+      <w:pPr>
+        <w:outlineLvl w:val="0"/>
+        <w:rPr>
+          <w:rFonts w:hint="eastAsia" w:ascii="黑体" w:hAnsi="黑体" w:eastAsia="黑体" w:cs="黑体"/>
+          <w:sz w:val="32"/>
+          <w:szCs w:val="32"/>
+          <w:lang w:val="en-US" w:eastAsia="zh-CN"/>
+        </w:rPr>
+      </w:pPr>
+    </w:p>
+    <w:p>
+      <w:pPr>
+        <w:jc w:val="center"/>
+        <w:rPr>
+          <w:rFonts w:hint="eastAsia" w:ascii="宋体" w:hAnsi="宋体" w:eastAsia="宋体" w:cs="宋体"/>
+          <w:b/>
+          <w:bCs/>
+          <w:sz w:val="21"/>
+          <w:szCs w:val="21"/>
+        </w:rPr>
+      </w:pPr>
+      <w:r>
+        <w:rPr>
+          <w:rFonts w:hint="eastAsia" w:ascii="宋体" w:hAnsi="宋体" w:eastAsia="宋体" w:cs="宋体"/>
+          <w:b/>
+          <w:bCs/>
+          <w:sz w:val="21"/>
+          <w:szCs w:val="21"/>
+        </w:rPr>
+        <w:t>表 1 受访者用户画像汇总</w:t>
+      </w:r>
     </w:p>
     <w:p>
       <w:pPr>
@@ -6478,7 +9869,7 @@
     </w:p>
     <w:tbl>
       <w:tblPr>
-        <w:tblStyle w:val="6"/>
+        <w:tblStyle w:val="7"/>
         <w:tblW w:w="0" w:type="auto"/>
         <w:tblInd w:w="0" w:type="dxa"/>
         <w:tblBorders>
@@ -7550,15 +10941,6 @@
     </w:p>
     <w:p>
       <w:pPr>
-        <w:rPr>
-          <w:rFonts w:hint="eastAsia" w:ascii="宋体" w:hAnsi="宋体" w:eastAsia="宋体" w:cs="宋体"/>
-          <w:sz w:val="24"/>
-          <w:szCs w:val="24"/>
-        </w:rPr>
-      </w:pPr>
-    </w:p>
-    <w:p>
-      <w:pPr>
         <w:outlineLvl w:val="0"/>
         <w:rPr>
           <w:rFonts w:hint="eastAsia" w:ascii="黑体" w:hAnsi="黑体" w:eastAsia="黑体" w:cs="黑体"/>
@@ -7811,33 +11193,101 @@
           <w:sz w:val="24"/>
           <w:szCs w:val="24"/>
         </w:rPr>
-        <w:t>画像补充：受访者 A 为 25 岁专科毕业用户，从事嵌入式设计相关工作，具备工程技术训练背景；每月可储蓄约 3500 元，已使用余额宝和支付宝基金，属于“已有初步资产配置经验、希望继续提升投资能力”的用户。</w:t>
-      </w:r>
-    </w:p>
-    <w:p>
-      <w:pPr>
-        <w:rPr>
-          <w:rFonts w:hint="default" w:ascii="Times New Roman" w:hAnsi="Times New Roman" w:cs="Times New Roman" w:eastAsiaTheme="minorEastAsia"/>
-          <w:sz w:val="24"/>
-          <w:szCs w:val="24"/>
-        </w:rPr>
-      </w:pPr>
-    </w:p>
-    <w:p>
-      <w:pPr>
-        <w:rPr>
-          <w:rFonts w:hint="default" w:ascii="Times New Roman" w:hAnsi="Times New Roman" w:cs="Times New Roman" w:eastAsiaTheme="minorEastAsia"/>
-          <w:sz w:val="24"/>
-          <w:szCs w:val="24"/>
-        </w:rPr>
-      </w:pPr>
-      <w:r>
-        <w:rPr>
-          <w:rFonts w:hint="default" w:ascii="Times New Roman" w:hAnsi="Times New Roman" w:cs="Times New Roman" w:eastAsiaTheme="minorEastAsia"/>
-          <w:sz w:val="24"/>
-          <w:szCs w:val="24"/>
-        </w:rPr>
-        <w:t>问题 1 回答：我觉得降低门槛是有的，尤其是它不是一上来让我买什么产品，而是先讲二级市场、风险、指数基金这些基础概念。对我这种已经买过基金但没有继续碰股票的人来说，比较有用的是它能把“为什么风险更高”讲清楚，而不是只告诉我涨跌。</w:t>
+        <w:t>画像补充：受访者 A 为 25 岁专科毕业用户，从事嵌入式设计相关工作，具备工程技术训练背景；每月可储蓄约 3500 元，已使用余额宝和支付宝基金，属于</w:t>
+      </w:r>
+      <w:r>
+        <w:rPr>
+          <w:rFonts w:hint="eastAsia" w:ascii="Times New Roman" w:hAnsi="Times New Roman" w:cs="Times New Roman"/>
+          <w:sz w:val="24"/>
+          <w:szCs w:val="24"/>
+          <w:lang w:eastAsia="zh-CN"/>
+        </w:rPr>
+        <w:t>“</w:t>
+      </w:r>
+      <w:r>
+        <w:rPr>
+          <w:rFonts w:hint="default" w:ascii="Times New Roman" w:hAnsi="Times New Roman" w:cs="Times New Roman" w:eastAsiaTheme="minorEastAsia"/>
+          <w:sz w:val="24"/>
+          <w:szCs w:val="24"/>
+        </w:rPr>
+        <w:t>已有初步资产配置经验、希望继续提升投资能力</w:t>
+      </w:r>
+      <w:r>
+        <w:rPr>
+          <w:rFonts w:hint="eastAsia" w:ascii="Times New Roman" w:hAnsi="Times New Roman" w:cs="Times New Roman"/>
+          <w:sz w:val="24"/>
+          <w:szCs w:val="24"/>
+          <w:lang w:eastAsia="zh-CN"/>
+        </w:rPr>
+        <w:t>”</w:t>
+      </w:r>
+      <w:r>
+        <w:rPr>
+          <w:rFonts w:hint="default" w:ascii="Times New Roman" w:hAnsi="Times New Roman" w:cs="Times New Roman" w:eastAsiaTheme="minorEastAsia"/>
+          <w:sz w:val="24"/>
+          <w:szCs w:val="24"/>
+        </w:rPr>
+        <w:t>的用户。</w:t>
+      </w:r>
+    </w:p>
+    <w:p>
+      <w:pPr>
+        <w:rPr>
+          <w:rFonts w:hint="default" w:ascii="Times New Roman" w:hAnsi="Times New Roman" w:cs="Times New Roman" w:eastAsiaTheme="minorEastAsia"/>
+          <w:sz w:val="24"/>
+          <w:szCs w:val="24"/>
+        </w:rPr>
+      </w:pPr>
+    </w:p>
+    <w:p>
+      <w:pPr>
+        <w:rPr>
+          <w:rFonts w:hint="default" w:ascii="Times New Roman" w:hAnsi="Times New Roman" w:cs="Times New Roman" w:eastAsiaTheme="minorEastAsia"/>
+          <w:sz w:val="24"/>
+          <w:szCs w:val="24"/>
+        </w:rPr>
+      </w:pPr>
+      <w:r>
+        <w:rPr>
+          <w:rFonts w:hint="default" w:ascii="Times New Roman" w:hAnsi="Times New Roman" w:cs="Times New Roman" w:eastAsiaTheme="minorEastAsia"/>
+          <w:sz w:val="24"/>
+          <w:szCs w:val="24"/>
+        </w:rPr>
+        <w:t>问题 1 回答：我觉得降低门槛是有的，尤其是它不是一上来让我买什么产品，而是先讲二级市场、风险、指数基金这些基础概念。对我这种已经买过基金但没有继续碰股票的人来说，比较有用的是它能把</w:t>
+      </w:r>
+      <w:r>
+        <w:rPr>
+          <w:rFonts w:hint="eastAsia" w:ascii="Times New Roman" w:hAnsi="Times New Roman" w:cs="Times New Roman"/>
+          <w:sz w:val="24"/>
+          <w:szCs w:val="24"/>
+          <w:lang w:eastAsia="zh-CN"/>
+        </w:rPr>
+        <w:t>“</w:t>
+      </w:r>
+      <w:r>
+        <w:rPr>
+          <w:rFonts w:hint="default" w:ascii="Times New Roman" w:hAnsi="Times New Roman" w:cs="Times New Roman" w:eastAsiaTheme="minorEastAsia"/>
+          <w:sz w:val="24"/>
+          <w:szCs w:val="24"/>
+        </w:rPr>
+        <w:t>为什么风险更高</w:t>
+      </w:r>
+      <w:r>
+        <w:rPr>
+          <w:rFonts w:hint="eastAsia" w:ascii="Times New Roman" w:hAnsi="Times New Roman" w:cs="Times New Roman"/>
+          <w:sz w:val="24"/>
+          <w:szCs w:val="24"/>
+          <w:lang w:eastAsia="zh-CN"/>
+        </w:rPr>
+        <w:t>”</w:t>
+      </w:r>
+      <w:r>
+        <w:rPr>
+          <w:rFonts w:hint="default" w:ascii="Times New Roman" w:hAnsi="Times New Roman" w:cs="Times New Roman" w:eastAsiaTheme="minorEastAsia"/>
+          <w:sz w:val="24"/>
+          <w:szCs w:val="24"/>
+        </w:rPr>
+        <w:t>讲清楚，而不是只告诉我涨跌。</w:t>
       </w:r>
     </w:p>
     <w:p>
@@ -7993,7 +11443,41 @@
           <w:sz w:val="24"/>
           <w:szCs w:val="24"/>
         </w:rPr>
-        <w:t>画像补充：受访者 B 为本科毕业，具备设计专业训练背景，房租约 3000 元，每月可储蓄约 2000 元；几乎未使用过金融产品，更接近“从储蓄和记账切入理财”的新手用户。</w:t>
+        <w:t>画像补充：受访者 B 为本科毕业，具备设计专业训练背景，房租约 3000 元，每月可储蓄约 2000 元；几乎未使用过金融产品，更接近</w:t>
+      </w:r>
+      <w:r>
+        <w:rPr>
+          <w:rFonts w:hint="eastAsia" w:ascii="Times New Roman" w:hAnsi="Times New Roman" w:cs="Times New Roman"/>
+          <w:sz w:val="24"/>
+          <w:szCs w:val="24"/>
+          <w:lang w:eastAsia="zh-CN"/>
+        </w:rPr>
+        <w:t>“</w:t>
+      </w:r>
+      <w:r>
+        <w:rPr>
+          <w:rFonts w:hint="default" w:ascii="Times New Roman" w:hAnsi="Times New Roman" w:cs="Times New Roman" w:eastAsiaTheme="minorEastAsia"/>
+          <w:sz w:val="24"/>
+          <w:szCs w:val="24"/>
+        </w:rPr>
+        <w:t>从储蓄和记账切入理财</w:t>
+      </w:r>
+      <w:r>
+        <w:rPr>
+          <w:rFonts w:hint="eastAsia" w:ascii="Times New Roman" w:hAnsi="Times New Roman" w:cs="Times New Roman"/>
+          <w:sz w:val="24"/>
+          <w:szCs w:val="24"/>
+          <w:lang w:eastAsia="zh-CN"/>
+        </w:rPr>
+        <w:t>”</w:t>
+      </w:r>
+      <w:r>
+        <w:rPr>
+          <w:rFonts w:hint="default" w:ascii="Times New Roman" w:hAnsi="Times New Roman" w:cs="Times New Roman" w:eastAsiaTheme="minorEastAsia"/>
+          <w:sz w:val="24"/>
+          <w:szCs w:val="24"/>
+        </w:rPr>
+        <w:t>的新手用户。</w:t>
       </w:r>
     </w:p>
     <w:p>
@@ -8175,7 +11659,41 @@
           <w:sz w:val="24"/>
           <w:szCs w:val="24"/>
         </w:rPr>
-        <w:t>画像补充：受访者 C 为专科毕业，接触过支付宝基金、余额宝和银行卡活期；当前主要目标仍是积累原始本金，属于“认可理财但受本金门槛影响”的观望型用户。</w:t>
+        <w:t>画像补充：受访者 C 为专科毕业，接触过支付宝基金、余额宝和银行卡活期；当前主要目标仍是积累原始本金，属于</w:t>
+      </w:r>
+      <w:r>
+        <w:rPr>
+          <w:rFonts w:hint="eastAsia" w:ascii="Times New Roman" w:hAnsi="Times New Roman" w:cs="Times New Roman"/>
+          <w:sz w:val="24"/>
+          <w:szCs w:val="24"/>
+          <w:lang w:eastAsia="zh-CN"/>
+        </w:rPr>
+        <w:t>“</w:t>
+      </w:r>
+      <w:r>
+        <w:rPr>
+          <w:rFonts w:hint="default" w:ascii="Times New Roman" w:hAnsi="Times New Roman" w:cs="Times New Roman" w:eastAsiaTheme="minorEastAsia"/>
+          <w:sz w:val="24"/>
+          <w:szCs w:val="24"/>
+        </w:rPr>
+        <w:t>认可理财但受本金门槛影响</w:t>
+      </w:r>
+      <w:r>
+        <w:rPr>
+          <w:rFonts w:hint="eastAsia" w:ascii="Times New Roman" w:hAnsi="Times New Roman" w:cs="Times New Roman"/>
+          <w:sz w:val="24"/>
+          <w:szCs w:val="24"/>
+          <w:lang w:eastAsia="zh-CN"/>
+        </w:rPr>
+        <w:t>”</w:t>
+      </w:r>
+      <w:r>
+        <w:rPr>
+          <w:rFonts w:hint="default" w:ascii="Times New Roman" w:hAnsi="Times New Roman" w:cs="Times New Roman" w:eastAsiaTheme="minorEastAsia"/>
+          <w:sz w:val="24"/>
+          <w:szCs w:val="24"/>
+        </w:rPr>
+        <w:t>的观望型用户。</w:t>
       </w:r>
     </w:p>
     <w:p>
@@ -8305,7 +11823,41 @@
           <w:sz w:val="24"/>
           <w:szCs w:val="24"/>
         </w:rPr>
-        <w:t>问题 5 回答：我希望增强“从小本金开始怎么做准备”的内容，比如现金储备、风险承受、定投基础。这样即使现在不买，也知道自己该准备什么。</w:t>
+        <w:t>问题 5 回答：我希望增强</w:t>
+      </w:r>
+      <w:r>
+        <w:rPr>
+          <w:rFonts w:hint="eastAsia" w:ascii="Times New Roman" w:hAnsi="Times New Roman" w:cs="Times New Roman"/>
+          <w:sz w:val="24"/>
+          <w:szCs w:val="24"/>
+          <w:lang w:eastAsia="zh-CN"/>
+        </w:rPr>
+        <w:t>“</w:t>
+      </w:r>
+      <w:r>
+        <w:rPr>
+          <w:rFonts w:hint="default" w:ascii="Times New Roman" w:hAnsi="Times New Roman" w:cs="Times New Roman" w:eastAsiaTheme="minorEastAsia"/>
+          <w:sz w:val="24"/>
+          <w:szCs w:val="24"/>
+        </w:rPr>
+        <w:t>从小本金开始怎么做准备</w:t>
+      </w:r>
+      <w:r>
+        <w:rPr>
+          <w:rFonts w:hint="eastAsia" w:ascii="Times New Roman" w:hAnsi="Times New Roman" w:cs="Times New Roman"/>
+          <w:sz w:val="24"/>
+          <w:szCs w:val="24"/>
+          <w:lang w:eastAsia="zh-CN"/>
+        </w:rPr>
+        <w:t>”</w:t>
+      </w:r>
+      <w:r>
+        <w:rPr>
+          <w:rFonts w:hint="default" w:ascii="Times New Roman" w:hAnsi="Times New Roman" w:cs="Times New Roman" w:eastAsiaTheme="minorEastAsia"/>
+          <w:sz w:val="24"/>
+          <w:szCs w:val="24"/>
+        </w:rPr>
+        <w:t>的内容，比如现金储备、风险承受、定投基础。这样即使现在不买，也知道自己该准备什么。</w:t>
       </w:r>
     </w:p>
     <w:p>
@@ -8357,7 +11909,41 @@
           <w:sz w:val="24"/>
           <w:szCs w:val="24"/>
         </w:rPr>
-        <w:t>画像补充：受访者 D 为研究生毕业，具备工程技术训练背景，日常固定开销约 4000 元；虽然收入相对较高，但仍以现金储蓄为主，属于“有本金能力但风险敏感”的保守型用户。</w:t>
+        <w:t>画像补充：受访者 D 为研究生毕业，具备工程技术训练背景，日常固定开销约 4000 元；虽然收入相对较高，但仍以现金储蓄为主，属于</w:t>
+      </w:r>
+      <w:r>
+        <w:rPr>
+          <w:rFonts w:hint="eastAsia" w:ascii="Times New Roman" w:hAnsi="Times New Roman" w:cs="Times New Roman"/>
+          <w:sz w:val="24"/>
+          <w:szCs w:val="24"/>
+          <w:lang w:eastAsia="zh-CN"/>
+        </w:rPr>
+        <w:t>“</w:t>
+      </w:r>
+      <w:r>
+        <w:rPr>
+          <w:rFonts w:hint="default" w:ascii="Times New Roman" w:hAnsi="Times New Roman" w:cs="Times New Roman" w:eastAsiaTheme="minorEastAsia"/>
+          <w:sz w:val="24"/>
+          <w:szCs w:val="24"/>
+        </w:rPr>
+        <w:t>有本金能力但风险敏感</w:t>
+      </w:r>
+      <w:r>
+        <w:rPr>
+          <w:rFonts w:hint="eastAsia" w:ascii="Times New Roman" w:hAnsi="Times New Roman" w:cs="Times New Roman"/>
+          <w:sz w:val="24"/>
+          <w:szCs w:val="24"/>
+          <w:lang w:eastAsia="zh-CN"/>
+        </w:rPr>
+        <w:t>”</w:t>
+      </w:r>
+      <w:r>
+        <w:rPr>
+          <w:rFonts w:hint="default" w:ascii="Times New Roman" w:hAnsi="Times New Roman" w:cs="Times New Roman" w:eastAsiaTheme="minorEastAsia"/>
+          <w:sz w:val="24"/>
+          <w:szCs w:val="24"/>
+        </w:rPr>
+        <w:t>的保守型用户。</w:t>
       </w:r>
     </w:p>
     <w:p>
@@ -8539,7 +12125,41 @@
           <w:sz w:val="24"/>
           <w:szCs w:val="24"/>
         </w:rPr>
-        <w:t>画像补充：受访者 E 为研究生毕业，具备工程技术训练背景，房租约 3500 元，阶段性存在超额消费和储蓄困难；长期使用余额宝，但尚未进入更复杂投资产品，属于“有理财兴趣但需要先建立现金流纪律”的用户。</w:t>
+        <w:t>画像补充：受访者 E 为研究生毕业，具备工程技术训练背景，房租约 3500 元，阶段性存在超额消费和储蓄困难；长期使用余额宝，但尚未进入更复杂投资产品，属于</w:t>
+      </w:r>
+      <w:r>
+        <w:rPr>
+          <w:rFonts w:hint="eastAsia" w:ascii="Times New Roman" w:hAnsi="Times New Roman" w:cs="Times New Roman"/>
+          <w:sz w:val="24"/>
+          <w:szCs w:val="24"/>
+          <w:lang w:eastAsia="zh-CN"/>
+        </w:rPr>
+        <w:t>“</w:t>
+      </w:r>
+      <w:r>
+        <w:rPr>
+          <w:rFonts w:hint="default" w:ascii="Times New Roman" w:hAnsi="Times New Roman" w:cs="Times New Roman" w:eastAsiaTheme="minorEastAsia"/>
+          <w:sz w:val="24"/>
+          <w:szCs w:val="24"/>
+        </w:rPr>
+        <w:t>有理财兴趣但需要先建立现金流纪律</w:t>
+      </w:r>
+      <w:r>
+        <w:rPr>
+          <w:rFonts w:hint="eastAsia" w:ascii="Times New Roman" w:hAnsi="Times New Roman" w:cs="Times New Roman"/>
+          <w:sz w:val="24"/>
+          <w:szCs w:val="24"/>
+          <w:lang w:eastAsia="zh-CN"/>
+        </w:rPr>
+        <w:t>”</w:t>
+      </w:r>
+      <w:r>
+        <w:rPr>
+          <w:rFonts w:hint="default" w:ascii="Times New Roman" w:hAnsi="Times New Roman" w:cs="Times New Roman" w:eastAsiaTheme="minorEastAsia"/>
+          <w:sz w:val="24"/>
+          <w:szCs w:val="24"/>
+        </w:rPr>
+        <w:t>的用户。</w:t>
       </w:r>
     </w:p>
     <w:p>
@@ -8643,7 +12263,41 @@
           <w:sz w:val="24"/>
           <w:szCs w:val="24"/>
         </w:rPr>
-        <w:t>问题 4 回答：我最喜欢术语解释和翻卡。因为很多词我以前会跳过，点开解释后感觉没那么可怕。工具入口如果能做得更生活化，比如“我这个月能不能存下第一笔钱”，我也会用。</w:t>
+        <w:t>问题 4 回答：我最喜欢术语解释和翻卡。因为很多词我以前会跳过，点开解释后感觉没那么可怕。工具入口如果能做得更生活化，比如</w:t>
+      </w:r>
+      <w:r>
+        <w:rPr>
+          <w:rFonts w:hint="eastAsia" w:ascii="Times New Roman" w:hAnsi="Times New Roman" w:cs="Times New Roman"/>
+          <w:sz w:val="24"/>
+          <w:szCs w:val="24"/>
+          <w:lang w:eastAsia="zh-CN"/>
+        </w:rPr>
+        <w:t>“</w:t>
+      </w:r>
+      <w:r>
+        <w:rPr>
+          <w:rFonts w:hint="default" w:ascii="Times New Roman" w:hAnsi="Times New Roman" w:cs="Times New Roman" w:eastAsiaTheme="minorEastAsia"/>
+          <w:sz w:val="24"/>
+          <w:szCs w:val="24"/>
+        </w:rPr>
+        <w:t>我这个月能不能存下第一笔钱</w:t>
+      </w:r>
+      <w:r>
+        <w:rPr>
+          <w:rFonts w:hint="eastAsia" w:ascii="Times New Roman" w:hAnsi="Times New Roman" w:cs="Times New Roman"/>
+          <w:sz w:val="24"/>
+          <w:szCs w:val="24"/>
+          <w:lang w:eastAsia="zh-CN"/>
+        </w:rPr>
+        <w:t>”</w:t>
+      </w:r>
+      <w:r>
+        <w:rPr>
+          <w:rFonts w:hint="default" w:ascii="Times New Roman" w:hAnsi="Times New Roman" w:cs="Times New Roman" w:eastAsiaTheme="minorEastAsia"/>
+          <w:sz w:val="24"/>
+          <w:szCs w:val="24"/>
+        </w:rPr>
+        <w:t>，我也会用。</w:t>
       </w:r>
     </w:p>
     <w:p>
@@ -8685,7 +12339,7 @@
       <w:pPr>
         <w:outlineLvl w:val="0"/>
         <w:rPr>
-          <w:rFonts w:hint="eastAsia"/>
+          <w:rFonts w:hint="eastAsia" w:ascii="黑体" w:hAnsi="黑体" w:eastAsia="黑体" w:cs="黑体"/>
           <w:sz w:val="32"/>
           <w:szCs w:val="32"/>
         </w:rPr>
@@ -8720,6 +12374,32 @@
     </w:p>
     <w:p>
       <w:pPr>
+        <w:outlineLvl w:val="0"/>
+        <w:rPr>
+          <w:rFonts w:hint="eastAsia" w:ascii="黑体" w:hAnsi="黑体" w:eastAsia="黑体" w:cs="黑体"/>
+          <w:sz w:val="32"/>
+          <w:szCs w:val="32"/>
+        </w:rPr>
+      </w:pPr>
+    </w:p>
+    <w:p>
+      <w:pPr>
+        <w:jc w:val="center"/>
+        <w:rPr>
+          <w:rFonts w:hint="eastAsia"/>
+        </w:rPr>
+      </w:pPr>
+      <w:r>
+        <w:rPr>
+          <w:rFonts w:hint="eastAsia" w:asciiTheme="majorEastAsia" w:hAnsiTheme="majorEastAsia" w:eastAsiaTheme="majorEastAsia" w:cstheme="majorEastAsia"/>
+          <w:b/>
+          <w:bCs/>
+        </w:rPr>
+        <w:t>表 2 体验后反馈归纳矩阵</w:t>
+      </w:r>
+    </w:p>
+    <w:p>
+      <w:pPr>
         <w:rPr>
           <w:rFonts w:hint="eastAsia"/>
         </w:rPr>
@@ -8727,7 +12407,7 @@
     </w:p>
     <w:tbl>
       <w:tblPr>
-        <w:tblStyle w:val="6"/>
+        <w:tblStyle w:val="7"/>
         <w:tblW w:w="0" w:type="auto"/>
         <w:tblInd w:w="0" w:type="dxa"/>
         <w:tblBorders>
@@ -9349,6 +13029,102 @@
     </w:p>
     <w:p>
       <w:pPr>
+        <w:rPr>
+          <w:rFonts w:hint="eastAsia" w:ascii="黑体" w:hAnsi="黑体" w:eastAsia="黑体" w:cs="黑体"/>
+          <w:sz w:val="32"/>
+          <w:szCs w:val="32"/>
+          <w:lang w:val="en-US" w:eastAsia="zh-CN"/>
+        </w:rPr>
+      </w:pPr>
+      <w:r>
+        <w:rPr>
+          <w:rFonts w:hint="eastAsia" w:ascii="黑体" w:hAnsi="黑体" w:eastAsia="黑体" w:cs="黑体"/>
+          <w:sz w:val="32"/>
+          <w:szCs w:val="32"/>
+          <w:lang w:val="en-US" w:eastAsia="zh-CN"/>
+        </w:rPr>
+        <w:t>致谢</w:t>
+      </w:r>
+    </w:p>
+    <w:p>
+      <w:pPr>
+        <w:rPr>
+          <w:rFonts w:hint="eastAsia"/>
+          <w:lang w:val="en-US" w:eastAsia="zh-CN"/>
+        </w:rPr>
+      </w:pPr>
+    </w:p>
+    <w:p>
+      <w:pPr>
+        <w:ind w:firstLine="420" w:firstLineChars="0"/>
+        <w:rPr>
+          <w:rFonts w:hint="eastAsia"/>
+          <w:sz w:val="24"/>
+          <w:szCs w:val="24"/>
+          <w:lang w:val="en-US" w:eastAsia="zh-CN"/>
+        </w:rPr>
+      </w:pPr>
+      <w:r>
+        <w:rPr>
+          <w:rFonts w:hint="eastAsia"/>
+          <w:sz w:val="24"/>
+          <w:szCs w:val="24"/>
+          <w:lang w:val="en-US" w:eastAsia="zh-CN"/>
+        </w:rPr>
+        <w:t>感谢郑晓晨、萧若薇老师为我的毕业设计项目与论文写作提供了大量宝贵的指导！感谢学院的各位领导、老师对我的关爱与关照！</w:t>
+      </w:r>
+    </w:p>
+    <w:p>
+      <w:pPr>
+        <w:ind w:firstLine="420" w:firstLineChars="0"/>
+        <w:rPr>
+          <w:rFonts w:hint="eastAsia"/>
+          <w:sz w:val="24"/>
+          <w:szCs w:val="24"/>
+          <w:lang w:val="en-US" w:eastAsia="zh-CN"/>
+        </w:rPr>
+      </w:pPr>
+      <w:r>
+        <w:rPr>
+          <w:rFonts w:hint="eastAsia"/>
+          <w:sz w:val="24"/>
+          <w:szCs w:val="24"/>
+          <w:lang w:val="en-US" w:eastAsia="zh-CN"/>
+        </w:rPr>
+        <w:t>感谢我的亲人、朋友一直以来对我的支持和鼓励！</w:t>
+      </w:r>
+    </w:p>
+    <w:p>
+      <w:pPr>
+        <w:ind w:firstLine="420" w:firstLineChars="0"/>
+        <w:rPr>
+          <w:rFonts w:hint="eastAsia"/>
+          <w:sz w:val="24"/>
+          <w:szCs w:val="24"/>
+          <w:lang w:val="en-US" w:eastAsia="zh-CN"/>
+        </w:rPr>
+      </w:pPr>
+      <w:r>
+        <w:rPr>
+          <w:rFonts w:hint="eastAsia"/>
+          <w:sz w:val="24"/>
+          <w:szCs w:val="24"/>
+          <w:lang w:val="en-US" w:eastAsia="zh-CN"/>
+        </w:rPr>
+        <w:t>完成这篇文章，为自己数年的历险画上句点，向前看是一片广袤的荒原。深圳已在身后、世界尽在眼前！</w:t>
+      </w:r>
+    </w:p>
+    <w:p>
+      <w:pPr>
+        <w:ind w:firstLine="420" w:firstLineChars="0"/>
+        <w:rPr>
+          <w:rFonts w:hint="default"/>
+          <w:lang w:val="en-US" w:eastAsia="zh-CN"/>
+        </w:rPr>
+      </w:pPr>
+    </w:p>
+    <w:p>
+      <w:pPr>
         <w:outlineLvl w:val="0"/>
         <w:rPr>
           <w:rFonts w:hint="eastAsia" w:ascii="黑体" w:hAnsi="黑体" w:eastAsia="黑体" w:cs="黑体"/>
@@ -9785,7 +13561,33 @@
         <w:rPr>
           <w:rFonts w:hint="default" w:ascii="Times New Roman" w:hAnsi="Times New Roman" w:eastAsia="宋体" w:cs="Times New Roman"/>
         </w:rPr>
-        <w:t>[10] Deterding, S., Dixon, D., Khaled, R., &amp; Nacke, L. (2011). From game design elements to gamefulness: Defining “gamification”. Proceedings of the 15th International Academic MindTrek Conference: Envisioning Future Media Environments, 9-15. </w:t>
+        <w:t xml:space="preserve">[10] Deterding, S., Dixon, D., Khaled, R., &amp; Nacke, L. (2011). From game design elements to gamefulness: Defining </w:t>
+      </w:r>
+      <w:r>
+        <w:rPr>
+          <w:rFonts w:hint="eastAsia" w:ascii="Times New Roman" w:hAnsi="Times New Roman" w:eastAsia="宋体" w:cs="Times New Roman"/>
+          <w:lang w:eastAsia="zh-CN"/>
+        </w:rPr>
+        <w:t>“</w:t>
+      </w:r>
+      <w:r>
+        <w:rPr>
+          <w:rFonts w:hint="default" w:ascii="Times New Roman" w:hAnsi="Times New Roman" w:eastAsia="宋体" w:cs="Times New Roman"/>
+        </w:rPr>
+        <w:t>gamification</w:t>
+      </w:r>
+      <w:r>
+        <w:rPr>
+          <w:rFonts w:hint="eastAsia" w:ascii="Times New Roman" w:hAnsi="Times New Roman" w:eastAsia="宋体" w:cs="Times New Roman"/>
+          <w:lang w:eastAsia="zh-CN"/>
+        </w:rPr>
+        <w:t>”</w:t>
+      </w:r>
+      <w:r>
+        <w:rPr>
+          <w:rFonts w:hint="default" w:ascii="Times New Roman" w:hAnsi="Times New Roman" w:eastAsia="宋体" w:cs="Times New Roman"/>
+        </w:rPr>
+        <w:t>. Proceedings of the 15th International Academic MindTrek Conference: Envisioning Future Media Environments, 9-15. </w:t>
       </w:r>
       <w:r>
         <w:rPr>
@@ -10163,6 +13965,122 @@
     </w:sectPr>
   </w:body>
 </w:document>
+</file>
+
+<file path=word/footnotes.xml><?xml version="1.0" encoding="utf-8"?>
+<w:footnotes xmlns:wpc="http://schemas.microsoft.com/office/word/2010/wordprocessingCanvas" xmlns:mc="http://schemas.openxmlformats.org/markup-compatibility/2006" xmlns:o="urn:schemas-microsoft-com:office:office" xmlns:r="http://schemas.openxmlformats.org/officeDocument/2006/relationships" xmlns:m="http://schemas.openxmlformats.org/officeDocument/2006/math" xmlns:v="urn:schemas-microsoft-com:vml" xmlns:wp14="http://schemas.microsoft.com/office/word/2010/wordprocessingDrawing" xmlns:wp="http://schemas.openxmlformats.org/drawingml/2006/wordprocessingDrawing" xmlns:w="http://schemas.openxmlformats.org/wordprocessingml/2006/main" xmlns:w14="http://schemas.microsoft.com/office/word/2010/wordml" xmlns:w15="http://schemas.microsoft.com/office/word/2012/wordml" xmlns:w10="urn:schemas-microsoft-com:office:word" xmlns:wpg="http://schemas.microsoft.com/office/word/2010/wordprocessingGroup" xmlns:wpi="http://schemas.microsoft.com/office/word/2010/wordprocessingInk" xmlns:wne="http://schemas.microsoft.com/office/word/2006/wordml" xmlns:wps="http://schemas.microsoft.com/office/word/2010/wordprocessingShape" xmlns:wpsCustomData="http://www.wps.cn/officeDocument/2013/wpsCustomData" mc:Ignorable="w14 w15 wp14">
+  <w:footnote w:type="separator" w:id="2">
+    <w:p>
+      <w:r>
+        <w:separator/>
+      </w:r>
+    </w:p>
+  </w:footnote>
+  <w:footnote w:type="continuationSeparator" w:id="3">
+    <w:p>
+      <w:r>
+        <w:continuationSeparator/>
+      </w:r>
+    </w:p>
+  </w:footnote>
+  <w:footnote w:id="0">
+    <w:p>
+      <w:pPr>
+        <w:pStyle w:val="3"/>
+        <w:snapToGrid w:val="0"/>
+        <w:rPr>
+          <w:rFonts w:hint="default"/>
+          <w:lang w:val="en-US" w:eastAsia="zh-CN"/>
+        </w:rPr>
+      </w:pPr>
+      <w:r>
+        <w:rPr>
+          <w:rStyle w:val="12"/>
+        </w:rPr>
+        <w:footnoteRef/>
+      </w:r>
+      <w:r>
+        <w:t xml:space="preserve"> </w:t>
+      </w:r>
+      <w:r>
+        <w:rPr>
+          <w:rFonts w:hint="default"/>
+          <w:lang w:val="en-US" w:eastAsia="zh-CN"/>
+        </w:rPr>
+        <w:t>注：图片来源于 Design Council 官网</w:t>
+      </w:r>
+      <w:r>
+        <w:rPr>
+          <w:rFonts w:hint="eastAsia"/>
+          <w:lang w:val="en-US" w:eastAsia="zh-CN"/>
+        </w:rPr>
+        <w:t>“</w:t>
+      </w:r>
+      <w:r>
+        <w:rPr>
+          <w:rFonts w:hint="default"/>
+          <w:lang w:val="en-US" w:eastAsia="zh-CN"/>
+        </w:rPr>
+        <w:t>Framework for Innovation: Design Council's evolved Double Diamond</w:t>
+      </w:r>
+      <w:r>
+        <w:rPr>
+          <w:rFonts w:hint="eastAsia"/>
+          <w:lang w:val="en-US" w:eastAsia="zh-CN"/>
+        </w:rPr>
+        <w:t>”</w:t>
+      </w:r>
+      <w:r>
+        <w:rPr>
+          <w:rFonts w:hint="default"/>
+          <w:lang w:val="en-US" w:eastAsia="zh-CN"/>
+        </w:rPr>
+        <w:t xml:space="preserve">页面，原图地址为 </w:t>
+      </w:r>
+      <w:r>
+        <w:rPr>
+          <w:rFonts w:hint="default"/>
+          <w:lang w:val="en-US" w:eastAsia="zh-CN"/>
+        </w:rPr>
+        <w:fldChar w:fldCharType="begin"/>
+      </w:r>
+      <w:r>
+        <w:rPr>
+          <w:rFonts w:hint="default"/>
+          <w:lang w:val="en-US" w:eastAsia="zh-CN"/>
+        </w:rPr>
+        <w:instrText xml:space="preserve"> HYPERLINK "https://www.designcouncil.org.uk/fileadmin/uploads/dc/Photos/banners/Double_Diamond.png。" </w:instrText>
+      </w:r>
+      <w:r>
+        <w:rPr>
+          <w:rFonts w:hint="default"/>
+          <w:lang w:val="en-US" w:eastAsia="zh-CN"/>
+        </w:rPr>
+        <w:fldChar w:fldCharType="separate"/>
+      </w:r>
+      <w:r>
+        <w:rPr>
+          <w:rFonts w:hint="default"/>
+          <w:lang w:val="en-US" w:eastAsia="zh-CN"/>
+        </w:rPr>
+        <w:t>https://www.designcouncil.org.uk/fileadmin/uploads/dc/Photos/banners/Double_Diamond.png。</w:t>
+      </w:r>
+      <w:r>
+        <w:rPr>
+          <w:rFonts w:hint="default"/>
+          <w:lang w:val="en-US" w:eastAsia="zh-CN"/>
+        </w:rPr>
+        <w:fldChar w:fldCharType="end"/>
+      </w:r>
+    </w:p>
+    <w:p>
+      <w:pPr>
+        <w:pStyle w:val="3"/>
+        <w:snapToGrid w:val="0"/>
+      </w:pPr>
+    </w:p>
+  </w:footnote>
+</w:footnotes>
 </file>
 
 <file path=word/numbering.xml><?xml version="1.0" encoding="utf-8"?>
@@ -10231,7 +14149,7 @@
     <w:lsdException w:unhideWhenUsed="0" w:uiPriority="0" w:semiHidden="0" w:name="index 8"/>
     <w:lsdException w:unhideWhenUsed="0" w:uiPriority="0" w:semiHidden="0" w:name="index 9"/>
     <w:lsdException w:unhideWhenUsed="0" w:uiPriority="0" w:semiHidden="0" w:name="toc 1"/>
-    <w:lsdException w:unhideWhenUsed="0" w:uiPriority="0" w:semiHidden="0" w:name="toc 2"/>
+    <w:lsdException w:qFormat="1" w:unhideWhenUsed="0" w:uiPriority="0" w:semiHidden="0" w:name="toc 2"/>
     <w:lsdException w:unhideWhenUsed="0" w:uiPriority="0" w:semiHidden="0" w:name="toc 3"/>
     <w:lsdException w:unhideWhenUsed="0" w:uiPriority="0" w:semiHidden="0" w:name="toc 4"/>
     <w:lsdException w:unhideWhenUsed="0" w:uiPriority="0" w:semiHidden="0" w:name="toc 5"/>
@@ -10296,7 +14214,7 @@
     <w:lsdException w:unhideWhenUsed="0" w:uiPriority="0" w:semiHidden="0" w:name="Body Text Indent 2"/>
     <w:lsdException w:unhideWhenUsed="0" w:uiPriority="0" w:semiHidden="0" w:name="Body Text Indent 3"/>
     <w:lsdException w:unhideWhenUsed="0" w:uiPriority="0" w:semiHidden="0" w:name="Block Text"/>
-    <w:lsdException w:unhideWhenUsed="0" w:uiPriority="0" w:semiHidden="0" w:name="Hyperlink"/>
+    <w:lsdException w:qFormat="1" w:unhideWhenUsed="0" w:uiPriority="0" w:semiHidden="0" w:name="Hyperlink"/>
     <w:lsdException w:unhideWhenUsed="0" w:uiPriority="0" w:semiHidden="0" w:name="FollowedHyperlink"/>
     <w:lsdException w:qFormat="1" w:unhideWhenUsed="0" w:uiPriority="0" w:semiHidden="0" w:name="Strong"/>
     <w:lsdException w:qFormat="1" w:unhideWhenUsed="0" w:uiPriority="0" w:semiHidden="0" w:name="Emphasis"/>
@@ -10314,7 +14232,7 @@
     <w:lsdException w:unhideWhenUsed="0" w:uiPriority="0" w:semiHidden="0" w:name="HTML Sample"/>
     <w:lsdException w:unhideWhenUsed="0" w:uiPriority="0" w:semiHidden="0" w:name="HTML Typewriter"/>
     <w:lsdException w:unhideWhenUsed="0" w:uiPriority="0" w:semiHidden="0" w:name="HTML Variable"/>
-    <w:lsdException w:unhideWhenUsed="0" w:uiPriority="0" w:name="Normal Table"/>
+    <w:lsdException w:qFormat="1" w:unhideWhenUsed="0" w:uiPriority="0" w:name="Normal Table"/>
     <w:lsdException w:unhideWhenUsed="0" w:uiPriority="0" w:semiHidden="0" w:name="annotation subject"/>
     <w:lsdException w:unhideWhenUsed="0" w:uiPriority="0" w:semiHidden="0" w:name="Table Simple 1"/>
     <w:lsdException w:unhideWhenUsed="0" w:uiPriority="0" w:semiHidden="0" w:name="Table Simple 2"/>
@@ -10359,7 +14277,7 @@
     <w:lsdException w:unhideWhenUsed="0" w:uiPriority="0" w:semiHidden="0" w:name="Table Web 2"/>
     <w:lsdException w:unhideWhenUsed="0" w:uiPriority="0" w:semiHidden="0" w:name="Table Web 3"/>
     <w:lsdException w:unhideWhenUsed="0" w:uiPriority="0" w:semiHidden="0" w:name="Balloon Text"/>
-    <w:lsdException w:unhideWhenUsed="0" w:uiPriority="0" w:semiHidden="0" w:name="Table Grid"/>
+    <w:lsdException w:qFormat="1" w:unhideWhenUsed="0" w:uiPriority="0" w:semiHidden="0" w:name="Table Grid"/>
     <w:lsdException w:unhideWhenUsed="0" w:uiPriority="0" w:semiHidden="0" w:name="Table Theme"/>
     <w:lsdException w:unhideWhenUsed="0" w:uiPriority="60" w:semiHidden="0" w:name="Light Shading"/>
     <w:lsdException w:unhideWhenUsed="0" w:uiPriority="61" w:semiHidden="0" w:name="Light List"/>
@@ -10476,15 +14394,16 @@
       <w:lang w:val="en-US" w:eastAsia="zh-CN" w:bidi="ar-SA"/>
     </w:rPr>
   </w:style>
-  <w:style w:type="character" w:default="1" w:styleId="7">
+  <w:style w:type="character" w:default="1" w:styleId="8">
     <w:name w:val="Default Paragraph Font"/>
     <w:semiHidden/>
     <w:qFormat/>
     <w:uiPriority w:val="0"/>
   </w:style>
-  <w:style w:type="table" w:default="1" w:styleId="5">
+  <w:style w:type="table" w:default="1" w:styleId="6">
     <w:name w:val="Normal Table"/>
     <w:semiHidden/>
+    <w:qFormat/>
     <w:uiPriority w:val="0"/>
     <w:tblPr>
       <w:tblCellMar>
@@ -10502,15 +14421,28 @@
     <w:uiPriority w:val="0"/>
   </w:style>
   <w:style w:type="paragraph" w:styleId="3">
+    <w:name w:val="footnote text"/>
+    <w:basedOn w:val="1"/>
+    <w:uiPriority w:val="0"/>
+    <w:pPr>
+      <w:snapToGrid w:val="0"/>
+      <w:jc w:val="left"/>
+    </w:pPr>
+    <w:rPr>
+      <w:sz w:val="18"/>
+    </w:rPr>
+  </w:style>
+  <w:style w:type="paragraph" w:styleId="4">
     <w:name w:val="toc 2"/>
     <w:basedOn w:val="1"/>
     <w:next w:val="1"/>
+    <w:qFormat/>
     <w:uiPriority w:val="0"/>
     <w:pPr>
       <w:ind w:left="420" w:leftChars="200"/>
     </w:pPr>
   </w:style>
-  <w:style w:type="paragraph" w:styleId="4">
+  <w:style w:type="paragraph" w:styleId="5">
     <w:name w:val="Normal (Web)"/>
     <w:basedOn w:val="1"/>
     <w:uiPriority w:val="0"/>
@@ -10518,9 +14450,10 @@
       <w:sz w:val="24"/>
     </w:rPr>
   </w:style>
-  <w:style w:type="table" w:styleId="6">
+  <w:style w:type="table" w:styleId="7">
     <w:name w:val="Table Grid"/>
-    <w:basedOn w:val="5"/>
+    <w:basedOn w:val="6"/>
+    <w:qFormat/>
     <w:uiPriority w:val="0"/>
     <w:pPr>
       <w:widowControl w:val="0"/>
@@ -10537,22 +14470,40 @@
       </w:tblBorders>
     </w:tblPr>
   </w:style>
-  <w:style w:type="character" w:styleId="8">
+  <w:style w:type="character" w:styleId="9">
+    <w:name w:val="Strong"/>
+    <w:basedOn w:val="8"/>
+    <w:qFormat/>
+    <w:uiPriority w:val="0"/>
+    <w:rPr>
+      <w:b/>
+    </w:rPr>
+  </w:style>
+  <w:style w:type="character" w:styleId="10">
     <w:name w:val="Emphasis"/>
-    <w:basedOn w:val="7"/>
+    <w:basedOn w:val="8"/>
     <w:qFormat/>
     <w:uiPriority w:val="0"/>
     <w:rPr>
       <w:i/>
     </w:rPr>
   </w:style>
-  <w:style w:type="character" w:styleId="9">
+  <w:style w:type="character" w:styleId="11">
     <w:name w:val="Hyperlink"/>
-    <w:basedOn w:val="7"/>
+    <w:basedOn w:val="8"/>
+    <w:qFormat/>
     <w:uiPriority w:val="0"/>
     <w:rPr>
       <w:color w:val="0000FF"/>
       <w:u w:val="single"/>
+    </w:rPr>
+  </w:style>
+  <w:style w:type="character" w:styleId="12">
+    <w:name w:val="footnote reference"/>
+    <w:basedOn w:val="8"/>
+    <w:uiPriority w:val="0"/>
+    <w:rPr>
+      <w:vertAlign w:val="superscript"/>
     </w:rPr>
   </w:style>
 </w:styles>

--- a/毕业论文_Tempo/Bachelor_Graduation/陈桢杰-毕业论文中稿.docx
+++ b/毕业论文_Tempo/Bachelor_Graduation/陈桢杰-毕业论文中稿.docx
@@ -4,6 +4,673 @@
   <w:body>
     <w:p>
       <w:pPr>
+        <w:spacing w:line="360" w:lineRule="auto"/>
+        <w:rPr>
+          <w:sz w:val="24"/>
+          <w:szCs w:val="24"/>
+        </w:rPr>
+      </w:pPr>
+      <w:r>
+        <w:rPr>
+          <w:rFonts w:hint="eastAsia"/>
+          <w:sz w:val="24"/>
+          <w:szCs w:val="24"/>
+        </w:rPr>
+        <w:t>分类号</w:t>
+      </w:r>
+      <w:r>
+        <w:rPr>
+          <w:rFonts w:hint="eastAsia"/>
+          <w:sz w:val="24"/>
+          <w:szCs w:val="24"/>
+          <w:u w:val="single"/>
+        </w:rPr>
+        <w:t xml:space="preserve">           </w:t>
+      </w:r>
+      <w:r>
+        <w:rPr>
+          <w:rFonts w:hint="eastAsia"/>
+          <w:sz w:val="24"/>
+          <w:szCs w:val="24"/>
+        </w:rPr>
+        <w:t xml:space="preserve">                                         编 号</w:t>
+      </w:r>
+      <w:r>
+        <w:rPr>
+          <w:rFonts w:hint="eastAsia"/>
+          <w:sz w:val="24"/>
+          <w:szCs w:val="24"/>
+          <w:u w:val="single"/>
+        </w:rPr>
+        <w:t xml:space="preserve">           </w:t>
+      </w:r>
+    </w:p>
+    <w:p>
+      <w:pPr>
+        <w:spacing w:line="360" w:lineRule="auto"/>
+        <w:rPr>
+          <w:sz w:val="24"/>
+          <w:szCs w:val="24"/>
+          <w:u w:val="single"/>
+        </w:rPr>
+      </w:pPr>
+      <w:r>
+        <w:rPr>
+          <w:rFonts w:ascii="Times New Roman" w:hAnsi="Times New Roman" w:cs="Times New Roman"/>
+          <w:sz w:val="24"/>
+          <w:szCs w:val="24"/>
+        </w:rPr>
+        <w:t>U</w:t>
+      </w:r>
+      <w:r>
+        <w:rPr>
+          <w:rFonts w:hint="eastAsia" w:ascii="Times New Roman" w:hAnsi="Times New Roman" w:cs="Times New Roman"/>
+          <w:sz w:val="10"/>
+          <w:szCs w:val="10"/>
+        </w:rPr>
+        <w:t xml:space="preserve"> </w:t>
+      </w:r>
+      <w:r>
+        <w:rPr>
+          <w:rFonts w:ascii="Times New Roman" w:hAnsi="Times New Roman" w:cs="Times New Roman"/>
+          <w:sz w:val="10"/>
+          <w:szCs w:val="10"/>
+        </w:rPr>
+        <w:t xml:space="preserve"> </w:t>
+      </w:r>
+      <w:r>
+        <w:rPr>
+          <w:rFonts w:ascii="Times New Roman" w:hAnsi="Times New Roman" w:cs="Times New Roman"/>
+          <w:sz w:val="24"/>
+          <w:szCs w:val="24"/>
+        </w:rPr>
+        <w:t>D</w:t>
+      </w:r>
+      <w:r>
+        <w:rPr>
+          <w:rFonts w:ascii="Times New Roman" w:hAnsi="Times New Roman" w:cs="Times New Roman"/>
+          <w:sz w:val="10"/>
+          <w:szCs w:val="10"/>
+        </w:rPr>
+        <w:t xml:space="preserve"> </w:t>
+      </w:r>
+      <w:r>
+        <w:rPr>
+          <w:rFonts w:hint="eastAsia" w:ascii="Times New Roman" w:hAnsi="Times New Roman" w:cs="Times New Roman"/>
+          <w:sz w:val="10"/>
+          <w:szCs w:val="10"/>
+        </w:rPr>
+        <w:t xml:space="preserve"> </w:t>
+      </w:r>
+      <w:r>
+        <w:rPr>
+          <w:rFonts w:ascii="Times New Roman" w:hAnsi="Times New Roman" w:cs="Times New Roman"/>
+          <w:sz w:val="24"/>
+          <w:szCs w:val="24"/>
+        </w:rPr>
+        <w:t>C</w:t>
+      </w:r>
+      <w:r>
+        <w:rPr>
+          <w:rFonts w:hint="eastAsia"/>
+          <w:sz w:val="24"/>
+          <w:szCs w:val="24"/>
+          <w:u w:val="single"/>
+        </w:rPr>
+        <w:t xml:space="preserve">           </w:t>
+      </w:r>
+      <w:r>
+        <w:rPr>
+          <w:rFonts w:hint="eastAsia"/>
+          <w:sz w:val="24"/>
+          <w:szCs w:val="24"/>
+        </w:rPr>
+        <w:t xml:space="preserve">                                         密 级</w:t>
+      </w:r>
+      <w:r>
+        <w:rPr>
+          <w:rFonts w:hint="eastAsia"/>
+          <w:sz w:val="24"/>
+          <w:szCs w:val="24"/>
+          <w:u w:val="single"/>
+        </w:rPr>
+        <w:t xml:space="preserve">           </w:t>
+      </w:r>
+    </w:p>
+    <w:p>
+      <w:pPr>
+        <w:jc w:val="center"/>
+      </w:pPr>
+    </w:p>
+    <w:p>
+      <w:pPr>
+        <w:jc w:val="center"/>
+      </w:pPr>
+      <w:r>
+        <w:drawing>
+          <wp:anchor distT="0" distB="0" distL="114300" distR="114300" simplePos="0" relativeHeight="251659264" behindDoc="0" locked="0" layoutInCell="1" allowOverlap="1">
+            <wp:simplePos x="0" y="0"/>
+            <wp:positionH relativeFrom="column">
+              <wp:posOffset>13970</wp:posOffset>
+            </wp:positionH>
+            <wp:positionV relativeFrom="paragraph">
+              <wp:posOffset>146050</wp:posOffset>
+            </wp:positionV>
+            <wp:extent cx="5834380" cy="1496060"/>
+            <wp:effectExtent l="0" t="0" r="0" b="0"/>
+            <wp:wrapNone/>
+            <wp:docPr id="13" name="图片 13" descr="F:\应用程序、\封面文件\南科大logo\校徽+中英文火炬\校徽+中英文火炬\组合1：校徽+中英文校名-左右\LOGO.png"/>
+            <wp:cNvGraphicFramePr>
+              <a:graphicFrameLocks xmlns:a="http://schemas.openxmlformats.org/drawingml/2006/main" noChangeAspect="1"/>
+            </wp:cNvGraphicFramePr>
+            <a:graphic xmlns:a="http://schemas.openxmlformats.org/drawingml/2006/main">
+              <a:graphicData uri="http://schemas.openxmlformats.org/drawingml/2006/picture">
+                <pic:pic xmlns:pic="http://schemas.openxmlformats.org/drawingml/2006/picture">
+                  <pic:nvPicPr>
+                    <pic:cNvPr id="13" name="图片 13" descr="F:\应用程序、\封面文件\南科大logo\校徽+中英文火炬\校徽+中英文火炬\组合1：校徽+中英文校名-左右\LOGO.png"/>
+                    <pic:cNvPicPr>
+                      <a:picLocks noChangeAspect="1" noChangeArrowheads="1"/>
+                    </pic:cNvPicPr>
+                  </pic:nvPicPr>
+                  <pic:blipFill>
+                    <a:blip r:embed="rId5" cstate="print">
+                      <a:extLst>
+                        <a:ext uri="{28A0092B-C50C-407E-A947-70E740481C1C}">
+                          <a14:useLocalDpi xmlns:a14="http://schemas.microsoft.com/office/drawing/2010/main" val="0"/>
+                        </a:ext>
+                      </a:extLst>
+                    </a:blip>
+                    <a:srcRect l="19943" t="39109" r="19354" b="38861"/>
+                    <a:stretch>
+                      <a:fillRect/>
+                    </a:stretch>
+                  </pic:blipFill>
+                  <pic:spPr>
+                    <a:xfrm>
+                      <a:off x="0" y="0"/>
+                      <a:ext cx="5834380" cy="1496060"/>
+                    </a:xfrm>
+                    <a:prstGeom prst="rect">
+                      <a:avLst/>
+                    </a:prstGeom>
+                    <a:noFill/>
+                    <a:ln>
+                      <a:noFill/>
+                    </a:ln>
+                  </pic:spPr>
+                </pic:pic>
+              </a:graphicData>
+            </a:graphic>
+          </wp:anchor>
+        </w:drawing>
+      </w:r>
+    </w:p>
+    <w:p>
+      <w:pPr>
+        <w:jc w:val="center"/>
+      </w:pPr>
+    </w:p>
+    <w:p>
+      <w:pPr>
+        <w:jc w:val="center"/>
+      </w:pPr>
+    </w:p>
+    <w:p>
+      <w:pPr>
+        <w:jc w:val="center"/>
+      </w:pPr>
+    </w:p>
+    <w:p>
+      <w:pPr>
+        <w:jc w:val="center"/>
+      </w:pPr>
+    </w:p>
+    <w:p>
+      <w:pPr>
+        <w:jc w:val="center"/>
+        <w:rPr>
+          <w:rFonts w:hint="eastAsia" w:asciiTheme="minorEastAsia" w:hAnsiTheme="minorEastAsia"/>
+          <w:sz w:val="32"/>
+          <w:szCs w:val="32"/>
+        </w:rPr>
+      </w:pPr>
+    </w:p>
+    <w:p>
+      <w:pPr>
+        <w:spacing w:before="312" w:beforeLines="100"/>
+        <w:jc w:val="center"/>
+        <w:rPr>
+          <w:rFonts w:hint="eastAsia" w:asciiTheme="minorEastAsia" w:hAnsiTheme="minorEastAsia"/>
+          <w:b/>
+          <w:sz w:val="72"/>
+          <w:szCs w:val="72"/>
+        </w:rPr>
+      </w:pPr>
+      <w:r>
+        <w:rPr>
+          <w:rFonts w:hint="eastAsia" w:asciiTheme="minorEastAsia" w:hAnsiTheme="minorEastAsia"/>
+          <w:b/>
+          <w:sz w:val="72"/>
+          <w:szCs w:val="72"/>
+        </w:rPr>
+        <w:t xml:space="preserve"> </w:t>
+      </w:r>
+      <w:r>
+        <w:rPr>
+          <w:rFonts w:hint="eastAsia" w:asciiTheme="minorEastAsia" w:hAnsiTheme="minorEastAsia"/>
+          <w:b/>
+          <w:sz w:val="52"/>
+          <w:szCs w:val="52"/>
+        </w:rPr>
+        <w:t xml:space="preserve"> </w:t>
+      </w:r>
+      <w:r>
+        <w:rPr>
+          <w:rFonts w:hint="eastAsia" w:asciiTheme="minorEastAsia" w:hAnsiTheme="minorEastAsia"/>
+          <w:b/>
+          <w:sz w:val="72"/>
+          <w:szCs w:val="72"/>
+        </w:rPr>
+        <w:t>本科生毕业设计（论文）</w:t>
+      </w:r>
+    </w:p>
+    <w:p>
+      <w:pPr>
+        <w:jc w:val="left"/>
+        <w:rPr>
+          <w:rFonts w:hint="eastAsia" w:asciiTheme="minorEastAsia" w:hAnsiTheme="minorEastAsia"/>
+          <w:sz w:val="28"/>
+          <w:szCs w:val="28"/>
+        </w:rPr>
+      </w:pPr>
+    </w:p>
+    <w:p>
+      <w:pPr>
+        <w:jc w:val="left"/>
+        <w:rPr>
+          <w:rFonts w:hint="eastAsia" w:asciiTheme="minorEastAsia" w:hAnsiTheme="minorEastAsia"/>
+          <w:sz w:val="28"/>
+          <w:szCs w:val="28"/>
+        </w:rPr>
+      </w:pPr>
+    </w:p>
+    <w:p>
+      <w:pPr>
+        <w:spacing w:before="156" w:beforeLines="50" w:line="360" w:lineRule="auto"/>
+        <w:ind w:left="2446" w:leftChars="400" w:hanging="1606" w:hangingChars="500"/>
+        <w:jc w:val="both"/>
+        <w:rPr>
+          <w:rFonts w:hint="eastAsia" w:asciiTheme="minorEastAsia" w:hAnsiTheme="minorEastAsia"/>
+          <w:b/>
+          <w:sz w:val="32"/>
+          <w:szCs w:val="32"/>
+          <w:u w:val="single"/>
+        </w:rPr>
+      </w:pPr>
+      <w:r>
+        <w:rPr>
+          <w:rFonts w:hint="eastAsia" w:asciiTheme="minorEastAsia" w:hAnsiTheme="minorEastAsia"/>
+          <w:b/>
+          <w:sz w:val="32"/>
+          <w:szCs w:val="32"/>
+        </w:rPr>
+        <w:t>题    目：</w:t>
+      </w:r>
+      <w:r>
+        <w:rPr>
+          <w:rFonts w:hint="eastAsia" w:asciiTheme="minorEastAsia" w:hAnsiTheme="minorEastAsia"/>
+          <w:b/>
+          <w:sz w:val="32"/>
+          <w:szCs w:val="32"/>
+          <w:u w:val="single"/>
+        </w:rPr>
+        <w:t xml:space="preserve"> 面向下一代投资者的投资账本的设计与实现 </w:t>
+      </w:r>
+    </w:p>
+    <w:p>
+      <w:pPr>
+        <w:spacing w:before="156" w:beforeLines="50" w:line="360" w:lineRule="auto"/>
+        <w:ind w:firstLine="1285" w:firstLineChars="400"/>
+        <w:jc w:val="left"/>
+        <w:rPr>
+          <w:rFonts w:hint="eastAsia" w:asciiTheme="minorEastAsia" w:hAnsiTheme="minorEastAsia"/>
+          <w:b/>
+          <w:sz w:val="32"/>
+          <w:szCs w:val="32"/>
+        </w:rPr>
+      </w:pPr>
+      <w:r>
+        <w:rPr>
+          <w:rFonts w:hint="eastAsia" w:asciiTheme="minorEastAsia" w:hAnsiTheme="minorEastAsia"/>
+          <w:b/>
+          <w:sz w:val="32"/>
+          <w:szCs w:val="32"/>
+        </w:rPr>
+        <w:t>姓    名：</w:t>
+      </w:r>
+      <w:r>
+        <w:rPr>
+          <w:rFonts w:hint="eastAsia" w:asciiTheme="minorEastAsia" w:hAnsiTheme="minorEastAsia"/>
+          <w:b/>
+          <w:sz w:val="32"/>
+          <w:szCs w:val="32"/>
+          <w:u w:val="single"/>
+        </w:rPr>
+        <w:t xml:space="preserve">           </w:t>
+      </w:r>
+      <w:r>
+        <w:rPr>
+          <w:rFonts w:hint="eastAsia" w:asciiTheme="minorEastAsia" w:hAnsiTheme="minorEastAsia"/>
+          <w:b/>
+          <w:sz w:val="32"/>
+          <w:szCs w:val="32"/>
+          <w:u w:val="single"/>
+          <w:lang w:val="en-US" w:eastAsia="zh-CN"/>
+        </w:rPr>
+        <w:t>陈桢杰</w:t>
+      </w:r>
+      <w:r>
+        <w:rPr>
+          <w:rFonts w:hint="eastAsia" w:asciiTheme="minorEastAsia" w:hAnsiTheme="minorEastAsia"/>
+          <w:b/>
+          <w:sz w:val="32"/>
+          <w:szCs w:val="32"/>
+          <w:u w:val="single"/>
+        </w:rPr>
+        <w:t xml:space="preserve">                </w:t>
+      </w:r>
+    </w:p>
+    <w:p>
+      <w:pPr>
+        <w:spacing w:before="156" w:beforeLines="50" w:line="360" w:lineRule="auto"/>
+        <w:ind w:firstLine="1285" w:firstLineChars="400"/>
+        <w:jc w:val="left"/>
+        <w:rPr>
+          <w:rFonts w:hint="eastAsia" w:asciiTheme="minorEastAsia" w:hAnsiTheme="minorEastAsia"/>
+          <w:b/>
+          <w:sz w:val="32"/>
+          <w:szCs w:val="32"/>
+        </w:rPr>
+      </w:pPr>
+      <w:r>
+        <w:rPr>
+          <w:rFonts w:hint="eastAsia" w:asciiTheme="minorEastAsia" w:hAnsiTheme="minorEastAsia"/>
+          <w:b/>
+          <w:sz w:val="32"/>
+          <w:szCs w:val="32"/>
+        </w:rPr>
+        <w:t>学    号：</w:t>
+      </w:r>
+      <w:r>
+        <w:rPr>
+          <w:rFonts w:hint="eastAsia" w:asciiTheme="minorEastAsia" w:hAnsiTheme="minorEastAsia"/>
+          <w:b/>
+          <w:sz w:val="32"/>
+          <w:szCs w:val="32"/>
+          <w:u w:val="single"/>
+        </w:rPr>
+        <w:t xml:space="preserve">          1</w:t>
+      </w:r>
+      <w:r>
+        <w:rPr>
+          <w:rFonts w:hint="eastAsia" w:asciiTheme="minorEastAsia" w:hAnsiTheme="minorEastAsia"/>
+          <w:b/>
+          <w:sz w:val="32"/>
+          <w:szCs w:val="32"/>
+          <w:u w:val="single"/>
+          <w:lang w:val="en-US" w:eastAsia="zh-CN"/>
+        </w:rPr>
+        <w:t>1911421</w:t>
+      </w:r>
+      <w:r>
+        <w:rPr>
+          <w:rFonts w:hint="eastAsia" w:asciiTheme="minorEastAsia" w:hAnsiTheme="minorEastAsia"/>
+          <w:b/>
+          <w:sz w:val="32"/>
+          <w:szCs w:val="32"/>
+          <w:u w:val="single"/>
+        </w:rPr>
+        <w:t xml:space="preserve">             </w:t>
+      </w:r>
+    </w:p>
+    <w:p>
+      <w:pPr>
+        <w:spacing w:before="156" w:beforeLines="50" w:line="360" w:lineRule="auto"/>
+        <w:ind w:firstLine="1285" w:firstLineChars="400"/>
+        <w:jc w:val="left"/>
+        <w:rPr>
+          <w:rFonts w:hint="eastAsia" w:asciiTheme="minorEastAsia" w:hAnsiTheme="minorEastAsia"/>
+          <w:b/>
+          <w:sz w:val="32"/>
+          <w:szCs w:val="32"/>
+          <w:u w:val="single"/>
+        </w:rPr>
+      </w:pPr>
+      <w:r>
+        <w:rPr>
+          <w:rFonts w:hint="eastAsia" w:asciiTheme="minorEastAsia" w:hAnsiTheme="minorEastAsia"/>
+          <w:b/>
+          <w:sz w:val="32"/>
+          <w:szCs w:val="32"/>
+        </w:rPr>
+        <w:t>院    系：</w:t>
+      </w:r>
+      <w:r>
+        <w:rPr>
+          <w:rFonts w:hint="eastAsia" w:asciiTheme="minorEastAsia" w:hAnsiTheme="minorEastAsia"/>
+          <w:b/>
+          <w:sz w:val="32"/>
+          <w:szCs w:val="32"/>
+          <w:u w:val="single"/>
+        </w:rPr>
+        <w:t xml:space="preserve">    自动化与智能智造学院       </w:t>
+      </w:r>
+    </w:p>
+    <w:p>
+      <w:pPr>
+        <w:spacing w:before="156" w:beforeLines="50" w:line="360" w:lineRule="auto"/>
+        <w:ind w:firstLine="1285" w:firstLineChars="400"/>
+        <w:jc w:val="left"/>
+        <w:rPr>
+          <w:rFonts w:hint="eastAsia" w:asciiTheme="minorEastAsia" w:hAnsiTheme="minorEastAsia"/>
+          <w:b/>
+          <w:sz w:val="32"/>
+          <w:szCs w:val="32"/>
+        </w:rPr>
+      </w:pPr>
+      <w:r>
+        <w:rPr>
+          <w:rFonts w:hint="eastAsia" w:asciiTheme="minorEastAsia" w:hAnsiTheme="minorEastAsia"/>
+          <w:b/>
+          <w:sz w:val="32"/>
+          <w:szCs w:val="32"/>
+        </w:rPr>
+        <w:t>专    业：</w:t>
+      </w:r>
+      <w:r>
+        <w:rPr>
+          <w:rFonts w:hint="eastAsia" w:asciiTheme="minorEastAsia" w:hAnsiTheme="minorEastAsia"/>
+          <w:b/>
+          <w:sz w:val="32"/>
+          <w:szCs w:val="32"/>
+          <w:u w:val="single"/>
+        </w:rPr>
+        <w:t xml:space="preserve">          工业设计             </w:t>
+      </w:r>
+    </w:p>
+    <w:p>
+      <w:pPr>
+        <w:spacing w:before="156" w:beforeLines="50" w:line="360" w:lineRule="auto"/>
+        <w:ind w:firstLine="1285" w:firstLineChars="400"/>
+        <w:jc w:val="left"/>
+        <w:rPr>
+          <w:rFonts w:hint="eastAsia" w:asciiTheme="minorEastAsia" w:hAnsiTheme="minorEastAsia"/>
+          <w:b/>
+          <w:sz w:val="32"/>
+          <w:szCs w:val="32"/>
+        </w:rPr>
+      </w:pPr>
+      <w:r>
+        <w:rPr>
+          <w:rFonts w:hint="eastAsia" w:asciiTheme="minorEastAsia" w:hAnsiTheme="minorEastAsia"/>
+          <w:b/>
+          <w:sz w:val="32"/>
+          <w:szCs w:val="32"/>
+        </w:rPr>
+        <w:t>指导教师：</w:t>
+      </w:r>
+      <w:r>
+        <w:rPr>
+          <w:rFonts w:hint="eastAsia" w:asciiTheme="minorEastAsia" w:hAnsiTheme="minorEastAsia"/>
+          <w:b/>
+          <w:sz w:val="32"/>
+          <w:szCs w:val="32"/>
+          <w:u w:val="single"/>
+        </w:rPr>
+        <w:t xml:space="preserve">        郑晓晨</w:t>
+      </w:r>
+      <w:r>
+        <w:rPr>
+          <w:rFonts w:hint="eastAsia" w:asciiTheme="minorEastAsia" w:hAnsiTheme="minorEastAsia"/>
+          <w:b/>
+          <w:sz w:val="32"/>
+          <w:szCs w:val="32"/>
+          <w:u w:val="single"/>
+          <w:lang w:val="en-US" w:eastAsia="zh-CN"/>
+        </w:rPr>
+        <w:t xml:space="preserve"> 萧若薇</w:t>
+      </w:r>
+      <w:r>
+        <w:rPr>
+          <w:rFonts w:hint="eastAsia" w:asciiTheme="minorEastAsia" w:hAnsiTheme="minorEastAsia"/>
+          <w:b/>
+          <w:sz w:val="32"/>
+          <w:szCs w:val="32"/>
+          <w:u w:val="single"/>
+        </w:rPr>
+        <w:t xml:space="preserve">              </w:t>
+      </w:r>
+    </w:p>
+    <w:p>
+      <w:pPr>
+        <w:jc w:val="center"/>
+        <w:rPr>
+          <w:rFonts w:hint="eastAsia" w:ascii="黑体" w:hAnsi="黑体" w:eastAsia="黑体" w:cs="黑体"/>
+          <w:sz w:val="44"/>
+          <w:szCs w:val="44"/>
+        </w:rPr>
+      </w:pPr>
+    </w:p>
+    <w:p>
+      <w:pPr>
+        <w:jc w:val="center"/>
+        <w:rPr>
+          <w:rFonts w:hint="eastAsia" w:ascii="黑体" w:hAnsi="黑体" w:eastAsia="黑体" w:cs="黑体"/>
+          <w:sz w:val="44"/>
+          <w:szCs w:val="44"/>
+        </w:rPr>
+      </w:pPr>
+    </w:p>
+    <w:p>
+      <w:pPr>
+        <w:jc w:val="center"/>
+        <w:rPr>
+          <w:rFonts w:hint="eastAsia" w:ascii="黑体" w:hAnsi="黑体" w:eastAsia="黑体" w:cs="黑体"/>
+          <w:sz w:val="44"/>
+          <w:szCs w:val="44"/>
+        </w:rPr>
+      </w:pPr>
+    </w:p>
+    <w:p>
+      <w:pPr>
+        <w:jc w:val="center"/>
+        <w:rPr>
+          <w:rFonts w:hint="eastAsia" w:asciiTheme="minorEastAsia" w:hAnsiTheme="minorEastAsia"/>
+          <w:sz w:val="32"/>
+          <w:szCs w:val="32"/>
+        </w:rPr>
+      </w:pPr>
+      <w:r>
+        <w:rPr>
+          <w:rFonts w:hint="eastAsia" w:asciiTheme="minorEastAsia" w:hAnsiTheme="minorEastAsia"/>
+          <w:sz w:val="32"/>
+          <w:szCs w:val="32"/>
+          <w:lang w:val="en-US" w:eastAsia="zh-CN"/>
+        </w:rPr>
+        <w:t>2026</w:t>
+      </w:r>
+      <w:r>
+        <w:rPr>
+          <w:rFonts w:hint="eastAsia" w:asciiTheme="minorEastAsia" w:hAnsiTheme="minorEastAsia"/>
+          <w:sz w:val="32"/>
+          <w:szCs w:val="32"/>
+        </w:rPr>
+        <w:t xml:space="preserve">  年   </w:t>
+      </w:r>
+      <w:r>
+        <w:rPr>
+          <w:rFonts w:hint="eastAsia" w:asciiTheme="minorEastAsia" w:hAnsiTheme="minorEastAsia"/>
+          <w:sz w:val="32"/>
+          <w:szCs w:val="32"/>
+          <w:lang w:val="en-US" w:eastAsia="zh-CN"/>
+        </w:rPr>
+        <w:t>5</w:t>
+      </w:r>
+      <w:r>
+        <w:rPr>
+          <w:rFonts w:hint="eastAsia" w:asciiTheme="minorEastAsia" w:hAnsiTheme="minorEastAsia"/>
+          <w:sz w:val="32"/>
+          <w:szCs w:val="32"/>
+        </w:rPr>
+        <w:t xml:space="preserve"> 月  </w:t>
+      </w:r>
+      <w:r>
+        <w:rPr>
+          <w:rFonts w:hint="eastAsia" w:asciiTheme="minorEastAsia" w:hAnsiTheme="minorEastAsia"/>
+          <w:sz w:val="32"/>
+          <w:szCs w:val="32"/>
+          <w:lang w:val="en-US" w:eastAsia="zh-CN"/>
+        </w:rPr>
+        <w:t>14</w:t>
+      </w:r>
+      <w:r>
+        <w:rPr>
+          <w:rFonts w:hint="eastAsia" w:asciiTheme="minorEastAsia" w:hAnsiTheme="minorEastAsia"/>
+          <w:sz w:val="32"/>
+          <w:szCs w:val="32"/>
+        </w:rPr>
+        <w:t xml:space="preserve">  日</w:t>
+      </w:r>
+    </w:p>
+    <w:p>
+      <w:pPr>
+        <w:widowControl/>
+        <w:jc w:val="left"/>
+        <w:rPr>
+          <w:rFonts w:hint="eastAsia" w:asciiTheme="minorEastAsia" w:hAnsiTheme="minorEastAsia"/>
+          <w:sz w:val="32"/>
+          <w:szCs w:val="32"/>
+        </w:rPr>
+        <w:sectPr>
+          <w:pgSz w:w="11906" w:h="16838"/>
+          <w:pgMar w:top="1134" w:right="1406" w:bottom="1276" w:left="1440" w:header="851" w:footer="992" w:gutter="0"/>
+          <w:cols w:space="425" w:num="1"/>
+          <w:docGrid w:type="lines" w:linePitch="312" w:charSpace="0"/>
+        </w:sectPr>
+      </w:pPr>
+    </w:p>
+    <w:p>
+      <w:pPr>
+        <w:jc w:val="center"/>
+        <w:rPr>
+          <w:rFonts w:hint="eastAsia" w:ascii="黑体" w:hAnsi="黑体" w:eastAsia="黑体" w:cs="黑体"/>
+          <w:sz w:val="44"/>
+          <w:szCs w:val="44"/>
+        </w:rPr>
+      </w:pPr>
+    </w:p>
+    <w:p>
+      <w:pPr>
         <w:jc w:val="center"/>
         <w:rPr>
           <w:rFonts w:hint="eastAsia" w:ascii="黑体" w:hAnsi="黑体" w:eastAsia="黑体" w:cs="黑体"/>
@@ -73,68 +740,27 @@
     <w:p>
       <w:pPr>
         <w:rPr>
-          <w:rFonts w:hint="eastAsia" w:ascii="黑体" w:hAnsi="黑体" w:eastAsia="黑体" w:cs="黑体"/>
-          <w:kern w:val="2"/>
-          <w:sz w:val="44"/>
-          <w:szCs w:val="44"/>
-          <w:lang w:val="en-US" w:eastAsia="zh-CN" w:bidi="ar-SA"/>
-        </w:rPr>
-      </w:pPr>
-    </w:p>
-    <w:p>
-      <w:pPr>
-        <w:outlineLvl w:val="0"/>
-        <w:rPr>
-          <w:rFonts w:hint="default" w:ascii="黑体" w:hAnsi="黑体" w:eastAsia="黑体" w:cs="黑体"/>
+          <w:rFonts w:hint="eastAsia"/>
+        </w:rPr>
+      </w:pPr>
+    </w:p>
+    <w:p>
+      <w:pPr>
+        <w:rPr>
+          <w:rFonts w:hint="eastAsia" w:ascii="宋体" w:hAnsi="宋体" w:eastAsia="宋体" w:cs="宋体"/>
+          <w:sz w:val="28"/>
+          <w:szCs w:val="28"/>
+        </w:rPr>
+      </w:pPr>
+      <w:r>
+        <w:rPr>
+          <w:rFonts w:hint="eastAsia" w:ascii="黑体" w:hAnsi="黑体" w:eastAsia="黑体"/>
+          <w:bCs/>
           <w:sz w:val="32"/>
           <w:szCs w:val="32"/>
-          <w:lang w:val="en-US"/>
-        </w:rPr>
-      </w:pPr>
-      <w:bookmarkStart w:id="0" w:name="_Toc1209"/>
-      <w:r>
-        <w:rPr>
-          <w:rFonts w:hint="default" w:ascii="黑体" w:hAnsi="黑体" w:eastAsia="黑体" w:cs="黑体"/>
-          <w:sz w:val="32"/>
-          <w:szCs w:val="32"/>
-          <w:lang w:val="en-US"/>
-        </w:rPr>
-        <w:t>[</w:t>
-      </w:r>
-      <w:r>
-        <w:rPr>
-          <w:rFonts w:hint="eastAsia" w:ascii="黑体" w:hAnsi="黑体" w:eastAsia="黑体" w:cs="黑体"/>
-          <w:sz w:val="32"/>
-          <w:szCs w:val="32"/>
-        </w:rPr>
-        <w:t>摘要</w:t>
-      </w:r>
-      <w:r>
-        <w:rPr>
-          <w:rFonts w:hint="default" w:ascii="黑体" w:hAnsi="黑体" w:eastAsia="黑体" w:cs="黑体"/>
-          <w:sz w:val="32"/>
-          <w:szCs w:val="32"/>
-          <w:lang w:val="en-US"/>
-        </w:rPr>
-        <w:t>]</w:t>
-      </w:r>
-      <w:bookmarkEnd w:id="0"/>
-    </w:p>
-    <w:p>
-      <w:pPr>
-        <w:rPr>
-          <w:rFonts w:hint="eastAsia"/>
-        </w:rPr>
-      </w:pPr>
-    </w:p>
-    <w:p>
-      <w:pPr>
-        <w:rPr>
-          <w:rFonts w:hint="eastAsia" w:ascii="宋体" w:hAnsi="宋体" w:eastAsia="宋体" w:cs="宋体"/>
-          <w:sz w:val="28"/>
-          <w:szCs w:val="28"/>
-        </w:rPr>
-      </w:pPr>
+        </w:rPr>
+        <w:t>【摘要】：</w:t>
+      </w:r>
       <w:r>
         <w:rPr>
           <w:rFonts w:hint="eastAsia" w:ascii="宋体" w:hAnsi="宋体" w:eastAsia="宋体" w:cs="宋体"/>
@@ -197,6 +823,7 @@
     </w:p>
     <w:p>
       <w:pPr>
+        <w:ind w:firstLine="420" w:firstLineChars="0"/>
         <w:rPr>
           <w:rFonts w:hint="eastAsia" w:ascii="宋体" w:hAnsi="宋体" w:eastAsia="宋体" w:cs="宋体"/>
           <w:sz w:val="28"/>
@@ -282,6 +909,7 @@
     </w:p>
     <w:p>
       <w:pPr>
+        <w:ind w:firstLine="420" w:firstLineChars="0"/>
         <w:rPr>
           <w:rFonts w:hint="eastAsia" w:ascii="宋体" w:hAnsi="宋体" w:eastAsia="宋体" w:cs="宋体"/>
           <w:sz w:val="28"/>
@@ -323,35 +951,12 @@
       </w:pPr>
       <w:r>
         <w:rPr>
-          <w:rFonts w:hint="default" w:ascii="黑体" w:hAnsi="黑体" w:eastAsia="黑体" w:cs="黑体"/>
+          <w:rFonts w:hint="eastAsia" w:ascii="黑体" w:hAnsi="黑体" w:eastAsia="黑体"/>
+          <w:bCs/>
           <w:sz w:val="32"/>
           <w:szCs w:val="32"/>
-          <w:lang w:val="en-US"/>
-        </w:rPr>
-        <w:t>[</w:t>
-      </w:r>
-      <w:r>
-        <w:rPr>
-          <w:rFonts w:hint="eastAsia" w:ascii="黑体" w:hAnsi="黑体" w:eastAsia="黑体" w:cs="黑体"/>
-          <w:sz w:val="32"/>
-          <w:szCs w:val="32"/>
-        </w:rPr>
-        <w:t>关键词</w:t>
-      </w:r>
-      <w:r>
-        <w:rPr>
-          <w:rFonts w:hint="default" w:ascii="黑体" w:hAnsi="黑体" w:eastAsia="黑体" w:cs="黑体"/>
-          <w:sz w:val="32"/>
-          <w:szCs w:val="32"/>
-          <w:lang w:val="en-US"/>
-        </w:rPr>
-        <w:t>]</w:t>
-      </w:r>
-      <w:r>
-        <w:rPr>
-          <w:rFonts w:hint="eastAsia"/>
-        </w:rPr>
-        <w:t>：</w:t>
+        </w:rPr>
+        <w:t>【关键词】：</w:t>
       </w:r>
       <w:r>
         <w:rPr>
@@ -2830,7 +3435,7 @@
           <w:szCs w:val="32"/>
         </w:rPr>
       </w:pPr>
-      <w:bookmarkStart w:id="1" w:name="_Toc22649"/>
+      <w:bookmarkStart w:id="0" w:name="_Toc22649"/>
       <w:r>
         <w:rPr>
           <w:rFonts w:hint="eastAsia" w:ascii="黑体" w:hAnsi="黑体" w:eastAsia="黑体" w:cs="黑体"/>
@@ -2839,7 +3444,7 @@
         </w:rPr>
         <w:t>引言</w:t>
       </w:r>
-      <w:bookmarkEnd w:id="1"/>
+      <w:bookmarkEnd w:id="0"/>
     </w:p>
     <w:p>
       <w:pPr>
@@ -3350,7 +3955,7 @@
           <w:szCs w:val="32"/>
         </w:rPr>
       </w:pPr>
-      <w:bookmarkStart w:id="2" w:name="_Toc4256"/>
+      <w:bookmarkStart w:id="1" w:name="_Toc4256"/>
       <w:r>
         <w:rPr>
           <w:rFonts w:hint="eastAsia" w:ascii="黑体" w:hAnsi="黑体" w:eastAsia="黑体" w:cs="黑体"/>
@@ -3359,7 +3964,7 @@
         </w:rPr>
         <w:t>研究背景与理论基础</w:t>
       </w:r>
-      <w:bookmarkEnd w:id="2"/>
+      <w:bookmarkEnd w:id="1"/>
     </w:p>
     <w:p>
       <w:pPr>
@@ -3377,7 +3982,7 @@
           <w:szCs w:val="28"/>
         </w:rPr>
       </w:pPr>
-      <w:bookmarkStart w:id="3" w:name="_Toc15457"/>
+      <w:bookmarkStart w:id="2" w:name="_Toc15457"/>
       <w:r>
         <w:rPr>
           <w:rFonts w:hint="eastAsia" w:ascii="黑体" w:hAnsi="黑体" w:eastAsia="黑体" w:cs="黑体"/>
@@ -3395,7 +4000,7 @@
         </w:rPr>
         <w:t>金融科技产品中的新手困境</w:t>
       </w:r>
-      <w:bookmarkEnd w:id="3"/>
+      <w:bookmarkEnd w:id="2"/>
     </w:p>
     <w:p>
       <w:pPr>
@@ -3917,7 +4522,7 @@
           <w:szCs w:val="28"/>
         </w:rPr>
       </w:pPr>
-      <w:bookmarkStart w:id="4" w:name="_Toc12590"/>
+      <w:bookmarkStart w:id="3" w:name="_Toc12590"/>
       <w:r>
         <w:rPr>
           <w:rFonts w:hint="eastAsia" w:ascii="黑体" w:hAnsi="黑体" w:eastAsia="黑体" w:cs="黑体"/>
@@ -3935,7 +4540,7 @@
         </w:rPr>
         <w:t>双钻模型与设计过程组织</w:t>
       </w:r>
-      <w:bookmarkEnd w:id="4"/>
+      <w:bookmarkEnd w:id="3"/>
     </w:p>
     <w:p>
       <w:pPr>
@@ -4186,7 +4791,7 @@
                     </pic:cNvPicPr>
                   </pic:nvPicPr>
                   <pic:blipFill>
-                    <a:blip r:embed="rId5"/>
+                    <a:blip r:embed="rId6"/>
                     <a:stretch>
                       <a:fillRect/>
                     </a:stretch>
@@ -4328,17 +4933,7 @@
           <w:sz w:val="24"/>
           <w:szCs w:val="24"/>
         </w:rPr>
-        <w:t>。项目的发现阶段包括三类工作：第一，访谈不同理财经验、收入水平和风险态度的年轻用户</w:t>
-      </w:r>
-      <w:bookmarkStart w:id="28" w:name="_GoBack"/>
-      <w:bookmarkEnd w:id="28"/>
-      <w:r>
-        <w:rPr>
-          <w:rFonts w:hint="eastAsia" w:ascii="宋体" w:hAnsi="宋体" w:eastAsia="宋体" w:cs="宋体"/>
-          <w:sz w:val="24"/>
-          <w:szCs w:val="24"/>
-        </w:rPr>
-        <w:t xml:space="preserve">，记录他们对本金、风险、时间成本、平台信任和术语理解的真实表述；第二，观察支付宝基金/理财入口、银行理财板块、券商应用和基金平台等竞品，比较其首页信息结构、产品推荐方式、风险提示与交易入口；第三，阅读游戏化、金融素养和 </w:t>
+        <w:t xml:space="preserve">。项目的发现阶段包括三类工作：第一，访谈不同理财经验、收入水平和风险态度的年轻用户，记录他们对本金、风险、时间成本、平台信任和术语理解的真实表述；第二，观察支付宝基金/理财入口、银行理财板块、券商应用和基金平台等竞品，比较其首页信息结构、产品推荐方式、风险提示与交易入口；第三，阅读游戏化、金融素养和 </w:t>
       </w:r>
       <w:r>
         <w:rPr>
@@ -4442,7 +5037,7 @@
                     </pic:cNvPicPr>
                   </pic:nvPicPr>
                   <pic:blipFill>
-                    <a:blip r:embed="rId6"/>
+                    <a:blip r:embed="rId7"/>
                     <a:stretch>
                       <a:fillRect/>
                     </a:stretch>
@@ -4531,7 +5126,7 @@
           <w:szCs w:val="28"/>
         </w:rPr>
       </w:pPr>
-      <w:bookmarkStart w:id="5" w:name="_Toc19592"/>
+      <w:bookmarkStart w:id="4" w:name="_Toc19592"/>
       <w:r>
         <w:rPr>
           <w:rFonts w:hint="eastAsia" w:ascii="黑体" w:hAnsi="黑体" w:eastAsia="黑体" w:cs="黑体"/>
@@ -4549,7 +5144,7 @@
         </w:rPr>
         <w:t>游戏化设计与 PBL 的选择</w:t>
       </w:r>
-      <w:bookmarkEnd w:id="5"/>
+      <w:bookmarkEnd w:id="4"/>
     </w:p>
     <w:p>
       <w:pPr>
@@ -5092,7 +5687,7 @@
                     </pic:cNvPicPr>
                   </pic:nvPicPr>
                   <pic:blipFill>
-                    <a:blip r:embed="rId7"/>
+                    <a:blip r:embed="rId8"/>
                     <a:stretch>
                       <a:fillRect/>
                     </a:stretch>
@@ -5185,7 +5780,7 @@
           <w:szCs w:val="28"/>
         </w:rPr>
       </w:pPr>
-      <w:bookmarkStart w:id="6" w:name="_Toc10088"/>
+      <w:bookmarkStart w:id="5" w:name="_Toc10088"/>
       <w:r>
         <w:rPr>
           <w:rFonts w:hint="eastAsia" w:ascii="黑体" w:hAnsi="黑体" w:eastAsia="黑体" w:cs="黑体"/>
@@ -5203,7 +5798,7 @@
         </w:rPr>
         <w:t>自我决定理论、心流与可探索交互</w:t>
       </w:r>
-      <w:bookmarkEnd w:id="6"/>
+      <w:bookmarkEnd w:id="5"/>
     </w:p>
     <w:p>
       <w:pPr>
@@ -5627,7 +6222,7 @@
           <w:szCs w:val="32"/>
         </w:rPr>
       </w:pPr>
-      <w:bookmarkStart w:id="7" w:name="_Toc367"/>
+      <w:bookmarkStart w:id="6" w:name="_Toc367"/>
       <w:r>
         <w:rPr>
           <w:rFonts w:hint="eastAsia" w:ascii="黑体" w:hAnsi="黑体" w:eastAsia="黑体" w:cs="黑体"/>
@@ -5636,7 +6231,7 @@
         </w:rPr>
         <w:t>前期调研与用户需求定义</w:t>
       </w:r>
-      <w:bookmarkEnd w:id="7"/>
+      <w:bookmarkEnd w:id="6"/>
     </w:p>
     <w:p>
       <w:pPr>
@@ -5654,7 +6249,7 @@
           <w:szCs w:val="28"/>
         </w:rPr>
       </w:pPr>
-      <w:bookmarkStart w:id="8" w:name="_Toc7958"/>
+      <w:bookmarkStart w:id="7" w:name="_Toc7958"/>
       <w:r>
         <w:rPr>
           <w:rFonts w:hint="eastAsia" w:ascii="黑体" w:hAnsi="黑体" w:eastAsia="黑体" w:cs="黑体"/>
@@ -5672,7 +6267,7 @@
         </w:rPr>
         <w:t>调研方法</w:t>
       </w:r>
-      <w:bookmarkEnd w:id="8"/>
+      <w:bookmarkEnd w:id="7"/>
     </w:p>
     <w:p>
       <w:pPr>
@@ -5980,7 +6575,7 @@
           <w:szCs w:val="28"/>
         </w:rPr>
       </w:pPr>
-      <w:bookmarkStart w:id="9" w:name="_Toc16352"/>
+      <w:bookmarkStart w:id="8" w:name="_Toc16352"/>
       <w:r>
         <w:rPr>
           <w:rFonts w:hint="eastAsia" w:ascii="黑体" w:hAnsi="黑体" w:eastAsia="黑体" w:cs="黑体"/>
@@ -5998,7 +6593,7 @@
         </w:rPr>
         <w:t>用户访谈发现</w:t>
       </w:r>
-      <w:bookmarkEnd w:id="9"/>
+      <w:bookmarkEnd w:id="8"/>
     </w:p>
     <w:p>
       <w:pPr>
@@ -6613,7 +7208,7 @@
           <w:szCs w:val="28"/>
         </w:rPr>
       </w:pPr>
-      <w:bookmarkStart w:id="10" w:name="_Toc14704"/>
+      <w:bookmarkStart w:id="9" w:name="_Toc14704"/>
       <w:r>
         <w:rPr>
           <w:rFonts w:hint="eastAsia" w:ascii="黑体" w:hAnsi="黑体" w:eastAsia="黑体" w:cs="黑体"/>
@@ -6631,7 +7226,7 @@
         </w:rPr>
         <w:t>需求定义</w:t>
       </w:r>
-      <w:bookmarkEnd w:id="10"/>
+      <w:bookmarkEnd w:id="9"/>
     </w:p>
     <w:p>
       <w:pPr>
@@ -7208,7 +7803,7 @@
                     </pic:cNvPicPr>
                   </pic:nvPicPr>
                   <pic:blipFill>
-                    <a:blip r:embed="rId8"/>
+                    <a:blip r:embed="rId9"/>
                     <a:stretch>
                       <a:fillRect/>
                     </a:stretch>
@@ -7296,7 +7891,7 @@
           <w:szCs w:val="32"/>
         </w:rPr>
       </w:pPr>
-      <w:bookmarkStart w:id="11" w:name="_Toc7525"/>
+      <w:bookmarkStart w:id="10" w:name="_Toc7525"/>
       <w:r>
         <w:rPr>
           <w:rFonts w:hint="eastAsia" w:ascii="黑体" w:hAnsi="黑体" w:eastAsia="黑体" w:cs="黑体"/>
@@ -7305,7 +7900,7 @@
         </w:rPr>
         <w:t>FirstSpot 产品设计方案</w:t>
       </w:r>
-      <w:bookmarkEnd w:id="11"/>
+      <w:bookmarkEnd w:id="10"/>
     </w:p>
     <w:p>
       <w:pPr>
@@ -7323,7 +7918,7 @@
           <w:szCs w:val="28"/>
         </w:rPr>
       </w:pPr>
-      <w:bookmarkStart w:id="12" w:name="_Toc4681"/>
+      <w:bookmarkStart w:id="11" w:name="_Toc4681"/>
       <w:r>
         <w:rPr>
           <w:rFonts w:hint="eastAsia" w:ascii="黑体" w:hAnsi="黑体" w:eastAsia="黑体" w:cs="黑体"/>
@@ -7341,7 +7936,7 @@
         </w:rPr>
         <w:t>产品定位与信息架构</w:t>
       </w:r>
-      <w:bookmarkEnd w:id="12"/>
+      <w:bookmarkEnd w:id="11"/>
     </w:p>
     <w:p>
       <w:pPr>
@@ -7437,7 +8032,7 @@
                     </pic:cNvPicPr>
                   </pic:nvPicPr>
                   <pic:blipFill>
-                    <a:blip r:embed="rId9"/>
+                    <a:blip r:embed="rId10"/>
                     <a:stretch>
                       <a:fillRect/>
                     </a:stretch>
@@ -7729,7 +8324,7 @@
                     </pic:cNvPicPr>
                   </pic:nvPicPr>
                   <pic:blipFill>
-                    <a:blip r:embed="rId10"/>
+                    <a:blip r:embed="rId11"/>
                     <a:stretch>
                       <a:fillRect/>
                     </a:stretch>
@@ -7811,7 +8406,7 @@
           <w:szCs w:val="28"/>
         </w:rPr>
       </w:pPr>
-      <w:bookmarkStart w:id="13" w:name="_Toc22857"/>
+      <w:bookmarkStart w:id="12" w:name="_Toc22857"/>
       <w:r>
         <w:rPr>
           <w:rFonts w:hint="eastAsia" w:ascii="黑体" w:hAnsi="黑体" w:eastAsia="黑体" w:cs="黑体"/>
@@ -7829,7 +8424,7 @@
         </w:rPr>
         <w:t>首开引导与 Myo 陪伴角色</w:t>
       </w:r>
-      <w:bookmarkEnd w:id="13"/>
+      <w:bookmarkEnd w:id="12"/>
     </w:p>
     <w:p>
       <w:pPr>
@@ -7879,7 +8474,7 @@
                     </pic:cNvPicPr>
                   </pic:nvPicPr>
                   <pic:blipFill>
-                    <a:blip r:embed="rId11"/>
+                    <a:blip r:embed="rId12"/>
                     <a:stretch>
                       <a:fillRect/>
                     </a:stretch>
@@ -8047,7 +8642,7 @@
                     </pic:cNvPicPr>
                   </pic:nvPicPr>
                   <pic:blipFill>
-                    <a:blip r:embed="rId12"/>
+                    <a:blip r:embed="rId13"/>
                     <a:stretch>
                       <a:fillRect/>
                     </a:stretch>
@@ -8144,7 +8739,7 @@
           <w:szCs w:val="28"/>
         </w:rPr>
       </w:pPr>
-      <w:bookmarkStart w:id="14" w:name="_Toc15219"/>
+      <w:bookmarkStart w:id="13" w:name="_Toc15219"/>
       <w:r>
         <w:rPr>
           <w:rFonts w:hint="eastAsia" w:ascii="黑体" w:hAnsi="黑体" w:eastAsia="黑体" w:cs="黑体"/>
@@ -8162,7 +8757,7 @@
         </w:rPr>
         <w:t>资者教育 12 章学习路径</w:t>
       </w:r>
-      <w:bookmarkEnd w:id="14"/>
+      <w:bookmarkEnd w:id="13"/>
     </w:p>
     <w:p>
       <w:pPr>
@@ -8334,7 +8929,7 @@
                     </pic:cNvPicPr>
                   </pic:nvPicPr>
                   <pic:blipFill>
-                    <a:blip r:embed="rId13"/>
+                    <a:blip r:embed="rId14"/>
                     <a:stretch>
                       <a:fillRect/>
                     </a:stretch>
@@ -8422,7 +9017,7 @@
           <w:szCs w:val="28"/>
         </w:rPr>
       </w:pPr>
-      <w:bookmarkStart w:id="15" w:name="_Toc14051"/>
+      <w:bookmarkStart w:id="14" w:name="_Toc14051"/>
       <w:r>
         <w:rPr>
           <w:rFonts w:hint="eastAsia" w:ascii="黑体" w:hAnsi="黑体" w:eastAsia="黑体" w:cs="黑体"/>
@@ -8440,7 +9035,7 @@
         </w:rPr>
         <w:t>PBL 奖励系统：采用 Points 与 Badges，审慎放弃 Leaderboards</w:t>
       </w:r>
-      <w:bookmarkEnd w:id="15"/>
+      <w:bookmarkEnd w:id="14"/>
     </w:p>
     <w:p>
       <w:pPr>
@@ -8554,7 +9149,7 @@
           <w:szCs w:val="28"/>
         </w:rPr>
       </w:pPr>
-      <w:bookmarkStart w:id="16" w:name="_Toc18553"/>
+      <w:bookmarkStart w:id="15" w:name="_Toc18553"/>
       <w:r>
         <w:rPr>
           <w:rFonts w:hint="eastAsia" w:ascii="黑体" w:hAnsi="黑体" w:eastAsia="黑体" w:cs="黑体"/>
@@ -8572,7 +9167,7 @@
         </w:rPr>
         <w:t>探索式交互与微反馈 widgets</w:t>
       </w:r>
-      <w:bookmarkEnd w:id="16"/>
+      <w:bookmarkEnd w:id="15"/>
     </w:p>
     <w:p>
       <w:pPr>
@@ -8752,7 +9347,7 @@
                     </pic:cNvPicPr>
                   </pic:nvPicPr>
                   <pic:blipFill>
-                    <a:blip r:embed="rId14"/>
+                    <a:blip r:embed="rId15"/>
                     <a:stretch>
                       <a:fillRect/>
                     </a:stretch>
@@ -8844,7 +9439,7 @@
           <w:szCs w:val="32"/>
         </w:rPr>
       </w:pPr>
-      <w:bookmarkStart w:id="17" w:name="_Toc2811"/>
+      <w:bookmarkStart w:id="16" w:name="_Toc2811"/>
       <w:r>
         <w:rPr>
           <w:rFonts w:hint="eastAsia" w:ascii="黑体" w:hAnsi="黑体" w:eastAsia="黑体" w:cs="黑体"/>
@@ -8853,7 +9448,7 @@
         </w:rPr>
         <w:t>系统实现与界面设计</w:t>
       </w:r>
-      <w:bookmarkEnd w:id="17"/>
+      <w:bookmarkEnd w:id="16"/>
     </w:p>
     <w:p>
       <w:pPr>
@@ -8871,7 +9466,7 @@
           <w:szCs w:val="28"/>
         </w:rPr>
       </w:pPr>
-      <w:bookmarkStart w:id="18" w:name="_Toc5337"/>
+      <w:bookmarkStart w:id="17" w:name="_Toc5337"/>
       <w:r>
         <w:rPr>
           <w:rFonts w:hint="eastAsia" w:ascii="黑体" w:hAnsi="黑体" w:eastAsia="黑体" w:cs="黑体"/>
@@ -8889,7 +9484,7 @@
         </w:rPr>
         <w:t>技术架构</w:t>
       </w:r>
-      <w:bookmarkEnd w:id="18"/>
+      <w:bookmarkEnd w:id="17"/>
     </w:p>
     <w:p>
       <w:pPr>
@@ -8968,7 +9563,7 @@
           <w:szCs w:val="28"/>
         </w:rPr>
       </w:pPr>
-      <w:bookmarkStart w:id="19" w:name="_Toc7555"/>
+      <w:bookmarkStart w:id="18" w:name="_Toc7555"/>
       <w:r>
         <w:rPr>
           <w:rFonts w:hint="eastAsia" w:ascii="黑体" w:hAnsi="黑体" w:eastAsia="黑体" w:cs="黑体"/>
@@ -8986,7 +9581,7 @@
         </w:rPr>
         <w:t>个股详情页的信息降噪</w:t>
       </w:r>
-      <w:bookmarkEnd w:id="19"/>
+      <w:bookmarkEnd w:id="18"/>
     </w:p>
     <w:p>
       <w:pPr>
@@ -9094,7 +9689,7 @@
                     </pic:cNvPicPr>
                   </pic:nvPicPr>
                   <pic:blipFill>
-                    <a:blip r:embed="rId15"/>
+                    <a:blip r:embed="rId16"/>
                     <a:stretch>
                       <a:fillRect/>
                     </a:stretch>
@@ -9172,7 +9767,7 @@
           <w:szCs w:val="28"/>
         </w:rPr>
       </w:pPr>
-      <w:bookmarkStart w:id="20" w:name="_Toc359"/>
+      <w:bookmarkStart w:id="19" w:name="_Toc359"/>
       <w:r>
         <w:rPr>
           <w:rFonts w:hint="eastAsia" w:ascii="黑体" w:hAnsi="黑体" w:eastAsia="黑体" w:cs="黑体"/>
@@ -9190,7 +9785,7 @@
         </w:rPr>
         <w:t>金融小工具与投资账本能力</w:t>
       </w:r>
-      <w:bookmarkEnd w:id="20"/>
+      <w:bookmarkEnd w:id="19"/>
     </w:p>
     <w:p>
       <w:pPr>
@@ -9333,7 +9928,7 @@
           <w:szCs w:val="32"/>
         </w:rPr>
       </w:pPr>
-      <w:bookmarkStart w:id="21" w:name="_Toc18947"/>
+      <w:bookmarkStart w:id="20" w:name="_Toc18947"/>
       <w:r>
         <w:rPr>
           <w:rFonts w:hint="eastAsia" w:ascii="黑体" w:hAnsi="黑体" w:eastAsia="黑体" w:cs="黑体"/>
@@ -9342,7 +9937,7 @@
         </w:rPr>
         <w:t>设计评价与体验后访谈补充</w:t>
       </w:r>
-      <w:bookmarkEnd w:id="21"/>
+      <w:bookmarkEnd w:id="20"/>
     </w:p>
     <w:p>
       <w:pPr>
@@ -9627,7 +10222,7 @@
           <w:szCs w:val="32"/>
         </w:rPr>
       </w:pPr>
-      <w:bookmarkStart w:id="22" w:name="_Toc2440"/>
+      <w:bookmarkStart w:id="21" w:name="_Toc2440"/>
       <w:r>
         <w:rPr>
           <w:rFonts w:hint="eastAsia" w:ascii="黑体" w:hAnsi="黑体" w:eastAsia="黑体" w:cs="黑体"/>
@@ -9636,7 +10231,7 @@
         </w:rPr>
         <w:t>结论</w:t>
       </w:r>
-      <w:bookmarkEnd w:id="22"/>
+      <w:bookmarkEnd w:id="21"/>
     </w:p>
     <w:p>
       <w:pPr>
@@ -9805,7 +10400,7 @@
           <w:lang w:val="en-US" w:eastAsia="zh-CN"/>
         </w:rPr>
       </w:pPr>
-      <w:bookmarkStart w:id="23" w:name="_Toc23647"/>
+      <w:bookmarkStart w:id="22" w:name="_Toc23647"/>
       <w:r>
         <w:rPr>
           <w:rFonts w:hint="eastAsia" w:ascii="黑体" w:hAnsi="黑体" w:eastAsia="黑体" w:cs="黑体"/>
@@ -9823,7 +10418,7 @@
         </w:rPr>
         <w:t>受访者用户画像汇总</w:t>
       </w:r>
-      <w:bookmarkEnd w:id="23"/>
+      <w:bookmarkEnd w:id="22"/>
     </w:p>
     <w:p>
       <w:pPr>
@@ -10948,7 +11543,7 @@
           <w:szCs w:val="32"/>
         </w:rPr>
       </w:pPr>
-      <w:bookmarkStart w:id="24" w:name="_Toc22358"/>
+      <w:bookmarkStart w:id="23" w:name="_Toc22358"/>
       <w:r>
         <w:rPr>
           <w:rFonts w:hint="eastAsia" w:ascii="黑体" w:hAnsi="黑体" w:eastAsia="黑体" w:cs="黑体"/>
@@ -10974,7 +11569,7 @@
         </w:rPr>
         <w:t>：体验后访谈问题设计</w:t>
       </w:r>
-      <w:bookmarkEnd w:id="24"/>
+      <w:bookmarkEnd w:id="23"/>
     </w:p>
     <w:p>
       <w:pPr>
@@ -11118,7 +11713,7 @@
           <w:szCs w:val="32"/>
         </w:rPr>
       </w:pPr>
-      <w:bookmarkStart w:id="25" w:name="_Toc21736"/>
+      <w:bookmarkStart w:id="24" w:name="_Toc21736"/>
       <w:r>
         <w:rPr>
           <w:rFonts w:hint="eastAsia" w:ascii="黑体" w:hAnsi="黑体" w:eastAsia="黑体" w:cs="黑体"/>
@@ -11144,7 +11739,7 @@
         </w:rPr>
         <w:t>：基于前期用户画像的体验后反馈整理</w:t>
       </w:r>
-      <w:bookmarkEnd w:id="25"/>
+      <w:bookmarkEnd w:id="24"/>
     </w:p>
     <w:p>
       <w:pPr>
@@ -12344,7 +12939,7 @@
           <w:szCs w:val="32"/>
         </w:rPr>
       </w:pPr>
-      <w:bookmarkStart w:id="26" w:name="_Toc30204"/>
+      <w:bookmarkStart w:id="25" w:name="_Toc30204"/>
       <w:r>
         <w:rPr>
           <w:rFonts w:hint="eastAsia" w:ascii="黑体" w:hAnsi="黑体" w:eastAsia="黑体" w:cs="黑体"/>
@@ -12370,7 +12965,7 @@
         </w:rPr>
         <w:t>：体验后反馈归纳矩阵</w:t>
       </w:r>
-      <w:bookmarkEnd w:id="26"/>
+      <w:bookmarkEnd w:id="25"/>
     </w:p>
     <w:p>
       <w:pPr>
@@ -13132,7 +13727,7 @@
           <w:szCs w:val="32"/>
         </w:rPr>
       </w:pPr>
-      <w:bookmarkStart w:id="27" w:name="_Toc21972"/>
+      <w:bookmarkStart w:id="26" w:name="_Toc21972"/>
       <w:r>
         <w:rPr>
           <w:rFonts w:hint="eastAsia" w:ascii="黑体" w:hAnsi="黑体" w:eastAsia="黑体" w:cs="黑体"/>
@@ -13141,191 +13736,342 @@
         </w:rPr>
         <w:t>参考文献</w:t>
       </w:r>
-      <w:bookmarkEnd w:id="27"/>
-    </w:p>
-    <w:p>
-      <w:pPr>
-        <w:rPr>
-          <w:rFonts w:hint="eastAsia"/>
-        </w:rPr>
-      </w:pPr>
-    </w:p>
-    <w:p>
-      <w:pPr>
+      <w:bookmarkEnd w:id="26"/>
+    </w:p>
+    <w:p>
+      <w:pPr>
+        <w:pStyle w:val="13"/>
         <w:numPr>
           <w:ilvl w:val="0"/>
           <w:numId w:val="2"/>
         </w:numPr>
+        <w:spacing w:after="0" w:line="360" w:lineRule="auto"/>
+        <w:ind w:firstLineChars="0"/>
+        <w:rPr>
+          <w:rFonts w:hint="eastAsia" w:asciiTheme="minorEastAsia" w:hAnsiTheme="minorEastAsia"/>
+          <w:bCs/>
+          <w:szCs w:val="21"/>
+        </w:rPr>
+      </w:pPr>
+      <w:bookmarkStart w:id="27" w:name="_Ref228380296"/>
+      <w:bookmarkStart w:id="28" w:name="_Ref228380310"/>
+      <w:r>
+        <w:rPr>
+          <w:rFonts w:hint="eastAsia" w:asciiTheme="minorEastAsia" w:hAnsiTheme="minorEastAsia"/>
+          <w:bCs/>
+          <w:szCs w:val="21"/>
+        </w:rPr>
+        <w:t>王建民, 孙海波, 张志强. 基于MBSE的复杂装备系统架构设计方法与工具研究进展[J]. 计算机集成制造系统, 2022, 28(10): 3001-3015.</w:t>
+      </w:r>
+      <w:bookmarkEnd w:id="27"/>
+      <w:r>
+        <w:rPr>
+          <w:rFonts w:hint="eastAsia" w:asciiTheme="minorEastAsia" w:hAnsiTheme="minorEastAsia"/>
+          <w:bCs/>
+          <w:szCs w:val="21"/>
+        </w:rPr>
+        <w:t xml:space="preserve"> </w:t>
+      </w:r>
+    </w:p>
+    <w:p>
+      <w:pPr>
+        <w:pStyle w:val="13"/>
+        <w:numPr>
+          <w:ilvl w:val="0"/>
+          <w:numId w:val="2"/>
+        </w:numPr>
+        <w:spacing w:after="0" w:line="360" w:lineRule="auto"/>
+        <w:ind w:firstLineChars="0"/>
+        <w:rPr>
+          <w:rFonts w:ascii="Times New Roman" w:hAnsi="Times New Roman" w:cs="Times New Roman"/>
+          <w:bCs/>
+          <w:szCs w:val="21"/>
+        </w:rPr>
+      </w:pPr>
+      <w:r>
+        <w:rPr>
+          <w:rFonts w:ascii="Times New Roman" w:hAnsi="Times New Roman" w:cs="Times New Roman"/>
+          <w:bCs/>
+          <w:szCs w:val="21"/>
+        </w:rPr>
+        <w:t>Swaminathan R, Sarojini D, Hwang J T. Integrating mbse and mdo through an extended requirements-functional-logical-physical (rflp) framework[C]//AIAA AVIATION 2023 Forum, 2023: 3908.</w:t>
+      </w:r>
+      <w:bookmarkEnd w:id="28"/>
+      <w:r>
+        <w:rPr>
+          <w:rFonts w:ascii="Times New Roman" w:hAnsi="Times New Roman" w:cs="Times New Roman"/>
+          <w:bCs/>
+          <w:szCs w:val="21"/>
+        </w:rPr>
+        <w:t xml:space="preserve"> </w:t>
+      </w:r>
+    </w:p>
+    <w:p>
+      <w:pPr>
+        <w:pStyle w:val="13"/>
+        <w:numPr>
+          <w:ilvl w:val="0"/>
+          <w:numId w:val="2"/>
+        </w:numPr>
+        <w:spacing w:after="0" w:line="360" w:lineRule="auto"/>
+        <w:ind w:firstLineChars="0"/>
+        <w:rPr>
+          <w:rFonts w:ascii="Times New Roman" w:hAnsi="Times New Roman" w:cs="Times New Roman"/>
+          <w:bCs/>
+          <w:szCs w:val="21"/>
+        </w:rPr>
+      </w:pPr>
+      <w:r>
+        <w:rPr>
+          <w:rFonts w:ascii="Times New Roman" w:hAnsi="Times New Roman" w:cs="Times New Roman"/>
+          <w:bCs/>
+          <w:szCs w:val="21"/>
+        </w:rPr>
+        <w:t>中国人民银行. (2019). 中国人民银行印发《金融科技（FinTech）发展规划（2019—2021年）》. </w:t>
+      </w:r>
+      <w:r>
+        <w:rPr>
+          <w:rFonts w:ascii="Times New Roman" w:hAnsi="Times New Roman" w:cs="Times New Roman"/>
+          <w:bCs/>
+          <w:szCs w:val="21"/>
+        </w:rPr>
+        <w:fldChar w:fldCharType="begin"/>
+      </w:r>
+      <w:r>
+        <w:rPr>
+          <w:rFonts w:ascii="Times New Roman" w:hAnsi="Times New Roman" w:cs="Times New Roman"/>
+          <w:bCs/>
+          <w:szCs w:val="21"/>
+        </w:rPr>
+        <w:instrText xml:space="preserve"> HYPERLINK "https://www.pbc.gov.cn/goutongjiaoliu/113456/113469/2025092212550087974/index.html" \t "_blank" </w:instrText>
+      </w:r>
+      <w:r>
+        <w:rPr>
+          <w:rFonts w:ascii="Times New Roman" w:hAnsi="Times New Roman" w:cs="Times New Roman"/>
+          <w:bCs/>
+          <w:szCs w:val="21"/>
+        </w:rPr>
+        <w:fldChar w:fldCharType="separate"/>
+      </w:r>
+      <w:r>
+        <w:rPr>
+          <w:rFonts w:ascii="Times New Roman" w:hAnsi="Times New Roman" w:cs="Times New Roman"/>
+          <w:bCs/>
+          <w:szCs w:val="21"/>
+        </w:rPr>
+        <w:t>https://www.pbc.gov.cn/goutongjiaoliu/113456/113469/2025092212550087974/index.html</w:t>
+      </w:r>
+      <w:r>
+        <w:rPr>
+          <w:rFonts w:ascii="Times New Roman" w:hAnsi="Times New Roman" w:cs="Times New Roman"/>
+          <w:bCs/>
+          <w:szCs w:val="21"/>
+        </w:rPr>
+        <w:fldChar w:fldCharType="end"/>
+      </w:r>
+    </w:p>
+    <w:p>
+      <w:pPr>
+        <w:pStyle w:val="13"/>
+        <w:numPr>
+          <w:ilvl w:val="0"/>
+          <w:numId w:val="2"/>
+        </w:numPr>
+        <w:spacing w:after="0" w:line="360" w:lineRule="auto"/>
+        <w:ind w:firstLineChars="0"/>
+        <w:rPr>
+          <w:rFonts w:ascii="Times New Roman" w:hAnsi="Times New Roman" w:cs="Times New Roman"/>
+          <w:bCs/>
+          <w:szCs w:val="21"/>
+        </w:rPr>
+      </w:pPr>
+      <w:r>
+        <w:rPr>
+          <w:rFonts w:ascii="Times New Roman" w:hAnsi="Times New Roman" w:eastAsia="宋体" w:cs="Times New Roman"/>
+        </w:rPr>
+        <w:t>中国人民银行. (2021). 中国人民银行关于印发《金融科技发展规划（2022—2025年）》的通知. </w:t>
+      </w:r>
+      <w:r>
+        <w:fldChar w:fldCharType="begin"/>
+      </w:r>
+      <w:r>
+        <w:instrText xml:space="preserve"> HYPERLINK "https://www.pbc.gov.cn/zhengwugongkai/4081330/4406346/4693549/4470403/index.html" \t "_blank" </w:instrText>
+      </w:r>
+      <w:r>
+        <w:fldChar w:fldCharType="separate"/>
+      </w:r>
+      <w:r>
+        <w:rPr>
+          <w:rFonts w:ascii="Times New Roman" w:hAnsi="Times New Roman" w:eastAsia="宋体" w:cs="Times New Roman"/>
+        </w:rPr>
+        <w:t>https://www.pbc.gov.cn/zhengwugongkai/4081330/4406346/4693549/4470403/index.html</w:t>
+      </w:r>
+      <w:r>
+        <w:rPr>
+          <w:rFonts w:ascii="Times New Roman" w:hAnsi="Times New Roman" w:eastAsia="宋体" w:cs="Times New Roman"/>
+        </w:rPr>
+        <w:fldChar w:fldCharType="end"/>
+      </w:r>
+    </w:p>
+    <w:p>
+      <w:bookmarkStart w:id="29" w:name="_GoBack"/>
+      <w:bookmarkEnd w:id="29"/>
+    </w:p>
+    <w:p/>
+    <w:p/>
+    <w:p/>
+    <w:p>
+      <w:pPr>
+        <w:numPr>
+          <w:ilvl w:val="0"/>
+          <w:numId w:val="3"/>
+        </w:numPr>
         <w:jc w:val="left"/>
         <w:rPr>
-          <w:rFonts w:hint="default" w:ascii="Times New Roman" w:hAnsi="Times New Roman" w:eastAsia="宋体" w:cs="Times New Roman"/>
-        </w:rPr>
-      </w:pPr>
-      <w:r>
-        <w:rPr>
-          <w:rFonts w:hint="default" w:ascii="Times New Roman" w:hAnsi="Times New Roman" w:eastAsia="宋体" w:cs="Times New Roman"/>
+          <w:rFonts w:ascii="Times New Roman" w:hAnsi="Times New Roman" w:eastAsia="宋体" w:cs="Times New Roman"/>
+        </w:rPr>
+      </w:pPr>
+      <w:r>
+        <w:rPr>
+          <w:rFonts w:ascii="Times New Roman" w:hAnsi="Times New Roman" w:eastAsia="宋体" w:cs="Times New Roman"/>
         </w:rPr>
         <w:t>中国人民银行. (2019). 中国人民银行印发《金融科技（FinTech）发展规划（2019—2021年）》. </w:t>
       </w:r>
       <w:r>
-        <w:rPr>
-          <w:rFonts w:hint="default" w:ascii="Times New Roman" w:hAnsi="Times New Roman" w:eastAsia="宋体" w:cs="Times New Roman"/>
-        </w:rPr>
         <w:fldChar w:fldCharType="begin"/>
       </w:r>
       <w:r>
-        <w:rPr>
-          <w:rFonts w:hint="default" w:ascii="Times New Roman" w:hAnsi="Times New Roman" w:eastAsia="宋体" w:cs="Times New Roman"/>
-        </w:rPr>
         <w:instrText xml:space="preserve"> HYPERLINK "https://www.pbc.gov.cn/goutongjiaoliu/113456/113469/2025092212550087974/index.html" \t "_blank" </w:instrText>
       </w:r>
       <w:r>
-        <w:rPr>
-          <w:rFonts w:hint="default" w:ascii="Times New Roman" w:hAnsi="Times New Roman" w:eastAsia="宋体" w:cs="Times New Roman"/>
-        </w:rPr>
         <w:fldChar w:fldCharType="separate"/>
       </w:r>
       <w:r>
         <w:rPr>
-          <w:rFonts w:hint="default" w:ascii="Times New Roman" w:hAnsi="Times New Roman" w:eastAsia="宋体" w:cs="Times New Roman"/>
+          <w:rFonts w:ascii="Times New Roman" w:hAnsi="Times New Roman" w:eastAsia="宋体" w:cs="Times New Roman"/>
         </w:rPr>
         <w:t>https://www.pbc.gov.cn/goutongjiaoliu/113456/113469/2025092212550087974/index.html</w:t>
       </w:r>
       <w:r>
         <w:rPr>
-          <w:rFonts w:hint="default" w:ascii="Times New Roman" w:hAnsi="Times New Roman" w:eastAsia="宋体" w:cs="Times New Roman"/>
+          <w:rFonts w:ascii="Times New Roman" w:hAnsi="Times New Roman" w:eastAsia="宋体" w:cs="Times New Roman"/>
         </w:rPr>
         <w:fldChar w:fldCharType="end"/>
       </w:r>
     </w:p>
     <w:p>
       <w:pPr>
+        <w:numPr>
+          <w:ilvl w:val="0"/>
+          <w:numId w:val="3"/>
+        </w:numPr>
         <w:jc w:val="left"/>
         <w:rPr>
-          <w:rFonts w:hint="default" w:ascii="Times New Roman" w:hAnsi="Times New Roman" w:eastAsia="宋体" w:cs="Times New Roman"/>
-        </w:rPr>
-      </w:pPr>
-      <w:r>
-        <w:rPr>
-          <w:rFonts w:hint="default" w:ascii="Times New Roman" w:hAnsi="Times New Roman" w:eastAsia="宋体" w:cs="Times New Roman"/>
-        </w:rPr>
-        <w:t>[2] 中国人民银行. (2021). 中国人民银行关于印发《金融科技发展规划（2022—2025年）》的通知. </w:t>
-      </w:r>
-      <w:r>
-        <w:rPr>
-          <w:rFonts w:hint="default" w:ascii="Times New Roman" w:hAnsi="Times New Roman" w:eastAsia="宋体" w:cs="Times New Roman"/>
-        </w:rPr>
+          <w:rFonts w:ascii="Times New Roman" w:hAnsi="Times New Roman" w:eastAsia="宋体" w:cs="Times New Roman"/>
+        </w:rPr>
+      </w:pPr>
+      <w:r>
+        <w:rPr>
+          <w:rFonts w:ascii="Times New Roman" w:hAnsi="Times New Roman" w:eastAsia="宋体" w:cs="Times New Roman"/>
+        </w:rPr>
+        <w:t>中国人民银行. (2021). 中国人民银行关于印发《金融科技发展规划（2022—2025年）》的通知. </w:t>
+      </w:r>
+      <w:r>
         <w:fldChar w:fldCharType="begin"/>
       </w:r>
       <w:r>
-        <w:rPr>
-          <w:rFonts w:hint="default" w:ascii="Times New Roman" w:hAnsi="Times New Roman" w:eastAsia="宋体" w:cs="Times New Roman"/>
-        </w:rPr>
         <w:instrText xml:space="preserve"> HYPERLINK "https://www.pbc.gov.cn/zhengwugongkai/4081330/4406346/4693549/4470403/index.html" \t "_blank" </w:instrText>
       </w:r>
       <w:r>
-        <w:rPr>
-          <w:rFonts w:hint="default" w:ascii="Times New Roman" w:hAnsi="Times New Roman" w:eastAsia="宋体" w:cs="Times New Roman"/>
-        </w:rPr>
         <w:fldChar w:fldCharType="separate"/>
       </w:r>
       <w:r>
         <w:rPr>
-          <w:rFonts w:hint="default" w:ascii="Times New Roman" w:hAnsi="Times New Roman" w:eastAsia="宋体" w:cs="Times New Roman"/>
+          <w:rFonts w:ascii="Times New Roman" w:hAnsi="Times New Roman" w:eastAsia="宋体" w:cs="Times New Roman"/>
         </w:rPr>
         <w:t>https://www.pbc.gov.cn/zhengwugongkai/4081330/4406346/4693549/4470403/index.html</w:t>
       </w:r>
       <w:r>
         <w:rPr>
-          <w:rFonts w:hint="default" w:ascii="Times New Roman" w:hAnsi="Times New Roman" w:eastAsia="宋体" w:cs="Times New Roman"/>
+          <w:rFonts w:ascii="Times New Roman" w:hAnsi="Times New Roman" w:eastAsia="宋体" w:cs="Times New Roman"/>
         </w:rPr>
         <w:fldChar w:fldCharType="end"/>
       </w:r>
     </w:p>
     <w:p>
       <w:pPr>
+        <w:numPr>
+          <w:ilvl w:val="0"/>
+          <w:numId w:val="3"/>
+        </w:numPr>
         <w:jc w:val="left"/>
         <w:rPr>
-          <w:rFonts w:hint="default" w:ascii="Times New Roman" w:hAnsi="Times New Roman" w:eastAsia="宋体" w:cs="Times New Roman"/>
-        </w:rPr>
-      </w:pPr>
-      <w:r>
-        <w:rPr>
-          <w:rFonts w:hint="default" w:ascii="Times New Roman" w:hAnsi="Times New Roman" w:eastAsia="宋体" w:cs="Times New Roman"/>
-        </w:rPr>
-        <w:t>[3] Schueffel, P. (2016). Taming the Beast: A Scientific Definition of Fintech. Journal of Innovation Management, 4(4), 32-54. </w:t>
-      </w:r>
-      <w:r>
-        <w:rPr>
-          <w:rFonts w:hint="default" w:ascii="Times New Roman" w:hAnsi="Times New Roman" w:eastAsia="宋体" w:cs="Times New Roman"/>
-        </w:rPr>
+          <w:rFonts w:ascii="Times New Roman" w:hAnsi="Times New Roman" w:eastAsia="宋体" w:cs="Times New Roman"/>
+        </w:rPr>
+      </w:pPr>
+      <w:r>
+        <w:rPr>
+          <w:rFonts w:ascii="Times New Roman" w:hAnsi="Times New Roman" w:eastAsia="宋体" w:cs="Times New Roman"/>
+        </w:rPr>
+        <w:t>Schueffel, P. (2016). Taming the Beast: A Scientific Definition of Fintech. Journal of Innovation Management, 4(4), 32-54. </w:t>
+      </w:r>
+      <w:r>
         <w:fldChar w:fldCharType="begin"/>
       </w:r>
       <w:r>
-        <w:rPr>
-          <w:rFonts w:hint="default" w:ascii="Times New Roman" w:hAnsi="Times New Roman" w:eastAsia="宋体" w:cs="Times New Roman"/>
-        </w:rPr>
         <w:instrText xml:space="preserve"> HYPERLINK "https://doi.org/10.24840/2183-0606_004.004_0004" \t "_blank" </w:instrText>
       </w:r>
       <w:r>
-        <w:rPr>
-          <w:rFonts w:hint="default" w:ascii="Times New Roman" w:hAnsi="Times New Roman" w:eastAsia="宋体" w:cs="Times New Roman"/>
-        </w:rPr>
         <w:fldChar w:fldCharType="separate"/>
       </w:r>
       <w:r>
         <w:rPr>
-          <w:rFonts w:hint="default" w:ascii="Times New Roman" w:hAnsi="Times New Roman" w:eastAsia="宋体" w:cs="Times New Roman"/>
+          <w:rFonts w:ascii="Times New Roman" w:hAnsi="Times New Roman" w:eastAsia="宋体" w:cs="Times New Roman"/>
         </w:rPr>
         <w:t>https://doi.org/10.24840/2183-0606_004.004_0004</w:t>
       </w:r>
       <w:r>
         <w:rPr>
-          <w:rFonts w:hint="default" w:ascii="Times New Roman" w:hAnsi="Times New Roman" w:eastAsia="宋体" w:cs="Times New Roman"/>
+          <w:rFonts w:ascii="Times New Roman" w:hAnsi="Times New Roman" w:eastAsia="宋体" w:cs="Times New Roman"/>
         </w:rPr>
         <w:fldChar w:fldCharType="end"/>
       </w:r>
     </w:p>
     <w:p>
       <w:pPr>
+        <w:numPr>
+          <w:ilvl w:val="0"/>
+          <w:numId w:val="3"/>
+        </w:numPr>
         <w:jc w:val="left"/>
         <w:rPr>
-          <w:rFonts w:hint="default" w:ascii="Times New Roman" w:hAnsi="Times New Roman" w:eastAsia="宋体" w:cs="Times New Roman"/>
-        </w:rPr>
-      </w:pPr>
-      <w:r>
-        <w:rPr>
-          <w:rFonts w:hint="default" w:ascii="Times New Roman" w:hAnsi="Times New Roman" w:eastAsia="宋体" w:cs="Times New Roman"/>
-        </w:rPr>
-        <w:t>[4] 中证中小投资者服务中心有限责任公司. (n.d.). 关于我们. 中国投资者网. </w:t>
-      </w:r>
-      <w:r>
-        <w:rPr>
-          <w:rFonts w:hint="default" w:ascii="Times New Roman" w:hAnsi="Times New Roman" w:eastAsia="宋体" w:cs="Times New Roman"/>
-        </w:rPr>
+          <w:rFonts w:ascii="Times New Roman" w:hAnsi="Times New Roman" w:eastAsia="宋体" w:cs="Times New Roman"/>
+        </w:rPr>
+      </w:pPr>
+      <w:r>
+        <w:rPr>
+          <w:rFonts w:ascii="Times New Roman" w:hAnsi="Times New Roman" w:eastAsia="宋体" w:cs="Times New Roman"/>
+        </w:rPr>
+        <w:t>中证中小投资者服务中心有限责任公司. (n.d.). 关于我们. 中国投资者网. </w:t>
+      </w:r>
+      <w:r>
         <w:fldChar w:fldCharType="begin"/>
       </w:r>
       <w:r>
-        <w:rPr>
-          <w:rFonts w:hint="default" w:ascii="Times New Roman" w:hAnsi="Times New Roman" w:eastAsia="宋体" w:cs="Times New Roman"/>
-        </w:rPr>
         <w:instrText xml:space="preserve"> HYPERLINK "https://www.investor.org.cn/about_us/" \t "_blank" </w:instrText>
       </w:r>
       <w:r>
-        <w:rPr>
-          <w:rFonts w:hint="default" w:ascii="Times New Roman" w:hAnsi="Times New Roman" w:eastAsia="宋体" w:cs="Times New Roman"/>
-        </w:rPr>
         <w:fldChar w:fldCharType="separate"/>
       </w:r>
       <w:r>
         <w:rPr>
-          <w:rFonts w:hint="default" w:ascii="Times New Roman" w:hAnsi="Times New Roman" w:eastAsia="宋体" w:cs="Times New Roman"/>
+          <w:rFonts w:ascii="Times New Roman" w:hAnsi="Times New Roman" w:eastAsia="宋体" w:cs="Times New Roman"/>
         </w:rPr>
         <w:t>https://www.investor.org.cn/about_us/</w:t>
       </w:r>
       <w:r>
         <w:rPr>
-          <w:rFonts w:hint="default" w:ascii="Times New Roman" w:hAnsi="Times New Roman" w:eastAsia="宋体" w:cs="Times New Roman"/>
+          <w:rFonts w:ascii="Times New Roman" w:hAnsi="Times New Roman" w:eastAsia="宋体" w:cs="Times New Roman"/>
         </w:rPr>
         <w:fldChar w:fldCharType="end"/>
       </w:r>
@@ -13334,42 +14080,33 @@
       <w:pPr>
         <w:jc w:val="left"/>
         <w:rPr>
-          <w:rFonts w:hint="default" w:ascii="Times New Roman" w:hAnsi="Times New Roman" w:eastAsia="宋体" w:cs="Times New Roman"/>
-        </w:rPr>
-      </w:pPr>
-      <w:r>
-        <w:rPr>
-          <w:rFonts w:hint="default" w:ascii="Times New Roman" w:hAnsi="Times New Roman" w:eastAsia="宋体" w:cs="Times New Roman"/>
+          <w:rFonts w:ascii="Times New Roman" w:hAnsi="Times New Roman" w:eastAsia="宋体" w:cs="Times New Roman"/>
+        </w:rPr>
+      </w:pPr>
+      <w:r>
+        <w:rPr>
+          <w:rFonts w:ascii="Times New Roman" w:hAnsi="Times New Roman" w:eastAsia="宋体" w:cs="Times New Roman"/>
         </w:rPr>
         <w:t>[5] 中国人民银行金融消费权益保护局. (2021). 消费者金融素养调查分析报告（2021）. 中国人民银行. </w:t>
       </w:r>
       <w:r>
-        <w:rPr>
-          <w:rFonts w:hint="default" w:ascii="Times New Roman" w:hAnsi="Times New Roman" w:eastAsia="宋体" w:cs="Times New Roman"/>
-        </w:rPr>
         <w:fldChar w:fldCharType="begin"/>
       </w:r>
       <w:r>
-        <w:rPr>
-          <w:rFonts w:hint="default" w:ascii="Times New Roman" w:hAnsi="Times New Roman" w:eastAsia="宋体" w:cs="Times New Roman"/>
-        </w:rPr>
         <w:instrText xml:space="preserve"> HYPERLINK "https://www.pbc.gov.cn/goutongjiaoliu/113456/113469/2025092212551887080/index.html" \t "_blank" </w:instrText>
       </w:r>
       <w:r>
-        <w:rPr>
-          <w:rFonts w:hint="default" w:ascii="Times New Roman" w:hAnsi="Times New Roman" w:eastAsia="宋体" w:cs="Times New Roman"/>
-        </w:rPr>
         <w:fldChar w:fldCharType="separate"/>
       </w:r>
       <w:r>
         <w:rPr>
-          <w:rFonts w:hint="default" w:ascii="Times New Roman" w:hAnsi="Times New Roman" w:eastAsia="宋体" w:cs="Times New Roman"/>
+          <w:rFonts w:ascii="Times New Roman" w:hAnsi="Times New Roman" w:eastAsia="宋体" w:cs="Times New Roman"/>
         </w:rPr>
         <w:t>https://www.pbc.gov.cn/goutongjiaoliu/113456/113469/2025092212551887080/index.html</w:t>
       </w:r>
       <w:r>
         <w:rPr>
-          <w:rFonts w:hint="default" w:ascii="Times New Roman" w:hAnsi="Times New Roman" w:eastAsia="宋体" w:cs="Times New Roman"/>
+          <w:rFonts w:ascii="Times New Roman" w:hAnsi="Times New Roman" w:eastAsia="宋体" w:cs="Times New Roman"/>
         </w:rPr>
         <w:fldChar w:fldCharType="end"/>
       </w:r>
@@ -13378,42 +14115,33 @@
       <w:pPr>
         <w:jc w:val="left"/>
         <w:rPr>
-          <w:rFonts w:hint="default" w:ascii="Times New Roman" w:hAnsi="Times New Roman" w:eastAsia="宋体" w:cs="Times New Roman"/>
-        </w:rPr>
-      </w:pPr>
-      <w:r>
-        <w:rPr>
-          <w:rFonts w:hint="default" w:ascii="Times New Roman" w:hAnsi="Times New Roman" w:eastAsia="宋体" w:cs="Times New Roman"/>
+          <w:rFonts w:ascii="Times New Roman" w:hAnsi="Times New Roman" w:eastAsia="宋体" w:cs="Times New Roman"/>
+        </w:rPr>
+      </w:pPr>
+      <w:r>
+        <w:rPr>
+          <w:rFonts w:ascii="Times New Roman" w:hAnsi="Times New Roman" w:eastAsia="宋体" w:cs="Times New Roman"/>
         </w:rPr>
         <w:t>[6] Lusardi, A., &amp; Mitchell, O. S. (2014). The economic importance of financial literacy: Theory and evidence. Journal of Economic Literature, 52(1), 5-44. </w:t>
       </w:r>
       <w:r>
-        <w:rPr>
-          <w:rFonts w:hint="default" w:ascii="Times New Roman" w:hAnsi="Times New Roman" w:eastAsia="宋体" w:cs="Times New Roman"/>
-        </w:rPr>
         <w:fldChar w:fldCharType="begin"/>
       </w:r>
       <w:r>
-        <w:rPr>
-          <w:rFonts w:hint="default" w:ascii="Times New Roman" w:hAnsi="Times New Roman" w:eastAsia="宋体" w:cs="Times New Roman"/>
-        </w:rPr>
         <w:instrText xml:space="preserve"> HYPERLINK "https://doi.org/10.1257/jel.52.1.5" \t "_blank" </w:instrText>
       </w:r>
       <w:r>
-        <w:rPr>
-          <w:rFonts w:hint="default" w:ascii="Times New Roman" w:hAnsi="Times New Roman" w:eastAsia="宋体" w:cs="Times New Roman"/>
-        </w:rPr>
         <w:fldChar w:fldCharType="separate"/>
       </w:r>
       <w:r>
         <w:rPr>
-          <w:rFonts w:hint="default" w:ascii="Times New Roman" w:hAnsi="Times New Roman" w:eastAsia="宋体" w:cs="Times New Roman"/>
+          <w:rFonts w:ascii="Times New Roman" w:hAnsi="Times New Roman" w:eastAsia="宋体" w:cs="Times New Roman"/>
         </w:rPr>
         <w:t>https://doi.org/10.1257/jel.52.1.5</w:t>
       </w:r>
       <w:r>
         <w:rPr>
-          <w:rFonts w:hint="default" w:ascii="Times New Roman" w:hAnsi="Times New Roman" w:eastAsia="宋体" w:cs="Times New Roman"/>
+          <w:rFonts w:ascii="Times New Roman" w:hAnsi="Times New Roman" w:eastAsia="宋体" w:cs="Times New Roman"/>
         </w:rPr>
         <w:fldChar w:fldCharType="end"/>
       </w:r>
@@ -13422,42 +14150,33 @@
       <w:pPr>
         <w:jc w:val="left"/>
         <w:rPr>
-          <w:rFonts w:hint="default" w:ascii="Times New Roman" w:hAnsi="Times New Roman" w:eastAsia="宋体" w:cs="Times New Roman"/>
-        </w:rPr>
-      </w:pPr>
-      <w:r>
-        <w:rPr>
-          <w:rFonts w:hint="default" w:ascii="Times New Roman" w:hAnsi="Times New Roman" w:eastAsia="宋体" w:cs="Times New Roman"/>
+          <w:rFonts w:ascii="Times New Roman" w:hAnsi="Times New Roman" w:eastAsia="宋体" w:cs="Times New Roman"/>
+        </w:rPr>
+      </w:pPr>
+      <w:r>
+        <w:rPr>
+          <w:rFonts w:ascii="Times New Roman" w:hAnsi="Times New Roman" w:eastAsia="宋体" w:cs="Times New Roman"/>
         </w:rPr>
         <w:t>[7] Van Rooij, M., Lusardi, A., &amp; Alessie, R. (2011). Financial literacy and stock market participation. Journal of Financial Economics, 101(2), 449-472. </w:t>
       </w:r>
       <w:r>
-        <w:rPr>
-          <w:rFonts w:hint="default" w:ascii="Times New Roman" w:hAnsi="Times New Roman" w:eastAsia="宋体" w:cs="Times New Roman"/>
-        </w:rPr>
         <w:fldChar w:fldCharType="begin"/>
       </w:r>
       <w:r>
-        <w:rPr>
-          <w:rFonts w:hint="default" w:ascii="Times New Roman" w:hAnsi="Times New Roman" w:eastAsia="宋体" w:cs="Times New Roman"/>
-        </w:rPr>
         <w:instrText xml:space="preserve"> HYPERLINK "https://doi.org/10.1016/j.jfineco.2011.03.006" \t "_blank" </w:instrText>
       </w:r>
       <w:r>
-        <w:rPr>
-          <w:rFonts w:hint="default" w:ascii="Times New Roman" w:hAnsi="Times New Roman" w:eastAsia="宋体" w:cs="Times New Roman"/>
-        </w:rPr>
         <w:fldChar w:fldCharType="separate"/>
       </w:r>
       <w:r>
         <w:rPr>
-          <w:rFonts w:hint="default" w:ascii="Times New Roman" w:hAnsi="Times New Roman" w:eastAsia="宋体" w:cs="Times New Roman"/>
+          <w:rFonts w:ascii="Times New Roman" w:hAnsi="Times New Roman" w:eastAsia="宋体" w:cs="Times New Roman"/>
         </w:rPr>
         <w:t>https://doi.org/10.1016/j.jfineco.2011.03.006</w:t>
       </w:r>
       <w:r>
         <w:rPr>
-          <w:rFonts w:hint="default" w:ascii="Times New Roman" w:hAnsi="Times New Roman" w:eastAsia="宋体" w:cs="Times New Roman"/>
+          <w:rFonts w:ascii="Times New Roman" w:hAnsi="Times New Roman" w:eastAsia="宋体" w:cs="Times New Roman"/>
         </w:rPr>
         <w:fldChar w:fldCharType="end"/>
       </w:r>
@@ -13466,42 +14185,33 @@
       <w:pPr>
         <w:jc w:val="left"/>
         <w:rPr>
-          <w:rFonts w:hint="default" w:ascii="Times New Roman" w:hAnsi="Times New Roman" w:eastAsia="宋体" w:cs="Times New Roman"/>
-        </w:rPr>
-      </w:pPr>
-      <w:r>
-        <w:rPr>
-          <w:rFonts w:hint="default" w:ascii="Times New Roman" w:hAnsi="Times New Roman" w:eastAsia="宋体" w:cs="Times New Roman"/>
+          <w:rFonts w:ascii="Times New Roman" w:hAnsi="Times New Roman" w:eastAsia="宋体" w:cs="Times New Roman"/>
+        </w:rPr>
+      </w:pPr>
+      <w:r>
+        <w:rPr>
+          <w:rFonts w:ascii="Times New Roman" w:hAnsi="Times New Roman" w:eastAsia="宋体" w:cs="Times New Roman"/>
         </w:rPr>
         <w:t>[8] OECD. (2019). IOSCO-OECD Core Competencies Framework on Financial Literacy for Investors. OECD Publishing. </w:t>
       </w:r>
       <w:r>
-        <w:rPr>
-          <w:rFonts w:hint="default" w:ascii="Times New Roman" w:hAnsi="Times New Roman" w:eastAsia="宋体" w:cs="Times New Roman"/>
-        </w:rPr>
         <w:fldChar w:fldCharType="begin"/>
       </w:r>
       <w:r>
-        <w:rPr>
-          <w:rFonts w:hint="default" w:ascii="Times New Roman" w:hAnsi="Times New Roman" w:eastAsia="宋体" w:cs="Times New Roman"/>
-        </w:rPr>
         <w:instrText xml:space="preserve"> HYPERLINK "https://doi.org/10.1787/566ce90b-en" \t "_blank" </w:instrText>
       </w:r>
       <w:r>
-        <w:rPr>
-          <w:rFonts w:hint="default" w:ascii="Times New Roman" w:hAnsi="Times New Roman" w:eastAsia="宋体" w:cs="Times New Roman"/>
-        </w:rPr>
         <w:fldChar w:fldCharType="separate"/>
       </w:r>
       <w:r>
         <w:rPr>
-          <w:rFonts w:hint="default" w:ascii="Times New Roman" w:hAnsi="Times New Roman" w:eastAsia="宋体" w:cs="Times New Roman"/>
+          <w:rFonts w:ascii="Times New Roman" w:hAnsi="Times New Roman" w:eastAsia="宋体" w:cs="Times New Roman"/>
         </w:rPr>
         <w:t>https://doi.org/10.1787/566ce90b-en</w:t>
       </w:r>
       <w:r>
         <w:rPr>
-          <w:rFonts w:hint="default" w:ascii="Times New Roman" w:hAnsi="Times New Roman" w:eastAsia="宋体" w:cs="Times New Roman"/>
+          <w:rFonts w:ascii="Times New Roman" w:hAnsi="Times New Roman" w:eastAsia="宋体" w:cs="Times New Roman"/>
         </w:rPr>
         <w:fldChar w:fldCharType="end"/>
       </w:r>
@@ -13510,42 +14220,33 @@
       <w:pPr>
         <w:jc w:val="left"/>
         <w:rPr>
-          <w:rFonts w:hint="default" w:ascii="Times New Roman" w:hAnsi="Times New Roman" w:eastAsia="宋体" w:cs="Times New Roman"/>
-        </w:rPr>
-      </w:pPr>
-      <w:r>
-        <w:rPr>
-          <w:rFonts w:hint="default" w:ascii="Times New Roman" w:hAnsi="Times New Roman" w:eastAsia="宋体" w:cs="Times New Roman"/>
+          <w:rFonts w:ascii="Times New Roman" w:hAnsi="Times New Roman" w:eastAsia="宋体" w:cs="Times New Roman"/>
+        </w:rPr>
+      </w:pPr>
+      <w:r>
+        <w:rPr>
+          <w:rFonts w:ascii="Times New Roman" w:hAnsi="Times New Roman" w:eastAsia="宋体" w:cs="Times New Roman"/>
         </w:rPr>
         <w:t>[9] Design Council. (n.d.). Framework for Innovation: Design Council's evolved Double Diamond. </w:t>
       </w:r>
       <w:r>
-        <w:rPr>
-          <w:rFonts w:hint="default" w:ascii="Times New Roman" w:hAnsi="Times New Roman" w:eastAsia="宋体" w:cs="Times New Roman"/>
-        </w:rPr>
         <w:fldChar w:fldCharType="begin"/>
       </w:r>
       <w:r>
-        <w:rPr>
-          <w:rFonts w:hint="default" w:ascii="Times New Roman" w:hAnsi="Times New Roman" w:eastAsia="宋体" w:cs="Times New Roman"/>
-        </w:rPr>
         <w:instrText xml:space="preserve"> HYPERLINK "https://www.designcouncil.org.uk/resources/framework-for-innovation/" \t "_blank" </w:instrText>
       </w:r>
       <w:r>
-        <w:rPr>
-          <w:rFonts w:hint="default" w:ascii="Times New Roman" w:hAnsi="Times New Roman" w:eastAsia="宋体" w:cs="Times New Roman"/>
-        </w:rPr>
         <w:fldChar w:fldCharType="separate"/>
       </w:r>
       <w:r>
         <w:rPr>
-          <w:rFonts w:hint="default" w:ascii="Times New Roman" w:hAnsi="Times New Roman" w:eastAsia="宋体" w:cs="Times New Roman"/>
+          <w:rFonts w:ascii="Times New Roman" w:hAnsi="Times New Roman" w:eastAsia="宋体" w:cs="Times New Roman"/>
         </w:rPr>
         <w:t>https://www.designcouncil.org.uk/resources/framework-for-innovation/</w:t>
       </w:r>
       <w:r>
         <w:rPr>
-          <w:rFonts w:hint="default" w:ascii="Times New Roman" w:hAnsi="Times New Roman" w:eastAsia="宋体" w:cs="Times New Roman"/>
+          <w:rFonts w:ascii="Times New Roman" w:hAnsi="Times New Roman" w:eastAsia="宋体" w:cs="Times New Roman"/>
         </w:rPr>
         <w:fldChar w:fldCharType="end"/>
       </w:r>
@@ -13554,68 +14255,33 @@
       <w:pPr>
         <w:jc w:val="left"/>
         <w:rPr>
-          <w:rFonts w:hint="default" w:ascii="Times New Roman" w:hAnsi="Times New Roman" w:eastAsia="宋体" w:cs="Times New Roman"/>
-        </w:rPr>
-      </w:pPr>
-      <w:r>
-        <w:rPr>
-          <w:rFonts w:hint="default" w:ascii="Times New Roman" w:hAnsi="Times New Roman" w:eastAsia="宋体" w:cs="Times New Roman"/>
-        </w:rPr>
-        <w:t xml:space="preserve">[10] Deterding, S., Dixon, D., Khaled, R., &amp; Nacke, L. (2011). From game design elements to gamefulness: Defining </w:t>
-      </w:r>
-      <w:r>
-        <w:rPr>
-          <w:rFonts w:hint="eastAsia" w:ascii="Times New Roman" w:hAnsi="Times New Roman" w:eastAsia="宋体" w:cs="Times New Roman"/>
-          <w:lang w:eastAsia="zh-CN"/>
-        </w:rPr>
-        <w:t>“</w:t>
-      </w:r>
-      <w:r>
-        <w:rPr>
-          <w:rFonts w:hint="default" w:ascii="Times New Roman" w:hAnsi="Times New Roman" w:eastAsia="宋体" w:cs="Times New Roman"/>
-        </w:rPr>
-        <w:t>gamification</w:t>
-      </w:r>
-      <w:r>
-        <w:rPr>
-          <w:rFonts w:hint="eastAsia" w:ascii="Times New Roman" w:hAnsi="Times New Roman" w:eastAsia="宋体" w:cs="Times New Roman"/>
-          <w:lang w:eastAsia="zh-CN"/>
-        </w:rPr>
-        <w:t>”</w:t>
-      </w:r>
-      <w:r>
-        <w:rPr>
-          <w:rFonts w:hint="default" w:ascii="Times New Roman" w:hAnsi="Times New Roman" w:eastAsia="宋体" w:cs="Times New Roman"/>
-        </w:rPr>
-        <w:t>. Proceedings of the 15th International Academic MindTrek Conference: Envisioning Future Media Environments, 9-15. </w:t>
-      </w:r>
-      <w:r>
-        <w:rPr>
-          <w:rFonts w:hint="default" w:ascii="Times New Roman" w:hAnsi="Times New Roman" w:eastAsia="宋体" w:cs="Times New Roman"/>
-        </w:rPr>
+          <w:rFonts w:ascii="Times New Roman" w:hAnsi="Times New Roman" w:eastAsia="宋体" w:cs="Times New Roman"/>
+        </w:rPr>
+      </w:pPr>
+      <w:r>
+        <w:rPr>
+          <w:rFonts w:ascii="Times New Roman" w:hAnsi="Times New Roman" w:eastAsia="宋体" w:cs="Times New Roman"/>
+        </w:rPr>
+        <w:t>[10] Deterding, S., Dixon, D., Khaled, R., &amp; Nacke, L. (2011). From game design elements to gamefulness: Defining “gamification”. Proceedings of the 15th International Academic MindTrek Conference: Envisioning Future Media Environments, 9-15. </w:t>
+      </w:r>
+      <w:r>
         <w:fldChar w:fldCharType="begin"/>
       </w:r>
       <w:r>
-        <w:rPr>
-          <w:rFonts w:hint="default" w:ascii="Times New Roman" w:hAnsi="Times New Roman" w:eastAsia="宋体" w:cs="Times New Roman"/>
-        </w:rPr>
         <w:instrText xml:space="preserve"> HYPERLINK "https://doi.org/10.1145/2181037.2181040" \t "_blank" </w:instrText>
       </w:r>
       <w:r>
-        <w:rPr>
-          <w:rFonts w:hint="default" w:ascii="Times New Roman" w:hAnsi="Times New Roman" w:eastAsia="宋体" w:cs="Times New Roman"/>
-        </w:rPr>
         <w:fldChar w:fldCharType="separate"/>
       </w:r>
       <w:r>
         <w:rPr>
-          <w:rFonts w:hint="default" w:ascii="Times New Roman" w:hAnsi="Times New Roman" w:eastAsia="宋体" w:cs="Times New Roman"/>
+          <w:rFonts w:ascii="Times New Roman" w:hAnsi="Times New Roman" w:eastAsia="宋体" w:cs="Times New Roman"/>
         </w:rPr>
         <w:t>https://doi.org/10.1145/2181037.2181040</w:t>
       </w:r>
       <w:r>
         <w:rPr>
-          <w:rFonts w:hint="default" w:ascii="Times New Roman" w:hAnsi="Times New Roman" w:eastAsia="宋体" w:cs="Times New Roman"/>
+          <w:rFonts w:ascii="Times New Roman" w:hAnsi="Times New Roman" w:eastAsia="宋体" w:cs="Times New Roman"/>
         </w:rPr>
         <w:fldChar w:fldCharType="end"/>
       </w:r>
@@ -13624,42 +14290,33 @@
       <w:pPr>
         <w:jc w:val="left"/>
         <w:rPr>
-          <w:rFonts w:hint="default" w:ascii="Times New Roman" w:hAnsi="Times New Roman" w:eastAsia="宋体" w:cs="Times New Roman"/>
-        </w:rPr>
-      </w:pPr>
-      <w:r>
-        <w:rPr>
-          <w:rFonts w:hint="default" w:ascii="Times New Roman" w:hAnsi="Times New Roman" w:eastAsia="宋体" w:cs="Times New Roman"/>
+          <w:rFonts w:ascii="Times New Roman" w:hAnsi="Times New Roman" w:eastAsia="宋体" w:cs="Times New Roman"/>
+        </w:rPr>
+      </w:pPr>
+      <w:r>
+        <w:rPr>
+          <w:rFonts w:ascii="Times New Roman" w:hAnsi="Times New Roman" w:eastAsia="宋体" w:cs="Times New Roman"/>
         </w:rPr>
         <w:t>[11] Koivisto, J., &amp; Hamari, J. (2019). The rise of motivational information systems: A review of gamification research. International Journal of Information Management, 45, 191-210. </w:t>
       </w:r>
       <w:r>
-        <w:rPr>
-          <w:rFonts w:hint="default" w:ascii="Times New Roman" w:hAnsi="Times New Roman" w:eastAsia="宋体" w:cs="Times New Roman"/>
-        </w:rPr>
         <w:fldChar w:fldCharType="begin"/>
       </w:r>
       <w:r>
-        <w:rPr>
-          <w:rFonts w:hint="default" w:ascii="Times New Roman" w:hAnsi="Times New Roman" w:eastAsia="宋体" w:cs="Times New Roman"/>
-        </w:rPr>
         <w:instrText xml:space="preserve"> HYPERLINK "https://doi.org/10.1016/j.ijinfomgt.2018.10.013" \t "_blank" </w:instrText>
       </w:r>
       <w:r>
-        <w:rPr>
-          <w:rFonts w:hint="default" w:ascii="Times New Roman" w:hAnsi="Times New Roman" w:eastAsia="宋体" w:cs="Times New Roman"/>
-        </w:rPr>
         <w:fldChar w:fldCharType="separate"/>
       </w:r>
       <w:r>
         <w:rPr>
-          <w:rFonts w:hint="default" w:ascii="Times New Roman" w:hAnsi="Times New Roman" w:eastAsia="宋体" w:cs="Times New Roman"/>
+          <w:rFonts w:ascii="Times New Roman" w:hAnsi="Times New Roman" w:eastAsia="宋体" w:cs="Times New Roman"/>
         </w:rPr>
         <w:t>https://doi.org/10.1016/j.ijinfomgt.2018.10.013</w:t>
       </w:r>
       <w:r>
         <w:rPr>
-          <w:rFonts w:hint="default" w:ascii="Times New Roman" w:hAnsi="Times New Roman" w:eastAsia="宋体" w:cs="Times New Roman"/>
+          <w:rFonts w:ascii="Times New Roman" w:hAnsi="Times New Roman" w:eastAsia="宋体" w:cs="Times New Roman"/>
         </w:rPr>
         <w:fldChar w:fldCharType="end"/>
       </w:r>
@@ -13668,42 +14325,33 @@
       <w:pPr>
         <w:jc w:val="left"/>
         <w:rPr>
-          <w:rFonts w:hint="default" w:ascii="Times New Roman" w:hAnsi="Times New Roman" w:eastAsia="宋体" w:cs="Times New Roman"/>
-        </w:rPr>
-      </w:pPr>
-      <w:r>
-        <w:rPr>
-          <w:rFonts w:hint="default" w:ascii="Times New Roman" w:hAnsi="Times New Roman" w:eastAsia="宋体" w:cs="Times New Roman"/>
+          <w:rFonts w:ascii="Times New Roman" w:hAnsi="Times New Roman" w:eastAsia="宋体" w:cs="Times New Roman"/>
+        </w:rPr>
+      </w:pPr>
+      <w:r>
+        <w:rPr>
+          <w:rFonts w:ascii="Times New Roman" w:hAnsi="Times New Roman" w:eastAsia="宋体" w:cs="Times New Roman"/>
         </w:rPr>
         <w:t>[12] Xiao, R., Wu, Z., &amp; Hamari, J. (2022). Internet-of-Gamification: A review of literature on IoT-enabled gamification for user engagement. International Journal of Human-Computer Interaction, 38(12), 1113-1137. </w:t>
       </w:r>
       <w:r>
-        <w:rPr>
-          <w:rFonts w:hint="default" w:ascii="Times New Roman" w:hAnsi="Times New Roman" w:eastAsia="宋体" w:cs="Times New Roman"/>
-        </w:rPr>
         <w:fldChar w:fldCharType="begin"/>
       </w:r>
       <w:r>
-        <w:rPr>
-          <w:rFonts w:hint="default" w:ascii="Times New Roman" w:hAnsi="Times New Roman" w:eastAsia="宋体" w:cs="Times New Roman"/>
-        </w:rPr>
         <w:instrText xml:space="preserve"> HYPERLINK "https://doi.org/10.1080/10447318.2021.1990517" \t "_blank" </w:instrText>
       </w:r>
       <w:r>
-        <w:rPr>
-          <w:rFonts w:hint="default" w:ascii="Times New Roman" w:hAnsi="Times New Roman" w:eastAsia="宋体" w:cs="Times New Roman"/>
-        </w:rPr>
         <w:fldChar w:fldCharType="separate"/>
       </w:r>
       <w:r>
         <w:rPr>
-          <w:rFonts w:hint="default" w:ascii="Times New Roman" w:hAnsi="Times New Roman" w:eastAsia="宋体" w:cs="Times New Roman"/>
+          <w:rFonts w:ascii="Times New Roman" w:hAnsi="Times New Roman" w:eastAsia="宋体" w:cs="Times New Roman"/>
         </w:rPr>
         <w:t>https://doi.org/10.1080/10447318.2021.1990517</w:t>
       </w:r>
       <w:r>
         <w:rPr>
-          <w:rFonts w:hint="default" w:ascii="Times New Roman" w:hAnsi="Times New Roman" w:eastAsia="宋体" w:cs="Times New Roman"/>
+          <w:rFonts w:ascii="Times New Roman" w:hAnsi="Times New Roman" w:eastAsia="宋体" w:cs="Times New Roman"/>
         </w:rPr>
         <w:fldChar w:fldCharType="end"/>
       </w:r>
@@ -13712,42 +14360,33 @@
       <w:pPr>
         <w:jc w:val="left"/>
         <w:rPr>
-          <w:rFonts w:hint="default" w:ascii="Times New Roman" w:hAnsi="Times New Roman" w:eastAsia="宋体" w:cs="Times New Roman"/>
-        </w:rPr>
-      </w:pPr>
-      <w:r>
-        <w:rPr>
-          <w:rFonts w:hint="default" w:ascii="Times New Roman" w:hAnsi="Times New Roman" w:eastAsia="宋体" w:cs="Times New Roman"/>
+          <w:rFonts w:ascii="Times New Roman" w:hAnsi="Times New Roman" w:eastAsia="宋体" w:cs="Times New Roman"/>
+        </w:rPr>
+      </w:pPr>
+      <w:r>
+        <w:rPr>
+          <w:rFonts w:ascii="Times New Roman" w:hAnsi="Times New Roman" w:eastAsia="宋体" w:cs="Times New Roman"/>
         </w:rPr>
         <w:t>[13] Financial Conduct Authority. (2024). Digital engagement practices: A trading apps experiment. FCA Research Note. </w:t>
       </w:r>
       <w:r>
-        <w:rPr>
-          <w:rFonts w:hint="default" w:ascii="Times New Roman" w:hAnsi="Times New Roman" w:eastAsia="宋体" w:cs="Times New Roman"/>
-        </w:rPr>
         <w:fldChar w:fldCharType="begin"/>
       </w:r>
       <w:r>
-        <w:rPr>
-          <w:rFonts w:hint="default" w:ascii="Times New Roman" w:hAnsi="Times New Roman" w:eastAsia="宋体" w:cs="Times New Roman"/>
-        </w:rPr>
         <w:instrText xml:space="preserve"> HYPERLINK "https://www.fca.org.uk/publications/research-notes/research-note-digital-engagement-practices-trading-apps-experiment" \t "_blank" </w:instrText>
       </w:r>
       <w:r>
-        <w:rPr>
-          <w:rFonts w:hint="default" w:ascii="Times New Roman" w:hAnsi="Times New Roman" w:eastAsia="宋体" w:cs="Times New Roman"/>
-        </w:rPr>
         <w:fldChar w:fldCharType="separate"/>
       </w:r>
       <w:r>
         <w:rPr>
-          <w:rFonts w:hint="default" w:ascii="Times New Roman" w:hAnsi="Times New Roman" w:eastAsia="宋体" w:cs="Times New Roman"/>
+          <w:rFonts w:ascii="Times New Roman" w:hAnsi="Times New Roman" w:eastAsia="宋体" w:cs="Times New Roman"/>
         </w:rPr>
         <w:t>https://www.fca.org.uk/publications/research-notes/research-note-digital-engagement-practices-trading-apps-experiment</w:t>
       </w:r>
       <w:r>
         <w:rPr>
-          <w:rFonts w:hint="default" w:ascii="Times New Roman" w:hAnsi="Times New Roman" w:eastAsia="宋体" w:cs="Times New Roman"/>
+          <w:rFonts w:ascii="Times New Roman" w:hAnsi="Times New Roman" w:eastAsia="宋体" w:cs="Times New Roman"/>
         </w:rPr>
         <w:fldChar w:fldCharType="end"/>
       </w:r>
@@ -13756,42 +14395,33 @@
       <w:pPr>
         <w:jc w:val="left"/>
         <w:rPr>
-          <w:rFonts w:hint="default" w:ascii="Times New Roman" w:hAnsi="Times New Roman" w:eastAsia="宋体" w:cs="Times New Roman"/>
-        </w:rPr>
-      </w:pPr>
-      <w:r>
-        <w:rPr>
-          <w:rFonts w:hint="default" w:ascii="Times New Roman" w:hAnsi="Times New Roman" w:eastAsia="宋体" w:cs="Times New Roman"/>
+          <w:rFonts w:ascii="Times New Roman" w:hAnsi="Times New Roman" w:eastAsia="宋体" w:cs="Times New Roman"/>
+        </w:rPr>
+      </w:pPr>
+      <w:r>
+        <w:rPr>
+          <w:rFonts w:ascii="Times New Roman" w:hAnsi="Times New Roman" w:eastAsia="宋体" w:cs="Times New Roman"/>
         </w:rPr>
         <w:t>[14] U.S. Securities and Exchange Commission. (2021). SEC Requests Information and Comment on Broker-Dealer and Investment Adviser Digital Engagement Practices, Related Tools and Methods, and Regulatory Considerations and Potential Approaches; Information and Comments on Investment Adviser Use of Technology. </w:t>
       </w:r>
       <w:r>
-        <w:rPr>
-          <w:rFonts w:hint="default" w:ascii="Times New Roman" w:hAnsi="Times New Roman" w:eastAsia="宋体" w:cs="Times New Roman"/>
-        </w:rPr>
         <w:fldChar w:fldCharType="begin"/>
       </w:r>
       <w:r>
-        <w:rPr>
-          <w:rFonts w:hint="default" w:ascii="Times New Roman" w:hAnsi="Times New Roman" w:eastAsia="宋体" w:cs="Times New Roman"/>
-        </w:rPr>
         <w:instrText xml:space="preserve"> HYPERLINK "https://www.sec.gov/newsroom/press-releases/2021-167" \t "_blank" </w:instrText>
       </w:r>
       <w:r>
-        <w:rPr>
-          <w:rFonts w:hint="default" w:ascii="Times New Roman" w:hAnsi="Times New Roman" w:eastAsia="宋体" w:cs="Times New Roman"/>
-        </w:rPr>
         <w:fldChar w:fldCharType="separate"/>
       </w:r>
       <w:r>
         <w:rPr>
-          <w:rFonts w:hint="default" w:ascii="Times New Roman" w:hAnsi="Times New Roman" w:eastAsia="宋体" w:cs="Times New Roman"/>
+          <w:rFonts w:ascii="Times New Roman" w:hAnsi="Times New Roman" w:eastAsia="宋体" w:cs="Times New Roman"/>
         </w:rPr>
         <w:t>https://www.sec.gov/newsroom/press-releases/2021-167</w:t>
       </w:r>
       <w:r>
         <w:rPr>
-          <w:rFonts w:hint="default" w:ascii="Times New Roman" w:hAnsi="Times New Roman" w:eastAsia="宋体" w:cs="Times New Roman"/>
+          <w:rFonts w:ascii="Times New Roman" w:hAnsi="Times New Roman" w:eastAsia="宋体" w:cs="Times New Roman"/>
         </w:rPr>
         <w:fldChar w:fldCharType="end"/>
       </w:r>
@@ -13800,42 +14430,40 @@
       <w:pPr>
         <w:jc w:val="left"/>
         <w:rPr>
-          <w:rFonts w:hint="default" w:ascii="Times New Roman" w:hAnsi="Times New Roman" w:eastAsia="宋体" w:cs="Times New Roman"/>
-        </w:rPr>
-      </w:pPr>
-      <w:r>
-        <w:rPr>
-          <w:rFonts w:hint="default" w:ascii="Times New Roman" w:hAnsi="Times New Roman" w:eastAsia="宋体" w:cs="Times New Roman"/>
-        </w:rPr>
-        <w:t>[15] Ryan, R. M., &amp; Deci, E. L. (2000). Self-determination theory and the facilitation of intrinsic motivation, social development, and well-being. American Psychologist, 55(1), 68-78. </w:t>
-      </w:r>
-      <w:r>
-        <w:rPr>
-          <w:rFonts w:hint="default" w:ascii="Times New Roman" w:hAnsi="Times New Roman" w:eastAsia="宋体" w:cs="Times New Roman"/>
-        </w:rPr>
+          <w:rFonts w:ascii="Times New Roman" w:hAnsi="Times New Roman" w:eastAsia="宋体" w:cs="Times New Roman"/>
+        </w:rPr>
+      </w:pPr>
+      <w:r>
+        <w:rPr>
+          <w:rFonts w:ascii="Times New Roman" w:hAnsi="Times New Roman" w:eastAsia="宋体" w:cs="Times New Roman"/>
+          <w:lang w:val="es-ES"/>
+        </w:rPr>
+        <w:t xml:space="preserve">[15] Ryan, R. M., &amp; Deci, E. L. (2000). </w:t>
+      </w:r>
+      <w:r>
+        <w:rPr>
+          <w:rFonts w:ascii="Times New Roman" w:hAnsi="Times New Roman" w:eastAsia="宋体" w:cs="Times New Roman"/>
+        </w:rPr>
+        <w:t>Self-determination theory and the facilitation of intrinsic motivation, social development, and well-being. American Psychologist, 55(1), 68-78. </w:t>
+      </w:r>
+      <w:r>
         <w:fldChar w:fldCharType="begin"/>
       </w:r>
       <w:r>
-        <w:rPr>
-          <w:rFonts w:hint="default" w:ascii="Times New Roman" w:hAnsi="Times New Roman" w:eastAsia="宋体" w:cs="Times New Roman"/>
-        </w:rPr>
         <w:instrText xml:space="preserve"> HYPERLINK "https://doi.org/10.1037/0003-066X.55.1.68" \t "_blank" </w:instrText>
       </w:r>
       <w:r>
-        <w:rPr>
-          <w:rFonts w:hint="default" w:ascii="Times New Roman" w:hAnsi="Times New Roman" w:eastAsia="宋体" w:cs="Times New Roman"/>
-        </w:rPr>
         <w:fldChar w:fldCharType="separate"/>
       </w:r>
       <w:r>
         <w:rPr>
-          <w:rFonts w:hint="default" w:ascii="Times New Roman" w:hAnsi="Times New Roman" w:eastAsia="宋体" w:cs="Times New Roman"/>
+          <w:rFonts w:ascii="Times New Roman" w:hAnsi="Times New Roman" w:eastAsia="宋体" w:cs="Times New Roman"/>
         </w:rPr>
         <w:t>https://doi.org/10.1037/0003-066X.55.1.68</w:t>
       </w:r>
       <w:r>
         <w:rPr>
-          <w:rFonts w:hint="default" w:ascii="Times New Roman" w:hAnsi="Times New Roman" w:eastAsia="宋体" w:cs="Times New Roman"/>
+          <w:rFonts w:ascii="Times New Roman" w:hAnsi="Times New Roman" w:eastAsia="宋体" w:cs="Times New Roman"/>
         </w:rPr>
         <w:fldChar w:fldCharType="end"/>
       </w:r>
@@ -13844,12 +14472,12 @@
       <w:pPr>
         <w:jc w:val="left"/>
         <w:rPr>
-          <w:rFonts w:hint="default" w:ascii="Times New Roman" w:hAnsi="Times New Roman" w:eastAsia="宋体" w:cs="Times New Roman"/>
-        </w:rPr>
-      </w:pPr>
-      <w:r>
-        <w:rPr>
-          <w:rFonts w:hint="default" w:ascii="Times New Roman" w:hAnsi="Times New Roman" w:eastAsia="宋体" w:cs="Times New Roman"/>
+          <w:rFonts w:ascii="Times New Roman" w:hAnsi="Times New Roman" w:eastAsia="宋体" w:cs="Times New Roman"/>
+        </w:rPr>
+      </w:pPr>
+      <w:r>
+        <w:rPr>
+          <w:rFonts w:ascii="Times New Roman" w:hAnsi="Times New Roman" w:eastAsia="宋体" w:cs="Times New Roman"/>
         </w:rPr>
         <w:t>[16] Csikszentmihalyi, M. (1990). Flow: The Psychology of Optimal Experience. Harper &amp; Row.</w:t>
       </w:r>
@@ -13858,42 +14486,33 @@
       <w:pPr>
         <w:jc w:val="left"/>
         <w:rPr>
-          <w:rFonts w:hint="default" w:ascii="Times New Roman" w:hAnsi="Times New Roman" w:eastAsia="宋体" w:cs="Times New Roman"/>
-        </w:rPr>
-      </w:pPr>
-      <w:r>
-        <w:rPr>
-          <w:rFonts w:hint="default" w:ascii="Times New Roman" w:hAnsi="Times New Roman" w:eastAsia="宋体" w:cs="Times New Roman"/>
+          <w:rFonts w:ascii="Times New Roman" w:hAnsi="Times New Roman" w:eastAsia="宋体" w:cs="Times New Roman"/>
+        </w:rPr>
+      </w:pPr>
+      <w:r>
+        <w:rPr>
+          <w:rFonts w:ascii="Times New Roman" w:hAnsi="Times New Roman" w:eastAsia="宋体" w:cs="Times New Roman"/>
         </w:rPr>
         <w:t>[17] Dunlosky, J., Rawson, K. A., Marsh, E. J., Nathan, M. J., &amp; Willingham, D. T. (2013). Improving students' learning with effective learning techniques: Promising directions from cognitive and educational psychology. Psychological Science in the Public Interest, 14(1), 4-58. </w:t>
       </w:r>
       <w:r>
-        <w:rPr>
-          <w:rFonts w:hint="default" w:ascii="Times New Roman" w:hAnsi="Times New Roman" w:eastAsia="宋体" w:cs="Times New Roman"/>
-        </w:rPr>
         <w:fldChar w:fldCharType="begin"/>
       </w:r>
       <w:r>
-        <w:rPr>
-          <w:rFonts w:hint="default" w:ascii="Times New Roman" w:hAnsi="Times New Roman" w:eastAsia="宋体" w:cs="Times New Roman"/>
-        </w:rPr>
         <w:instrText xml:space="preserve"> HYPERLINK "https://doi.org/10.1177/1529100612453266" \t "_blank" </w:instrText>
       </w:r>
       <w:r>
-        <w:rPr>
-          <w:rFonts w:hint="default" w:ascii="Times New Roman" w:hAnsi="Times New Roman" w:eastAsia="宋体" w:cs="Times New Roman"/>
-        </w:rPr>
         <w:fldChar w:fldCharType="separate"/>
       </w:r>
       <w:r>
         <w:rPr>
-          <w:rFonts w:hint="default" w:ascii="Times New Roman" w:hAnsi="Times New Roman" w:eastAsia="宋体" w:cs="Times New Roman"/>
+          <w:rFonts w:ascii="Times New Roman" w:hAnsi="Times New Roman" w:eastAsia="宋体" w:cs="Times New Roman"/>
         </w:rPr>
         <w:t>https://doi.org/10.1177/1529100612453266</w:t>
       </w:r>
       <w:r>
         <w:rPr>
-          <w:rFonts w:hint="default" w:ascii="Times New Roman" w:hAnsi="Times New Roman" w:eastAsia="宋体" w:cs="Times New Roman"/>
+          <w:rFonts w:ascii="Times New Roman" w:hAnsi="Times New Roman" w:eastAsia="宋体" w:cs="Times New Roman"/>
         </w:rPr>
         <w:fldChar w:fldCharType="end"/>
       </w:r>
@@ -13902,12 +14521,12 @@
       <w:pPr>
         <w:jc w:val="left"/>
         <w:rPr>
-          <w:rFonts w:hint="default" w:ascii="Times New Roman" w:hAnsi="Times New Roman" w:eastAsia="宋体" w:cs="Times New Roman"/>
-        </w:rPr>
-      </w:pPr>
-      <w:r>
-        <w:rPr>
-          <w:rFonts w:hint="default" w:ascii="Times New Roman" w:hAnsi="Times New Roman" w:eastAsia="宋体" w:cs="Times New Roman"/>
+          <w:rFonts w:ascii="Times New Roman" w:hAnsi="Times New Roman" w:eastAsia="宋体" w:cs="Times New Roman"/>
+        </w:rPr>
+      </w:pPr>
+      <w:r>
+        <w:rPr>
+          <w:rFonts w:ascii="Times New Roman" w:hAnsi="Times New Roman" w:eastAsia="宋体" w:cs="Times New Roman"/>
         </w:rPr>
         <w:t>[18] Eyal, N. (2014). Hooked: How to Build Habit-Forming Products. Portfolio.</w:t>
       </w:r>
@@ -13916,42 +14535,33 @@
       <w:pPr>
         <w:jc w:val="left"/>
         <w:rPr>
-          <w:rFonts w:hint="default" w:ascii="Times New Roman" w:hAnsi="Times New Roman" w:eastAsia="宋体" w:cs="Times New Roman"/>
-        </w:rPr>
-      </w:pPr>
-      <w:r>
-        <w:rPr>
-          <w:rFonts w:hint="default" w:ascii="Times New Roman" w:hAnsi="Times New Roman" w:eastAsia="宋体" w:cs="Times New Roman"/>
+          <w:rFonts w:ascii="Times New Roman" w:hAnsi="Times New Roman" w:eastAsia="宋体" w:cs="Times New Roman"/>
+        </w:rPr>
+      </w:pPr>
+      <w:r>
+        <w:rPr>
+          <w:rFonts w:ascii="Times New Roman" w:hAnsi="Times New Roman" w:eastAsia="宋体" w:cs="Times New Roman"/>
         </w:rPr>
         <w:t>[19] Benyon, D. (2019). Designing User Experience: A Guide to HCI, UX and Interaction Design (4th ed.). Pearson. </w:t>
       </w:r>
       <w:r>
-        <w:rPr>
-          <w:rFonts w:hint="default" w:ascii="Times New Roman" w:hAnsi="Times New Roman" w:eastAsia="宋体" w:cs="Times New Roman"/>
-        </w:rPr>
         <w:fldChar w:fldCharType="begin"/>
       </w:r>
       <w:r>
-        <w:rPr>
-          <w:rFonts w:hint="default" w:ascii="Times New Roman" w:hAnsi="Times New Roman" w:eastAsia="宋体" w:cs="Times New Roman"/>
-        </w:rPr>
         <w:instrText xml:space="preserve"> HYPERLINK "https://www.pearson.com/se/Nordics-Higher-Education/subject-catalogue/computer-science/designing-user-experience-a-guide-to-HCI-UX-and-interaction-design.html" \t "_blank" </w:instrText>
       </w:r>
       <w:r>
-        <w:rPr>
-          <w:rFonts w:hint="default" w:ascii="Times New Roman" w:hAnsi="Times New Roman" w:eastAsia="宋体" w:cs="Times New Roman"/>
-        </w:rPr>
         <w:fldChar w:fldCharType="separate"/>
       </w:r>
       <w:r>
         <w:rPr>
-          <w:rFonts w:hint="default" w:ascii="Times New Roman" w:hAnsi="Times New Roman" w:eastAsia="宋体" w:cs="Times New Roman"/>
+          <w:rFonts w:ascii="Times New Roman" w:hAnsi="Times New Roman" w:eastAsia="宋体" w:cs="Times New Roman"/>
         </w:rPr>
         <w:t>https://www.pearson.com/se/Nordics-Higher-Education/subject-catalogue/computer-science/designing-user-experience-a-guide-to-HCI-UX-and-interaction-design.html</w:t>
       </w:r>
       <w:r>
         <w:rPr>
-          <w:rFonts w:hint="default" w:ascii="Times New Roman" w:hAnsi="Times New Roman" w:eastAsia="宋体" w:cs="Times New Roman"/>
+          <w:rFonts w:ascii="Times New Roman" w:hAnsi="Times New Roman" w:eastAsia="宋体" w:cs="Times New Roman"/>
         </w:rPr>
         <w:fldChar w:fldCharType="end"/>
       </w:r>
@@ -14109,10 +14719,102 @@
       <w:lvlJc w:val="left"/>
     </w:lvl>
   </w:abstractNum>
+  <w:abstractNum w:abstractNumId="2">
+    <w:nsid w:val="42993377"/>
+    <w:multiLevelType w:val="multilevel"/>
+    <w:tmpl w:val="42993377"/>
+    <w:lvl w:ilvl="0" w:tentative="0">
+      <w:start w:val="1"/>
+      <w:numFmt w:val="decimal"/>
+      <w:lvlText w:val="[%1]"/>
+      <w:lvlJc w:val="left"/>
+      <w:pPr>
+        <w:ind w:left="440" w:hanging="440"/>
+      </w:pPr>
+      <w:rPr>
+        <w:rFonts w:hint="eastAsia"/>
+      </w:rPr>
+    </w:lvl>
+    <w:lvl w:ilvl="1" w:tentative="0">
+      <w:start w:val="1"/>
+      <w:numFmt w:val="lowerLetter"/>
+      <w:lvlText w:val="%2)"/>
+      <w:lvlJc w:val="left"/>
+      <w:pPr>
+        <w:ind w:left="880" w:hanging="440"/>
+      </w:pPr>
+    </w:lvl>
+    <w:lvl w:ilvl="2" w:tentative="0">
+      <w:start w:val="1"/>
+      <w:numFmt w:val="lowerRoman"/>
+      <w:lvlText w:val="%3."/>
+      <w:lvlJc w:val="right"/>
+      <w:pPr>
+        <w:ind w:left="1320" w:hanging="440"/>
+      </w:pPr>
+    </w:lvl>
+    <w:lvl w:ilvl="3" w:tentative="0">
+      <w:start w:val="1"/>
+      <w:numFmt w:val="decimal"/>
+      <w:lvlText w:val="%4."/>
+      <w:lvlJc w:val="left"/>
+      <w:pPr>
+        <w:ind w:left="1760" w:hanging="440"/>
+      </w:pPr>
+    </w:lvl>
+    <w:lvl w:ilvl="4" w:tentative="0">
+      <w:start w:val="1"/>
+      <w:numFmt w:val="lowerLetter"/>
+      <w:lvlText w:val="%5)"/>
+      <w:lvlJc w:val="left"/>
+      <w:pPr>
+        <w:ind w:left="2200" w:hanging="440"/>
+      </w:pPr>
+    </w:lvl>
+    <w:lvl w:ilvl="5" w:tentative="0">
+      <w:start w:val="1"/>
+      <w:numFmt w:val="lowerRoman"/>
+      <w:lvlText w:val="%6."/>
+      <w:lvlJc w:val="right"/>
+      <w:pPr>
+        <w:ind w:left="2640" w:hanging="440"/>
+      </w:pPr>
+    </w:lvl>
+    <w:lvl w:ilvl="6" w:tentative="0">
+      <w:start w:val="1"/>
+      <w:numFmt w:val="decimal"/>
+      <w:lvlText w:val="%7."/>
+      <w:lvlJc w:val="left"/>
+      <w:pPr>
+        <w:ind w:left="3080" w:hanging="440"/>
+      </w:pPr>
+    </w:lvl>
+    <w:lvl w:ilvl="7" w:tentative="0">
+      <w:start w:val="1"/>
+      <w:numFmt w:val="lowerLetter"/>
+      <w:lvlText w:val="%8)"/>
+      <w:lvlJc w:val="left"/>
+      <w:pPr>
+        <w:ind w:left="3520" w:hanging="440"/>
+      </w:pPr>
+    </w:lvl>
+    <w:lvl w:ilvl="8" w:tentative="0">
+      <w:start w:val="1"/>
+      <w:numFmt w:val="lowerRoman"/>
+      <w:lvlText w:val="%9."/>
+      <w:lvlJc w:val="right"/>
+      <w:pPr>
+        <w:ind w:left="3960" w:hanging="440"/>
+      </w:pPr>
+    </w:lvl>
+  </w:abstractNum>
   <w:num w:numId="1">
     <w:abstractNumId w:val="1"/>
   </w:num>
   <w:num w:numId="2">
+    <w:abstractNumId w:val="2"/>
+  </w:num>
+  <w:num w:numId="3">
     <w:abstractNumId w:val="0"/>
   </w:num>
 </w:numbering>
@@ -14148,7 +14850,7 @@
     <w:lsdException w:unhideWhenUsed="0" w:uiPriority="0" w:semiHidden="0" w:name="index 7"/>
     <w:lsdException w:unhideWhenUsed="0" w:uiPriority="0" w:semiHidden="0" w:name="index 8"/>
     <w:lsdException w:unhideWhenUsed="0" w:uiPriority="0" w:semiHidden="0" w:name="index 9"/>
-    <w:lsdException w:unhideWhenUsed="0" w:uiPriority="0" w:semiHidden="0" w:name="toc 1"/>
+    <w:lsdException w:qFormat="1" w:unhideWhenUsed="0" w:uiPriority="0" w:semiHidden="0" w:name="toc 1"/>
     <w:lsdException w:qFormat="1" w:unhideWhenUsed="0" w:uiPriority="0" w:semiHidden="0" w:name="toc 2"/>
     <w:lsdException w:unhideWhenUsed="0" w:uiPriority="0" w:semiHidden="0" w:name="toc 3"/>
     <w:lsdException w:unhideWhenUsed="0" w:uiPriority="0" w:semiHidden="0" w:name="toc 4"/>
@@ -14158,7 +14860,7 @@
     <w:lsdException w:unhideWhenUsed="0" w:uiPriority="0" w:semiHidden="0" w:name="toc 8"/>
     <w:lsdException w:unhideWhenUsed="0" w:uiPriority="0" w:semiHidden="0" w:name="toc 9"/>
     <w:lsdException w:unhideWhenUsed="0" w:uiPriority="0" w:semiHidden="0" w:name="Normal Indent"/>
-    <w:lsdException w:unhideWhenUsed="0" w:uiPriority="0" w:semiHidden="0" w:name="footnote text"/>
+    <w:lsdException w:qFormat="1" w:unhideWhenUsed="0" w:uiPriority="0" w:semiHidden="0" w:name="footnote text"/>
     <w:lsdException w:unhideWhenUsed="0" w:uiPriority="0" w:semiHidden="0" w:name="annotation text"/>
     <w:lsdException w:unhideWhenUsed="0" w:uiPriority="0" w:semiHidden="0" w:name="header"/>
     <w:lsdException w:unhideWhenUsed="0" w:uiPriority="0" w:semiHidden="0" w:name="footer"/>
@@ -14221,7 +14923,7 @@
     <w:lsdException w:unhideWhenUsed="0" w:uiPriority="0" w:semiHidden="0" w:name="Document Map"/>
     <w:lsdException w:unhideWhenUsed="0" w:uiPriority="0" w:semiHidden="0" w:name="Plain Text"/>
     <w:lsdException w:unhideWhenUsed="0" w:uiPriority="0" w:semiHidden="0" w:name="E-mail Signature"/>
-    <w:lsdException w:unhideWhenUsed="0" w:uiPriority="0" w:semiHidden="0" w:name="Normal (Web)"/>
+    <w:lsdException w:qFormat="1" w:unhideWhenUsed="0" w:uiPriority="0" w:semiHidden="0" w:name="Normal (Web)"/>
     <w:lsdException w:unhideWhenUsed="0" w:uiPriority="0" w:semiHidden="0" w:name="HTML Acronym"/>
     <w:lsdException w:unhideWhenUsed="0" w:uiPriority="0" w:semiHidden="0" w:name="HTML Address"/>
     <w:lsdException w:unhideWhenUsed="0" w:uiPriority="0" w:semiHidden="0" w:name="HTML Cite"/>
@@ -14299,6 +15001,7 @@
     <w:lsdException w:unhideWhenUsed="0" w:uiPriority="63" w:semiHidden="0" w:name="Medium Shading 1 Accent 1"/>
     <w:lsdException w:unhideWhenUsed="0" w:uiPriority="64" w:semiHidden="0" w:name="Medium Shading 2 Accent 1"/>
     <w:lsdException w:unhideWhenUsed="0" w:uiPriority="65" w:semiHidden="0" w:name="Medium List 1 Accent 1"/>
+    <w:lsdException w:qFormat="1" w:unhideWhenUsed="0" w:uiPriority="34" w:semiHidden="0" w:name="List Paragraph"/>
     <w:lsdException w:unhideWhenUsed="0" w:uiPriority="66" w:semiHidden="0" w:name="Medium List 2 Accent 1"/>
     <w:lsdException w:unhideWhenUsed="0" w:uiPriority="67" w:semiHidden="0" w:name="Medium Grid 1 Accent 1"/>
     <w:lsdException w:unhideWhenUsed="0" w:uiPriority="68" w:semiHidden="0" w:name="Medium Grid 2 Accent 1"/>
@@ -14418,11 +15121,13 @@
     <w:name w:val="toc 1"/>
     <w:basedOn w:val="1"/>
     <w:next w:val="1"/>
+    <w:qFormat/>
     <w:uiPriority w:val="0"/>
   </w:style>
   <w:style w:type="paragraph" w:styleId="3">
     <w:name w:val="footnote text"/>
     <w:basedOn w:val="1"/>
+    <w:qFormat/>
     <w:uiPriority w:val="0"/>
     <w:pPr>
       <w:snapToGrid w:val="0"/>
@@ -14445,6 +15150,7 @@
   <w:style w:type="paragraph" w:styleId="5">
     <w:name w:val="Normal (Web)"/>
     <w:basedOn w:val="1"/>
+    <w:qFormat/>
     <w:uiPriority w:val="0"/>
     <w:rPr>
       <w:sz w:val="24"/>
@@ -14505,6 +15211,15 @@
     <w:rPr>
       <w:vertAlign w:val="superscript"/>
     </w:rPr>
+  </w:style>
+  <w:style w:type="paragraph" w:styleId="13">
+    <w:name w:val="List Paragraph"/>
+    <w:basedOn w:val="1"/>
+    <w:qFormat/>
+    <w:uiPriority w:val="34"/>
+    <w:pPr>
+      <w:ind w:firstLine="420" w:firstLineChars="200"/>
+    </w:pPr>
   </w:style>
 </w:styles>
 </file>

--- a/毕业论文_Tempo/Bachelor_Graduation/陈桢杰-毕业论文中稿.docx
+++ b/毕业论文_Tempo/Bachelor_Graduation/陈桢杰-毕业论文中稿.docx
@@ -1026,7 +1026,7 @@
         </w:p>
         <w:p>
           <w:pPr>
-            <w:pStyle w:val="2"/>
+            <w:pStyle w:val="3"/>
             <w:tabs>
               <w:tab w:val="right" w:leader="dot" w:pos="8306"/>
             </w:tabs>
@@ -1151,7 +1151,7 @@
         </w:p>
         <w:p>
           <w:pPr>
-            <w:pStyle w:val="2"/>
+            <w:pStyle w:val="3"/>
             <w:tabs>
               <w:tab w:val="right" w:leader="dot" w:pos="8306"/>
             </w:tabs>
@@ -1224,7 +1224,7 @@
         </w:p>
         <w:p>
           <w:pPr>
-            <w:pStyle w:val="2"/>
+            <w:pStyle w:val="3"/>
             <w:tabs>
               <w:tab w:val="right" w:leader="dot" w:pos="8306"/>
             </w:tabs>
@@ -1297,7 +1297,7 @@
         </w:p>
         <w:p>
           <w:pPr>
-            <w:pStyle w:val="4"/>
+            <w:pStyle w:val="5"/>
             <w:tabs>
               <w:tab w:val="right" w:leader="dot" w:pos="8306"/>
             </w:tabs>
@@ -1378,7 +1378,7 @@
         </w:p>
         <w:p>
           <w:pPr>
-            <w:pStyle w:val="4"/>
+            <w:pStyle w:val="5"/>
             <w:tabs>
               <w:tab w:val="right" w:leader="dot" w:pos="8306"/>
             </w:tabs>
@@ -1459,7 +1459,7 @@
         </w:p>
         <w:p>
           <w:pPr>
-            <w:pStyle w:val="4"/>
+            <w:pStyle w:val="5"/>
             <w:tabs>
               <w:tab w:val="right" w:leader="dot" w:pos="8306"/>
             </w:tabs>
@@ -1540,7 +1540,7 @@
         </w:p>
         <w:p>
           <w:pPr>
-            <w:pStyle w:val="4"/>
+            <w:pStyle w:val="5"/>
             <w:tabs>
               <w:tab w:val="right" w:leader="dot" w:pos="8306"/>
             </w:tabs>
@@ -1621,7 +1621,7 @@
         </w:p>
         <w:p>
           <w:pPr>
-            <w:pStyle w:val="2"/>
+            <w:pStyle w:val="3"/>
             <w:tabs>
               <w:tab w:val="right" w:leader="dot" w:pos="8306"/>
             </w:tabs>
@@ -1694,7 +1694,7 @@
         </w:p>
         <w:p>
           <w:pPr>
-            <w:pStyle w:val="4"/>
+            <w:pStyle w:val="5"/>
             <w:tabs>
               <w:tab w:val="right" w:leader="dot" w:pos="8306"/>
             </w:tabs>
@@ -1775,7 +1775,7 @@
         </w:p>
         <w:p>
           <w:pPr>
-            <w:pStyle w:val="4"/>
+            <w:pStyle w:val="5"/>
             <w:tabs>
               <w:tab w:val="right" w:leader="dot" w:pos="8306"/>
             </w:tabs>
@@ -1856,7 +1856,7 @@
         </w:p>
         <w:p>
           <w:pPr>
-            <w:pStyle w:val="4"/>
+            <w:pStyle w:val="5"/>
             <w:tabs>
               <w:tab w:val="right" w:leader="dot" w:pos="8306"/>
             </w:tabs>
@@ -1937,7 +1937,7 @@
         </w:p>
         <w:p>
           <w:pPr>
-            <w:pStyle w:val="2"/>
+            <w:pStyle w:val="3"/>
             <w:tabs>
               <w:tab w:val="right" w:leader="dot" w:pos="8306"/>
             </w:tabs>
@@ -2010,7 +2010,7 @@
         </w:p>
         <w:p>
           <w:pPr>
-            <w:pStyle w:val="4"/>
+            <w:pStyle w:val="5"/>
             <w:tabs>
               <w:tab w:val="right" w:leader="dot" w:pos="8306"/>
             </w:tabs>
@@ -2091,7 +2091,7 @@
         </w:p>
         <w:p>
           <w:pPr>
-            <w:pStyle w:val="4"/>
+            <w:pStyle w:val="5"/>
             <w:tabs>
               <w:tab w:val="right" w:leader="dot" w:pos="8306"/>
             </w:tabs>
@@ -2172,7 +2172,7 @@
         </w:p>
         <w:p>
           <w:pPr>
-            <w:pStyle w:val="4"/>
+            <w:pStyle w:val="5"/>
             <w:tabs>
               <w:tab w:val="right" w:leader="dot" w:pos="8306"/>
             </w:tabs>
@@ -2253,7 +2253,7 @@
         </w:p>
         <w:p>
           <w:pPr>
-            <w:pStyle w:val="4"/>
+            <w:pStyle w:val="5"/>
             <w:tabs>
               <w:tab w:val="right" w:leader="dot" w:pos="8306"/>
             </w:tabs>
@@ -2334,7 +2334,7 @@
         </w:p>
         <w:p>
           <w:pPr>
-            <w:pStyle w:val="4"/>
+            <w:pStyle w:val="5"/>
             <w:tabs>
               <w:tab w:val="right" w:leader="dot" w:pos="8306"/>
             </w:tabs>
@@ -2415,7 +2415,7 @@
         </w:p>
         <w:p>
           <w:pPr>
-            <w:pStyle w:val="2"/>
+            <w:pStyle w:val="3"/>
             <w:tabs>
               <w:tab w:val="right" w:leader="dot" w:pos="8306"/>
             </w:tabs>
@@ -2488,7 +2488,7 @@
         </w:p>
         <w:p>
           <w:pPr>
-            <w:pStyle w:val="4"/>
+            <w:pStyle w:val="5"/>
             <w:tabs>
               <w:tab w:val="right" w:leader="dot" w:pos="8306"/>
             </w:tabs>
@@ -2569,7 +2569,7 @@
         </w:p>
         <w:p>
           <w:pPr>
-            <w:pStyle w:val="4"/>
+            <w:pStyle w:val="5"/>
             <w:tabs>
               <w:tab w:val="right" w:leader="dot" w:pos="8306"/>
             </w:tabs>
@@ -2650,7 +2650,7 @@
         </w:p>
         <w:p>
           <w:pPr>
-            <w:pStyle w:val="4"/>
+            <w:pStyle w:val="5"/>
             <w:tabs>
               <w:tab w:val="right" w:leader="dot" w:pos="8306"/>
             </w:tabs>
@@ -2731,7 +2731,7 @@
         </w:p>
         <w:p>
           <w:pPr>
-            <w:pStyle w:val="2"/>
+            <w:pStyle w:val="3"/>
             <w:tabs>
               <w:tab w:val="right" w:leader="dot" w:pos="8306"/>
             </w:tabs>
@@ -2804,7 +2804,7 @@
         </w:p>
         <w:p>
           <w:pPr>
-            <w:pStyle w:val="2"/>
+            <w:pStyle w:val="3"/>
             <w:tabs>
               <w:tab w:val="right" w:leader="dot" w:pos="8306"/>
             </w:tabs>
@@ -2877,7 +2877,7 @@
         </w:p>
         <w:p>
           <w:pPr>
-            <w:pStyle w:val="2"/>
+            <w:pStyle w:val="3"/>
             <w:tabs>
               <w:tab w:val="right" w:leader="dot" w:pos="8306"/>
             </w:tabs>
@@ -2958,7 +2958,7 @@
         </w:p>
         <w:p>
           <w:pPr>
-            <w:pStyle w:val="2"/>
+            <w:pStyle w:val="3"/>
             <w:tabs>
               <w:tab w:val="right" w:leader="dot" w:pos="8306"/>
             </w:tabs>
@@ -3046,7 +3046,7 @@
         </w:p>
         <w:p>
           <w:pPr>
-            <w:pStyle w:val="2"/>
+            <w:pStyle w:val="3"/>
             <w:tabs>
               <w:tab w:val="right" w:leader="dot" w:pos="8306"/>
             </w:tabs>
@@ -3134,7 +3134,7 @@
         </w:p>
         <w:p>
           <w:pPr>
-            <w:pStyle w:val="2"/>
+            <w:pStyle w:val="3"/>
             <w:tabs>
               <w:tab w:val="right" w:leader="dot" w:pos="8306"/>
             </w:tabs>
@@ -3229,7 +3229,7 @@
         </w:p>
         <w:p>
           <w:pPr>
-            <w:pStyle w:val="2"/>
+            <w:pStyle w:val="3"/>
             <w:tabs>
               <w:tab w:val="right" w:leader="dot" w:pos="8306"/>
             </w:tabs>
@@ -3312,7 +3312,7 @@
         </w:p>
         <w:p>
           <w:pPr>
-            <w:pStyle w:val="2"/>
+            <w:pStyle w:val="3"/>
             <w:tabs>
               <w:tab w:val="right" w:leader="dot" w:pos="8306"/>
             </w:tabs>
@@ -4852,7 +4852,7 @@
       </w:r>
       <w:r>
         <w:rPr>
-          <w:rStyle w:val="12"/>
+          <w:rStyle w:val="13"/>
           <w:rFonts w:hint="default" w:ascii="Times New Roman" w:hAnsi="Times New Roman" w:cs="Times New Roman" w:eastAsiaTheme="minorEastAsia"/>
           <w:b/>
           <w:bCs/>
@@ -5288,7 +5288,24 @@
           <w:sz w:val="24"/>
           <w:szCs w:val="24"/>
         </w:rPr>
-        <w:t>Xiao Ruowei、Wu Zhanwei 与 Hamari 在《Internet-of-Gamification》一文中进一步将游戏化与用户参与联系起来。他们指出，游戏化是通过类似游戏的体验增强服务和系统的一种设计方法，并在健康、教育、治理、商业等领域被广泛用于提升参与度</w:t>
+        <w:t>Xiao Ruowei</w:t>
+      </w:r>
+      <w:r>
+        <w:rPr>
+          <w:rFonts w:hint="eastAsia" w:ascii="Times New Roman" w:hAnsi="Times New Roman" w:eastAsia="宋体" w:cs="Times New Roman"/>
+          <w:sz w:val="24"/>
+          <w:szCs w:val="24"/>
+          <w:lang w:val="en-US" w:eastAsia="zh-CN"/>
+        </w:rPr>
+        <w:t>等</w:t>
+      </w:r>
+      <w:r>
+        <w:rPr>
+          <w:rFonts w:hint="default" w:ascii="Times New Roman" w:hAnsi="Times New Roman" w:eastAsia="宋体" w:cs="Times New Roman"/>
+          <w:sz w:val="24"/>
+          <w:szCs w:val="24"/>
+        </w:rPr>
+        <w:t>在《Internet-of-Gamification》一文中进一步将游戏化与用户参与联系起来。他们指出，游戏化是通过类似游戏的体验增强服务和系统的一种设计方法，并在健康、教育、治理、商业等领域被广泛用于提升参与度</w:t>
       </w:r>
       <w:r>
         <w:rPr>
@@ -5323,92 +5340,24 @@
           <w:sz w:val="24"/>
           <w:szCs w:val="24"/>
         </w:rPr>
-        <w:t>游戏化的好处并不只是</w:t>
-      </w:r>
-      <w:r>
-        <w:rPr>
-          <w:rFonts w:hint="eastAsia" w:ascii="Times New Roman" w:hAnsi="Times New Roman" w:eastAsia="宋体" w:cs="Times New Roman"/>
-          <w:sz w:val="24"/>
-          <w:szCs w:val="24"/>
-          <w:lang w:eastAsia="zh-CN"/>
-        </w:rPr>
-        <w:t>“</w:t>
-      </w:r>
-      <w:r>
-        <w:rPr>
-          <w:rFonts w:hint="default" w:ascii="Times New Roman" w:hAnsi="Times New Roman" w:eastAsia="宋体" w:cs="Times New Roman"/>
-          <w:sz w:val="24"/>
-          <w:szCs w:val="24"/>
-        </w:rPr>
-        <w:t>更有趣</w:t>
-      </w:r>
-      <w:r>
-        <w:rPr>
-          <w:rFonts w:hint="eastAsia" w:ascii="Times New Roman" w:hAnsi="Times New Roman" w:eastAsia="宋体" w:cs="Times New Roman"/>
-          <w:sz w:val="24"/>
-          <w:szCs w:val="24"/>
-          <w:lang w:eastAsia="zh-CN"/>
-        </w:rPr>
-        <w:t>”</w:t>
-      </w:r>
-      <w:r>
-        <w:rPr>
-          <w:rFonts w:hint="default" w:ascii="Times New Roman" w:hAnsi="Times New Roman" w:eastAsia="宋体" w:cs="Times New Roman"/>
-          <w:sz w:val="24"/>
-          <w:szCs w:val="24"/>
-        </w:rPr>
-        <w:t>。根据 Xiao 等人的综述，游戏化可能通过四类机制影响参与：第一，通过叙事、角色、拟人化和互动情境把用户带入更易理解的任务环境；第二，通过徽章、等级、目标和社会认可等激励机制增强行为动机；第三，通过目标清晰、挑战与技能匹配、即时反馈等条件促进心流体验；第四，通过目标与子目标设置提升任务表现和自我效能感[12]。对应到 FirstSpot，Myo 角色和聊天式讲解承担降低距离感的作用，XP 和章节卡片承担反馈与进度可视化作用，章节任务和小测承担目标分解作用，术语解释、拖拽案例和金融小工具则把抽象概念转化为可操作对象。</w:t>
-      </w:r>
-    </w:p>
-    <w:p>
-      <w:pPr>
-        <w:rPr>
-          <w:rFonts w:hint="default" w:ascii="Times New Roman" w:hAnsi="Times New Roman" w:eastAsia="宋体" w:cs="Times New Roman"/>
-          <w:sz w:val="24"/>
-          <w:szCs w:val="24"/>
-        </w:rPr>
-      </w:pPr>
-      <w:r>
-        <w:rPr>
-          <w:rFonts w:hint="default" w:ascii="Times New Roman" w:hAnsi="Times New Roman" w:eastAsia="宋体" w:cs="Times New Roman"/>
-          <w:sz w:val="24"/>
-          <w:szCs w:val="24"/>
-        </w:rPr>
-        <w:t>游戏化的典型应用场景包括教育、健康行为促进、公共服务、商业营销、众包和智慧城市等。它们的共同点是：用户需要持续参与某个非娱乐任务，而传统界面或单向说明难以维持动机。在投资者教育中，游戏化具有一定适配性，因为新手学习金融知识往往面临抽象、枯燥、反馈不及时和成果不可见的问题。FirstSpot 将游戏化用于学习和理解，而不是用于交易刺激，正是为了避免金融场景中</w:t>
-      </w:r>
-      <w:r>
-        <w:rPr>
-          <w:rFonts w:hint="eastAsia" w:ascii="Times New Roman" w:hAnsi="Times New Roman" w:eastAsia="宋体" w:cs="Times New Roman"/>
-          <w:sz w:val="24"/>
-          <w:szCs w:val="24"/>
-          <w:lang w:eastAsia="zh-CN"/>
-        </w:rPr>
-        <w:t>“</w:t>
-      </w:r>
-      <w:r>
-        <w:rPr>
-          <w:rFonts w:hint="default" w:ascii="Times New Roman" w:hAnsi="Times New Roman" w:eastAsia="宋体" w:cs="Times New Roman"/>
-          <w:sz w:val="24"/>
-          <w:szCs w:val="24"/>
-        </w:rPr>
-        <w:t>把投资做成游戏</w:t>
-      </w:r>
-      <w:r>
-        <w:rPr>
-          <w:rFonts w:hint="eastAsia" w:ascii="Times New Roman" w:hAnsi="Times New Roman" w:eastAsia="宋体" w:cs="Times New Roman"/>
-          <w:sz w:val="24"/>
-          <w:szCs w:val="24"/>
-          <w:lang w:eastAsia="zh-CN"/>
-        </w:rPr>
-        <w:t>”</w:t>
-      </w:r>
-      <w:r>
-        <w:rPr>
-          <w:rFonts w:hint="default" w:ascii="Times New Roman" w:hAnsi="Times New Roman" w:eastAsia="宋体" w:cs="Times New Roman"/>
-          <w:sz w:val="24"/>
-          <w:szCs w:val="24"/>
-        </w:rPr>
-        <w:t>的伦理风险。</w:t>
+        <w:t>游戏化的好处并不只是更有趣。根据 Xiao 等人的综述，游戏化可能通过四类机制影响参与：第一，通过叙事、角色、拟人化和互动情境把用户带入更易理解的任务环境；第二，通过徽章、等级、目标和社会认可等激励机制增强行为动机；第三，通过目标清晰、挑战与技能匹配、即时反馈等条件促进心流体验；第四，通过目标与子目标设置提升任务表现和自我效能感[12]。对应到 FirstSpot，Myo 角色和聊天式讲解承担降低距离感的作用，XP 和章节卡片承担反馈与进度可视化作用，章节任务和小测承担目标分解作用，术语解释、拖拽案例和金融小工具则把抽象概念转化为可操作对象。</w:t>
+      </w:r>
+    </w:p>
+    <w:p>
+      <w:pPr>
+        <w:rPr>
+          <w:rFonts w:hint="default" w:ascii="Times New Roman" w:hAnsi="Times New Roman" w:eastAsia="宋体" w:cs="Times New Roman"/>
+          <w:sz w:val="24"/>
+          <w:szCs w:val="24"/>
+        </w:rPr>
+      </w:pPr>
+      <w:r>
+        <w:rPr>
+          <w:rFonts w:hint="default" w:ascii="Times New Roman" w:hAnsi="Times New Roman" w:eastAsia="宋体" w:cs="Times New Roman"/>
+          <w:sz w:val="24"/>
+          <w:szCs w:val="24"/>
+        </w:rPr>
+        <w:t>游戏化的典型应用场景包括教育、健康行为促进、公共服务、商业营销、众包和智慧城市等。它们的共同点是：用户需要持续参与某个非娱乐任务，而传统界面或单向说明难以维持动机。在投资者教育中，游戏化具有一定适配性，因为新手学习金融知识往往面临抽象、枯燥、反馈不及时和成果不可见的问题。FirstSpot 将游戏化用于学习和理解，而不是用于交易刺激，正是为了避免金融场景中把投资做成游戏的伦理风险。</w:t>
       </w:r>
     </w:p>
     <w:p>
@@ -5894,7 +5843,7 @@
           <w:sz w:val="24"/>
           <w:szCs w:val="24"/>
         </w:rPr>
-        <w:t>。FirstSpot 将金融知识拆分为短任务和可操作 widgets，正是为了让用户在较短时间内完成</w:t>
+        <w:t>。FirstSpot 将金融知识拆分为短任务和可操作 widgets，正是为了让用户在较短时间内完成理解一个概念</w:t>
       </w:r>
       <w:r>
         <w:rPr>
@@ -5903,15 +5852,15 @@
           <w:szCs w:val="24"/>
           <w:lang w:eastAsia="zh-CN"/>
         </w:rPr>
-        <w:t>“</w:t>
-      </w:r>
-      <w:r>
-        <w:rPr>
-          <w:rFonts w:hint="default" w:ascii="Times New Roman" w:hAnsi="Times New Roman" w:eastAsia="宋体" w:cs="Times New Roman"/>
-          <w:sz w:val="24"/>
-          <w:szCs w:val="24"/>
-        </w:rPr>
-        <w:t>理解一个概念—做一次操作—得到一次反馈</w:t>
+        <w:t>、</w:t>
+      </w:r>
+      <w:r>
+        <w:rPr>
+          <w:rFonts w:hint="default" w:ascii="Times New Roman" w:hAnsi="Times New Roman" w:eastAsia="宋体" w:cs="Times New Roman"/>
+          <w:sz w:val="24"/>
+          <w:szCs w:val="24"/>
+        </w:rPr>
+        <w:t>做一次操作</w:t>
       </w:r>
       <w:r>
         <w:rPr>
@@ -5920,15 +5869,15 @@
           <w:szCs w:val="24"/>
           <w:lang w:eastAsia="zh-CN"/>
         </w:rPr>
-        <w:t>”</w:t>
-      </w:r>
-      <w:r>
-        <w:rPr>
-          <w:rFonts w:hint="default" w:ascii="Times New Roman" w:hAnsi="Times New Roman" w:eastAsia="宋体" w:cs="Times New Roman"/>
-          <w:sz w:val="24"/>
-          <w:szCs w:val="24"/>
-        </w:rPr>
-        <w:t>的闭环。对于新手而言，二级市场、指数基金、风险分散、复利和回撤等概念过于抽象，如果只通过长段文字呈现，容易造成理解疲劳；如果通过拖拽、滑杆、翻卡、术语解释和小测进行操作化表达，则更容易形成即时反馈和阶段性成就。微学习、主动回忆和间隔复习等学习策略也提示，学习设计应让用户在较短单元中反复提取、应用和巩固知识，而不是只进行一次性阅读</w:t>
+        <w:t>、</w:t>
+      </w:r>
+      <w:r>
+        <w:rPr>
+          <w:rFonts w:hint="default" w:ascii="Times New Roman" w:hAnsi="Times New Roman" w:eastAsia="宋体" w:cs="Times New Roman"/>
+          <w:sz w:val="24"/>
+          <w:szCs w:val="24"/>
+        </w:rPr>
+        <w:t>得到一次反馈的闭环。对于新手而言，二级市场、指数基金、风险分散、复利和回撤等概念过于抽象，如果只通过长段文字呈现，容易造成理解疲劳；如果通过拖拽、滑杆、翻卡、术语解释和小测进行操作化表达，则更容易形成即时反馈和阶段性成就。微学习、主动回忆和间隔复习等学习策略也提示，学习设计应让用户在较短单元中反复提取、应用和巩固知识，而不是只进行一次性阅读</w:t>
       </w:r>
       <w:r>
         <w:rPr>
@@ -8120,87 +8069,114 @@
         </w:rPr>
         <w:t>的用户参与类型三轴模型分析</w:t>
       </w:r>
-    </w:p>
-    <w:p>
-      <w:pPr>
-        <w:jc w:val="left"/>
-        <w:rPr>
-          <w:rFonts w:hint="default" w:ascii="Times New Roman" w:hAnsi="Times New Roman" w:cs="Times New Roman" w:eastAsiaTheme="minorEastAsia"/>
-          <w:b w:val="0"/>
-          <w:bCs w:val="0"/>
+      <w:r>
+        <w:rPr>
+          <w:rStyle w:val="13"/>
+          <w:rFonts w:hint="eastAsia" w:asciiTheme="minorEastAsia" w:hAnsiTheme="minorEastAsia" w:eastAsiaTheme="minorEastAsia" w:cstheme="minorEastAsia"/>
+          <w:b/>
+          <w:bCs/>
           <w:sz w:val="21"/>
           <w:szCs w:val="21"/>
           <w:lang w:val="en-US" w:eastAsia="zh-CN"/>
         </w:rPr>
-      </w:pPr>
-      <w:r>
-        <w:rPr>
-          <w:rFonts w:hint="default" w:ascii="Times New Roman" w:hAnsi="Times New Roman" w:cs="Times New Roman" w:eastAsiaTheme="minorEastAsia"/>
-          <w:b w:val="0"/>
-          <w:bCs w:val="0"/>
+        <w:footnoteReference w:id="1"/>
+      </w:r>
+    </w:p>
+    <w:p>
+      <w:pPr>
+        <w:jc w:val="center"/>
+        <w:rPr>
+          <w:rFonts w:hint="eastAsia" w:asciiTheme="minorEastAsia" w:hAnsiTheme="minorEastAsia" w:eastAsiaTheme="minorEastAsia" w:cstheme="minorEastAsia"/>
+          <w:b/>
+          <w:bCs/>
           <w:sz w:val="21"/>
           <w:szCs w:val="21"/>
           <w:lang w:val="en-US" w:eastAsia="zh-CN"/>
         </w:rPr>
-        <w:t>注：黄色标注为本文根据 FirstSpot 产品定位添加。用于说明本项目聚焦于 Attention-Attitude、Entry Point of Engagement 与 Individual Engagement。</w:t>
-      </w:r>
-    </w:p>
-    <w:p>
-      <w:pPr>
-        <w:jc w:val="left"/>
-        <w:rPr>
-          <w:rFonts w:hint="default" w:ascii="Times New Roman" w:hAnsi="Times New Roman" w:cs="Times New Roman" w:eastAsiaTheme="minorEastAsia"/>
-          <w:b w:val="0"/>
-          <w:bCs w:val="0"/>
+      </w:pPr>
+    </w:p>
+    <w:p>
+      <w:pPr>
+        <w:jc w:val="center"/>
+        <w:rPr>
+          <w:rFonts w:hint="eastAsia" w:asciiTheme="minorEastAsia" w:hAnsiTheme="minorEastAsia" w:eastAsiaTheme="minorEastAsia" w:cstheme="minorEastAsia"/>
+          <w:b/>
+          <w:bCs/>
           <w:sz w:val="21"/>
           <w:szCs w:val="21"/>
           <w:lang w:val="en-US" w:eastAsia="zh-CN"/>
         </w:rPr>
       </w:pPr>
-      <w:r>
-        <w:rPr>
-          <w:rFonts w:hint="default" w:ascii="Times New Roman" w:hAnsi="Times New Roman" w:cs="Times New Roman" w:eastAsiaTheme="minorEastAsia"/>
-          <w:b w:val="0"/>
-          <w:bCs w:val="0"/>
-          <w:sz w:val="21"/>
-          <w:szCs w:val="21"/>
-          <w:lang w:val="en-US" w:eastAsia="zh-CN"/>
-        </w:rPr>
-        <w:t xml:space="preserve">资料来源：Xiao、Wu 与 Hamari（2022）用户参与三轴模型图，原图见该文第 </w:t>
-      </w:r>
-      <w:r>
-        <w:rPr>
-          <w:rFonts w:hint="eastAsia" w:ascii="Times New Roman" w:hAnsi="Times New Roman" w:cs="Times New Roman"/>
-          <w:b w:val="0"/>
-          <w:bCs w:val="0"/>
-          <w:sz w:val="21"/>
-          <w:szCs w:val="21"/>
-          <w:lang w:val="en-US" w:eastAsia="zh-CN"/>
-        </w:rPr>
-        <w:t>5</w:t>
-      </w:r>
-      <w:r>
-        <w:rPr>
-          <w:rFonts w:hint="default" w:ascii="Times New Roman" w:hAnsi="Times New Roman" w:cs="Times New Roman" w:eastAsiaTheme="minorEastAsia"/>
-          <w:b w:val="0"/>
-          <w:bCs w:val="0"/>
-          <w:sz w:val="21"/>
-          <w:szCs w:val="21"/>
-          <w:lang w:val="en-US" w:eastAsia="zh-CN"/>
-        </w:rPr>
-        <w:t xml:space="preserve"> 页[12]。</w:t>
-      </w:r>
     </w:p>
     <w:p>
       <w:pPr>
         <w:ind w:firstLine="420" w:firstLineChars="0"/>
         <w:rPr>
+          <w:rFonts w:hint="default" w:ascii="Times New Roman" w:hAnsi="Times New Roman" w:eastAsia="宋体" w:cs="Times New Roman"/>
+          <w:sz w:val="24"/>
+          <w:szCs w:val="24"/>
+        </w:rPr>
+      </w:pPr>
+      <w:r>
+        <w:rPr>
+          <w:rFonts w:hint="default" w:ascii="Times New Roman" w:hAnsi="Times New Roman" w:eastAsia="宋体" w:cs="Times New Roman"/>
+          <w:sz w:val="24"/>
+          <w:szCs w:val="24"/>
+        </w:rPr>
+        <w:t>与传统记账软件相比，FirstSpot 不仅记录消费或资产，还把记录行为与投资知识连接起来；与传统金融交易软件相比，它不把交易作为第一入口，而把学习、理解和反思放在更前面。产品信息架构主要包括四个部分：首开引导、首页仪表盘、学习路径和工具/金库。首开引导负责建立第一印象和轻量画像；首页仪表盘承载继续学习、查看个股信息和进入工具的入口；学习路径提供 12 章投资者教育内容；工具和金库分别承载实用计算、学习成果收藏与游戏化反馈。</w:t>
+      </w:r>
+    </w:p>
+    <w:p>
+      <w:pPr>
+        <w:ind w:firstLine="420" w:firstLineChars="0"/>
+        <w:rPr>
+          <w:rFonts w:hint="default" w:ascii="Times New Roman" w:hAnsi="Times New Roman" w:eastAsia="宋体" w:cs="Times New Roman"/>
+          <w:sz w:val="24"/>
+          <w:szCs w:val="24"/>
+        </w:rPr>
+      </w:pPr>
+      <w:r>
+        <w:rPr>
+          <w:rFonts w:hint="default" w:ascii="Times New Roman" w:hAnsi="Times New Roman" w:eastAsia="宋体" w:cs="Times New Roman"/>
+          <w:sz w:val="24"/>
+          <w:szCs w:val="24"/>
+        </w:rPr>
+        <w:t>除信息架构外，FirstSpot 还需要从系统架构角度说明产品如何被支撑。作为毕业设计 MVP，FirstSpot 的系统结构可以概括为</w:t>
+      </w:r>
+      <w:r>
+        <w:rPr>
           <w:rFonts w:hint="eastAsia" w:ascii="Times New Roman" w:hAnsi="Times New Roman" w:eastAsia="宋体" w:cs="Times New Roman"/>
           <w:sz w:val="24"/>
           <w:szCs w:val="24"/>
           <w:lang w:eastAsia="zh-CN"/>
         </w:rPr>
-      </w:pPr>
+        <w:t>“</w:t>
+      </w:r>
+      <w:r>
+        <w:rPr>
+          <w:rFonts w:hint="default" w:ascii="Times New Roman" w:hAnsi="Times New Roman" w:eastAsia="宋体" w:cs="Times New Roman"/>
+          <w:sz w:val="24"/>
+          <w:szCs w:val="24"/>
+        </w:rPr>
+        <w:t>移动端交互层—业务功能层—数据与服务层—外部数据源</w:t>
+      </w:r>
+      <w:r>
+        <w:rPr>
+          <w:rFonts w:hint="eastAsia" w:ascii="Times New Roman" w:hAnsi="Times New Roman" w:eastAsia="宋体" w:cs="Times New Roman"/>
+          <w:sz w:val="24"/>
+          <w:szCs w:val="24"/>
+          <w:lang w:eastAsia="zh-CN"/>
+        </w:rPr>
+        <w:t>”</w:t>
+      </w:r>
+      <w:r>
+        <w:rPr>
+          <w:rFonts w:hint="default" w:ascii="Times New Roman" w:hAnsi="Times New Roman" w:eastAsia="宋体" w:cs="Times New Roman"/>
+          <w:sz w:val="24"/>
+          <w:szCs w:val="24"/>
+        </w:rPr>
+        <w:t>四个部分。移动端交互层由 Flutter 实现，承担首开引导、首页、学习路径、个股详情页、金库和金融小工具等界面；业务功能层包括用户画像、学习进度、章节内容、术语解释、奖励状态、持仓记录和小工具计算；数据与服务层包括本地持久化、后端 API、行情数据缓存和后续 AI 解释能力；外部数据源则包括股票/基金行情接口、金融百科或课程内容、以及未来可能接入的用户自有账本数据。</w:t>
+      </w:r>
     </w:p>
     <w:p>
       <w:pPr>
@@ -8217,81 +8193,12 @@
           <w:sz w:val="24"/>
           <w:szCs w:val="24"/>
         </w:rPr>
-        <w:t>与传统记账软件相比，FirstSpot 不仅记录消费或资产，还把记录行为与投资知识连接起来；与传统金融交易软件相比，它不把交易作为第一入口，而把学习、理解和反思放在更前面。产品信息架构主要包括四个部分：首开引导、首页仪表盘、学习路径和工具/金库。首开引导负责建立第一印象和轻量画像；首页仪表盘承载继续学习、查看个股信息和进入工具的入口；学习路径提供 12 章投资者教育内容；工具和金库分别承载实用计算、学习成果收藏与游戏化反馈。</w:t>
-      </w:r>
-    </w:p>
-    <w:p>
-      <w:pPr>
-        <w:ind w:firstLine="420" w:firstLineChars="0"/>
-        <w:rPr>
-          <w:rFonts w:hint="default" w:ascii="Times New Roman" w:hAnsi="Times New Roman" w:eastAsia="宋体" w:cs="Times New Roman"/>
-          <w:sz w:val="24"/>
-          <w:szCs w:val="24"/>
-        </w:rPr>
-      </w:pPr>
-      <w:r>
-        <w:rPr>
-          <w:rFonts w:hint="default" w:ascii="Times New Roman" w:hAnsi="Times New Roman" w:eastAsia="宋体" w:cs="Times New Roman"/>
-          <w:sz w:val="24"/>
-          <w:szCs w:val="24"/>
-        </w:rPr>
-        <w:t>除信息架构外，FirstSpot 还需要从系统架构角度说明产品如何被支撑。作为毕业设计 MVP，FirstSpot 的系统结构可以概括为</w:t>
-      </w:r>
-      <w:r>
-        <w:rPr>
-          <w:rFonts w:hint="eastAsia" w:ascii="Times New Roman" w:hAnsi="Times New Roman" w:eastAsia="宋体" w:cs="Times New Roman"/>
-          <w:sz w:val="24"/>
-          <w:szCs w:val="24"/>
-          <w:lang w:eastAsia="zh-CN"/>
-        </w:rPr>
-        <w:t>“</w:t>
-      </w:r>
-      <w:r>
-        <w:rPr>
-          <w:rFonts w:hint="default" w:ascii="Times New Roman" w:hAnsi="Times New Roman" w:eastAsia="宋体" w:cs="Times New Roman"/>
-          <w:sz w:val="24"/>
-          <w:szCs w:val="24"/>
-        </w:rPr>
-        <w:t>移动端交互层—业务功能层—数据与服务层—外部数据源</w:t>
-      </w:r>
-      <w:r>
-        <w:rPr>
-          <w:rFonts w:hint="eastAsia" w:ascii="Times New Roman" w:hAnsi="Times New Roman" w:eastAsia="宋体" w:cs="Times New Roman"/>
-          <w:sz w:val="24"/>
-          <w:szCs w:val="24"/>
-          <w:lang w:eastAsia="zh-CN"/>
-        </w:rPr>
-        <w:t>”</w:t>
-      </w:r>
-      <w:r>
-        <w:rPr>
-          <w:rFonts w:hint="default" w:ascii="Times New Roman" w:hAnsi="Times New Roman" w:eastAsia="宋体" w:cs="Times New Roman"/>
-          <w:sz w:val="24"/>
-          <w:szCs w:val="24"/>
-        </w:rPr>
-        <w:t>四个部分。移动端交互层由 Flutter 实现，承担首开引导、首页、学习路径、个股详情页、金库和金融小工具等界面；业务功能层包括用户画像、学习进度、章节内容、术语解释、奖励状态、持仓记录和小工具计算；数据与服务层包括本地持久化、后端 API、行情数据缓存和后续 AI 解释能力；外部数据源则包括股票/基金行情接口、金融百科或课程内容、以及未来可能接入的用户自有账本数据。</w:t>
-      </w:r>
-    </w:p>
-    <w:p>
-      <w:pPr>
-        <w:ind w:firstLine="420" w:firstLineChars="0"/>
-        <w:rPr>
-          <w:rFonts w:hint="default" w:ascii="Times New Roman" w:hAnsi="Times New Roman" w:eastAsia="宋体" w:cs="Times New Roman"/>
-          <w:sz w:val="24"/>
-          <w:szCs w:val="24"/>
-        </w:rPr>
-      </w:pPr>
-      <w:r>
-        <w:rPr>
-          <w:rFonts w:hint="default" w:ascii="Times New Roman" w:hAnsi="Times New Roman" w:eastAsia="宋体" w:cs="Times New Roman"/>
-          <w:sz w:val="24"/>
-          <w:szCs w:val="24"/>
-        </w:rPr>
         <w:t>这种架构与产品定位相匹配：FirstSpot 并不把移动端做成单纯展示页面，而是让学习内容、用户状态、奖励反馈和金融工具形成闭环。用户在首开引导中生成轻量画像，在学习路径中完成章节任务并获得概念卡，在个股详情页中通过白话解释理解数据，在小工具中把抽象概念与个人资金情境连接起来。后端与数据层的作用是为这些体验提供稳定的数据输入和状态记录，而不是推动高频交易。</w:t>
       </w:r>
     </w:p>
     <w:p>
       <w:pPr>
+        <w:jc w:val="center"/>
         <w:rPr>
           <w:rFonts w:hint="eastAsia" w:ascii="宋体" w:hAnsi="宋体" w:eastAsia="宋体" w:cs="宋体"/>
           <w:sz w:val="24"/>
@@ -8308,8 +8215,8 @@
         </w:rPr>
         <w:drawing>
           <wp:inline distT="0" distB="0" distL="114300" distR="114300">
-            <wp:extent cx="5261610" cy="4210685"/>
-            <wp:effectExtent l="0" t="0" r="15240" b="18415"/>
+            <wp:extent cx="5742305" cy="4595495"/>
+            <wp:effectExtent l="0" t="0" r="10795" b="14605"/>
             <wp:docPr id="8" name="图片 8" descr="FirstSpot系统架构图详细解析"/>
             <wp:cNvGraphicFramePr>
               <a:graphicFrameLocks xmlns:a="http://schemas.openxmlformats.org/drawingml/2006/main" noChangeAspect="1"/>
@@ -8332,7 +8239,7 @@
                   <pic:spPr>
                     <a:xfrm>
                       <a:off x="0" y="0"/>
-                      <a:ext cx="5261610" cy="4210685"/>
+                      <a:ext cx="5742305" cy="4595495"/>
                     </a:xfrm>
                     <a:prstGeom prst="rect">
                       <a:avLst/>
@@ -9379,7 +9286,9 @@
           <w:rFonts w:hint="default" w:ascii="Times New Roman" w:hAnsi="Times New Roman" w:cs="Times New Roman" w:eastAsiaTheme="minorEastAsia"/>
           <w:b/>
           <w:bCs/>
-          <w:lang w:val="en-US"/>
+          <w:sz w:val="21"/>
+          <w:szCs w:val="21"/>
+          <w:lang w:val="en-US" w:eastAsia="zh-CN"/>
         </w:rPr>
       </w:pPr>
       <w:r>
@@ -9415,6 +9324,335 @@
         </w:rPr>
         <w:t xml:space="preserve"> 可操作widgets一例</w:t>
       </w:r>
+    </w:p>
+    <w:p>
+      <w:pPr>
+        <w:jc w:val="center"/>
+        <w:rPr>
+          <w:rFonts w:hint="default" w:ascii="Times New Roman" w:hAnsi="Times New Roman" w:cs="Times New Roman" w:eastAsiaTheme="minorEastAsia"/>
+          <w:b/>
+          <w:bCs/>
+          <w:sz w:val="21"/>
+          <w:szCs w:val="21"/>
+          <w:lang w:val="en-US" w:eastAsia="zh-CN"/>
+        </w:rPr>
+      </w:pPr>
+    </w:p>
+    <w:p>
+      <w:pPr>
+        <w:jc w:val="both"/>
+        <w:rPr>
+          <w:rFonts w:hint="default" w:ascii="Times New Roman" w:hAnsi="Times New Roman" w:cs="Times New Roman" w:eastAsiaTheme="minorEastAsia"/>
+          <w:b/>
+          <w:bCs/>
+          <w:sz w:val="21"/>
+          <w:szCs w:val="21"/>
+          <w:lang w:val="en-US" w:eastAsia="zh-CN"/>
+        </w:rPr>
+      </w:pPr>
+    </w:p>
+    <w:p>
+      <w:pPr>
+        <w:outlineLvl w:val="1"/>
+        <w:rPr>
+          <w:rFonts w:hint="default" w:ascii="黑体" w:hAnsi="黑体" w:eastAsia="黑体" w:cs="黑体"/>
+          <w:sz w:val="28"/>
+          <w:szCs w:val="28"/>
+          <w:lang w:val="en-US" w:eastAsia="zh-CN"/>
+        </w:rPr>
+      </w:pPr>
+      <w:r>
+        <w:rPr>
+          <w:rFonts w:hint="eastAsia" w:ascii="黑体" w:hAnsi="黑体" w:eastAsia="黑体" w:cs="黑体"/>
+          <w:sz w:val="28"/>
+          <w:szCs w:val="28"/>
+          <w:lang w:val="en-US" w:eastAsia="zh-CN"/>
+        </w:rPr>
+        <w:t>4.6 视觉色彩系统的设计</w:t>
+      </w:r>
+    </w:p>
+    <w:p>
+      <w:pPr>
+        <w:ind w:firstLine="420" w:firstLineChars="0"/>
+        <w:jc w:val="both"/>
+        <w:rPr>
+          <w:rFonts w:hint="default" w:ascii="Times New Roman" w:hAnsi="Times New Roman" w:cs="Times New Roman" w:eastAsiaTheme="minorEastAsia"/>
+          <w:sz w:val="24"/>
+          <w:szCs w:val="24"/>
+        </w:rPr>
+      </w:pPr>
+      <w:r>
+        <w:rPr>
+          <w:rFonts w:hint="default" w:ascii="Times New Roman" w:hAnsi="Times New Roman" w:cs="Times New Roman" w:eastAsiaTheme="minorEastAsia"/>
+          <w:sz w:val="24"/>
+          <w:szCs w:val="24"/>
+        </w:rPr>
+        <w:t>在移动金融产品中，界面往往通过高密度信息、强对比涨跌色与榜单式入口营造“效率感”与“</w:t>
+      </w:r>
+      <w:r>
+        <w:rPr>
+          <w:rFonts w:hint="default" w:ascii="Times New Roman" w:hAnsi="Times New Roman" w:cs="Times New Roman" w:eastAsiaTheme="minorEastAsia"/>
+          <w:sz w:val="24"/>
+          <w:szCs w:val="24"/>
+          <w:lang w:val="en-US" w:eastAsia="zh-CN"/>
+        </w:rPr>
+        <w:t>紧迫性</w:t>
+      </w:r>
+      <w:r>
+        <w:rPr>
+          <w:rFonts w:hint="default" w:ascii="Times New Roman" w:hAnsi="Times New Roman" w:cs="Times New Roman" w:eastAsiaTheme="minorEastAsia"/>
+          <w:sz w:val="24"/>
+          <w:szCs w:val="24"/>
+        </w:rPr>
+        <w:t>”。这类视觉语法对经验丰富的交易者有助于快速决策，但对仍处于认知建立阶段的年轻用户而言，容易放大术语压力与情绪波动，使其更难进入先理解、再记录、再评估的学习节奏。FirstSpot 将产品目标明确为投资者教育与投资账本工具，因此视觉系统不仅承担一致性与可用性层面的基础规范，更需要以克制的情绪表达支持前期需求定义中提出的方向：降低理解门槛、减少交易诱导、让用户在意愿层面愿意持续完成下一小节任务（见 3.3）。</w:t>
+      </w:r>
+    </w:p>
+    <w:p>
+      <w:pPr>
+        <w:ind w:firstLine="420" w:firstLineChars="0"/>
+        <w:jc w:val="both"/>
+        <w:rPr>
+          <w:rFonts w:hint="default" w:ascii="Times New Roman" w:hAnsi="Times New Roman" w:cs="Times New Roman" w:eastAsiaTheme="minorEastAsia"/>
+          <w:sz w:val="24"/>
+          <w:szCs w:val="24"/>
+          <w:lang w:val="en-US" w:eastAsia="zh-CN"/>
+        </w:rPr>
+      </w:pPr>
+      <w:r>
+        <w:rPr>
+          <w:rFonts w:hint="default" w:ascii="Times New Roman" w:hAnsi="Times New Roman" w:cs="Times New Roman" w:eastAsiaTheme="minorEastAsia"/>
+          <w:sz w:val="24"/>
+          <w:szCs w:val="24"/>
+        </w:rPr>
+        <w:t>基于上述定位，项目在视觉系统设立阶段除</w:t>
+      </w:r>
+      <w:r>
+        <w:rPr>
+          <w:rFonts w:hint="default" w:ascii="Times New Roman" w:hAnsi="Times New Roman" w:cs="Times New Roman" w:eastAsiaTheme="minorEastAsia"/>
+          <w:sz w:val="24"/>
+          <w:szCs w:val="24"/>
+          <w:lang w:val="en-US" w:eastAsia="zh-CN"/>
+        </w:rPr>
+        <w:t>了</w:t>
+      </w:r>
+      <w:r>
+        <w:rPr>
+          <w:rFonts w:hint="default" w:ascii="Times New Roman" w:hAnsi="Times New Roman" w:cs="Times New Roman" w:eastAsiaTheme="minorEastAsia"/>
+          <w:sz w:val="24"/>
+          <w:szCs w:val="24"/>
+        </w:rPr>
+        <w:t>持续观察主流金融应用的页面结构与信息节奏外，也补充参照</w:t>
+      </w:r>
+      <w:r>
+        <w:rPr>
+          <w:rFonts w:hint="default" w:ascii="Times New Roman" w:hAnsi="Times New Roman" w:cs="Times New Roman" w:eastAsiaTheme="minorEastAsia"/>
+          <w:sz w:val="24"/>
+          <w:szCs w:val="24"/>
+          <w:lang w:val="en-US" w:eastAsia="zh-CN"/>
+        </w:rPr>
+        <w:t>了</w:t>
+      </w:r>
+      <w:r>
+        <w:rPr>
+          <w:rFonts w:hint="default" w:ascii="Times New Roman" w:hAnsi="Times New Roman" w:cs="Times New Roman" w:eastAsiaTheme="minorEastAsia"/>
+          <w:sz w:val="24"/>
+          <w:szCs w:val="24"/>
+        </w:rPr>
+        <w:t>教育学习类产品的界面经验。其中以 Duolingo</w:t>
+      </w:r>
+      <w:r>
+        <w:rPr>
+          <w:rFonts w:hint="eastAsia" w:ascii="Times New Roman" w:hAnsi="Times New Roman" w:cs="Times New Roman"/>
+          <w:sz w:val="24"/>
+          <w:szCs w:val="24"/>
+          <w:lang w:eastAsia="zh-CN"/>
+        </w:rPr>
+        <w:t>（</w:t>
+      </w:r>
+      <w:r>
+        <w:rPr>
+          <w:rFonts w:hint="eastAsia" w:ascii="Times New Roman" w:hAnsi="Times New Roman" w:cs="Times New Roman"/>
+          <w:sz w:val="24"/>
+          <w:szCs w:val="24"/>
+          <w:lang w:val="en-US" w:eastAsia="zh-CN"/>
+        </w:rPr>
+        <w:t>多邻国）</w:t>
+      </w:r>
+      <w:r>
+        <w:rPr>
+          <w:rFonts w:hint="default" w:ascii="Times New Roman" w:hAnsi="Times New Roman" w:cs="Times New Roman" w:eastAsiaTheme="minorEastAsia"/>
+          <w:sz w:val="24"/>
+          <w:szCs w:val="24"/>
+        </w:rPr>
+        <w:t>等面向持续学习任务的产品为代表，其优势并不在于提供金融决策信息，而在于把复杂目标拆解为可完成的学习单元，并通过清晰的品牌识别、任务进度可视化、角色化陪伴与温和的正向反馈，帮助用户建立</w:t>
+      </w:r>
+      <w:r>
+        <w:rPr>
+          <w:rFonts w:hint="default" w:ascii="Times New Roman" w:hAnsi="Times New Roman" w:cs="Times New Roman" w:eastAsiaTheme="minorEastAsia"/>
+          <w:sz w:val="24"/>
+          <w:szCs w:val="24"/>
+          <w:lang w:val="en-US" w:eastAsia="zh-CN"/>
+        </w:rPr>
+        <w:t>正向反馈、持续进步</w:t>
+      </w:r>
+      <w:r>
+        <w:rPr>
+          <w:rFonts w:hint="default" w:ascii="Times New Roman" w:hAnsi="Times New Roman" w:cs="Times New Roman" w:eastAsiaTheme="minorEastAsia"/>
+          <w:sz w:val="24"/>
+          <w:szCs w:val="24"/>
+        </w:rPr>
+        <w:t>的主观感受。</w:t>
+      </w:r>
+      <w:r>
+        <w:rPr>
+          <w:rFonts w:hint="default" w:ascii="Times New Roman" w:hAnsi="Times New Roman" w:cs="Times New Roman" w:eastAsiaTheme="minorEastAsia"/>
+          <w:sz w:val="24"/>
+          <w:szCs w:val="24"/>
+          <w:lang w:val="en-US" w:eastAsia="zh-CN"/>
+        </w:rPr>
+        <w:t>FirstSpot在视觉系统设计层面吸收了这些优秀的教育学习类产品的经验，并结合投资者教育这一领域的特殊性，设计了独特的视觉色彩系统。</w:t>
+      </w:r>
+    </w:p>
+    <w:p>
+      <w:pPr>
+        <w:ind w:firstLine="420" w:firstLineChars="0"/>
+        <w:jc w:val="both"/>
+        <w:rPr>
+          <w:rFonts w:hint="default" w:ascii="Times New Roman" w:hAnsi="Times New Roman" w:cs="Times New Roman" w:eastAsiaTheme="minorEastAsia"/>
+          <w:sz w:val="24"/>
+          <w:szCs w:val="24"/>
+          <w:lang w:eastAsia="zh-CN"/>
+        </w:rPr>
+      </w:pPr>
+      <w:r>
+        <w:rPr>
+          <w:rFonts w:hint="default" w:ascii="Times New Roman" w:hAnsi="Times New Roman" w:cs="Times New Roman" w:eastAsiaTheme="minorEastAsia"/>
+          <w:sz w:val="24"/>
+          <w:szCs w:val="24"/>
+        </w:rPr>
+        <w:t>一方面，视觉体系需要为学习动机提供可读线索，使章节路径、概念卡、徽章与金库等机制在颜色层级、组件状态与强调规则上具有清晰的“完成—未解锁—里程碑”表达，避免反馈含糊；另一方面，必须主动规避强化攀比、短期刺激或“收益竞赛”隐喻的表现手法，降低把学习体验误导向交易冲动的可能。相较典型行情应用对涨跌与波动的强刺激呈现，FirstSpot 更强调信息降噪与层级清晰</w:t>
+      </w:r>
+      <w:r>
+        <w:rPr>
+          <w:rFonts w:hint="default" w:ascii="Times New Roman" w:hAnsi="Times New Roman" w:cs="Times New Roman" w:eastAsiaTheme="minorEastAsia"/>
+          <w:sz w:val="24"/>
+          <w:szCs w:val="24"/>
+          <w:lang w:eastAsia="zh-CN"/>
+        </w:rPr>
+        <w:t>。</w:t>
+      </w:r>
+    </w:p>
+    <w:p>
+      <w:pPr>
+        <w:ind w:firstLine="420" w:firstLineChars="0"/>
+        <w:jc w:val="both"/>
+        <w:rPr>
+          <w:rFonts w:hint="default" w:ascii="Times New Roman" w:hAnsi="Times New Roman" w:cs="Times New Roman" w:eastAsiaTheme="minorEastAsia"/>
+          <w:sz w:val="24"/>
+          <w:szCs w:val="24"/>
+        </w:rPr>
+      </w:pPr>
+      <w:r>
+        <w:rPr>
+          <w:rFonts w:hint="default" w:ascii="Times New Roman" w:hAnsi="Times New Roman" w:cs="Times New Roman" w:eastAsiaTheme="minorEastAsia"/>
+          <w:sz w:val="24"/>
+          <w:szCs w:val="24"/>
+        </w:rPr>
+        <w:t>在色彩系统层面，项目以可读性优先、情绪温和、语义清晰为原则建立基础色板与功能语义色：基础色承担品牌识别与主界面氛围；中性色承担层次分割与长文阅读；功能语义色承担提示、成功、警告与禁用等状态的识别，并对可能与金融场景强关联的“涨跌/盈亏”表达进行克制的</w:t>
+      </w:r>
+      <w:r>
+        <w:rPr>
+          <w:rFonts w:hint="default" w:ascii="Times New Roman" w:hAnsi="Times New Roman" w:cs="Times New Roman" w:eastAsiaTheme="minorEastAsia"/>
+          <w:sz w:val="24"/>
+          <w:szCs w:val="24"/>
+          <w:lang w:val="en-US" w:eastAsia="zh-CN"/>
+        </w:rPr>
+        <w:t>色彩</w:t>
+      </w:r>
+      <w:r>
+        <w:rPr>
+          <w:rFonts w:hint="default" w:ascii="Times New Roman" w:hAnsi="Times New Roman" w:cs="Times New Roman" w:eastAsiaTheme="minorEastAsia"/>
+          <w:sz w:val="24"/>
+          <w:szCs w:val="24"/>
+        </w:rPr>
+        <w:t>编码，避免用过度饱和或闪烁式对比制造不必要的紧张感。与此同时，项目对高饱和色的使用保持场景化与比例化安排，使其主要服务于关键反馈与里程碑节点，而不占据全屏信息的主导地位，从而与“低压力学习入口”的产品定位相一致。</w:t>
+      </w:r>
+    </w:p>
+    <w:p>
+      <w:pPr>
+        <w:ind w:firstLine="420" w:firstLineChars="0"/>
+        <w:jc w:val="both"/>
+        <w:rPr>
+          <w:rFonts w:hint="default" w:ascii="Times New Roman" w:hAnsi="Times New Roman" w:cs="Times New Roman" w:eastAsiaTheme="minorEastAsia"/>
+          <w:sz w:val="24"/>
+          <w:szCs w:val="24"/>
+          <w:lang w:eastAsia="zh-CN"/>
+        </w:rPr>
+      </w:pPr>
+      <w:r>
+        <w:rPr>
+          <w:rFonts w:hint="default" w:ascii="Times New Roman" w:hAnsi="Times New Roman" w:cs="Times New Roman" w:eastAsiaTheme="minorEastAsia"/>
+          <w:sz w:val="24"/>
+          <w:szCs w:val="24"/>
+        </w:rPr>
+        <w:t>为在设计—实现阶段形成可对齐的交付标准，项目在 Figma 中整理并维护 FirstSpot Visual System V1</w:t>
+      </w:r>
+      <w:r>
+        <w:rPr>
+          <w:rFonts w:hint="default" w:ascii="Times New Roman" w:hAnsi="Times New Roman" w:cs="Times New Roman" w:eastAsiaTheme="minorEastAsia"/>
+          <w:sz w:val="24"/>
+          <w:szCs w:val="24"/>
+          <w:lang w:eastAsia="zh-CN"/>
+        </w:rPr>
+        <w:t>，</w:t>
+      </w:r>
+      <w:r>
+        <w:rPr>
+          <w:rFonts w:hint="default" w:ascii="Times New Roman" w:hAnsi="Times New Roman" w:cs="Times New Roman" w:eastAsiaTheme="minorEastAsia"/>
+          <w:sz w:val="24"/>
+          <w:szCs w:val="24"/>
+        </w:rPr>
+        <w:t>以支持 Flutter 工程化实现时的风格一致与迭代沟通。色彩系统的完整定义、色值标注与配套使用说明作为附录 E</w:t>
+      </w:r>
+      <w:r>
+        <w:rPr>
+          <w:rFonts w:hint="default" w:ascii="Times New Roman" w:hAnsi="Times New Roman" w:cs="Times New Roman" w:eastAsiaTheme="minorEastAsia"/>
+          <w:sz w:val="24"/>
+          <w:szCs w:val="24"/>
+          <w:lang w:val="en-US" w:eastAsia="zh-CN"/>
+        </w:rPr>
+        <w:t xml:space="preserve"> </w:t>
+      </w:r>
+      <w:r>
+        <w:rPr>
+          <w:rFonts w:hint="default" w:ascii="Times New Roman" w:hAnsi="Times New Roman" w:cs="Times New Roman" w:eastAsiaTheme="minorEastAsia"/>
+          <w:sz w:val="24"/>
+          <w:szCs w:val="24"/>
+        </w:rPr>
+        <w:t>另附</w:t>
+      </w:r>
+      <w:r>
+        <w:rPr>
+          <w:rFonts w:hint="default" w:ascii="Times New Roman" w:hAnsi="Times New Roman" w:cs="Times New Roman" w:eastAsiaTheme="minorEastAsia"/>
+          <w:sz w:val="24"/>
+          <w:szCs w:val="24"/>
+          <w:lang w:eastAsia="zh-CN"/>
+        </w:rPr>
+        <w:t>。</w:t>
+      </w:r>
+    </w:p>
+    <w:p>
+      <w:pPr>
+        <w:jc w:val="both"/>
+        <w:rPr>
+          <w:rFonts w:hint="default" w:ascii="Times New Roman" w:hAnsi="Times New Roman" w:cs="Times New Roman" w:eastAsiaTheme="minorEastAsia"/>
+          <w:b/>
+          <w:bCs/>
+          <w:sz w:val="21"/>
+          <w:szCs w:val="21"/>
+          <w:lang w:val="en-US" w:eastAsia="zh-CN"/>
+        </w:rPr>
+      </w:pPr>
     </w:p>
     <w:p>
       <w:pPr>
@@ -10464,7 +10702,7 @@
     </w:p>
     <w:tbl>
       <w:tblPr>
-        <w:tblStyle w:val="7"/>
+        <w:tblStyle w:val="8"/>
         <w:tblW w:w="0" w:type="auto"/>
         <w:tblInd w:w="0" w:type="dxa"/>
         <w:tblBorders>
@@ -13002,7 +13240,7 @@
     </w:p>
     <w:tbl>
       <w:tblPr>
-        <w:tblStyle w:val="7"/>
+        <w:tblStyle w:val="8"/>
         <w:tblW w:w="0" w:type="auto"/>
         <w:tblInd w:w="0" w:type="dxa"/>
         <w:tblBorders>
@@ -13624,6 +13862,7 @@
     </w:p>
     <w:p>
       <w:pPr>
+        <w:outlineLvl w:val="0"/>
         <w:rPr>
           <w:rFonts w:hint="eastAsia" w:ascii="黑体" w:hAnsi="黑体" w:eastAsia="黑体" w:cs="黑体"/>
           <w:sz w:val="32"/>
@@ -13636,119 +13875,252 @@
           <w:rFonts w:hint="eastAsia" w:ascii="黑体" w:hAnsi="黑体" w:eastAsia="黑体" w:cs="黑体"/>
           <w:sz w:val="32"/>
           <w:szCs w:val="32"/>
-          <w:lang w:val="en-US" w:eastAsia="zh-CN"/>
-        </w:rPr>
-        <w:t>致谢</w:t>
-      </w:r>
-    </w:p>
-    <w:p>
-      <w:pPr>
-        <w:rPr>
-          <w:rFonts w:hint="eastAsia"/>
-          <w:lang w:val="en-US" w:eastAsia="zh-CN"/>
-        </w:rPr>
-      </w:pPr>
-    </w:p>
-    <w:p>
-      <w:pPr>
-        <w:ind w:firstLine="420" w:firstLineChars="0"/>
-        <w:rPr>
-          <w:rFonts w:hint="eastAsia"/>
-          <w:sz w:val="24"/>
-          <w:szCs w:val="24"/>
-          <w:lang w:val="en-US" w:eastAsia="zh-CN"/>
-        </w:rPr>
-      </w:pPr>
-      <w:r>
-        <w:rPr>
-          <w:rFonts w:hint="eastAsia"/>
-          <w:sz w:val="24"/>
-          <w:szCs w:val="24"/>
-          <w:lang w:val="en-US" w:eastAsia="zh-CN"/>
-        </w:rPr>
-        <w:t>感谢郑晓晨、萧若薇老师为我的毕业设计项目与论文写作提供了大量宝贵的指导！感谢学院的各位领导、老师对我的关爱与关照！</w:t>
-      </w:r>
-    </w:p>
-    <w:p>
-      <w:pPr>
-        <w:ind w:firstLine="420" w:firstLineChars="0"/>
-        <w:rPr>
-          <w:rFonts w:hint="eastAsia"/>
-          <w:sz w:val="24"/>
-          <w:szCs w:val="24"/>
-          <w:lang w:val="en-US" w:eastAsia="zh-CN"/>
-        </w:rPr>
-      </w:pPr>
-      <w:r>
-        <w:rPr>
-          <w:rFonts w:hint="eastAsia"/>
-          <w:sz w:val="24"/>
-          <w:szCs w:val="24"/>
-          <w:lang w:val="en-US" w:eastAsia="zh-CN"/>
-        </w:rPr>
-        <w:t>感谢我的亲人、朋友一直以来对我的支持和鼓励！</w:t>
-      </w:r>
-    </w:p>
-    <w:p>
-      <w:pPr>
-        <w:ind w:firstLine="420" w:firstLineChars="0"/>
-        <w:rPr>
-          <w:rFonts w:hint="eastAsia"/>
-          <w:sz w:val="24"/>
-          <w:szCs w:val="24"/>
-          <w:lang w:val="en-US" w:eastAsia="zh-CN"/>
-        </w:rPr>
-      </w:pPr>
-      <w:r>
-        <w:rPr>
-          <w:rFonts w:hint="eastAsia"/>
-          <w:sz w:val="24"/>
-          <w:szCs w:val="24"/>
-          <w:lang w:val="en-US" w:eastAsia="zh-CN"/>
-        </w:rPr>
-        <w:t>完成这篇文章，为自己数年的历险画上句点，向前看是一片广袤的荒原。深圳已在身后、世界尽在眼前！</w:t>
-      </w:r>
-    </w:p>
-    <w:p>
-      <w:pPr>
-        <w:ind w:firstLine="420" w:firstLineChars="0"/>
-        <w:rPr>
-          <w:rFonts w:hint="default"/>
-          <w:lang w:val="en-US" w:eastAsia="zh-CN"/>
-        </w:rPr>
-      </w:pPr>
-    </w:p>
-    <w:p>
-      <w:pPr>
-        <w:outlineLvl w:val="0"/>
+        </w:rPr>
+        <w:t xml:space="preserve">附录 </w:t>
+      </w:r>
+      <w:r>
         <w:rPr>
           <w:rFonts w:hint="eastAsia" w:ascii="黑体" w:hAnsi="黑体" w:eastAsia="黑体" w:cs="黑体"/>
           <w:sz w:val="32"/>
           <w:szCs w:val="32"/>
-        </w:rPr>
-      </w:pPr>
-      <w:bookmarkStart w:id="26" w:name="_Toc21972"/>
+          <w:lang w:val="en-US" w:eastAsia="zh-CN"/>
+        </w:rPr>
+        <w:t>E</w:t>
+      </w:r>
       <w:r>
         <w:rPr>
           <w:rFonts w:hint="eastAsia" w:ascii="黑体" w:hAnsi="黑体" w:eastAsia="黑体" w:cs="黑体"/>
           <w:sz w:val="32"/>
           <w:szCs w:val="32"/>
         </w:rPr>
+        <w:t>：</w:t>
+      </w:r>
+      <w:r>
+        <w:rPr>
+          <w:rFonts w:hint="eastAsia" w:ascii="黑体" w:hAnsi="黑体" w:eastAsia="黑体" w:cs="黑体"/>
+          <w:sz w:val="32"/>
+          <w:szCs w:val="32"/>
+          <w:lang w:val="en-US" w:eastAsia="zh-CN"/>
+        </w:rPr>
+        <w:t>视觉色彩系统</w:t>
+      </w:r>
+    </w:p>
+    <w:p>
+      <w:pPr>
+        <w:outlineLvl w:val="0"/>
+        <w:rPr>
+          <w:rFonts w:hint="default" w:ascii="黑体" w:hAnsi="黑体" w:eastAsia="黑体" w:cs="黑体"/>
+          <w:sz w:val="32"/>
+          <w:szCs w:val="32"/>
+          <w:lang w:val="en-US" w:eastAsia="zh-CN"/>
+        </w:rPr>
+      </w:pPr>
+    </w:p>
+    <w:p>
+      <w:pPr>
+        <w:outlineLvl w:val="0"/>
+        <w:rPr>
+          <w:rFonts w:hint="default" w:ascii="黑体" w:hAnsi="黑体" w:eastAsia="黑体" w:cs="黑体"/>
+          <w:sz w:val="32"/>
+          <w:szCs w:val="32"/>
+          <w:lang w:val="en-US" w:eastAsia="zh-CN"/>
+        </w:rPr>
+      </w:pPr>
+      <w:r>
+        <w:rPr>
+          <w:rFonts w:hint="default" w:ascii="黑体" w:hAnsi="黑体" w:eastAsia="黑体" w:cs="黑体"/>
+          <w:sz w:val="32"/>
+          <w:szCs w:val="32"/>
+          <w:lang w:val="en-US" w:eastAsia="zh-CN"/>
+        </w:rPr>
+        <w:drawing>
+          <wp:inline distT="0" distB="0" distL="114300" distR="114300">
+            <wp:extent cx="5541645" cy="8637905"/>
+            <wp:effectExtent l="0" t="0" r="1905" b="10795"/>
+            <wp:docPr id="14" name="图片 14" descr="FirstSpot Visual System V1"/>
+            <wp:cNvGraphicFramePr>
+              <a:graphicFrameLocks xmlns:a="http://schemas.openxmlformats.org/drawingml/2006/main" noChangeAspect="1"/>
+            </wp:cNvGraphicFramePr>
+            <a:graphic xmlns:a="http://schemas.openxmlformats.org/drawingml/2006/main">
+              <a:graphicData uri="http://schemas.openxmlformats.org/drawingml/2006/picture">
+                <pic:pic xmlns:pic="http://schemas.openxmlformats.org/drawingml/2006/picture">
+                  <pic:nvPicPr>
+                    <pic:cNvPr id="14" name="图片 14" descr="FirstSpot Visual System V1"/>
+                    <pic:cNvPicPr>
+                      <a:picLocks noChangeAspect="1"/>
+                    </pic:cNvPicPr>
+                  </pic:nvPicPr>
+                  <pic:blipFill>
+                    <a:blip r:embed="rId17"/>
+                    <a:stretch>
+                      <a:fillRect/>
+                    </a:stretch>
+                  </pic:blipFill>
+                  <pic:spPr>
+                    <a:xfrm>
+                      <a:off x="0" y="0"/>
+                      <a:ext cx="5541645" cy="8637905"/>
+                    </a:xfrm>
+                    <a:prstGeom prst="rect">
+                      <a:avLst/>
+                    </a:prstGeom>
+                  </pic:spPr>
+                </pic:pic>
+              </a:graphicData>
+            </a:graphic>
+          </wp:inline>
+        </w:drawing>
+      </w:r>
+    </w:p>
+    <w:p>
+      <w:pPr>
+        <w:rPr>
+          <w:rFonts w:hint="eastAsia"/>
+        </w:rPr>
+      </w:pPr>
+    </w:p>
+    <w:p>
+      <w:pPr>
+        <w:rPr>
+          <w:rFonts w:hint="eastAsia" w:ascii="黑体" w:hAnsi="黑体" w:eastAsia="黑体" w:cs="黑体"/>
+          <w:sz w:val="32"/>
+          <w:szCs w:val="32"/>
+          <w:lang w:val="en-US" w:eastAsia="zh-CN"/>
+        </w:rPr>
+      </w:pPr>
+      <w:r>
+        <w:rPr>
+          <w:rFonts w:hint="eastAsia" w:ascii="黑体" w:hAnsi="黑体" w:eastAsia="黑体" w:cs="黑体"/>
+          <w:sz w:val="32"/>
+          <w:szCs w:val="32"/>
+          <w:lang w:val="en-US" w:eastAsia="zh-CN"/>
+        </w:rPr>
+        <w:t>致谢</w:t>
+      </w:r>
+    </w:p>
+    <w:p>
+      <w:pPr>
+        <w:rPr>
+          <w:rFonts w:hint="eastAsia"/>
+          <w:lang w:val="en-US" w:eastAsia="zh-CN"/>
+        </w:rPr>
+      </w:pPr>
+    </w:p>
+    <w:p>
+      <w:pPr>
+        <w:ind w:firstLine="420" w:firstLineChars="0"/>
+        <w:rPr>
+          <w:rFonts w:hint="eastAsia"/>
+          <w:sz w:val="24"/>
+          <w:szCs w:val="24"/>
+          <w:lang w:val="en-US" w:eastAsia="zh-CN"/>
+        </w:rPr>
+      </w:pPr>
+      <w:r>
+        <w:rPr>
+          <w:rFonts w:hint="eastAsia"/>
+          <w:sz w:val="24"/>
+          <w:szCs w:val="24"/>
+          <w:lang w:val="en-US" w:eastAsia="zh-CN"/>
+        </w:rPr>
+        <w:t>感谢郑晓晨、萧若薇老师为我的毕业设计项目与论文写作提供了大量宝贵的指导！感谢学院的各位领导、老师对我的关爱与关照！</w:t>
+      </w:r>
+    </w:p>
+    <w:p>
+      <w:pPr>
+        <w:ind w:firstLine="420" w:firstLineChars="0"/>
+        <w:rPr>
+          <w:rFonts w:hint="eastAsia"/>
+          <w:sz w:val="24"/>
+          <w:szCs w:val="24"/>
+          <w:lang w:val="en-US" w:eastAsia="zh-CN"/>
+        </w:rPr>
+      </w:pPr>
+      <w:r>
+        <w:rPr>
+          <w:rFonts w:hint="eastAsia"/>
+          <w:sz w:val="24"/>
+          <w:szCs w:val="24"/>
+          <w:lang w:val="en-US" w:eastAsia="zh-CN"/>
+        </w:rPr>
+        <w:t>感谢我的亲人、朋友一直以来对我的支持和鼓励！</w:t>
+      </w:r>
+    </w:p>
+    <w:p>
+      <w:pPr>
+        <w:ind w:firstLine="420" w:firstLineChars="0"/>
+        <w:rPr>
+          <w:rFonts w:hint="eastAsia"/>
+          <w:sz w:val="24"/>
+          <w:szCs w:val="24"/>
+          <w:lang w:val="en-US" w:eastAsia="zh-CN"/>
+        </w:rPr>
+      </w:pPr>
+      <w:r>
+        <w:rPr>
+          <w:rFonts w:hint="eastAsia"/>
+          <w:sz w:val="24"/>
+          <w:szCs w:val="24"/>
+          <w:lang w:val="en-US" w:eastAsia="zh-CN"/>
+        </w:rPr>
+        <w:t>完成这篇文章，为自己数年的历险画上句点，向前看是一片广袤的荒原。深圳已在身后、世界尽在眼前！</w:t>
+      </w:r>
+    </w:p>
+    <w:p>
+      <w:pPr>
+        <w:ind w:firstLine="420" w:firstLineChars="0"/>
+        <w:rPr>
+          <w:rFonts w:hint="default"/>
+          <w:lang w:val="en-US" w:eastAsia="zh-CN"/>
+        </w:rPr>
+      </w:pPr>
+    </w:p>
+    <w:p>
+      <w:pPr>
+        <w:outlineLvl w:val="0"/>
+        <w:rPr>
+          <w:rFonts w:hint="eastAsia" w:ascii="黑体" w:hAnsi="黑体" w:eastAsia="黑体" w:cs="黑体"/>
+          <w:sz w:val="32"/>
+          <w:szCs w:val="32"/>
+        </w:rPr>
+      </w:pPr>
+      <w:bookmarkStart w:id="26" w:name="_Toc21972"/>
+      <w:r>
+        <w:rPr>
+          <w:rFonts w:hint="eastAsia" w:ascii="黑体" w:hAnsi="黑体" w:eastAsia="黑体" w:cs="黑体"/>
+          <w:sz w:val="32"/>
+          <w:szCs w:val="32"/>
+        </w:rPr>
         <w:t>参考文献</w:t>
       </w:r>
       <w:bookmarkEnd w:id="26"/>
     </w:p>
     <w:p>
       <w:pPr>
-        <w:pStyle w:val="13"/>
+        <w:pStyle w:val="14"/>
+        <w:keepNext w:val="0"/>
+        <w:keepLines w:val="0"/>
+        <w:pageBreakBefore w:val="0"/>
+        <w:widowControl w:val="0"/>
         <w:numPr>
           <w:ilvl w:val="0"/>
           <w:numId w:val="2"/>
         </w:numPr>
+        <w:kinsoku/>
+        <w:wordWrap w:val="0"/>
+        <w:overflowPunct/>
+        <w:topLinePunct w:val="0"/>
+        <w:autoSpaceDE/>
+        <w:autoSpaceDN/>
+        <w:bidi w:val="0"/>
+        <w:adjustRightInd/>
+        <w:snapToGrid/>
         <w:spacing w:after="0" w:line="360" w:lineRule="auto"/>
-        <w:ind w:firstLineChars="0"/>
-        <w:rPr>
-          <w:rFonts w:hint="eastAsia" w:asciiTheme="minorEastAsia" w:hAnsiTheme="minorEastAsia"/>
+        <w:ind w:left="556" w:hanging="556" w:firstLineChars="0"/>
+        <w:jc w:val="left"/>
+        <w:textAlignment w:val="auto"/>
+        <w:rPr>
+          <w:rFonts w:hint="default" w:ascii="Times New Roman" w:hAnsi="Times New Roman" w:cs="Times New Roman"/>
           <w:bCs/>
           <w:szCs w:val="21"/>
         </w:rPr>
@@ -13757,73 +14129,87 @@
       <w:bookmarkStart w:id="28" w:name="_Ref228380310"/>
       <w:r>
         <w:rPr>
-          <w:rFonts w:hint="eastAsia" w:asciiTheme="minorEastAsia" w:hAnsiTheme="minorEastAsia"/>
+          <w:rFonts w:hint="default" w:ascii="Times New Roman" w:hAnsi="Times New Roman" w:cs="Times New Roman"/>
           <w:bCs/>
           <w:szCs w:val="21"/>
         </w:rPr>
         <w:t>王建民, 孙海波, 张志强. 基于MBSE的复杂装备系统架构设计方法与工具研究进展[J]. 计算机集成制造系统, 2022, 28(10): 3001-3015.</w:t>
       </w:r>
       <w:bookmarkEnd w:id="27"/>
-      <w:r>
-        <w:rPr>
-          <w:rFonts w:hint="eastAsia" w:asciiTheme="minorEastAsia" w:hAnsiTheme="minorEastAsia"/>
-          <w:bCs/>
-          <w:szCs w:val="21"/>
-        </w:rPr>
-        <w:t xml:space="preserve"> </w:t>
-      </w:r>
-    </w:p>
-    <w:p>
-      <w:pPr>
-        <w:pStyle w:val="13"/>
+    </w:p>
+    <w:p>
+      <w:pPr>
+        <w:pStyle w:val="14"/>
+        <w:keepNext w:val="0"/>
+        <w:keepLines w:val="0"/>
+        <w:pageBreakBefore w:val="0"/>
+        <w:widowControl w:val="0"/>
         <w:numPr>
           <w:ilvl w:val="0"/>
           <w:numId w:val="2"/>
         </w:numPr>
+        <w:kinsoku/>
+        <w:wordWrap w:val="0"/>
+        <w:overflowPunct/>
+        <w:topLinePunct w:val="0"/>
+        <w:autoSpaceDE/>
+        <w:autoSpaceDN/>
+        <w:bidi w:val="0"/>
+        <w:adjustRightInd/>
+        <w:snapToGrid/>
         <w:spacing w:after="0" w:line="360" w:lineRule="auto"/>
-        <w:ind w:firstLineChars="0"/>
-        <w:rPr>
-          <w:rFonts w:ascii="Times New Roman" w:hAnsi="Times New Roman" w:cs="Times New Roman"/>
+        <w:ind w:left="556" w:hanging="556" w:firstLineChars="0"/>
+        <w:jc w:val="left"/>
+        <w:textAlignment w:val="auto"/>
+        <w:rPr>
+          <w:rFonts w:hint="default" w:ascii="Times New Roman" w:hAnsi="Times New Roman" w:cs="Times New Roman"/>
           <w:bCs/>
           <w:szCs w:val="21"/>
         </w:rPr>
       </w:pPr>
       <w:r>
         <w:rPr>
-          <w:rFonts w:ascii="Times New Roman" w:hAnsi="Times New Roman" w:cs="Times New Roman"/>
+          <w:rFonts w:hint="default" w:ascii="Times New Roman" w:hAnsi="Times New Roman" w:cs="Times New Roman"/>
           <w:bCs/>
           <w:szCs w:val="21"/>
         </w:rPr>
         <w:t>Swaminathan R, Sarojini D, Hwang J T. Integrating mbse and mdo through an extended requirements-functional-logical-physical (rflp) framework[C]//AIAA AVIATION 2023 Forum, 2023: 3908.</w:t>
       </w:r>
       <w:bookmarkEnd w:id="28"/>
-      <w:r>
-        <w:rPr>
-          <w:rFonts w:ascii="Times New Roman" w:hAnsi="Times New Roman" w:cs="Times New Roman"/>
-          <w:bCs/>
-          <w:szCs w:val="21"/>
-        </w:rPr>
-        <w:t xml:space="preserve"> </w:t>
-      </w:r>
-    </w:p>
-    <w:p>
-      <w:pPr>
-        <w:pStyle w:val="13"/>
+    </w:p>
+    <w:p>
+      <w:pPr>
+        <w:pStyle w:val="14"/>
+        <w:keepNext w:val="0"/>
+        <w:keepLines w:val="0"/>
+        <w:pageBreakBefore w:val="0"/>
+        <w:widowControl w:val="0"/>
         <w:numPr>
           <w:ilvl w:val="0"/>
           <w:numId w:val="2"/>
         </w:numPr>
+        <w:kinsoku/>
+        <w:wordWrap w:val="0"/>
+        <w:overflowPunct/>
+        <w:topLinePunct w:val="0"/>
+        <w:autoSpaceDE/>
+        <w:autoSpaceDN/>
+        <w:bidi w:val="0"/>
+        <w:adjustRightInd/>
+        <w:snapToGrid/>
         <w:spacing w:after="0" w:line="360" w:lineRule="auto"/>
-        <w:ind w:firstLineChars="0"/>
-        <w:rPr>
-          <w:rFonts w:ascii="Times New Roman" w:hAnsi="Times New Roman" w:cs="Times New Roman"/>
+        <w:ind w:left="556" w:hanging="556" w:firstLineChars="0"/>
+        <w:jc w:val="left"/>
+        <w:textAlignment w:val="auto"/>
+        <w:rPr>
+          <w:rFonts w:hint="default" w:ascii="Times New Roman" w:hAnsi="Times New Roman" w:cs="Times New Roman"/>
           <w:bCs/>
           <w:szCs w:val="21"/>
         </w:rPr>
       </w:pPr>
       <w:r>
         <w:rPr>
-          <w:rFonts w:ascii="Times New Roman" w:hAnsi="Times New Roman" w:cs="Times New Roman"/>
+          <w:rFonts w:hint="default" w:ascii="Times New Roman" w:hAnsi="Times New Roman" w:cs="Times New Roman"/>
           <w:bCs/>
           <w:szCs w:val="21"/>
         </w:rPr>
@@ -13831,7 +14217,7 @@
       </w:r>
       <w:r>
         <w:rPr>
-          <w:rFonts w:ascii="Times New Roman" w:hAnsi="Times New Roman" w:cs="Times New Roman"/>
+          <w:rFonts w:hint="default" w:ascii="Times New Roman" w:hAnsi="Times New Roman" w:cs="Times New Roman"/>
           <w:bCs/>
           <w:szCs w:val="21"/>
         </w:rPr>
@@ -13839,7 +14225,7 @@
       </w:r>
       <w:r>
         <w:rPr>
-          <w:rFonts w:ascii="Times New Roman" w:hAnsi="Times New Roman" w:cs="Times New Roman"/>
+          <w:rFonts w:hint="default" w:ascii="Times New Roman" w:hAnsi="Times New Roman" w:cs="Times New Roman"/>
           <w:bCs/>
           <w:szCs w:val="21"/>
         </w:rPr>
@@ -13847,7 +14233,7 @@
       </w:r>
       <w:r>
         <w:rPr>
-          <w:rFonts w:ascii="Times New Roman" w:hAnsi="Times New Roman" w:cs="Times New Roman"/>
+          <w:rFonts w:hint="default" w:ascii="Times New Roman" w:hAnsi="Times New Roman" w:cs="Times New Roman"/>
           <w:bCs/>
           <w:szCs w:val="21"/>
         </w:rPr>
@@ -13855,7 +14241,7 @@
       </w:r>
       <w:r>
         <w:rPr>
-          <w:rFonts w:ascii="Times New Roman" w:hAnsi="Times New Roman" w:cs="Times New Roman"/>
+          <w:rFonts w:hint="default" w:ascii="Times New Roman" w:hAnsi="Times New Roman" w:cs="Times New Roman"/>
           <w:bCs/>
           <w:szCs w:val="21"/>
         </w:rPr>
@@ -13863,7 +14249,7 @@
       </w:r>
       <w:r>
         <w:rPr>
-          <w:rFonts w:ascii="Times New Roman" w:hAnsi="Times New Roman" w:cs="Times New Roman"/>
+          <w:rFonts w:hint="default" w:ascii="Times New Roman" w:hAnsi="Times New Roman" w:cs="Times New Roman"/>
           <w:bCs/>
           <w:szCs w:val="21"/>
         </w:rPr>
@@ -13872,701 +14258,1016 @@
     </w:p>
     <w:p>
       <w:pPr>
-        <w:pStyle w:val="13"/>
+        <w:pStyle w:val="14"/>
+        <w:keepNext w:val="0"/>
+        <w:keepLines w:val="0"/>
+        <w:pageBreakBefore w:val="0"/>
+        <w:widowControl/>
         <w:numPr>
           <w:ilvl w:val="0"/>
           <w:numId w:val="2"/>
         </w:numPr>
+        <w:kinsoku/>
+        <w:wordWrap w:val="0"/>
+        <w:overflowPunct/>
+        <w:topLinePunct w:val="0"/>
+        <w:autoSpaceDE/>
+        <w:autoSpaceDN/>
+        <w:bidi w:val="0"/>
+        <w:adjustRightInd/>
+        <w:snapToGrid/>
         <w:spacing w:after="0" w:line="360" w:lineRule="auto"/>
-        <w:ind w:firstLineChars="0"/>
-        <w:rPr>
-          <w:rFonts w:ascii="Times New Roman" w:hAnsi="Times New Roman" w:cs="Times New Roman"/>
+        <w:ind w:left="556" w:hanging="556" w:firstLineChars="0"/>
+        <w:jc w:val="left"/>
+        <w:textAlignment w:val="auto"/>
+        <w:rPr>
+          <w:rFonts w:hint="default" w:ascii="Times New Roman" w:hAnsi="Times New Roman" w:cs="Times New Roman"/>
           <w:bCs/>
           <w:szCs w:val="21"/>
         </w:rPr>
       </w:pPr>
       <w:r>
         <w:rPr>
-          <w:rFonts w:ascii="Times New Roman" w:hAnsi="Times New Roman" w:eastAsia="宋体" w:cs="Times New Roman"/>
+          <w:rFonts w:hint="default" w:ascii="Times New Roman" w:hAnsi="Times New Roman" w:eastAsia="宋体" w:cs="Times New Roman"/>
         </w:rPr>
         <w:t>中国人民银行. (2021). 中国人民银行关于印发《金融科技发展规划（2022—2025年）》的通知. </w:t>
       </w:r>
       <w:r>
+        <w:rPr>
+          <w:rFonts w:hint="default" w:ascii="Times New Roman" w:hAnsi="Times New Roman" w:cs="Times New Roman"/>
+        </w:rPr>
         <w:fldChar w:fldCharType="begin"/>
       </w:r>
       <w:r>
+        <w:rPr>
+          <w:rFonts w:hint="default" w:ascii="Times New Roman" w:hAnsi="Times New Roman" w:cs="Times New Roman"/>
+        </w:rPr>
         <w:instrText xml:space="preserve"> HYPERLINK "https://www.pbc.gov.cn/zhengwugongkai/4081330/4406346/4693549/4470403/index.html" \t "_blank" </w:instrText>
       </w:r>
       <w:r>
+        <w:rPr>
+          <w:rFonts w:hint="default" w:ascii="Times New Roman" w:hAnsi="Times New Roman" w:cs="Times New Roman"/>
+        </w:rPr>
         <w:fldChar w:fldCharType="separate"/>
       </w:r>
       <w:r>
         <w:rPr>
-          <w:rFonts w:ascii="Times New Roman" w:hAnsi="Times New Roman" w:eastAsia="宋体" w:cs="Times New Roman"/>
+          <w:rFonts w:hint="default" w:ascii="Times New Roman" w:hAnsi="Times New Roman" w:eastAsia="宋体" w:cs="Times New Roman"/>
         </w:rPr>
         <w:t>https://www.pbc.gov.cn/zhengwugongkai/4081330/4406346/4693549/4470403/index.html</w:t>
       </w:r>
       <w:r>
         <w:rPr>
-          <w:rFonts w:ascii="Times New Roman" w:hAnsi="Times New Roman" w:eastAsia="宋体" w:cs="Times New Roman"/>
+          <w:rFonts w:hint="default" w:ascii="Times New Roman" w:hAnsi="Times New Roman" w:eastAsia="宋体" w:cs="Times New Roman"/>
         </w:rPr>
         <w:fldChar w:fldCharType="end"/>
       </w:r>
     </w:p>
     <w:p>
-      <w:bookmarkStart w:id="29" w:name="_GoBack"/>
-      <w:bookmarkEnd w:id="29"/>
-    </w:p>
-    <w:p/>
-    <w:p/>
-    <w:p/>
-    <w:p>
-      <w:pPr>
+      <w:pPr>
+        <w:pStyle w:val="14"/>
+        <w:keepNext w:val="0"/>
+        <w:keepLines w:val="0"/>
+        <w:pageBreakBefore w:val="0"/>
+        <w:widowControl w:val="0"/>
         <w:numPr>
           <w:ilvl w:val="0"/>
-          <w:numId w:val="3"/>
+          <w:numId w:val="2"/>
         </w:numPr>
+        <w:kinsoku/>
+        <w:wordWrap w:val="0"/>
+        <w:overflowPunct/>
+        <w:topLinePunct w:val="0"/>
+        <w:autoSpaceDE/>
+        <w:autoSpaceDN/>
+        <w:bidi w:val="0"/>
+        <w:adjustRightInd/>
+        <w:snapToGrid/>
+        <w:spacing w:after="0" w:line="360" w:lineRule="auto"/>
+        <w:ind w:left="556" w:hanging="556" w:firstLineChars="0"/>
         <w:jc w:val="left"/>
-        <w:rPr>
-          <w:rFonts w:ascii="Times New Roman" w:hAnsi="Times New Roman" w:eastAsia="宋体" w:cs="Times New Roman"/>
-        </w:rPr>
-      </w:pPr>
-      <w:r>
-        <w:rPr>
-          <w:rFonts w:ascii="Times New Roman" w:hAnsi="Times New Roman" w:eastAsia="宋体" w:cs="Times New Roman"/>
-        </w:rPr>
-        <w:t>中国人民银行. (2019). 中国人民银行印发《金融科技（FinTech）发展规划（2019—2021年）》. </w:t>
-      </w:r>
-      <w:r>
+        <w:textAlignment w:val="auto"/>
+        <w:rPr>
+          <w:rFonts w:hint="default" w:ascii="Times New Roman" w:hAnsi="Times New Roman" w:cs="Times New Roman"/>
+          <w:bCs/>
+          <w:szCs w:val="21"/>
+        </w:rPr>
+      </w:pPr>
+      <w:r>
+        <w:rPr>
+          <w:rFonts w:hint="default" w:ascii="Times New Roman" w:hAnsi="Times New Roman" w:cs="Times New Roman"/>
+          <w:bCs/>
+          <w:szCs w:val="21"/>
+        </w:rPr>
+        <w:t>中国人民银行金融消费权益保护局. (2021). 消费者金融素养调查分析报告（2021）. 中国人民银行. </w:t>
+      </w:r>
+      <w:r>
+        <w:rPr>
+          <w:rFonts w:hint="default" w:ascii="Times New Roman" w:hAnsi="Times New Roman" w:cs="Times New Roman"/>
+          <w:bCs/>
+          <w:szCs w:val="21"/>
+        </w:rPr>
         <w:fldChar w:fldCharType="begin"/>
       </w:r>
       <w:r>
-        <w:instrText xml:space="preserve"> HYPERLINK "https://www.pbc.gov.cn/goutongjiaoliu/113456/113469/2025092212550087974/index.html" \t "_blank" </w:instrText>
-      </w:r>
-      <w:r>
+        <w:rPr>
+          <w:rFonts w:hint="default" w:ascii="Times New Roman" w:hAnsi="Times New Roman" w:cs="Times New Roman"/>
+          <w:bCs/>
+          <w:szCs w:val="21"/>
+        </w:rPr>
+        <w:instrText xml:space="preserve"> HYPERLINK "https://www.pbc.gov.cn/goutongjiaoliu/113456/113469/2025092212551887080/index.html" \t "_blank" </w:instrText>
+      </w:r>
+      <w:r>
+        <w:rPr>
+          <w:rFonts w:hint="default" w:ascii="Times New Roman" w:hAnsi="Times New Roman" w:cs="Times New Roman"/>
+          <w:bCs/>
+          <w:szCs w:val="21"/>
+        </w:rPr>
         <w:fldChar w:fldCharType="separate"/>
       </w:r>
       <w:r>
         <w:rPr>
-          <w:rFonts w:ascii="Times New Roman" w:hAnsi="Times New Roman" w:eastAsia="宋体" w:cs="Times New Roman"/>
-        </w:rPr>
-        <w:t>https://www.pbc.gov.cn/goutongjiaoliu/113456/113469/2025092212550087974/index.html</w:t>
-      </w:r>
-      <w:r>
-        <w:rPr>
-          <w:rFonts w:ascii="Times New Roman" w:hAnsi="Times New Roman" w:eastAsia="宋体" w:cs="Times New Roman"/>
+          <w:rFonts w:hint="default" w:ascii="Times New Roman" w:hAnsi="Times New Roman" w:cs="Times New Roman"/>
+          <w:bCs/>
+          <w:szCs w:val="21"/>
+        </w:rPr>
+        <w:t>https://www.pbc.gov.cn/goutongjiaoliu/113456/113469/2025092212551887080/index.html</w:t>
+      </w:r>
+      <w:r>
+        <w:rPr>
+          <w:rFonts w:hint="default" w:ascii="Times New Roman" w:hAnsi="Times New Roman" w:cs="Times New Roman"/>
+          <w:bCs/>
+          <w:szCs w:val="21"/>
         </w:rPr>
         <w:fldChar w:fldCharType="end"/>
       </w:r>
     </w:p>
     <w:p>
       <w:pPr>
+        <w:pStyle w:val="14"/>
+        <w:keepNext w:val="0"/>
+        <w:keepLines w:val="0"/>
+        <w:pageBreakBefore w:val="0"/>
+        <w:widowControl w:val="0"/>
         <w:numPr>
           <w:ilvl w:val="0"/>
-          <w:numId w:val="3"/>
+          <w:numId w:val="2"/>
         </w:numPr>
+        <w:kinsoku/>
+        <w:wordWrap w:val="0"/>
+        <w:overflowPunct/>
+        <w:topLinePunct w:val="0"/>
+        <w:autoSpaceDE/>
+        <w:autoSpaceDN/>
+        <w:bidi w:val="0"/>
+        <w:adjustRightInd/>
+        <w:snapToGrid/>
+        <w:spacing w:after="0" w:line="360" w:lineRule="auto"/>
+        <w:ind w:left="556" w:hanging="556" w:firstLineChars="0"/>
         <w:jc w:val="left"/>
-        <w:rPr>
-          <w:rFonts w:ascii="Times New Roman" w:hAnsi="Times New Roman" w:eastAsia="宋体" w:cs="Times New Roman"/>
-        </w:rPr>
-      </w:pPr>
-      <w:r>
-        <w:rPr>
-          <w:rFonts w:ascii="Times New Roman" w:hAnsi="Times New Roman" w:eastAsia="宋体" w:cs="Times New Roman"/>
-        </w:rPr>
-        <w:t>中国人民银行. (2021). 中国人民银行关于印发《金融科技发展规划（2022—2025年）》的通知. </w:t>
-      </w:r>
-      <w:r>
+        <w:textAlignment w:val="auto"/>
+        <w:rPr>
+          <w:rFonts w:hint="default" w:ascii="Times New Roman" w:hAnsi="Times New Roman" w:cs="Times New Roman"/>
+        </w:rPr>
+      </w:pPr>
+      <w:r>
+        <w:rPr>
+          <w:rFonts w:hint="default" w:ascii="Times New Roman" w:hAnsi="Times New Roman" w:cs="Times New Roman"/>
+          <w:bCs/>
+          <w:szCs w:val="21"/>
+        </w:rPr>
+        <w:t>Lusardi, A., &amp; Mitchell, O. S. (2014). The economic importance of financial literacy: Theory and evidence. Journal of Economic Literature, 52(1), 5-44. </w:t>
+      </w:r>
+      <w:r>
+        <w:rPr>
+          <w:rFonts w:hint="default" w:ascii="Times New Roman" w:hAnsi="Times New Roman" w:cs="Times New Roman"/>
+          <w:bCs/>
+          <w:szCs w:val="21"/>
+        </w:rPr>
         <w:fldChar w:fldCharType="begin"/>
       </w:r>
       <w:r>
-        <w:instrText xml:space="preserve"> HYPERLINK "https://www.pbc.gov.cn/zhengwugongkai/4081330/4406346/4693549/4470403/index.html" \t "_blank" </w:instrText>
-      </w:r>
-      <w:r>
+        <w:rPr>
+          <w:rFonts w:hint="default" w:ascii="Times New Roman" w:hAnsi="Times New Roman" w:cs="Times New Roman"/>
+          <w:bCs/>
+          <w:szCs w:val="21"/>
+        </w:rPr>
+        <w:instrText xml:space="preserve"> HYPERLINK "https://doi.org/10.1257/jel.52.1.5" \t "_blank" </w:instrText>
+      </w:r>
+      <w:r>
+        <w:rPr>
+          <w:rFonts w:hint="default" w:ascii="Times New Roman" w:hAnsi="Times New Roman" w:cs="Times New Roman"/>
+          <w:bCs/>
+          <w:szCs w:val="21"/>
+        </w:rPr>
         <w:fldChar w:fldCharType="separate"/>
       </w:r>
       <w:r>
         <w:rPr>
-          <w:rFonts w:ascii="Times New Roman" w:hAnsi="Times New Roman" w:eastAsia="宋体" w:cs="Times New Roman"/>
-        </w:rPr>
-        <w:t>https://www.pbc.gov.cn/zhengwugongkai/4081330/4406346/4693549/4470403/index.html</w:t>
-      </w:r>
-      <w:r>
-        <w:rPr>
-          <w:rFonts w:ascii="Times New Roman" w:hAnsi="Times New Roman" w:eastAsia="宋体" w:cs="Times New Roman"/>
+          <w:rFonts w:hint="default" w:ascii="Times New Roman" w:hAnsi="Times New Roman" w:cs="Times New Roman"/>
+          <w:bCs/>
+          <w:szCs w:val="21"/>
+        </w:rPr>
+        <w:t>https://doi.org/10.1257/jel.52.1.5</w:t>
+      </w:r>
+      <w:r>
+        <w:rPr>
+          <w:rFonts w:hint="default" w:ascii="Times New Roman" w:hAnsi="Times New Roman" w:cs="Times New Roman"/>
+          <w:bCs/>
+          <w:szCs w:val="21"/>
         </w:rPr>
         <w:fldChar w:fldCharType="end"/>
       </w:r>
     </w:p>
     <w:p>
       <w:pPr>
+        <w:pStyle w:val="14"/>
+        <w:keepNext w:val="0"/>
+        <w:keepLines w:val="0"/>
+        <w:pageBreakBefore w:val="0"/>
+        <w:widowControl w:val="0"/>
         <w:numPr>
           <w:ilvl w:val="0"/>
-          <w:numId w:val="3"/>
+          <w:numId w:val="2"/>
         </w:numPr>
+        <w:kinsoku/>
+        <w:wordWrap w:val="0"/>
+        <w:overflowPunct/>
+        <w:topLinePunct w:val="0"/>
+        <w:autoSpaceDE/>
+        <w:autoSpaceDN/>
+        <w:bidi w:val="0"/>
+        <w:adjustRightInd/>
+        <w:snapToGrid/>
+        <w:spacing w:after="0" w:line="360" w:lineRule="auto"/>
+        <w:ind w:left="556" w:hanging="556" w:firstLineChars="0"/>
         <w:jc w:val="left"/>
-        <w:rPr>
-          <w:rFonts w:ascii="Times New Roman" w:hAnsi="Times New Roman" w:eastAsia="宋体" w:cs="Times New Roman"/>
-        </w:rPr>
-      </w:pPr>
-      <w:r>
-        <w:rPr>
-          <w:rFonts w:ascii="Times New Roman" w:hAnsi="Times New Roman" w:eastAsia="宋体" w:cs="Times New Roman"/>
-        </w:rPr>
-        <w:t>Schueffel, P. (2016). Taming the Beast: A Scientific Definition of Fintech. Journal of Innovation Management, 4(4), 32-54. </w:t>
-      </w:r>
-      <w:r>
+        <w:textAlignment w:val="auto"/>
+        <w:rPr>
+          <w:rFonts w:hint="default" w:ascii="Times New Roman" w:hAnsi="Times New Roman" w:cs="Times New Roman"/>
+        </w:rPr>
+      </w:pPr>
+      <w:r>
+        <w:rPr>
+          <w:rFonts w:hint="default" w:ascii="Times New Roman" w:hAnsi="Times New Roman" w:cs="Times New Roman"/>
+        </w:rPr>
+        <w:t>Van Rooij, M., Lusardi, A., &amp; Alessie, R. (2011). Financial literacy and stock market participation. Journal of Financial Economics, 101(2), 449-472. </w:t>
+      </w:r>
+      <w:r>
+        <w:rPr>
+          <w:rFonts w:hint="default" w:ascii="Times New Roman" w:hAnsi="Times New Roman" w:cs="Times New Roman"/>
+        </w:rPr>
         <w:fldChar w:fldCharType="begin"/>
       </w:r>
       <w:r>
-        <w:instrText xml:space="preserve"> HYPERLINK "https://doi.org/10.24840/2183-0606_004.004_0004" \t "_blank" </w:instrText>
-      </w:r>
-      <w:r>
+        <w:rPr>
+          <w:rFonts w:hint="default" w:ascii="Times New Roman" w:hAnsi="Times New Roman" w:cs="Times New Roman"/>
+        </w:rPr>
+        <w:instrText xml:space="preserve"> HYPERLINK "https://doi.org/10.1016/j.jfineco.2011.03.006" \t "_blank" </w:instrText>
+      </w:r>
+      <w:r>
+        <w:rPr>
+          <w:rFonts w:hint="default" w:ascii="Times New Roman" w:hAnsi="Times New Roman" w:cs="Times New Roman"/>
+        </w:rPr>
         <w:fldChar w:fldCharType="separate"/>
       </w:r>
       <w:r>
         <w:rPr>
-          <w:rFonts w:ascii="Times New Roman" w:hAnsi="Times New Roman" w:eastAsia="宋体" w:cs="Times New Roman"/>
-        </w:rPr>
-        <w:t>https://doi.org/10.24840/2183-0606_004.004_0004</w:t>
-      </w:r>
-      <w:r>
-        <w:rPr>
-          <w:rFonts w:ascii="Times New Roman" w:hAnsi="Times New Roman" w:eastAsia="宋体" w:cs="Times New Roman"/>
+          <w:rFonts w:hint="default" w:ascii="Times New Roman" w:hAnsi="Times New Roman" w:cs="Times New Roman"/>
+        </w:rPr>
+        <w:t>https://doi.org/10.1016/j.jfineco.2011.03.006</w:t>
+      </w:r>
+      <w:r>
+        <w:rPr>
+          <w:rFonts w:hint="default" w:ascii="Times New Roman" w:hAnsi="Times New Roman" w:cs="Times New Roman"/>
         </w:rPr>
         <w:fldChar w:fldCharType="end"/>
       </w:r>
     </w:p>
     <w:p>
       <w:pPr>
+        <w:pStyle w:val="14"/>
+        <w:keepNext w:val="0"/>
+        <w:keepLines w:val="0"/>
+        <w:pageBreakBefore w:val="0"/>
+        <w:widowControl w:val="0"/>
         <w:numPr>
           <w:ilvl w:val="0"/>
-          <w:numId w:val="3"/>
+          <w:numId w:val="2"/>
         </w:numPr>
+        <w:kinsoku/>
+        <w:wordWrap w:val="0"/>
+        <w:overflowPunct/>
+        <w:topLinePunct w:val="0"/>
+        <w:autoSpaceDE/>
+        <w:autoSpaceDN/>
+        <w:bidi w:val="0"/>
+        <w:adjustRightInd/>
+        <w:snapToGrid/>
+        <w:spacing w:after="0" w:line="360" w:lineRule="auto"/>
+        <w:ind w:left="556" w:hanging="556" w:firstLineChars="0"/>
         <w:jc w:val="left"/>
-        <w:rPr>
-          <w:rFonts w:ascii="Times New Roman" w:hAnsi="Times New Roman" w:eastAsia="宋体" w:cs="Times New Roman"/>
-        </w:rPr>
-      </w:pPr>
-      <w:r>
-        <w:rPr>
-          <w:rFonts w:ascii="Times New Roman" w:hAnsi="Times New Roman" w:eastAsia="宋体" w:cs="Times New Roman"/>
-        </w:rPr>
-        <w:t>中证中小投资者服务中心有限责任公司. (n.d.). 关于我们. 中国投资者网. </w:t>
-      </w:r>
-      <w:r>
+        <w:textAlignment w:val="auto"/>
+        <w:rPr>
+          <w:rFonts w:hint="default" w:ascii="Times New Roman" w:hAnsi="Times New Roman" w:cs="Times New Roman"/>
+        </w:rPr>
+      </w:pPr>
+      <w:r>
+        <w:rPr>
+          <w:rFonts w:hint="default" w:ascii="Times New Roman" w:hAnsi="Times New Roman" w:eastAsia="宋体" w:cs="Times New Roman"/>
+        </w:rPr>
+        <w:t>OECD. (2019). IOSCO-OECD Core Competencies Framework on Financial Literacy for Investors. OECD Publishing. </w:t>
+      </w:r>
+      <w:r>
+        <w:rPr>
+          <w:rFonts w:hint="default" w:ascii="Times New Roman" w:hAnsi="Times New Roman" w:cs="Times New Roman"/>
+        </w:rPr>
         <w:fldChar w:fldCharType="begin"/>
       </w:r>
       <w:r>
-        <w:instrText xml:space="preserve"> HYPERLINK "https://www.investor.org.cn/about_us/" \t "_blank" </w:instrText>
-      </w:r>
-      <w:r>
+        <w:rPr>
+          <w:rFonts w:hint="default" w:ascii="Times New Roman" w:hAnsi="Times New Roman" w:cs="Times New Roman"/>
+        </w:rPr>
+        <w:instrText xml:space="preserve"> HYPERLINK "https://doi.org/10.1787/566ce90b-en" \t "_blank" </w:instrText>
+      </w:r>
+      <w:r>
+        <w:rPr>
+          <w:rFonts w:hint="default" w:ascii="Times New Roman" w:hAnsi="Times New Roman" w:cs="Times New Roman"/>
+        </w:rPr>
         <w:fldChar w:fldCharType="separate"/>
       </w:r>
       <w:r>
         <w:rPr>
-          <w:rFonts w:ascii="Times New Roman" w:hAnsi="Times New Roman" w:eastAsia="宋体" w:cs="Times New Roman"/>
-        </w:rPr>
-        <w:t>https://www.investor.org.cn/about_us/</w:t>
-      </w:r>
-      <w:r>
-        <w:rPr>
-          <w:rFonts w:ascii="Times New Roman" w:hAnsi="Times New Roman" w:eastAsia="宋体" w:cs="Times New Roman"/>
+          <w:rFonts w:hint="default" w:ascii="Times New Roman" w:hAnsi="Times New Roman" w:eastAsia="宋体" w:cs="Times New Roman"/>
+        </w:rPr>
+        <w:t>https://doi.org/10.1787/566ce90b-en</w:t>
+      </w:r>
+      <w:r>
+        <w:rPr>
+          <w:rFonts w:hint="default" w:ascii="Times New Roman" w:hAnsi="Times New Roman" w:eastAsia="宋体" w:cs="Times New Roman"/>
         </w:rPr>
         <w:fldChar w:fldCharType="end"/>
       </w:r>
     </w:p>
     <w:p>
       <w:pPr>
+        <w:pStyle w:val="14"/>
+        <w:keepNext w:val="0"/>
+        <w:keepLines w:val="0"/>
+        <w:pageBreakBefore w:val="0"/>
+        <w:widowControl w:val="0"/>
+        <w:numPr>
+          <w:ilvl w:val="0"/>
+          <w:numId w:val="2"/>
+        </w:numPr>
+        <w:kinsoku/>
+        <w:wordWrap w:val="0"/>
+        <w:overflowPunct/>
+        <w:topLinePunct w:val="0"/>
+        <w:autoSpaceDE/>
+        <w:autoSpaceDN/>
+        <w:bidi w:val="0"/>
+        <w:adjustRightInd/>
+        <w:snapToGrid/>
+        <w:spacing w:after="0" w:line="360" w:lineRule="auto"/>
+        <w:ind w:left="556" w:hanging="556" w:firstLineChars="0"/>
         <w:jc w:val="left"/>
-        <w:rPr>
-          <w:rFonts w:ascii="Times New Roman" w:hAnsi="Times New Roman" w:eastAsia="宋体" w:cs="Times New Roman"/>
-        </w:rPr>
-      </w:pPr>
-      <w:r>
-        <w:rPr>
-          <w:rFonts w:ascii="Times New Roman" w:hAnsi="Times New Roman" w:eastAsia="宋体" w:cs="Times New Roman"/>
-        </w:rPr>
-        <w:t>[5] 中国人民银行金融消费权益保护局. (2021). 消费者金融素养调查分析报告（2021）. 中国人民银行. </w:t>
-      </w:r>
-      <w:r>
+        <w:textAlignment w:val="auto"/>
+        <w:rPr>
+          <w:rFonts w:hint="default" w:ascii="Times New Roman" w:hAnsi="Times New Roman" w:cs="Times New Roman"/>
+        </w:rPr>
+      </w:pPr>
+      <w:r>
+        <w:rPr>
+          <w:rFonts w:hint="default" w:ascii="Times New Roman" w:hAnsi="Times New Roman" w:cs="Times New Roman"/>
+        </w:rPr>
+        <w:t>Design Council. (n.d.). Framework for Innovation: Design Council's evolved Double Diamond. </w:t>
+      </w:r>
+      <w:r>
+        <w:rPr>
+          <w:rFonts w:hint="default" w:ascii="Times New Roman" w:hAnsi="Times New Roman" w:cs="Times New Roman"/>
+        </w:rPr>
         <w:fldChar w:fldCharType="begin"/>
       </w:r>
       <w:r>
-        <w:instrText xml:space="preserve"> HYPERLINK "https://www.pbc.gov.cn/goutongjiaoliu/113456/113469/2025092212551887080/index.html" \t "_blank" </w:instrText>
-      </w:r>
-      <w:r>
+        <w:rPr>
+          <w:rFonts w:hint="default" w:ascii="Times New Roman" w:hAnsi="Times New Roman" w:cs="Times New Roman"/>
+        </w:rPr>
+        <w:instrText xml:space="preserve"> HYPERLINK "https://www.designcouncil.org.uk/resources/framework-for-innovation/" \t "_blank" </w:instrText>
+      </w:r>
+      <w:r>
+        <w:rPr>
+          <w:rFonts w:hint="default" w:ascii="Times New Roman" w:hAnsi="Times New Roman" w:cs="Times New Roman"/>
+        </w:rPr>
         <w:fldChar w:fldCharType="separate"/>
       </w:r>
       <w:r>
         <w:rPr>
-          <w:rFonts w:ascii="Times New Roman" w:hAnsi="Times New Roman" w:eastAsia="宋体" w:cs="Times New Roman"/>
-        </w:rPr>
-        <w:t>https://www.pbc.gov.cn/goutongjiaoliu/113456/113469/2025092212551887080/index.html</w:t>
-      </w:r>
-      <w:r>
-        <w:rPr>
-          <w:rFonts w:ascii="Times New Roman" w:hAnsi="Times New Roman" w:eastAsia="宋体" w:cs="Times New Roman"/>
+          <w:rFonts w:hint="default" w:ascii="Times New Roman" w:hAnsi="Times New Roman" w:cs="Times New Roman"/>
+        </w:rPr>
+        <w:t>https://www.designcouncil.org.uk/resources/framework-for-innovation/</w:t>
+      </w:r>
+      <w:r>
+        <w:rPr>
+          <w:rFonts w:hint="default" w:ascii="Times New Roman" w:hAnsi="Times New Roman" w:cs="Times New Roman"/>
         </w:rPr>
         <w:fldChar w:fldCharType="end"/>
       </w:r>
     </w:p>
     <w:p>
       <w:pPr>
+        <w:pStyle w:val="14"/>
+        <w:keepNext w:val="0"/>
+        <w:keepLines w:val="0"/>
+        <w:pageBreakBefore w:val="0"/>
+        <w:widowControl w:val="0"/>
+        <w:numPr>
+          <w:ilvl w:val="0"/>
+          <w:numId w:val="2"/>
+        </w:numPr>
+        <w:kinsoku/>
+        <w:wordWrap w:val="0"/>
+        <w:overflowPunct/>
+        <w:topLinePunct w:val="0"/>
+        <w:autoSpaceDE/>
+        <w:autoSpaceDN/>
+        <w:bidi w:val="0"/>
+        <w:adjustRightInd/>
+        <w:snapToGrid/>
+        <w:spacing w:after="0" w:line="360" w:lineRule="auto"/>
+        <w:ind w:left="556" w:hanging="556" w:firstLineChars="0"/>
         <w:jc w:val="left"/>
-        <w:rPr>
-          <w:rFonts w:ascii="Times New Roman" w:hAnsi="Times New Roman" w:eastAsia="宋体" w:cs="Times New Roman"/>
-        </w:rPr>
-      </w:pPr>
-      <w:r>
-        <w:rPr>
-          <w:rFonts w:ascii="Times New Roman" w:hAnsi="Times New Roman" w:eastAsia="宋体" w:cs="Times New Roman"/>
-        </w:rPr>
-        <w:t>[6] Lusardi, A., &amp; Mitchell, O. S. (2014). The economic importance of financial literacy: Theory and evidence. Journal of Economic Literature, 52(1), 5-44. </w:t>
-      </w:r>
-      <w:r>
+        <w:textAlignment w:val="auto"/>
+        <w:rPr>
+          <w:rFonts w:hint="default" w:ascii="Times New Roman" w:hAnsi="Times New Roman" w:cs="Times New Roman"/>
+        </w:rPr>
+      </w:pPr>
+      <w:r>
+        <w:rPr>
+          <w:rFonts w:hint="default" w:ascii="Times New Roman" w:hAnsi="Times New Roman" w:cs="Times New Roman"/>
+        </w:rPr>
+        <w:t>Deterding, S., Dixon, D., Khaled, R., &amp; Nacke, L. (2011). From game design elements to gamefulness: Defining “gamification”. Proceedings of the 15th International Academic MindTrek Conference: Envisioning Future Media Environments, 9-15. </w:t>
+      </w:r>
+      <w:r>
+        <w:rPr>
+          <w:rFonts w:hint="default" w:ascii="Times New Roman" w:hAnsi="Times New Roman" w:cs="Times New Roman"/>
+        </w:rPr>
         <w:fldChar w:fldCharType="begin"/>
       </w:r>
       <w:r>
-        <w:instrText xml:space="preserve"> HYPERLINK "https://doi.org/10.1257/jel.52.1.5" \t "_blank" </w:instrText>
-      </w:r>
-      <w:r>
+        <w:rPr>
+          <w:rFonts w:hint="default" w:ascii="Times New Roman" w:hAnsi="Times New Roman" w:cs="Times New Roman"/>
+        </w:rPr>
+        <w:instrText xml:space="preserve"> HYPERLINK "https://doi.org/10.1145/2181037.2181040" \t "_blank" </w:instrText>
+      </w:r>
+      <w:r>
+        <w:rPr>
+          <w:rFonts w:hint="default" w:ascii="Times New Roman" w:hAnsi="Times New Roman" w:cs="Times New Roman"/>
+        </w:rPr>
         <w:fldChar w:fldCharType="separate"/>
       </w:r>
       <w:r>
         <w:rPr>
-          <w:rFonts w:ascii="Times New Roman" w:hAnsi="Times New Roman" w:eastAsia="宋体" w:cs="Times New Roman"/>
-        </w:rPr>
-        <w:t>https://doi.org/10.1257/jel.52.1.5</w:t>
-      </w:r>
-      <w:r>
-        <w:rPr>
-          <w:rFonts w:ascii="Times New Roman" w:hAnsi="Times New Roman" w:eastAsia="宋体" w:cs="Times New Roman"/>
+          <w:rFonts w:hint="default" w:ascii="Times New Roman" w:hAnsi="Times New Roman" w:cs="Times New Roman"/>
+        </w:rPr>
+        <w:t>https://doi.org/10.1145/2181037.2181040</w:t>
+      </w:r>
+      <w:r>
+        <w:rPr>
+          <w:rFonts w:hint="default" w:ascii="Times New Roman" w:hAnsi="Times New Roman" w:cs="Times New Roman"/>
         </w:rPr>
         <w:fldChar w:fldCharType="end"/>
       </w:r>
     </w:p>
     <w:p>
       <w:pPr>
+        <w:pStyle w:val="14"/>
+        <w:keepNext w:val="0"/>
+        <w:keepLines w:val="0"/>
+        <w:pageBreakBefore w:val="0"/>
+        <w:widowControl w:val="0"/>
+        <w:numPr>
+          <w:ilvl w:val="0"/>
+          <w:numId w:val="2"/>
+        </w:numPr>
+        <w:kinsoku/>
+        <w:wordWrap w:val="0"/>
+        <w:overflowPunct/>
+        <w:topLinePunct w:val="0"/>
+        <w:autoSpaceDE/>
+        <w:autoSpaceDN/>
+        <w:bidi w:val="0"/>
+        <w:adjustRightInd/>
+        <w:snapToGrid/>
+        <w:spacing w:after="0" w:line="360" w:lineRule="auto"/>
+        <w:ind w:left="556" w:hanging="556" w:firstLineChars="0"/>
         <w:jc w:val="left"/>
-        <w:rPr>
-          <w:rFonts w:ascii="Times New Roman" w:hAnsi="Times New Roman" w:eastAsia="宋体" w:cs="Times New Roman"/>
-        </w:rPr>
-      </w:pPr>
-      <w:r>
-        <w:rPr>
-          <w:rFonts w:ascii="Times New Roman" w:hAnsi="Times New Roman" w:eastAsia="宋体" w:cs="Times New Roman"/>
-        </w:rPr>
-        <w:t>[7] Van Rooij, M., Lusardi, A., &amp; Alessie, R. (2011). Financial literacy and stock market participation. Journal of Financial Economics, 101(2), 449-472. </w:t>
-      </w:r>
-      <w:r>
+        <w:textAlignment w:val="auto"/>
+        <w:rPr>
+          <w:rFonts w:hint="default" w:ascii="Times New Roman" w:hAnsi="Times New Roman" w:cs="Times New Roman"/>
+        </w:rPr>
+      </w:pPr>
+      <w:r>
+        <w:rPr>
+          <w:rFonts w:hint="default" w:ascii="Times New Roman" w:hAnsi="Times New Roman" w:cs="Times New Roman"/>
+        </w:rPr>
+        <w:t>Koivisto, J., &amp; Hamari, J. (2019). The rise of motivational information systems: A review of gamification research. International Journal of Information Management, 45, 191-210. </w:t>
+      </w:r>
+      <w:r>
+        <w:rPr>
+          <w:rFonts w:hint="default" w:ascii="Times New Roman" w:hAnsi="Times New Roman" w:cs="Times New Roman"/>
+        </w:rPr>
         <w:fldChar w:fldCharType="begin"/>
       </w:r>
       <w:r>
-        <w:instrText xml:space="preserve"> HYPERLINK "https://doi.org/10.1016/j.jfineco.2011.03.006" \t "_blank" </w:instrText>
-      </w:r>
-      <w:r>
+        <w:rPr>
+          <w:rFonts w:hint="default" w:ascii="Times New Roman" w:hAnsi="Times New Roman" w:cs="Times New Roman"/>
+        </w:rPr>
+        <w:instrText xml:space="preserve"> HYPERLINK "https://doi.org/10.1016/j.ijinfomgt.2018.10.013" \t "_blank" </w:instrText>
+      </w:r>
+      <w:r>
+        <w:rPr>
+          <w:rFonts w:hint="default" w:ascii="Times New Roman" w:hAnsi="Times New Roman" w:cs="Times New Roman"/>
+        </w:rPr>
         <w:fldChar w:fldCharType="separate"/>
       </w:r>
       <w:r>
         <w:rPr>
-          <w:rFonts w:ascii="Times New Roman" w:hAnsi="Times New Roman" w:eastAsia="宋体" w:cs="Times New Roman"/>
-        </w:rPr>
-        <w:t>https://doi.org/10.1016/j.jfineco.2011.03.006</w:t>
-      </w:r>
-      <w:r>
-        <w:rPr>
-          <w:rFonts w:ascii="Times New Roman" w:hAnsi="Times New Roman" w:eastAsia="宋体" w:cs="Times New Roman"/>
+          <w:rFonts w:hint="default" w:ascii="Times New Roman" w:hAnsi="Times New Roman" w:cs="Times New Roman"/>
+        </w:rPr>
+        <w:t>https://doi.org/10.1016/j.ijinfomgt.2018.10.013</w:t>
+      </w:r>
+      <w:r>
+        <w:rPr>
+          <w:rFonts w:hint="default" w:ascii="Times New Roman" w:hAnsi="Times New Roman" w:cs="Times New Roman"/>
         </w:rPr>
         <w:fldChar w:fldCharType="end"/>
       </w:r>
     </w:p>
     <w:p>
       <w:pPr>
+        <w:pStyle w:val="14"/>
+        <w:keepNext w:val="0"/>
+        <w:keepLines w:val="0"/>
+        <w:pageBreakBefore w:val="0"/>
+        <w:widowControl w:val="0"/>
+        <w:numPr>
+          <w:ilvl w:val="0"/>
+          <w:numId w:val="2"/>
+        </w:numPr>
+        <w:kinsoku/>
+        <w:wordWrap w:val="0"/>
+        <w:overflowPunct/>
+        <w:topLinePunct w:val="0"/>
+        <w:autoSpaceDE/>
+        <w:autoSpaceDN/>
+        <w:bidi w:val="0"/>
+        <w:adjustRightInd/>
+        <w:snapToGrid/>
+        <w:spacing w:after="0" w:line="360" w:lineRule="auto"/>
+        <w:ind w:left="556" w:hanging="556" w:firstLineChars="0"/>
         <w:jc w:val="left"/>
-        <w:rPr>
-          <w:rFonts w:ascii="Times New Roman" w:hAnsi="Times New Roman" w:eastAsia="宋体" w:cs="Times New Roman"/>
-        </w:rPr>
-      </w:pPr>
-      <w:r>
-        <w:rPr>
-          <w:rFonts w:ascii="Times New Roman" w:hAnsi="Times New Roman" w:eastAsia="宋体" w:cs="Times New Roman"/>
-        </w:rPr>
-        <w:t>[8] OECD. (2019). IOSCO-OECD Core Competencies Framework on Financial Literacy for Investors. OECD Publishing. </w:t>
-      </w:r>
-      <w:r>
+        <w:textAlignment w:val="auto"/>
+        <w:rPr>
+          <w:rFonts w:hint="default" w:ascii="Times New Roman" w:hAnsi="Times New Roman" w:cs="Times New Roman"/>
+        </w:rPr>
+      </w:pPr>
+      <w:r>
+        <w:rPr>
+          <w:rFonts w:hint="default" w:ascii="Times New Roman" w:hAnsi="Times New Roman" w:cs="Times New Roman"/>
+        </w:rPr>
+        <w:t>Xiao, R., Wu, Z., &amp; Hamari, J. (2022). Internet-of-Gamification: A review of literature on IoT-enabled gamification for user engagement. International Journal of Human-Computer Interaction, 38(12), 1113-1137. </w:t>
+      </w:r>
+      <w:r>
+        <w:rPr>
+          <w:rFonts w:hint="default" w:ascii="Times New Roman" w:hAnsi="Times New Roman" w:cs="Times New Roman"/>
+        </w:rPr>
         <w:fldChar w:fldCharType="begin"/>
       </w:r>
       <w:r>
-        <w:instrText xml:space="preserve"> HYPERLINK "https://doi.org/10.1787/566ce90b-en" \t "_blank" </w:instrText>
-      </w:r>
-      <w:r>
+        <w:rPr>
+          <w:rFonts w:hint="default" w:ascii="Times New Roman" w:hAnsi="Times New Roman" w:cs="Times New Roman"/>
+        </w:rPr>
+        <w:instrText xml:space="preserve"> HYPERLINK "https://doi.org/10.1080/10447318.2021.1990517" \t "_blank" </w:instrText>
+      </w:r>
+      <w:r>
+        <w:rPr>
+          <w:rFonts w:hint="default" w:ascii="Times New Roman" w:hAnsi="Times New Roman" w:cs="Times New Roman"/>
+        </w:rPr>
         <w:fldChar w:fldCharType="separate"/>
       </w:r>
       <w:r>
         <w:rPr>
-          <w:rFonts w:ascii="Times New Roman" w:hAnsi="Times New Roman" w:eastAsia="宋体" w:cs="Times New Roman"/>
-        </w:rPr>
-        <w:t>https://doi.org/10.1787/566ce90b-en</w:t>
-      </w:r>
-      <w:r>
-        <w:rPr>
-          <w:rFonts w:ascii="Times New Roman" w:hAnsi="Times New Roman" w:eastAsia="宋体" w:cs="Times New Roman"/>
+          <w:rFonts w:hint="default" w:ascii="Times New Roman" w:hAnsi="Times New Roman" w:cs="Times New Roman"/>
+        </w:rPr>
+        <w:t>https://doi.org/10.1080/10447318.2021.1990517</w:t>
+      </w:r>
+      <w:r>
+        <w:rPr>
+          <w:rFonts w:hint="default" w:ascii="Times New Roman" w:hAnsi="Times New Roman" w:cs="Times New Roman"/>
         </w:rPr>
         <w:fldChar w:fldCharType="end"/>
       </w:r>
     </w:p>
     <w:p>
       <w:pPr>
+        <w:pStyle w:val="14"/>
+        <w:keepNext w:val="0"/>
+        <w:keepLines w:val="0"/>
+        <w:pageBreakBefore w:val="0"/>
+        <w:widowControl w:val="0"/>
+        <w:numPr>
+          <w:ilvl w:val="0"/>
+          <w:numId w:val="2"/>
+        </w:numPr>
+        <w:kinsoku/>
+        <w:wordWrap w:val="0"/>
+        <w:overflowPunct/>
+        <w:topLinePunct w:val="0"/>
+        <w:autoSpaceDE/>
+        <w:autoSpaceDN/>
+        <w:bidi w:val="0"/>
+        <w:adjustRightInd/>
+        <w:snapToGrid/>
+        <w:spacing w:after="0" w:line="360" w:lineRule="auto"/>
+        <w:ind w:left="556" w:hanging="556" w:firstLineChars="0"/>
         <w:jc w:val="left"/>
-        <w:rPr>
-          <w:rFonts w:ascii="Times New Roman" w:hAnsi="Times New Roman" w:eastAsia="宋体" w:cs="Times New Roman"/>
-        </w:rPr>
-      </w:pPr>
-      <w:r>
-        <w:rPr>
-          <w:rFonts w:ascii="Times New Roman" w:hAnsi="Times New Roman" w:eastAsia="宋体" w:cs="Times New Roman"/>
-        </w:rPr>
-        <w:t>[9] Design Council. (n.d.). Framework for Innovation: Design Council's evolved Double Diamond. </w:t>
-      </w:r>
-      <w:r>
+        <w:textAlignment w:val="auto"/>
+        <w:rPr>
+          <w:rFonts w:hint="default" w:ascii="Times New Roman" w:hAnsi="Times New Roman" w:cs="Times New Roman"/>
+        </w:rPr>
+      </w:pPr>
+      <w:r>
+        <w:rPr>
+          <w:rFonts w:hint="default" w:ascii="Times New Roman" w:hAnsi="Times New Roman" w:cs="Times New Roman"/>
+        </w:rPr>
+        <w:t>Financial Conduct Authority. (2024). Digital engagement practices: A trading apps experiment. FCA Research Note. </w:t>
+      </w:r>
+      <w:r>
+        <w:rPr>
+          <w:rFonts w:hint="default" w:ascii="Times New Roman" w:hAnsi="Times New Roman" w:cs="Times New Roman"/>
+        </w:rPr>
         <w:fldChar w:fldCharType="begin"/>
       </w:r>
       <w:r>
-        <w:instrText xml:space="preserve"> HYPERLINK "https://www.designcouncil.org.uk/resources/framework-for-innovation/" \t "_blank" </w:instrText>
-      </w:r>
-      <w:r>
+        <w:rPr>
+          <w:rFonts w:hint="default" w:ascii="Times New Roman" w:hAnsi="Times New Roman" w:cs="Times New Roman"/>
+        </w:rPr>
+        <w:instrText xml:space="preserve"> HYPERLINK "https://www.fca.org.uk/publications/research-notes/research-note-digital-engagement-practices-trading-apps-experiment" \t "_blank" </w:instrText>
+      </w:r>
+      <w:r>
+        <w:rPr>
+          <w:rFonts w:hint="default" w:ascii="Times New Roman" w:hAnsi="Times New Roman" w:cs="Times New Roman"/>
+        </w:rPr>
         <w:fldChar w:fldCharType="separate"/>
       </w:r>
       <w:r>
         <w:rPr>
-          <w:rFonts w:ascii="Times New Roman" w:hAnsi="Times New Roman" w:eastAsia="宋体" w:cs="Times New Roman"/>
-        </w:rPr>
-        <w:t>https://www.designcouncil.org.uk/resources/framework-for-innovation/</w:t>
-      </w:r>
-      <w:r>
-        <w:rPr>
-          <w:rFonts w:ascii="Times New Roman" w:hAnsi="Times New Roman" w:eastAsia="宋体" w:cs="Times New Roman"/>
+          <w:rFonts w:hint="default" w:ascii="Times New Roman" w:hAnsi="Times New Roman" w:cs="Times New Roman"/>
+        </w:rPr>
+        <w:t>https://www.fca.org.uk/publications/research-notes/research-note-digital-engagement-practices-trading-apps-experiment</w:t>
+      </w:r>
+      <w:r>
+        <w:rPr>
+          <w:rFonts w:hint="default" w:ascii="Times New Roman" w:hAnsi="Times New Roman" w:cs="Times New Roman"/>
         </w:rPr>
         <w:fldChar w:fldCharType="end"/>
       </w:r>
     </w:p>
     <w:p>
       <w:pPr>
+        <w:pStyle w:val="14"/>
+        <w:keepNext w:val="0"/>
+        <w:keepLines w:val="0"/>
+        <w:pageBreakBefore w:val="0"/>
+        <w:widowControl w:val="0"/>
+        <w:numPr>
+          <w:ilvl w:val="0"/>
+          <w:numId w:val="2"/>
+        </w:numPr>
+        <w:kinsoku/>
+        <w:wordWrap w:val="0"/>
+        <w:overflowPunct/>
+        <w:topLinePunct w:val="0"/>
+        <w:autoSpaceDE/>
+        <w:autoSpaceDN/>
+        <w:bidi w:val="0"/>
+        <w:adjustRightInd/>
+        <w:snapToGrid/>
+        <w:spacing w:after="0" w:line="360" w:lineRule="auto"/>
+        <w:ind w:left="556" w:hanging="556" w:firstLineChars="0"/>
         <w:jc w:val="left"/>
-        <w:rPr>
-          <w:rFonts w:ascii="Times New Roman" w:hAnsi="Times New Roman" w:eastAsia="宋体" w:cs="Times New Roman"/>
-        </w:rPr>
-      </w:pPr>
-      <w:r>
-        <w:rPr>
-          <w:rFonts w:ascii="Times New Roman" w:hAnsi="Times New Roman" w:eastAsia="宋体" w:cs="Times New Roman"/>
-        </w:rPr>
-        <w:t>[10] Deterding, S., Dixon, D., Khaled, R., &amp; Nacke, L. (2011). From game design elements to gamefulness: Defining “gamification”. Proceedings of the 15th International Academic MindTrek Conference: Envisioning Future Media Environments, 9-15. </w:t>
-      </w:r>
-      <w:r>
+        <w:textAlignment w:val="auto"/>
+        <w:rPr>
+          <w:rFonts w:hint="default" w:ascii="Times New Roman" w:hAnsi="Times New Roman" w:cs="Times New Roman"/>
+        </w:rPr>
+      </w:pPr>
+      <w:r>
+        <w:rPr>
+          <w:rFonts w:hint="default" w:ascii="Times New Roman" w:hAnsi="Times New Roman" w:cs="Times New Roman"/>
+        </w:rPr>
+        <w:t>U.S. Securities and Exchange Commission. (2021). SEC Requests Information and Comment on Broker-Dealer and Investment Adviser Digital Engagement Practices, Related Tools and Methods, and Regulatory Considerations and Potential Approaches; Information and Comments on Investment Adviser Use of Technology. </w:t>
+      </w:r>
+      <w:r>
+        <w:rPr>
+          <w:rFonts w:hint="default" w:ascii="Times New Roman" w:hAnsi="Times New Roman" w:cs="Times New Roman"/>
+        </w:rPr>
         <w:fldChar w:fldCharType="begin"/>
       </w:r>
       <w:r>
-        <w:instrText xml:space="preserve"> HYPERLINK "https://doi.org/10.1145/2181037.2181040" \t "_blank" </w:instrText>
-      </w:r>
-      <w:r>
+        <w:rPr>
+          <w:rFonts w:hint="default" w:ascii="Times New Roman" w:hAnsi="Times New Roman" w:cs="Times New Roman"/>
+        </w:rPr>
+        <w:instrText xml:space="preserve"> HYPERLINK "https://www.sec.gov/newsroom/press-releases/2021-167" \t "_blank" </w:instrText>
+      </w:r>
+      <w:r>
+        <w:rPr>
+          <w:rFonts w:hint="default" w:ascii="Times New Roman" w:hAnsi="Times New Roman" w:cs="Times New Roman"/>
+        </w:rPr>
         <w:fldChar w:fldCharType="separate"/>
       </w:r>
       <w:r>
         <w:rPr>
-          <w:rFonts w:ascii="Times New Roman" w:hAnsi="Times New Roman" w:eastAsia="宋体" w:cs="Times New Roman"/>
-        </w:rPr>
-        <w:t>https://doi.org/10.1145/2181037.2181040</w:t>
-      </w:r>
-      <w:r>
-        <w:rPr>
-          <w:rFonts w:ascii="Times New Roman" w:hAnsi="Times New Roman" w:eastAsia="宋体" w:cs="Times New Roman"/>
+          <w:rFonts w:hint="default" w:ascii="Times New Roman" w:hAnsi="Times New Roman" w:cs="Times New Roman"/>
+        </w:rPr>
+        <w:t>https://www.sec.gov/newsroom/press-releases/2021-167</w:t>
+      </w:r>
+      <w:r>
+        <w:rPr>
+          <w:rFonts w:hint="default" w:ascii="Times New Roman" w:hAnsi="Times New Roman" w:cs="Times New Roman"/>
         </w:rPr>
         <w:fldChar w:fldCharType="end"/>
       </w:r>
     </w:p>
     <w:p>
       <w:pPr>
+        <w:pStyle w:val="14"/>
+        <w:keepNext w:val="0"/>
+        <w:keepLines w:val="0"/>
+        <w:pageBreakBefore w:val="0"/>
+        <w:widowControl w:val="0"/>
+        <w:numPr>
+          <w:ilvl w:val="0"/>
+          <w:numId w:val="2"/>
+        </w:numPr>
+        <w:kinsoku/>
+        <w:wordWrap w:val="0"/>
+        <w:overflowPunct/>
+        <w:topLinePunct w:val="0"/>
+        <w:autoSpaceDE/>
+        <w:autoSpaceDN/>
+        <w:bidi w:val="0"/>
+        <w:adjustRightInd/>
+        <w:snapToGrid/>
+        <w:spacing w:after="0" w:line="360" w:lineRule="auto"/>
+        <w:ind w:left="556" w:hanging="556" w:firstLineChars="0"/>
         <w:jc w:val="left"/>
-        <w:rPr>
-          <w:rFonts w:ascii="Times New Roman" w:hAnsi="Times New Roman" w:eastAsia="宋体" w:cs="Times New Roman"/>
-        </w:rPr>
-      </w:pPr>
-      <w:r>
-        <w:rPr>
-          <w:rFonts w:ascii="Times New Roman" w:hAnsi="Times New Roman" w:eastAsia="宋体" w:cs="Times New Roman"/>
-        </w:rPr>
-        <w:t>[11] Koivisto, J., &amp; Hamari, J. (2019). The rise of motivational information systems: A review of gamification research. International Journal of Information Management, 45, 191-210. </w:t>
-      </w:r>
-      <w:r>
+        <w:textAlignment w:val="auto"/>
+        <w:rPr>
+          <w:rFonts w:hint="default" w:ascii="Times New Roman" w:hAnsi="Times New Roman" w:cs="Times New Roman"/>
+        </w:rPr>
+      </w:pPr>
+      <w:r>
+        <w:rPr>
+          <w:rFonts w:hint="default" w:ascii="Times New Roman" w:hAnsi="Times New Roman" w:cs="Times New Roman"/>
+          <w:lang w:val="es-ES"/>
+        </w:rPr>
+        <w:t xml:space="preserve">Ryan, R. M., &amp; Deci, E. L. (2000). </w:t>
+      </w:r>
+      <w:r>
+        <w:rPr>
+          <w:rFonts w:hint="default" w:ascii="Times New Roman" w:hAnsi="Times New Roman" w:cs="Times New Roman"/>
+        </w:rPr>
+        <w:t>Self-determination theory and the facilitation of intrinsic motivation, social development, and well-being. American Psychologist, 55(1), 68-78. </w:t>
+      </w:r>
+      <w:r>
+        <w:rPr>
+          <w:rFonts w:hint="default" w:ascii="Times New Roman" w:hAnsi="Times New Roman" w:cs="Times New Roman"/>
+        </w:rPr>
         <w:fldChar w:fldCharType="begin"/>
       </w:r>
       <w:r>
-        <w:instrText xml:space="preserve"> HYPERLINK "https://doi.org/10.1016/j.ijinfomgt.2018.10.013" \t "_blank" </w:instrText>
-      </w:r>
-      <w:r>
+        <w:rPr>
+          <w:rFonts w:hint="default" w:ascii="Times New Roman" w:hAnsi="Times New Roman" w:cs="Times New Roman"/>
+        </w:rPr>
+        <w:instrText xml:space="preserve"> HYPERLINK "https://doi.org/10.1037/0003-066X.55.1.68" \t "_blank" </w:instrText>
+      </w:r>
+      <w:r>
+        <w:rPr>
+          <w:rFonts w:hint="default" w:ascii="Times New Roman" w:hAnsi="Times New Roman" w:cs="Times New Roman"/>
+        </w:rPr>
         <w:fldChar w:fldCharType="separate"/>
       </w:r>
       <w:r>
         <w:rPr>
-          <w:rFonts w:ascii="Times New Roman" w:hAnsi="Times New Roman" w:eastAsia="宋体" w:cs="Times New Roman"/>
-        </w:rPr>
-        <w:t>https://doi.org/10.1016/j.ijinfomgt.2018.10.013</w:t>
-      </w:r>
-      <w:r>
-        <w:rPr>
-          <w:rFonts w:ascii="Times New Roman" w:hAnsi="Times New Roman" w:eastAsia="宋体" w:cs="Times New Roman"/>
+          <w:rFonts w:hint="default" w:ascii="Times New Roman" w:hAnsi="Times New Roman" w:cs="Times New Roman"/>
+        </w:rPr>
+        <w:t>https://doi.org/10.1037/0003-066X.55.1.68</w:t>
+      </w:r>
+      <w:r>
+        <w:rPr>
+          <w:rFonts w:hint="default" w:ascii="Times New Roman" w:hAnsi="Times New Roman" w:cs="Times New Roman"/>
         </w:rPr>
         <w:fldChar w:fldCharType="end"/>
       </w:r>
     </w:p>
     <w:p>
       <w:pPr>
+        <w:pStyle w:val="14"/>
+        <w:keepNext w:val="0"/>
+        <w:keepLines w:val="0"/>
+        <w:pageBreakBefore w:val="0"/>
+        <w:widowControl w:val="0"/>
+        <w:numPr>
+          <w:ilvl w:val="0"/>
+          <w:numId w:val="2"/>
+        </w:numPr>
+        <w:kinsoku/>
+        <w:wordWrap w:val="0"/>
+        <w:overflowPunct/>
+        <w:topLinePunct w:val="0"/>
+        <w:autoSpaceDE/>
+        <w:autoSpaceDN/>
+        <w:bidi w:val="0"/>
+        <w:adjustRightInd/>
+        <w:snapToGrid/>
+        <w:spacing w:after="0" w:line="360" w:lineRule="auto"/>
+        <w:ind w:left="556" w:hanging="556" w:firstLineChars="0"/>
         <w:jc w:val="left"/>
-        <w:rPr>
-          <w:rFonts w:ascii="Times New Roman" w:hAnsi="Times New Roman" w:eastAsia="宋体" w:cs="Times New Roman"/>
-        </w:rPr>
-      </w:pPr>
-      <w:r>
-        <w:rPr>
-          <w:rFonts w:ascii="Times New Roman" w:hAnsi="Times New Roman" w:eastAsia="宋体" w:cs="Times New Roman"/>
-        </w:rPr>
-        <w:t>[12] Xiao, R., Wu, Z., &amp; Hamari, J. (2022). Internet-of-Gamification: A review of literature on IoT-enabled gamification for user engagement. International Journal of Human-Computer Interaction, 38(12), 1113-1137. </w:t>
-      </w:r>
-      <w:r>
+        <w:textAlignment w:val="auto"/>
+        <w:rPr>
+          <w:rFonts w:hint="default" w:ascii="Times New Roman" w:hAnsi="Times New Roman" w:cs="Times New Roman"/>
+        </w:rPr>
+      </w:pPr>
+      <w:r>
+        <w:rPr>
+          <w:rFonts w:hint="default" w:ascii="Times New Roman" w:hAnsi="Times New Roman" w:cs="Times New Roman"/>
+        </w:rPr>
+        <w:t>Csikszentmihalyi, M. (1990). Flow: The Psychology of Optimal Experience. Harper &amp; Row.</w:t>
+      </w:r>
+    </w:p>
+    <w:p>
+      <w:pPr>
+        <w:pStyle w:val="14"/>
+        <w:keepNext w:val="0"/>
+        <w:keepLines w:val="0"/>
+        <w:pageBreakBefore w:val="0"/>
+        <w:widowControl w:val="0"/>
+        <w:numPr>
+          <w:ilvl w:val="0"/>
+          <w:numId w:val="2"/>
+        </w:numPr>
+        <w:kinsoku/>
+        <w:wordWrap w:val="0"/>
+        <w:overflowPunct/>
+        <w:topLinePunct w:val="0"/>
+        <w:autoSpaceDE/>
+        <w:autoSpaceDN/>
+        <w:bidi w:val="0"/>
+        <w:adjustRightInd/>
+        <w:snapToGrid/>
+        <w:spacing w:after="0" w:line="360" w:lineRule="auto"/>
+        <w:ind w:left="556" w:hanging="556" w:firstLineChars="0"/>
+        <w:jc w:val="left"/>
+        <w:textAlignment w:val="auto"/>
+        <w:rPr>
+          <w:rFonts w:hint="default" w:ascii="Times New Roman" w:hAnsi="Times New Roman" w:cs="Times New Roman"/>
+        </w:rPr>
+      </w:pPr>
+      <w:r>
+        <w:rPr>
+          <w:rFonts w:hint="default" w:ascii="Times New Roman" w:hAnsi="Times New Roman" w:cs="Times New Roman"/>
+        </w:rPr>
+        <w:t>Dunlosky, J., Rawson, K. A., Marsh, E. J., Nathan, M. J., &amp; Willingham, D. T. (2013). Improving students' learning with effective learning techniques: Promising directions from cognitive and educational psychology. Psychological Science in the Public Interest, 14(1), 4-58. </w:t>
+      </w:r>
+      <w:r>
+        <w:rPr>
+          <w:rFonts w:hint="default" w:ascii="Times New Roman" w:hAnsi="Times New Roman" w:cs="Times New Roman"/>
+        </w:rPr>
         <w:fldChar w:fldCharType="begin"/>
       </w:r>
       <w:r>
-        <w:instrText xml:space="preserve"> HYPERLINK "https://doi.org/10.1080/10447318.2021.1990517" \t "_blank" </w:instrText>
-      </w:r>
-      <w:r>
+        <w:rPr>
+          <w:rFonts w:hint="default" w:ascii="Times New Roman" w:hAnsi="Times New Roman" w:cs="Times New Roman"/>
+        </w:rPr>
+        <w:instrText xml:space="preserve"> HYPERLINK "https://doi.org/10.1177/1529100612453266" \t "_blank" </w:instrText>
+      </w:r>
+      <w:r>
+        <w:rPr>
+          <w:rFonts w:hint="default" w:ascii="Times New Roman" w:hAnsi="Times New Roman" w:cs="Times New Roman"/>
+        </w:rPr>
         <w:fldChar w:fldCharType="separate"/>
       </w:r>
       <w:r>
         <w:rPr>
-          <w:rFonts w:ascii="Times New Roman" w:hAnsi="Times New Roman" w:eastAsia="宋体" w:cs="Times New Roman"/>
-        </w:rPr>
-        <w:t>https://doi.org/10.1080/10447318.2021.1990517</w:t>
-      </w:r>
-      <w:r>
-        <w:rPr>
-          <w:rFonts w:ascii="Times New Roman" w:hAnsi="Times New Roman" w:eastAsia="宋体" w:cs="Times New Roman"/>
+          <w:rFonts w:hint="default" w:ascii="Times New Roman" w:hAnsi="Times New Roman" w:cs="Times New Roman"/>
+        </w:rPr>
+        <w:t>https://doi.org/10.1177/1529100612453266</w:t>
+      </w:r>
+      <w:r>
+        <w:rPr>
+          <w:rFonts w:hint="default" w:ascii="Times New Roman" w:hAnsi="Times New Roman" w:cs="Times New Roman"/>
         </w:rPr>
         <w:fldChar w:fldCharType="end"/>
       </w:r>
     </w:p>
     <w:p>
       <w:pPr>
+        <w:pStyle w:val="14"/>
+        <w:keepNext w:val="0"/>
+        <w:keepLines w:val="0"/>
+        <w:pageBreakBefore w:val="0"/>
+        <w:widowControl w:val="0"/>
+        <w:numPr>
+          <w:ilvl w:val="0"/>
+          <w:numId w:val="2"/>
+        </w:numPr>
+        <w:kinsoku/>
+        <w:wordWrap w:val="0"/>
+        <w:overflowPunct/>
+        <w:topLinePunct w:val="0"/>
+        <w:autoSpaceDE/>
+        <w:autoSpaceDN/>
+        <w:bidi w:val="0"/>
+        <w:adjustRightInd/>
+        <w:snapToGrid/>
+        <w:spacing w:after="0" w:line="360" w:lineRule="auto"/>
+        <w:ind w:left="556" w:hanging="556" w:firstLineChars="0"/>
         <w:jc w:val="left"/>
-        <w:rPr>
-          <w:rFonts w:ascii="Times New Roman" w:hAnsi="Times New Roman" w:eastAsia="宋体" w:cs="Times New Roman"/>
-        </w:rPr>
-      </w:pPr>
-      <w:r>
-        <w:rPr>
-          <w:rFonts w:ascii="Times New Roman" w:hAnsi="Times New Roman" w:eastAsia="宋体" w:cs="Times New Roman"/>
-        </w:rPr>
-        <w:t>[13] Financial Conduct Authority. (2024). Digital engagement practices: A trading apps experiment. FCA Research Note. </w:t>
-      </w:r>
-      <w:r>
+        <w:textAlignment w:val="auto"/>
+        <w:rPr>
+          <w:rFonts w:hint="default" w:ascii="Times New Roman" w:hAnsi="Times New Roman" w:cs="Times New Roman"/>
+        </w:rPr>
+      </w:pPr>
+      <w:r>
+        <w:rPr>
+          <w:rFonts w:hint="default" w:ascii="Times New Roman" w:hAnsi="Times New Roman" w:cs="Times New Roman"/>
+        </w:rPr>
+        <w:t>Eyal, N. (2014). Hooked: How to Build Habit-Forming Products. Portfolio.</w:t>
+      </w:r>
+    </w:p>
+    <w:p>
+      <w:pPr>
+        <w:pStyle w:val="14"/>
+        <w:keepNext w:val="0"/>
+        <w:keepLines w:val="0"/>
+        <w:pageBreakBefore w:val="0"/>
+        <w:widowControl w:val="0"/>
+        <w:numPr>
+          <w:ilvl w:val="0"/>
+          <w:numId w:val="2"/>
+        </w:numPr>
+        <w:kinsoku/>
+        <w:wordWrap w:val="0"/>
+        <w:overflowPunct/>
+        <w:topLinePunct w:val="0"/>
+        <w:autoSpaceDE/>
+        <w:autoSpaceDN/>
+        <w:bidi w:val="0"/>
+        <w:adjustRightInd/>
+        <w:snapToGrid/>
+        <w:spacing w:after="0" w:line="360" w:lineRule="auto"/>
+        <w:ind w:left="556" w:hanging="556" w:firstLineChars="0"/>
+        <w:jc w:val="left"/>
+        <w:textAlignment w:val="auto"/>
+      </w:pPr>
+      <w:r>
+        <w:rPr>
+          <w:rFonts w:hint="default" w:ascii="Times New Roman" w:hAnsi="Times New Roman" w:cs="Times New Roman"/>
+        </w:rPr>
+        <w:t>Benyon, D. (2019). Designing User Experience: A Guide to HCI, UX and Interaction Design (4th ed.). Pearson. </w:t>
+      </w:r>
+      <w:r>
+        <w:rPr>
+          <w:rFonts w:hint="default" w:ascii="Times New Roman" w:hAnsi="Times New Roman" w:cs="Times New Roman"/>
+        </w:rPr>
         <w:fldChar w:fldCharType="begin"/>
       </w:r>
       <w:r>
-        <w:instrText xml:space="preserve"> HYPERLINK "https://www.fca.org.uk/publications/research-notes/research-note-digital-engagement-practices-trading-apps-experiment" \t "_blank" </w:instrText>
-      </w:r>
-      <w:r>
+        <w:rPr>
+          <w:rFonts w:hint="default" w:ascii="Times New Roman" w:hAnsi="Times New Roman" w:cs="Times New Roman"/>
+        </w:rPr>
+        <w:instrText xml:space="preserve"> HYPERLINK "https://www.pearson.com/se/Nordics-Higher-Education/subject-catalogue/computer-science/designing-user-experience-a-guide-to-HCI-UX-and-interaction-design.html" \t "_blank" </w:instrText>
+      </w:r>
+      <w:r>
+        <w:rPr>
+          <w:rFonts w:hint="default" w:ascii="Times New Roman" w:hAnsi="Times New Roman" w:cs="Times New Roman"/>
+        </w:rPr>
         <w:fldChar w:fldCharType="separate"/>
       </w:r>
       <w:r>
         <w:rPr>
-          <w:rFonts w:ascii="Times New Roman" w:hAnsi="Times New Roman" w:eastAsia="宋体" w:cs="Times New Roman"/>
-        </w:rPr>
-        <w:t>https://www.fca.org.uk/publications/research-notes/research-note-digital-engagement-practices-trading-apps-experiment</w:t>
-      </w:r>
-      <w:r>
-        <w:rPr>
-          <w:rFonts w:ascii="Times New Roman" w:hAnsi="Times New Roman" w:eastAsia="宋体" w:cs="Times New Roman"/>
+          <w:rFonts w:hint="default" w:ascii="Times New Roman" w:hAnsi="Times New Roman" w:cs="Times New Roman"/>
+        </w:rPr>
+        <w:t>https://www.pearson.com/se/Nordics-Higher-Education/subject-catalogue/computer-science/designing-user-experience-a-guide-to-HCI-UX-and-interaction-design.html</w:t>
+      </w:r>
+      <w:r>
+        <w:rPr>
+          <w:rFonts w:hint="default" w:ascii="Times New Roman" w:hAnsi="Times New Roman" w:cs="Times New Roman"/>
         </w:rPr>
         <w:fldChar w:fldCharType="end"/>
       </w:r>
     </w:p>
-    <w:p>
-      <w:pPr>
-        <w:jc w:val="left"/>
-        <w:rPr>
-          <w:rFonts w:ascii="Times New Roman" w:hAnsi="Times New Roman" w:eastAsia="宋体" w:cs="Times New Roman"/>
-        </w:rPr>
-      </w:pPr>
-      <w:r>
-        <w:rPr>
-          <w:rFonts w:ascii="Times New Roman" w:hAnsi="Times New Roman" w:eastAsia="宋体" w:cs="Times New Roman"/>
-        </w:rPr>
-        <w:t>[14] U.S. Securities and Exchange Commission. (2021). SEC Requests Information and Comment on Broker-Dealer and Investment Adviser Digital Engagement Practices, Related Tools and Methods, and Regulatory Considerations and Potential Approaches; Information and Comments on Investment Adviser Use of Technology. </w:t>
-      </w:r>
-      <w:r>
-        <w:fldChar w:fldCharType="begin"/>
-      </w:r>
-      <w:r>
-        <w:instrText xml:space="preserve"> HYPERLINK "https://www.sec.gov/newsroom/press-releases/2021-167" \t "_blank" </w:instrText>
-      </w:r>
-      <w:r>
-        <w:fldChar w:fldCharType="separate"/>
-      </w:r>
-      <w:r>
-        <w:rPr>
-          <w:rFonts w:ascii="Times New Roman" w:hAnsi="Times New Roman" w:eastAsia="宋体" w:cs="Times New Roman"/>
-        </w:rPr>
-        <w:t>https://www.sec.gov/newsroom/press-releases/2021-167</w:t>
-      </w:r>
-      <w:r>
-        <w:rPr>
-          <w:rFonts w:ascii="Times New Roman" w:hAnsi="Times New Roman" w:eastAsia="宋体" w:cs="Times New Roman"/>
-        </w:rPr>
-        <w:fldChar w:fldCharType="end"/>
-      </w:r>
-    </w:p>
-    <w:p>
-      <w:pPr>
-        <w:jc w:val="left"/>
-        <w:rPr>
-          <w:rFonts w:ascii="Times New Roman" w:hAnsi="Times New Roman" w:eastAsia="宋体" w:cs="Times New Roman"/>
-        </w:rPr>
-      </w:pPr>
-      <w:r>
-        <w:rPr>
-          <w:rFonts w:ascii="Times New Roman" w:hAnsi="Times New Roman" w:eastAsia="宋体" w:cs="Times New Roman"/>
-          <w:lang w:val="es-ES"/>
-        </w:rPr>
-        <w:t xml:space="preserve">[15] Ryan, R. M., &amp; Deci, E. L. (2000). </w:t>
-      </w:r>
-      <w:r>
-        <w:rPr>
-          <w:rFonts w:ascii="Times New Roman" w:hAnsi="Times New Roman" w:eastAsia="宋体" w:cs="Times New Roman"/>
-        </w:rPr>
-        <w:t>Self-determination theory and the facilitation of intrinsic motivation, social development, and well-being. American Psychologist, 55(1), 68-78. </w:t>
-      </w:r>
-      <w:r>
-        <w:fldChar w:fldCharType="begin"/>
-      </w:r>
-      <w:r>
-        <w:instrText xml:space="preserve"> HYPERLINK "https://doi.org/10.1037/0003-066X.55.1.68" \t "_blank" </w:instrText>
-      </w:r>
-      <w:r>
-        <w:fldChar w:fldCharType="separate"/>
-      </w:r>
-      <w:r>
-        <w:rPr>
-          <w:rFonts w:ascii="Times New Roman" w:hAnsi="Times New Roman" w:eastAsia="宋体" w:cs="Times New Roman"/>
-        </w:rPr>
-        <w:t>https://doi.org/10.1037/0003-066X.55.1.68</w:t>
-      </w:r>
-      <w:r>
-        <w:rPr>
-          <w:rFonts w:ascii="Times New Roman" w:hAnsi="Times New Roman" w:eastAsia="宋体" w:cs="Times New Roman"/>
-        </w:rPr>
-        <w:fldChar w:fldCharType="end"/>
-      </w:r>
-    </w:p>
-    <w:p>
-      <w:pPr>
-        <w:jc w:val="left"/>
-        <w:rPr>
-          <w:rFonts w:ascii="Times New Roman" w:hAnsi="Times New Roman" w:eastAsia="宋体" w:cs="Times New Roman"/>
-        </w:rPr>
-      </w:pPr>
-      <w:r>
-        <w:rPr>
-          <w:rFonts w:ascii="Times New Roman" w:hAnsi="Times New Roman" w:eastAsia="宋体" w:cs="Times New Roman"/>
-        </w:rPr>
-        <w:t>[16] Csikszentmihalyi, M. (1990). Flow: The Psychology of Optimal Experience. Harper &amp; Row.</w:t>
-      </w:r>
-    </w:p>
-    <w:p>
-      <w:pPr>
-        <w:jc w:val="left"/>
-        <w:rPr>
-          <w:rFonts w:ascii="Times New Roman" w:hAnsi="Times New Roman" w:eastAsia="宋体" w:cs="Times New Roman"/>
-        </w:rPr>
-      </w:pPr>
-      <w:r>
-        <w:rPr>
-          <w:rFonts w:ascii="Times New Roman" w:hAnsi="Times New Roman" w:eastAsia="宋体" w:cs="Times New Roman"/>
-        </w:rPr>
-        <w:t>[17] Dunlosky, J., Rawson, K. A., Marsh, E. J., Nathan, M. J., &amp; Willingham, D. T. (2013). Improving students' learning with effective learning techniques: Promising directions from cognitive and educational psychology. Psychological Science in the Public Interest, 14(1), 4-58. </w:t>
-      </w:r>
-      <w:r>
-        <w:fldChar w:fldCharType="begin"/>
-      </w:r>
-      <w:r>
-        <w:instrText xml:space="preserve"> HYPERLINK "https://doi.org/10.1177/1529100612453266" \t "_blank" </w:instrText>
-      </w:r>
-      <w:r>
-        <w:fldChar w:fldCharType="separate"/>
-      </w:r>
-      <w:r>
-        <w:rPr>
-          <w:rFonts w:ascii="Times New Roman" w:hAnsi="Times New Roman" w:eastAsia="宋体" w:cs="Times New Roman"/>
-        </w:rPr>
-        <w:t>https://doi.org/10.1177/1529100612453266</w:t>
-      </w:r>
-      <w:r>
-        <w:rPr>
-          <w:rFonts w:ascii="Times New Roman" w:hAnsi="Times New Roman" w:eastAsia="宋体" w:cs="Times New Roman"/>
-        </w:rPr>
-        <w:fldChar w:fldCharType="end"/>
-      </w:r>
-    </w:p>
-    <w:p>
-      <w:pPr>
-        <w:jc w:val="left"/>
-        <w:rPr>
-          <w:rFonts w:ascii="Times New Roman" w:hAnsi="Times New Roman" w:eastAsia="宋体" w:cs="Times New Roman"/>
-        </w:rPr>
-      </w:pPr>
-      <w:r>
-        <w:rPr>
-          <w:rFonts w:ascii="Times New Roman" w:hAnsi="Times New Roman" w:eastAsia="宋体" w:cs="Times New Roman"/>
-        </w:rPr>
-        <w:t>[18] Eyal, N. (2014). Hooked: How to Build Habit-Forming Products. Portfolio.</w:t>
-      </w:r>
-    </w:p>
-    <w:p>
-      <w:pPr>
-        <w:jc w:val="left"/>
-        <w:rPr>
-          <w:rFonts w:ascii="Times New Roman" w:hAnsi="Times New Roman" w:eastAsia="宋体" w:cs="Times New Roman"/>
-        </w:rPr>
-      </w:pPr>
-      <w:r>
-        <w:rPr>
-          <w:rFonts w:ascii="Times New Roman" w:hAnsi="Times New Roman" w:eastAsia="宋体" w:cs="Times New Roman"/>
-        </w:rPr>
-        <w:t>[19] Benyon, D. (2019). Designing User Experience: A Guide to HCI, UX and Interaction Design (4th ed.). Pearson. </w:t>
-      </w:r>
-      <w:r>
-        <w:fldChar w:fldCharType="begin"/>
-      </w:r>
-      <w:r>
-        <w:instrText xml:space="preserve"> HYPERLINK "https://www.pearson.com/se/Nordics-Higher-Education/subject-catalogue/computer-science/designing-user-experience-a-guide-to-HCI-UX-and-interaction-design.html" \t "_blank" </w:instrText>
-      </w:r>
-      <w:r>
-        <w:fldChar w:fldCharType="separate"/>
-      </w:r>
-      <w:r>
-        <w:rPr>
-          <w:rFonts w:ascii="Times New Roman" w:hAnsi="Times New Roman" w:eastAsia="宋体" w:cs="Times New Roman"/>
-        </w:rPr>
-        <w:t>https://www.pearson.com/se/Nordics-Higher-Education/subject-catalogue/computer-science/designing-user-experience-a-guide-to-HCI-UX-and-interaction-design.html</w:t>
-      </w:r>
-      <w:r>
-        <w:rPr>
-          <w:rFonts w:ascii="Times New Roman" w:hAnsi="Times New Roman" w:eastAsia="宋体" w:cs="Times New Roman"/>
-        </w:rPr>
-        <w:fldChar w:fldCharType="end"/>
-      </w:r>
-    </w:p>
-    <w:p/>
     <w:sectPr>
       <w:pgSz w:w="11906" w:h="16838"/>
       <w:pgMar w:top="1440" w:right="1800" w:bottom="1440" w:left="1800" w:header="851" w:footer="992" w:gutter="0"/>
@@ -14579,14 +15280,14 @@
 
 <file path=word/footnotes.xml><?xml version="1.0" encoding="utf-8"?>
 <w:footnotes xmlns:wpc="http://schemas.microsoft.com/office/word/2010/wordprocessingCanvas" xmlns:mc="http://schemas.openxmlformats.org/markup-compatibility/2006" xmlns:o="urn:schemas-microsoft-com:office:office" xmlns:r="http://schemas.openxmlformats.org/officeDocument/2006/relationships" xmlns:m="http://schemas.openxmlformats.org/officeDocument/2006/math" xmlns:v="urn:schemas-microsoft-com:vml" xmlns:wp14="http://schemas.microsoft.com/office/word/2010/wordprocessingDrawing" xmlns:wp="http://schemas.openxmlformats.org/drawingml/2006/wordprocessingDrawing" xmlns:w="http://schemas.openxmlformats.org/wordprocessingml/2006/main" xmlns:w14="http://schemas.microsoft.com/office/word/2010/wordml" xmlns:w15="http://schemas.microsoft.com/office/word/2012/wordml" xmlns:w10="urn:schemas-microsoft-com:office:word" xmlns:wpg="http://schemas.microsoft.com/office/word/2010/wordprocessingGroup" xmlns:wpi="http://schemas.microsoft.com/office/word/2010/wordprocessingInk" xmlns:wne="http://schemas.microsoft.com/office/word/2006/wordml" xmlns:wps="http://schemas.microsoft.com/office/word/2010/wordprocessingShape" xmlns:wpsCustomData="http://www.wps.cn/officeDocument/2013/wpsCustomData" mc:Ignorable="w14 w15 wp14">
-  <w:footnote w:type="separator" w:id="2">
+  <w:footnote w:type="separator" w:id="4">
     <w:p>
       <w:r>
         <w:separator/>
       </w:r>
     </w:p>
   </w:footnote>
-  <w:footnote w:type="continuationSeparator" w:id="3">
+  <w:footnote w:type="continuationSeparator" w:id="5">
     <w:p>
       <w:r>
         <w:continuationSeparator/>
@@ -14596,8 +15297,19 @@
   <w:footnote w:id="0">
     <w:p>
       <w:pPr>
-        <w:pStyle w:val="3"/>
+        <w:pStyle w:val="4"/>
+        <w:keepNext w:val="0"/>
+        <w:keepLines w:val="0"/>
+        <w:pageBreakBefore w:val="0"/>
+        <w:widowControl w:val="0"/>
+        <w:kinsoku/>
+        <w:wordWrap w:val="0"/>
+        <w:overflowPunct/>
+        <w:topLinePunct w:val="0"/>
+        <w:bidi w:val="0"/>
+        <w:adjustRightInd/>
         <w:snapToGrid w:val="0"/>
+        <w:textAlignment w:val="auto"/>
         <w:rPr>
           <w:rFonts w:hint="default"/>
           <w:lang w:val="en-US" w:eastAsia="zh-CN"/>
@@ -14605,7 +15317,7 @@
       </w:pPr>
       <w:r>
         <w:rPr>
-          <w:rStyle w:val="12"/>
+          <w:rStyle w:val="13"/>
         </w:rPr>
         <w:footnoteRef/>
       </w:r>
@@ -14685,7 +15397,111 @@
     </w:p>
     <w:p>
       <w:pPr>
-        <w:pStyle w:val="3"/>
+        <w:pStyle w:val="4"/>
+        <w:snapToGrid w:val="0"/>
+      </w:pPr>
+    </w:p>
+  </w:footnote>
+  <w:footnote w:id="1">
+    <w:p>
+      <w:pPr>
+        <w:pStyle w:val="4"/>
+        <w:keepNext w:val="0"/>
+        <w:keepLines w:val="0"/>
+        <w:pageBreakBefore w:val="0"/>
+        <w:widowControl w:val="0"/>
+        <w:kinsoku/>
+        <w:wordWrap w:val="0"/>
+        <w:overflowPunct/>
+        <w:topLinePunct w:val="0"/>
+        <w:bidi w:val="0"/>
+        <w:adjustRightInd/>
+        <w:snapToGrid w:val="0"/>
+        <w:textAlignment w:val="auto"/>
+        <w:rPr>
+          <w:rFonts w:hint="default"/>
+          <w:lang w:val="en-US" w:eastAsia="zh-CN"/>
+        </w:rPr>
+      </w:pPr>
+      <w:r>
+        <w:rPr>
+          <w:rStyle w:val="13"/>
+        </w:rPr>
+        <w:footnoteRef/>
+      </w:r>
+      <w:r>
+        <w:t xml:space="preserve"> </w:t>
+      </w:r>
+      <w:r>
+        <w:rPr>
+          <w:rFonts w:hint="default"/>
+          <w:lang w:val="en-US" w:eastAsia="zh-CN"/>
+        </w:rPr>
+        <w:t>注：黄色标注为本文根据 FirstSpot 产品定位添加。用于说明本项目聚焦于 Attention-Attitude、Entry Point of Engagement 与 Individual Engagement。</w:t>
+      </w:r>
+      <w:bookmarkStart w:id="29" w:name="_GoBack"/>
+      <w:bookmarkEnd w:id="29"/>
+    </w:p>
+    <w:p>
+      <w:pPr>
+        <w:pStyle w:val="4"/>
+        <w:keepNext w:val="0"/>
+        <w:keepLines w:val="0"/>
+        <w:pageBreakBefore w:val="0"/>
+        <w:widowControl w:val="0"/>
+        <w:kinsoku/>
+        <w:wordWrap w:val="0"/>
+        <w:overflowPunct/>
+        <w:topLinePunct w:val="0"/>
+        <w:bidi w:val="0"/>
+        <w:adjustRightInd/>
+        <w:snapToGrid w:val="0"/>
+        <w:textAlignment w:val="auto"/>
+        <w:rPr>
+          <w:rFonts w:hint="default"/>
+          <w:lang w:val="en-US" w:eastAsia="zh-CN"/>
+        </w:rPr>
+      </w:pPr>
+      <w:r>
+        <w:rPr>
+          <w:rFonts w:hint="default"/>
+          <w:lang w:val="en-US" w:eastAsia="zh-CN"/>
+        </w:rPr>
+        <w:t xml:space="preserve">资料来源：Xiao、Wu 与 Hamari（2022）用户参与三轴模型图，原图见该文第 </w:t>
+      </w:r>
+      <w:r>
+        <w:rPr>
+          <w:rFonts w:hint="eastAsia"/>
+          <w:lang w:val="en-US" w:eastAsia="zh-CN"/>
+        </w:rPr>
+        <w:t>5</w:t>
+      </w:r>
+      <w:r>
+        <w:rPr>
+          <w:rFonts w:hint="default"/>
+          <w:lang w:val="en-US" w:eastAsia="zh-CN"/>
+        </w:rPr>
+        <w:t xml:space="preserve"> 页</w:t>
+      </w:r>
+      <w:r>
+        <w:rPr>
+          <w:rFonts w:hint="default"/>
+          <w:vertAlign w:val="superscript"/>
+          <w:lang w:val="en-US" w:eastAsia="zh-CN"/>
+        </w:rPr>
+        <w:t>[12]</w:t>
+      </w:r>
+      <w:r>
+        <w:rPr>
+          <w:rFonts w:hint="default"/>
+          <w:lang w:val="en-US" w:eastAsia="zh-CN"/>
+        </w:rPr>
+        <w:t>。</w:t>
+      </w:r>
+    </w:p>
+    <w:p>
+      <w:pPr>
+        <w:pStyle w:val="4"/>
         <w:snapToGrid w:val="0"/>
       </w:pPr>
     </w:p>
@@ -14696,18 +15512,6 @@
 <file path=word/numbering.xml><?xml version="1.0" encoding="utf-8"?>
 <w:numbering xmlns:wpc="http://schemas.microsoft.com/office/word/2010/wordprocessingCanvas" xmlns:mc="http://schemas.openxmlformats.org/markup-compatibility/2006" xmlns:o="urn:schemas-microsoft-com:office:office" xmlns:r="http://schemas.openxmlformats.org/officeDocument/2006/relationships" xmlns:m="http://schemas.openxmlformats.org/officeDocument/2006/math" xmlns:v="urn:schemas-microsoft-com:vml" xmlns:wp14="http://schemas.microsoft.com/office/word/2010/wordprocessingDrawing" xmlns:wp="http://schemas.openxmlformats.org/drawingml/2006/wordprocessingDrawing" xmlns:w10="urn:schemas-microsoft-com:office:word" xmlns:w="http://schemas.openxmlformats.org/wordprocessingml/2006/main" xmlns:w14="http://schemas.microsoft.com/office/word/2010/wordml" xmlns:wpg="http://schemas.microsoft.com/office/word/2010/wordprocessingGroup" xmlns:wpi="http://schemas.microsoft.com/office/word/2010/wordprocessingInk" xmlns:wne="http://schemas.microsoft.com/office/word/2006/wordml" xmlns:wps="http://schemas.microsoft.com/office/word/2010/wordprocessingShape" xmlns:wpsCustomData="http://www.wps.cn/officeDocument/2013/wpsCustomData" mc:Ignorable="w14 wp14">
   <w:abstractNum w:abstractNumId="0">
-    <w:nsid w:val="82BDB902"/>
-    <w:multiLevelType w:val="singleLevel"/>
-    <w:tmpl w:val="82BDB902"/>
-    <w:lvl w:ilvl="0" w:tentative="0">
-      <w:start w:val="1"/>
-      <w:numFmt w:val="decimal"/>
-      <w:suff w:val="space"/>
-      <w:lvlText w:val="[%1]"/>
-      <w:lvlJc w:val="left"/>
-    </w:lvl>
-  </w:abstractNum>
-  <w:abstractNum w:abstractNumId="1">
     <w:nsid w:val="8F71993C"/>
     <w:multiLevelType w:val="singleLevel"/>
     <w:tmpl w:val="8F71993C"/>
@@ -14719,7 +15523,7 @@
       <w:lvlJc w:val="left"/>
     </w:lvl>
   </w:abstractNum>
-  <w:abstractNum w:abstractNumId="2">
+  <w:abstractNum w:abstractNumId="1">
     <w:nsid w:val="42993377"/>
     <w:multiLevelType w:val="multilevel"/>
     <w:tmpl w:val="42993377"/>
@@ -14809,13 +15613,10 @@
     </w:lvl>
   </w:abstractNum>
   <w:num w:numId="1">
-    <w:abstractNumId w:val="1"/>
+    <w:abstractNumId w:val="0"/>
   </w:num>
   <w:num w:numId="2">
-    <w:abstractNumId w:val="2"/>
-  </w:num>
-  <w:num w:numId="3">
-    <w:abstractNumId w:val="0"/>
+    <w:abstractNumId w:val="1"/>
   </w:num>
 </w:numbering>
 </file>
@@ -15097,13 +15898,35 @@
       <w:lang w:val="en-US" w:eastAsia="zh-CN" w:bidi="ar-SA"/>
     </w:rPr>
   </w:style>
-  <w:style w:type="character" w:default="1" w:styleId="8">
+  <w:style w:type="paragraph" w:styleId="2">
+    <w:name w:val="heading 3"/>
+    <w:basedOn w:val="1"/>
+    <w:next w:val="1"/>
+    <w:semiHidden/>
+    <w:unhideWhenUsed/>
+    <w:qFormat/>
+    <w:uiPriority w:val="0"/>
+    <w:pPr>
+      <w:spacing w:before="0" w:beforeAutospacing="1" w:after="0" w:afterAutospacing="1"/>
+      <w:jc w:val="left"/>
+    </w:pPr>
+    <w:rPr>
+      <w:rFonts w:hint="eastAsia" w:ascii="宋体" w:hAnsi="宋体" w:eastAsia="宋体" w:cs="宋体"/>
+      <w:b/>
+      <w:bCs/>
+      <w:kern w:val="0"/>
+      <w:sz w:val="27"/>
+      <w:szCs w:val="27"/>
+      <w:lang w:val="en-US" w:eastAsia="zh-CN" w:bidi="ar"/>
+    </w:rPr>
+  </w:style>
+  <w:style w:type="character" w:default="1" w:styleId="9">
     <w:name w:val="Default Paragraph Font"/>
     <w:semiHidden/>
     <w:qFormat/>
     <w:uiPriority w:val="0"/>
   </w:style>
-  <w:style w:type="table" w:default="1" w:styleId="6">
+  <w:style w:type="table" w:default="1" w:styleId="7">
     <w:name w:val="Normal Table"/>
     <w:semiHidden/>
     <w:qFormat/>
@@ -15117,14 +15940,14 @@
       </w:tblCellMar>
     </w:tblPr>
   </w:style>
-  <w:style w:type="paragraph" w:styleId="2">
+  <w:style w:type="paragraph" w:styleId="3">
     <w:name w:val="toc 1"/>
     <w:basedOn w:val="1"/>
     <w:next w:val="1"/>
     <w:qFormat/>
     <w:uiPriority w:val="0"/>
   </w:style>
-  <w:style w:type="paragraph" w:styleId="3">
+  <w:style w:type="paragraph" w:styleId="4">
     <w:name w:val="footnote text"/>
     <w:basedOn w:val="1"/>
     <w:qFormat/>
@@ -15137,7 +15960,7 @@
       <w:sz w:val="18"/>
     </w:rPr>
   </w:style>
-  <w:style w:type="paragraph" w:styleId="4">
+  <w:style w:type="paragraph" w:styleId="5">
     <w:name w:val="toc 2"/>
     <w:basedOn w:val="1"/>
     <w:next w:val="1"/>
@@ -15147,18 +15970,25 @@
       <w:ind w:left="420" w:leftChars="200"/>
     </w:pPr>
   </w:style>
-  <w:style w:type="paragraph" w:styleId="5">
+  <w:style w:type="paragraph" w:styleId="6">
     <w:name w:val="Normal (Web)"/>
     <w:basedOn w:val="1"/>
     <w:qFormat/>
     <w:uiPriority w:val="0"/>
+    <w:pPr>
+      <w:spacing w:before="0" w:beforeAutospacing="1" w:after="0" w:afterAutospacing="1"/>
+      <w:ind w:left="0" w:right="0"/>
+      <w:jc w:val="left"/>
+    </w:pPr>
     <w:rPr>
+      <w:kern w:val="0"/>
       <w:sz w:val="24"/>
+      <w:lang w:val="en-US" w:eastAsia="zh-CN" w:bidi="ar"/>
     </w:rPr>
   </w:style>
-  <w:style w:type="table" w:styleId="7">
+  <w:style w:type="table" w:styleId="8">
     <w:name w:val="Table Grid"/>
-    <w:basedOn w:val="6"/>
+    <w:basedOn w:val="7"/>
     <w:qFormat/>
     <w:uiPriority w:val="0"/>
     <w:pPr>
@@ -15176,27 +16006,27 @@
       </w:tblBorders>
     </w:tblPr>
   </w:style>
-  <w:style w:type="character" w:styleId="9">
+  <w:style w:type="character" w:styleId="10">
     <w:name w:val="Strong"/>
-    <w:basedOn w:val="8"/>
+    <w:basedOn w:val="9"/>
     <w:qFormat/>
     <w:uiPriority w:val="0"/>
     <w:rPr>
       <w:b/>
     </w:rPr>
   </w:style>
-  <w:style w:type="character" w:styleId="10">
+  <w:style w:type="character" w:styleId="11">
     <w:name w:val="Emphasis"/>
-    <w:basedOn w:val="8"/>
+    <w:basedOn w:val="9"/>
     <w:qFormat/>
     <w:uiPriority w:val="0"/>
     <w:rPr>
       <w:i/>
     </w:rPr>
   </w:style>
-  <w:style w:type="character" w:styleId="11">
+  <w:style w:type="character" w:styleId="12">
     <w:name w:val="Hyperlink"/>
-    <w:basedOn w:val="8"/>
+    <w:basedOn w:val="9"/>
     <w:qFormat/>
     <w:uiPriority w:val="0"/>
     <w:rPr>
@@ -15204,15 +16034,15 @@
       <w:u w:val="single"/>
     </w:rPr>
   </w:style>
-  <w:style w:type="character" w:styleId="12">
+  <w:style w:type="character" w:styleId="13">
     <w:name w:val="footnote reference"/>
-    <w:basedOn w:val="8"/>
+    <w:basedOn w:val="9"/>
     <w:uiPriority w:val="0"/>
     <w:rPr>
       <w:vertAlign w:val="superscript"/>
     </w:rPr>
   </w:style>
-  <w:style w:type="paragraph" w:styleId="13">
+  <w:style w:type="paragraph" w:styleId="14">
     <w:name w:val="List Paragraph"/>
     <w:basedOn w:val="1"/>
     <w:qFormat/>
